--- a/2022/Drafts/Compliance Documents/CF2R/2022-CF2R-ELC-01-E-ElectricReady.docx
+++ b/2022/Drafts/Compliance Documents/CF2R/2022-CF2R-ELC-01-E-ElectricReady.docx
@@ -1,7 +1,222 @@
 
 <file path=word/document.xml><?xml version="1.0" encoding="utf-8"?>
-<w:document xmlns:wpc="http://schemas.microsoft.com/office/word/2010/wordprocessingCanvas" xmlns:cx="http://schemas.microsoft.com/office/drawing/2014/chartex" xmlns:cx1="http://schemas.microsoft.com/office/drawing/2015/9/8/chartex" xmlns:cx2="http://schemas.microsoft.com/office/drawing/2015/10/21/chartex" xmlns:cx3="http://schemas.microsoft.com/office/drawing/2016/5/9/chartex" xmlns:cx4="http://schemas.microsoft.com/office/drawing/2016/5/10/chartex" xmlns:cx5="http://schemas.microsoft.com/office/drawing/2016/5/11/chartex" xmlns:cx6="http://schemas.microsoft.com/office/drawing/2016/5/12/chartex" xmlns:cx7="http://schemas.microsoft.com/office/drawing/2016/5/13/chartex" xmlns:cx8="http://schemas.microsoft.com/office/drawing/2016/5/14/chartex" xmlns:mc="http://schemas.openxmlformats.org/markup-compatibility/2006" xmlns:aink="http://schemas.microsoft.com/office/drawing/2016/ink" xmlns:am3d="http://schemas.microsoft.com/office/drawing/2017/model3d" xmlns:o="urn:schemas-microsoft-com:office:office" xmlns:r="http://schemas.openxmlformats.org/officeDocument/2006/relationships" xmlns:m="http://schemas.openxmlformats.org/officeDocument/2006/math" xmlns:v="urn:schemas-microsoft-com:vml" xmlns:wp14="http://schemas.microsoft.com/office/word/2010/wordprocessingDrawing" xmlns:wp="http://schemas.openxmlformats.org/drawingml/2006/wordprocessingDrawing" xmlns:w10="urn:schemas-microsoft-com:office:word" xmlns:w="http://schemas.openxmlformats.org/wordprocessingml/2006/main" xmlns:w14="http://schemas.microsoft.com/office/word/2010/wordml" xmlns:w15="http://schemas.microsoft.com/office/word/2012/wordml" xmlns:w16cex="http://schemas.microsoft.com/office/word/2018/wordml/cex" xmlns:w16cid="http://schemas.microsoft.com/office/word/2016/wordml/cid" xmlns:w16="http://schemas.microsoft.com/office/word/2018/wordml" xmlns:w16sdtdh="http://schemas.microsoft.com/office/word/2020/wordml/sdtdatahash" xmlns:w16se="http://schemas.microsoft.com/office/word/2015/wordml/symex" xmlns:wpg="http://schemas.microsoft.com/office/word/2010/wordprocessingGroup" xmlns:wpi="http://schemas.microsoft.com/office/word/2010/wordprocessingInk" xmlns:wne="http://schemas.microsoft.com/office/word/2006/wordml" xmlns:wps="http://schemas.microsoft.com/office/word/2010/wordprocessingShape" mc:Ignorable="w14 w15 w16se w16cid w16 w16cex w16sdtdh wp14">
+<w:document xmlns:wpc="http://schemas.microsoft.com/office/word/2010/wordprocessingCanvas" xmlns:cx="http://schemas.microsoft.com/office/drawing/2014/chartex" xmlns:cx1="http://schemas.microsoft.com/office/drawing/2015/9/8/chartex" xmlns:cx2="http://schemas.microsoft.com/office/drawing/2015/10/21/chartex" xmlns:cx3="http://schemas.microsoft.com/office/drawing/2016/5/9/chartex" xmlns:cx4="http://schemas.microsoft.com/office/drawing/2016/5/10/chartex" xmlns:cx5="http://schemas.microsoft.com/office/drawing/2016/5/11/chartex" xmlns:cx6="http://schemas.microsoft.com/office/drawing/2016/5/12/chartex" xmlns:cx7="http://schemas.microsoft.com/office/drawing/2016/5/13/chartex" xmlns:cx8="http://schemas.microsoft.com/office/drawing/2016/5/14/chartex" xmlns:mc="http://schemas.openxmlformats.org/markup-compatibility/2006" xmlns:aink="http://schemas.microsoft.com/office/drawing/2016/ink" xmlns:am3d="http://schemas.microsoft.com/office/drawing/2017/model3d" xmlns:o="urn:schemas-microsoft-com:office:office" xmlns:oel="http://schemas.microsoft.com/office/2019/extlst" xmlns:r="http://schemas.openxmlformats.org/officeDocument/2006/relationships" xmlns:m="http://schemas.openxmlformats.org/officeDocument/2006/math" xmlns:v="urn:schemas-microsoft-com:vml" xmlns:wp14="http://schemas.microsoft.com/office/word/2010/wordprocessingDrawing" xmlns:wp="http://schemas.openxmlformats.org/drawingml/2006/wordprocessingDrawing" xmlns:w10="urn:schemas-microsoft-com:office:word" xmlns:w="http://schemas.openxmlformats.org/wordprocessingml/2006/main" xmlns:w14="http://schemas.microsoft.com/office/word/2010/wordml" xmlns:w15="http://schemas.microsoft.com/office/word/2012/wordml" xmlns:w16cex="http://schemas.microsoft.com/office/word/2018/wordml/cex" xmlns:w16cid="http://schemas.microsoft.com/office/word/2016/wordml/cid" xmlns:w16="http://schemas.microsoft.com/office/word/2018/wordml" xmlns:w16sdtdh="http://schemas.microsoft.com/office/word/2020/wordml/sdtdatahash" xmlns:w16se="http://schemas.microsoft.com/office/word/2015/wordml/symex" xmlns:wpg="http://schemas.microsoft.com/office/word/2010/wordprocessingGroup" xmlns:wpi="http://schemas.microsoft.com/office/word/2010/wordprocessingInk" xmlns:wne="http://schemas.microsoft.com/office/word/2006/wordml" xmlns:wps="http://schemas.microsoft.com/office/word/2010/wordprocessingShape" mc:Ignorable="w14 w15 w16se w16cid w16 w16cex w16sdtdh wp14">
   <w:body>
+    <w:p>
+      <w:pPr>
+        <w:rPr>
+          <w:rFonts w:ascii="Calibri" w:hAnsi="Calibri"/>
+          <w:b/>
+          <w:sz w:val="24"/>
+          <w:szCs w:val="24"/>
+        </w:rPr>
+      </w:pPr>
+      <w:r>
+        <w:rPr>
+          <w:rFonts w:ascii="Calibri" w:hAnsi="Calibri"/>
+          <w:b/>
+          <w:sz w:val="24"/>
+          <w:szCs w:val="24"/>
+        </w:rPr>
+        <w:t>CERTIFICATE OF INSTALLATION</w:t>
+      </w:r>
+    </w:p>
+    <w:p>
+      <w:pPr>
+        <w:rPr>
+          <w:rFonts w:asciiTheme="minorHAnsi" w:hAnsiTheme="minorHAnsi" w:cstheme="minorHAnsi"/>
+          <w:sz w:val="24"/>
+          <w:szCs w:val="24"/>
+        </w:rPr>
+      </w:pPr>
+      <w:r>
+        <w:rPr>
+          <w:rFonts w:asciiTheme="minorHAnsi" w:hAnsiTheme="minorHAnsi" w:cstheme="minorHAnsi"/>
+          <w:b/>
+          <w:sz w:val="24"/>
+          <w:szCs w:val="24"/>
+        </w:rPr>
+        <w:t>Note:</w:t>
+      </w:r>
+      <w:r>
+        <w:rPr>
+          <w:rFonts w:asciiTheme="minorHAnsi" w:hAnsiTheme="minorHAnsi" w:cstheme="minorHAnsi"/>
+          <w:bCs/>
+          <w:sz w:val="24"/>
+          <w:szCs w:val="24"/>
+        </w:rPr>
+        <w:t xml:space="preserve"> This table completed by HERS Registry.</w:t>
+      </w:r>
+    </w:p>
+    <w:tbl>
+      <w:tblPr>
+        <w:tblStyle w:val="TableGrid"/>
+        <w:tblW w:w="4996" w:type="pct"/>
+        <w:tblLook w:val="0020" w:firstRow="1" w:lastRow="0" w:firstColumn="0" w:lastColumn="0" w:noHBand="0" w:noVBand="0"/>
+      </w:tblPr>
+      <w:tblGrid>
+        <w:gridCol w:w="5318"/>
+        <w:gridCol w:w="5463"/>
+      </w:tblGrid>
+      <w:tr>
+        <w:trPr>
+          <w:trHeight w:val="288"/>
+        </w:trPr>
+        <w:tc>
+          <w:tcPr>
+            <w:tcW w:w="5318" w:type="dxa"/>
+          </w:tcPr>
+          <w:p>
+            <w:pPr>
+              <w:rPr>
+                <w:rFonts w:ascii="Calibri" w:hAnsi="Calibri"/>
+                <w:sz w:val="24"/>
+                <w:szCs w:val="24"/>
+              </w:rPr>
+            </w:pPr>
+            <w:r>
+              <w:rPr>
+                <w:rFonts w:ascii="Calibri" w:hAnsi="Calibri"/>
+                <w:sz w:val="24"/>
+                <w:szCs w:val="24"/>
+              </w:rPr>
+              <w:t>Project Name:</w:t>
+            </w:r>
+          </w:p>
+        </w:tc>
+        <w:tc>
+          <w:tcPr>
+            <w:tcW w:w="5463" w:type="dxa"/>
+          </w:tcPr>
+          <w:p>
+            <w:pPr>
+              <w:rPr>
+                <w:rFonts w:ascii="Calibri" w:hAnsi="Calibri"/>
+                <w:sz w:val="24"/>
+                <w:szCs w:val="24"/>
+              </w:rPr>
+            </w:pPr>
+            <w:r>
+              <w:rPr>
+                <w:rFonts w:ascii="Calibri" w:hAnsi="Calibri"/>
+                <w:sz w:val="24"/>
+                <w:szCs w:val="24"/>
+              </w:rPr>
+              <w:t>Enforcement Agency:</w:t>
+            </w:r>
+          </w:p>
+        </w:tc>
+      </w:tr>
+      <w:tr>
+        <w:trPr>
+          <w:trHeight w:val="288"/>
+        </w:trPr>
+        <w:tc>
+          <w:tcPr>
+            <w:tcW w:w="5318" w:type="dxa"/>
+          </w:tcPr>
+          <w:p>
+            <w:pPr>
+              <w:rPr>
+                <w:rFonts w:ascii="Calibri" w:hAnsi="Calibri"/>
+                <w:sz w:val="24"/>
+                <w:szCs w:val="24"/>
+                <w:vertAlign w:val="superscript"/>
+              </w:rPr>
+            </w:pPr>
+            <w:r>
+              <w:rPr>
+                <w:rFonts w:ascii="Calibri" w:hAnsi="Calibri"/>
+                <w:sz w:val="24"/>
+                <w:szCs w:val="24"/>
+              </w:rPr>
+              <w:t>Dwelling Address:</w:t>
+            </w:r>
+          </w:p>
+        </w:tc>
+        <w:tc>
+          <w:tcPr>
+            <w:tcW w:w="5463" w:type="dxa"/>
+          </w:tcPr>
+          <w:p>
+            <w:pPr>
+              <w:rPr>
+                <w:rFonts w:ascii="Calibri" w:hAnsi="Calibri"/>
+                <w:sz w:val="24"/>
+                <w:szCs w:val="24"/>
+                <w:vertAlign w:val="superscript"/>
+              </w:rPr>
+            </w:pPr>
+            <w:r>
+              <w:rPr>
+                <w:rFonts w:ascii="Calibri" w:hAnsi="Calibri"/>
+                <w:sz w:val="24"/>
+                <w:szCs w:val="24"/>
+              </w:rPr>
+              <w:t>Permit Number:</w:t>
+            </w:r>
+          </w:p>
+        </w:tc>
+      </w:tr>
+      <w:tr>
+        <w:trPr>
+          <w:trHeight w:val="288"/>
+        </w:trPr>
+        <w:tc>
+          <w:tcPr>
+            <w:tcW w:w="5318" w:type="dxa"/>
+          </w:tcPr>
+          <w:p>
+            <w:pPr>
+              <w:rPr>
+                <w:rFonts w:ascii="Calibri" w:hAnsi="Calibri"/>
+                <w:sz w:val="24"/>
+                <w:szCs w:val="24"/>
+              </w:rPr>
+            </w:pPr>
+            <w:r>
+              <w:rPr>
+                <w:rFonts w:ascii="Calibri" w:hAnsi="Calibri"/>
+                <w:sz w:val="24"/>
+                <w:szCs w:val="24"/>
+              </w:rPr>
+              <w:t>City and Zip Code:</w:t>
+            </w:r>
+          </w:p>
+        </w:tc>
+        <w:tc>
+          <w:tcPr>
+            <w:tcW w:w="5463" w:type="dxa"/>
+          </w:tcPr>
+          <w:p>
+            <w:pPr>
+              <w:rPr>
+                <w:rFonts w:ascii="Calibri" w:hAnsi="Calibri"/>
+                <w:sz w:val="24"/>
+                <w:szCs w:val="24"/>
+              </w:rPr>
+            </w:pPr>
+            <w:r>
+              <w:rPr>
+                <w:rFonts w:asciiTheme="minorHAnsi" w:hAnsiTheme="minorHAnsi" w:cstheme="minorHAnsi"/>
+                <w:sz w:val="24"/>
+                <w:szCs w:val="24"/>
+              </w:rPr>
+              <w:t>Permit Application Date:</w:t>
+            </w:r>
+          </w:p>
+        </w:tc>
+      </w:tr>
+    </w:tbl>
+    <w:p>
+      <w:pPr>
+        <w:rPr>
+          <w:rFonts w:ascii="Calibri" w:hAnsi="Calibri"/>
+          <w:sz w:val="24"/>
+          <w:szCs w:val="24"/>
+        </w:rPr>
+      </w:pPr>
+    </w:p>
     <w:tbl>
       <w:tblPr>
         <w:tblW w:w="5000" w:type="pct"/>
@@ -68,7 +283,6 @@
       <w:tr>
         <w:trPr>
           <w:trHeight w:val="144"/>
-          <w:del w:id="0" w:author="Alhabibi, Haider@Energy" w:date="2021-11-24T11:21:00Z"/>
         </w:trPr>
         <w:tc>
           <w:tcPr>
@@ -87,22 +301,27 @@
               <w:spacing w:before="0" w:after="0"/>
               <w:jc w:val="center"/>
               <w:rPr>
-                <w:del w:id="1" w:author="Alhabibi, Haider@Energy" w:date="2021-11-24T11:21:00Z"/>
-                <w:rFonts w:asciiTheme="minorHAnsi" w:hAnsiTheme="minorHAnsi"/>
-                <w:sz w:val="18"/>
-                <w:szCs w:val="18"/>
-              </w:rPr>
-            </w:pPr>
-            <w:del w:id="2" w:author="Alhabibi, Haider@Energy" w:date="2021-11-24T11:21:00Z">
-              <w:r>
-                <w:rPr>
-                  <w:rFonts w:asciiTheme="minorHAnsi" w:hAnsiTheme="minorHAnsi"/>
-                  <w:sz w:val="18"/>
-                  <w:szCs w:val="18"/>
-                </w:rPr>
-                <w:delText>01</w:delText>
-              </w:r>
-            </w:del>
+                <w:rFonts w:asciiTheme="minorHAnsi" w:hAnsiTheme="minorHAnsi"/>
+                <w:sz w:val="20"/>
+                <w:szCs w:val="20"/>
+              </w:rPr>
+            </w:pPr>
+            <w:r>
+              <w:rPr>
+                <w:rFonts w:asciiTheme="minorHAnsi" w:hAnsiTheme="minorHAnsi"/>
+                <w:sz w:val="20"/>
+                <w:szCs w:val="20"/>
+              </w:rPr>
+              <w:t>0</w:t>
+            </w:r>
+            <w:r>
+              <w:rPr>
+                <w:rFonts w:asciiTheme="minorHAnsi" w:hAnsiTheme="minorHAnsi"/>
+                <w:sz w:val="20"/>
+                <w:szCs w:val="20"/>
+              </w:rPr>
+              <w:t>1</w:t>
+            </w:r>
           </w:p>
         </w:tc>
         <w:tc>
@@ -115,22 +334,19 @@
               <w:pStyle w:val="BodyText2"/>
               <w:spacing w:before="0" w:after="0"/>
               <w:rPr>
-                <w:del w:id="3" w:author="Alhabibi, Haider@Energy" w:date="2021-11-24T11:21:00Z"/>
-                <w:rFonts w:asciiTheme="minorHAnsi" w:hAnsiTheme="minorHAnsi"/>
-                <w:sz w:val="18"/>
-                <w:szCs w:val="18"/>
-              </w:rPr>
-            </w:pPr>
-            <w:del w:id="4" w:author="Alhabibi, Haider@Energy" w:date="2021-11-24T11:21:00Z">
-              <w:r>
-                <w:rPr>
-                  <w:rFonts w:asciiTheme="minorHAnsi" w:hAnsiTheme="minorHAnsi"/>
-                  <w:sz w:val="18"/>
-                  <w:szCs w:val="18"/>
-                </w:rPr>
-                <w:delText>Building Type:</w:delText>
-              </w:r>
-            </w:del>
+                <w:rFonts w:asciiTheme="minorHAnsi" w:hAnsiTheme="minorHAnsi"/>
+                <w:sz w:val="20"/>
+                <w:szCs w:val="20"/>
+              </w:rPr>
+            </w:pPr>
+            <w:r>
+              <w:rPr>
+                <w:rFonts w:asciiTheme="minorHAnsi" w:hAnsiTheme="minorHAnsi"/>
+                <w:sz w:val="20"/>
+                <w:szCs w:val="20"/>
+              </w:rPr>
+              <w:t>Project Scope</w:t>
+            </w:r>
           </w:p>
         </w:tc>
         <w:tc>
@@ -141,324 +357,13 @@
             <w:pPr>
               <w:pStyle w:val="BodyText2"/>
               <w:spacing w:before="0" w:after="0"/>
-              <w:rPr>
-                <w:del w:id="5" w:author="Alhabibi, Haider@Energy" w:date="2021-11-24T11:21:00Z"/>
-                <w:rFonts w:asciiTheme="minorHAnsi" w:hAnsiTheme="minorHAnsi"/>
-                <w:sz w:val="18"/>
-                <w:szCs w:val="18"/>
-              </w:rPr>
-            </w:pPr>
-          </w:p>
-        </w:tc>
-      </w:tr>
-      <w:tr>
-        <w:trPr>
-          <w:trHeight w:val="144"/>
-        </w:trPr>
-        <w:tc>
-          <w:tcPr>
-            <w:tcW w:w="568" w:type="dxa"/>
-            <w:tcMar>
-              <w:top w:w="0" w:type="dxa"/>
-              <w:left w:w="115" w:type="dxa"/>
-              <w:bottom w:w="0" w:type="dxa"/>
-              <w:right w:w="115" w:type="dxa"/>
-            </w:tcMar>
-            <w:vAlign w:val="center"/>
-          </w:tcPr>
-          <w:p>
-            <w:pPr>
-              <w:pStyle w:val="BodyText2"/>
-              <w:spacing w:before="0" w:after="0"/>
-              <w:jc w:val="center"/>
-              <w:rPr>
-                <w:rFonts w:asciiTheme="minorHAnsi" w:hAnsiTheme="minorHAnsi"/>
-                <w:sz w:val="18"/>
-                <w:szCs w:val="18"/>
-              </w:rPr>
-            </w:pPr>
-            <w:r>
-              <w:rPr>
-                <w:rFonts w:asciiTheme="minorHAnsi" w:hAnsiTheme="minorHAnsi"/>
-                <w:sz w:val="18"/>
-                <w:szCs w:val="18"/>
-              </w:rPr>
-              <w:t>0</w:t>
-            </w:r>
-            <w:ins w:id="6" w:author="Alhabibi, Haider@Energy" w:date="2021-11-24T11:21:00Z">
-              <w:r>
-                <w:rPr>
-                  <w:rFonts w:asciiTheme="minorHAnsi" w:hAnsiTheme="minorHAnsi"/>
-                  <w:sz w:val="18"/>
-                  <w:szCs w:val="18"/>
-                </w:rPr>
-                <w:t>1</w:t>
-              </w:r>
-            </w:ins>
-            <w:del w:id="7" w:author="Alhabibi, Haider@Energy" w:date="2021-11-24T11:21:00Z">
-              <w:r>
-                <w:rPr>
-                  <w:rFonts w:asciiTheme="minorHAnsi" w:hAnsiTheme="minorHAnsi"/>
-                  <w:sz w:val="18"/>
-                  <w:szCs w:val="18"/>
-                </w:rPr>
-                <w:delText>2</w:delText>
-              </w:r>
-            </w:del>
-          </w:p>
-        </w:tc>
-        <w:tc>
-          <w:tcPr>
-            <w:tcW w:w="4378" w:type="dxa"/>
-            <w:vAlign w:val="center"/>
-          </w:tcPr>
-          <w:p>
-            <w:pPr>
-              <w:pStyle w:val="BodyText2"/>
-              <w:spacing w:before="0" w:after="0"/>
-              <w:rPr>
-                <w:rFonts w:asciiTheme="minorHAnsi" w:hAnsiTheme="minorHAnsi"/>
-                <w:sz w:val="18"/>
-                <w:szCs w:val="18"/>
-              </w:rPr>
-            </w:pPr>
-            <w:ins w:id="8" w:author="Markstrum, Alexis@Energy" w:date="2021-10-27T15:29:00Z">
-              <w:r>
-                <w:rPr>
-                  <w:rFonts w:asciiTheme="minorHAnsi" w:hAnsiTheme="minorHAnsi"/>
-                  <w:sz w:val="18"/>
-                  <w:szCs w:val="18"/>
-                </w:rPr>
-                <w:t>Project Scope</w:t>
-              </w:r>
-            </w:ins>
-          </w:p>
-        </w:tc>
-        <w:tc>
-          <w:tcPr>
-            <w:tcW w:w="5844" w:type="dxa"/>
-          </w:tcPr>
-          <w:p>
-            <w:pPr>
-              <w:pStyle w:val="BodyText2"/>
-              <w:spacing w:before="0" w:after="0"/>
               <w:ind w:left="335"/>
               <w:rPr>
                 <w:rFonts w:asciiTheme="minorHAnsi" w:hAnsiTheme="minorHAnsi"/>
-                <w:sz w:val="18"/>
-                <w:szCs w:val="18"/>
-              </w:rPr>
-            </w:pPr>
-          </w:p>
-        </w:tc>
-      </w:tr>
-    </w:tbl>
-    <w:p>
-      <w:pPr>
-        <w:rPr>
-          <w:rFonts w:asciiTheme="minorHAnsi" w:hAnsiTheme="minorHAnsi"/>
-          <w:sz w:val="18"/>
-          <w:szCs w:val="18"/>
-        </w:rPr>
-      </w:pPr>
-    </w:p>
-    <w:tbl>
-      <w:tblPr>
-        <w:tblW w:w="5026" w:type="pct"/>
-        <w:tblInd w:w="-1" w:type="dxa"/>
-        <w:tblBorders>
-          <w:top w:val="single" w:sz="4" w:space="0" w:color="auto"/>
-          <w:left w:val="single" w:sz="4" w:space="0" w:color="auto"/>
-          <w:bottom w:val="single" w:sz="4" w:space="0" w:color="auto"/>
-          <w:right w:val="single" w:sz="4" w:space="0" w:color="auto"/>
-          <w:insideH w:val="single" w:sz="4" w:space="0" w:color="auto"/>
-          <w:insideV w:val="single" w:sz="4" w:space="0" w:color="auto"/>
-        </w:tblBorders>
-        <w:tblLayout w:type="fixed"/>
-        <w:tblCellMar>
-          <w:left w:w="115" w:type="dxa"/>
-          <w:right w:w="115" w:type="dxa"/>
-        </w:tblCellMar>
-        <w:tblLook w:val="0000" w:firstRow="0" w:lastRow="0" w:firstColumn="0" w:lastColumn="0" w:noHBand="0" w:noVBand="0"/>
-      </w:tblPr>
-      <w:tblGrid>
-        <w:gridCol w:w="568"/>
-        <w:gridCol w:w="2758"/>
-        <w:gridCol w:w="7520"/>
-      </w:tblGrid>
-      <w:tr>
-        <w:trPr>
-          <w:trHeight w:val="144"/>
-          <w:del w:id="9" w:author="Tam, Danny@Energy" w:date="2021-11-03T10:03:00Z"/>
-        </w:trPr>
-        <w:tc>
-          <w:tcPr>
-            <w:tcW w:w="10846" w:type="dxa"/>
-            <w:gridSpan w:val="3"/>
-            <w:tcBorders>
-              <w:bottom w:val="single" w:sz="4" w:space="0" w:color="auto"/>
-            </w:tcBorders>
-            <w:tcMar>
-              <w:right w:w="58" w:type="dxa"/>
-            </w:tcMar>
-            <w:vAlign w:val="center"/>
-          </w:tcPr>
-          <w:p>
-            <w:pPr>
-              <w:pStyle w:val="Heading2"/>
-              <w:spacing w:before="0" w:after="0"/>
-              <w:rPr>
-                <w:del w:id="10" w:author="Tam, Danny@Energy" w:date="2021-11-03T10:03:00Z"/>
-                <w:rFonts w:asciiTheme="minorHAnsi" w:hAnsiTheme="minorHAnsi"/>
-              </w:rPr>
-            </w:pPr>
-            <w:del w:id="11" w:author="Tam, Danny@Energy" w:date="2021-11-03T10:03:00Z">
-              <w:r>
-                <w:rPr>
-                  <w:rFonts w:asciiTheme="minorHAnsi" w:hAnsiTheme="minorHAnsi"/>
-                </w:rPr>
-                <w:delText xml:space="preserve">B. </w:delText>
-              </w:r>
-            </w:del>
-            <w:ins w:id="12" w:author="Markstrum, Alexis@Energy" w:date="2021-10-27T15:15:00Z">
-              <w:del w:id="13" w:author="Tam, Danny@Energy" w:date="2021-11-03T10:03:00Z">
-                <w:r>
-                  <w:rPr>
-                    <w:rFonts w:asciiTheme="minorHAnsi" w:hAnsiTheme="minorHAnsi"/>
-                  </w:rPr>
-                  <w:delText>Energy Storage System Ready</w:delText>
-                </w:r>
-              </w:del>
-            </w:ins>
-          </w:p>
-        </w:tc>
-      </w:tr>
-      <w:tr>
-        <w:trPr>
-          <w:trHeight w:val="144"/>
-          <w:del w:id="14" w:author="Tam, Danny@Energy" w:date="2021-11-03T10:03:00Z"/>
-        </w:trPr>
-        <w:tc>
-          <w:tcPr>
-            <w:tcW w:w="568" w:type="dxa"/>
-            <w:vAlign w:val="center"/>
-          </w:tcPr>
-          <w:p>
-            <w:pPr>
-              <w:pStyle w:val="BodyText2"/>
-              <w:spacing w:before="0" w:after="0"/>
-              <w:jc w:val="center"/>
-              <w:rPr>
-                <w:del w:id="15" w:author="Tam, Danny@Energy" w:date="2021-11-03T10:03:00Z"/>
-                <w:rFonts w:asciiTheme="minorHAnsi" w:hAnsiTheme="minorHAnsi"/>
-                <w:sz w:val="18"/>
-                <w:szCs w:val="18"/>
-              </w:rPr>
-            </w:pPr>
-            <w:del w:id="16" w:author="Tam, Danny@Energy" w:date="2021-11-03T10:03:00Z">
-              <w:r>
-                <w:rPr>
-                  <w:rFonts w:asciiTheme="minorHAnsi" w:hAnsiTheme="minorHAnsi"/>
-                  <w:sz w:val="18"/>
-                  <w:szCs w:val="18"/>
-                </w:rPr>
-                <w:delText>01</w:delText>
-              </w:r>
-            </w:del>
-          </w:p>
-        </w:tc>
-        <w:tc>
-          <w:tcPr>
-            <w:tcW w:w="2758" w:type="dxa"/>
-            <w:vAlign w:val="center"/>
-          </w:tcPr>
-          <w:p>
-            <w:pPr>
-              <w:pStyle w:val="BodyText2"/>
-              <w:spacing w:before="0" w:after="0"/>
-              <w:rPr>
-                <w:del w:id="17" w:author="Tam, Danny@Energy" w:date="2021-11-03T10:03:00Z"/>
-                <w:rFonts w:asciiTheme="minorHAnsi" w:hAnsiTheme="minorHAnsi"/>
-                <w:sz w:val="18"/>
-                <w:szCs w:val="18"/>
-              </w:rPr>
-            </w:pPr>
-            <w:ins w:id="18" w:author="Markstrum, Alexis@Energy" w:date="2021-10-27T15:16:00Z">
-              <w:del w:id="19" w:author="Tam, Danny@Energy" w:date="2021-11-03T10:03:00Z">
-                <w:r>
-                  <w:rPr>
-                    <w:rFonts w:asciiTheme="minorHAnsi" w:hAnsiTheme="minorHAnsi"/>
-                    <w:sz w:val="18"/>
-                    <w:szCs w:val="18"/>
-                  </w:rPr>
-                  <w:delText xml:space="preserve">Method of Compliance </w:delText>
-                </w:r>
-              </w:del>
-            </w:ins>
-          </w:p>
-        </w:tc>
-        <w:tc>
-          <w:tcPr>
-            <w:tcW w:w="7520" w:type="dxa"/>
-            <w:tcMar>
-              <w:right w:w="58" w:type="dxa"/>
-            </w:tcMar>
-            <w:vAlign w:val="center"/>
-          </w:tcPr>
-          <w:p>
-            <w:pPr>
-              <w:pStyle w:val="BodyText2"/>
-              <w:spacing w:before="0" w:after="0"/>
-              <w:ind w:left="720"/>
-              <w:rPr>
-                <w:del w:id="20" w:author="Tam, Danny@Energy" w:date="2021-11-03T10:03:00Z"/>
-                <w:rFonts w:asciiTheme="minorHAnsi" w:hAnsiTheme="minorHAnsi" w:cstheme="minorHAnsi"/>
-                <w:sz w:val="18"/>
-                <w:szCs w:val="18"/>
-              </w:rPr>
-            </w:pPr>
-          </w:p>
-        </w:tc>
-      </w:tr>
-      <w:tr>
-        <w:trPr>
-          <w:trHeight w:val="144"/>
-          <w:del w:id="21" w:author="Tam, Danny@Energy" w:date="2021-11-03T10:03:00Z"/>
-        </w:trPr>
-        <w:tc>
-          <w:tcPr>
-            <w:tcW w:w="10846" w:type="dxa"/>
-            <w:gridSpan w:val="3"/>
-            <w:tcMar>
-              <w:top w:w="0" w:type="dxa"/>
-              <w:left w:w="115" w:type="dxa"/>
-              <w:bottom w:w="0" w:type="dxa"/>
-              <w:right w:w="115" w:type="dxa"/>
-            </w:tcMar>
-            <w:vAlign w:val="center"/>
-          </w:tcPr>
-          <w:p>
-            <w:pPr>
-              <w:pStyle w:val="BodyText2"/>
-              <w:spacing w:before="0" w:after="0"/>
-              <w:rPr>
-                <w:del w:id="22" w:author="Tam, Danny@Energy" w:date="2021-11-03T10:03:00Z"/>
-                <w:rFonts w:asciiTheme="minorHAnsi" w:hAnsiTheme="minorHAnsi"/>
-                <w:sz w:val="18"/>
-                <w:szCs w:val="18"/>
-              </w:rPr>
-            </w:pPr>
-            <w:del w:id="23" w:author="Tam, Danny@Energy" w:date="2021-11-03T10:03:00Z">
-              <w:r>
-                <w:rPr>
-                  <w:rFonts w:asciiTheme="minorHAnsi" w:hAnsiTheme="minorHAnsi"/>
-                  <w:b/>
-                  <w:sz w:val="18"/>
-                  <w:szCs w:val="18"/>
-                </w:rPr>
-                <w:delText xml:space="preserve">The responsible person’s signature on this compliance document affirms that all applicable requirements in this table have been met. </w:delText>
-              </w:r>
-            </w:del>
+                <w:sz w:val="20"/>
+                <w:szCs w:val="20"/>
+              </w:rPr>
+            </w:pPr>
           </w:p>
         </w:tc>
       </w:tr>
@@ -519,46 +424,24 @@
                 <w:rFonts w:asciiTheme="minorHAnsi" w:hAnsiTheme="minorHAnsi"/>
               </w:rPr>
             </w:pPr>
-            <w:del w:id="24" w:author="Tam, Danny@Energy" w:date="2021-11-03T10:03:00Z">
-              <w:r>
-                <w:rPr>
-                  <w:rFonts w:asciiTheme="minorHAnsi" w:hAnsiTheme="minorHAnsi"/>
-                </w:rPr>
-                <w:delText>C</w:delText>
-              </w:r>
-            </w:del>
-            <w:ins w:id="25" w:author="Tam, Danny@Energy" w:date="2021-11-03T10:03:00Z">
-              <w:r>
-                <w:rPr>
-                  <w:rFonts w:asciiTheme="minorHAnsi" w:hAnsiTheme="minorHAnsi"/>
-                </w:rPr>
-                <w:t>B</w:t>
-              </w:r>
-            </w:ins>
+            <w:r>
+              <w:rPr>
+                <w:rFonts w:asciiTheme="minorHAnsi" w:hAnsiTheme="minorHAnsi"/>
+              </w:rPr>
+              <w:t>B</w:t>
+            </w:r>
             <w:r>
               <w:rPr>
                 <w:rFonts w:asciiTheme="minorHAnsi" w:hAnsiTheme="minorHAnsi"/>
               </w:rPr>
               <w:t xml:space="preserve">. </w:t>
             </w:r>
-            <w:ins w:id="26" w:author="Tam, Danny@Energy" w:date="2021-11-03T10:03:00Z">
-              <w:r>
-                <w:rPr>
-                  <w:rFonts w:asciiTheme="minorHAnsi" w:hAnsiTheme="minorHAnsi"/>
-                </w:rPr>
-                <w:t>Energy Storage System Ready</w:t>
-              </w:r>
-            </w:ins>
-            <w:ins w:id="27" w:author="Markstrum, Alexis@Energy" w:date="2021-10-27T15:50:00Z">
-              <w:del w:id="28" w:author="Tam, Danny@Energy" w:date="2021-11-03T10:03:00Z">
-                <w:r>
-                  <w:rPr>
-                    <w:rFonts w:asciiTheme="minorHAnsi" w:hAnsiTheme="minorHAnsi"/>
-                  </w:rPr>
-                  <w:delText>Dedicated Raceway</w:delText>
-                </w:r>
-              </w:del>
-            </w:ins>
+            <w:r>
+              <w:rPr>
+                <w:rFonts w:asciiTheme="minorHAnsi" w:hAnsiTheme="minorHAnsi"/>
+              </w:rPr>
+              <w:t>Energy Storage System Ready</w:t>
+            </w:r>
           </w:p>
         </w:tc>
       </w:tr>
@@ -584,15 +467,15 @@
               <w:jc w:val="center"/>
               <w:rPr>
                 <w:rFonts w:asciiTheme="minorHAnsi" w:hAnsiTheme="minorHAnsi"/>
-                <w:sz w:val="18"/>
-                <w:szCs w:val="18"/>
-              </w:rPr>
-            </w:pPr>
-            <w:r>
-              <w:rPr>
-                <w:rFonts w:asciiTheme="minorHAnsi" w:hAnsiTheme="minorHAnsi"/>
-                <w:sz w:val="18"/>
-                <w:szCs w:val="18"/>
+                <w:sz w:val="20"/>
+                <w:szCs w:val="20"/>
+              </w:rPr>
+            </w:pPr>
+            <w:r>
+              <w:rPr>
+                <w:rFonts w:asciiTheme="minorHAnsi" w:hAnsiTheme="minorHAnsi"/>
+                <w:sz w:val="20"/>
+                <w:szCs w:val="20"/>
               </w:rPr>
               <w:t>01</w:t>
             </w:r>
@@ -608,66 +491,38 @@
               <w:pStyle w:val="BodyText2"/>
               <w:spacing w:before="0" w:after="0"/>
               <w:rPr>
-                <w:ins w:id="29" w:author="Tam, Danny@Energy" w:date="2021-11-03T10:19:00Z"/>
-                <w:rFonts w:asciiTheme="minorHAnsi" w:hAnsiTheme="minorHAnsi" w:cstheme="minorHAnsi"/>
-                <w:sz w:val="20"/>
-                <w:szCs w:val="20"/>
-              </w:rPr>
-            </w:pPr>
-            <w:ins w:id="30" w:author="Markstrum, Alexis@Energy" w:date="2021-10-27T15:33:00Z">
-              <w:del w:id="31" w:author="Tam, Danny@Energy" w:date="2021-11-03T10:16:00Z">
-                <w:r>
-                  <w:rPr>
-                    <w:rFonts w:asciiTheme="minorHAnsi" w:hAnsiTheme="minorHAnsi" w:cstheme="minorHAnsi"/>
-                    <w:sz w:val="20"/>
-                    <w:szCs w:val="20"/>
-                  </w:rPr>
-                  <w:delText>All branch circuits are permitted to be supplied by the main service panel prior to the installation of an ESS.</w:delText>
-                </w:r>
-              </w:del>
-            </w:ins>
-            <w:ins w:id="32" w:author="Tam, Danny@Energy" w:date="2021-11-03T10:16:00Z">
-              <w:r>
-                <w:rPr>
-                  <w:rFonts w:asciiTheme="minorHAnsi" w:hAnsiTheme="minorHAnsi" w:cstheme="minorHAnsi"/>
-                  <w:sz w:val="20"/>
-                  <w:szCs w:val="20"/>
-                </w:rPr>
-                <w:t xml:space="preserve">ESS Ready interconnection equipment with minimum backed up capacity of </w:t>
-              </w:r>
-            </w:ins>
-            <w:ins w:id="33" w:author="Tam, Danny@Energy" w:date="2021-11-03T10:17:00Z">
-              <w:r>
-                <w:rPr>
-                  <w:rFonts w:asciiTheme="minorHAnsi" w:hAnsiTheme="minorHAnsi" w:cstheme="minorHAnsi"/>
-                  <w:sz w:val="20"/>
-                  <w:szCs w:val="20"/>
-                </w:rPr>
-                <w:t xml:space="preserve">60 amps and 4 ESS branch circuits, </w:t>
-              </w:r>
-            </w:ins>
+                <w:rFonts w:asciiTheme="minorHAnsi" w:hAnsiTheme="minorHAnsi" w:cstheme="minorHAnsi"/>
+                <w:sz w:val="20"/>
+                <w:szCs w:val="20"/>
+              </w:rPr>
+            </w:pPr>
+            <w:r>
+              <w:rPr>
+                <w:rFonts w:asciiTheme="minorHAnsi" w:hAnsiTheme="minorHAnsi" w:cstheme="minorHAnsi"/>
+                <w:sz w:val="20"/>
+                <w:szCs w:val="20"/>
+              </w:rPr>
+              <w:t xml:space="preserve">ESS Ready interconnection equipment with minimum backed up capacity of 60 amps and 4 ESS branch circuits, </w:t>
+            </w:r>
           </w:p>
           <w:p>
             <w:pPr>
               <w:pStyle w:val="BodyText2"/>
               <w:spacing w:before="0" w:after="0"/>
               <w:rPr>
-                <w:ins w:id="34" w:author="Tam, Danny@Energy" w:date="2021-11-03T10:17:00Z"/>
-                <w:rFonts w:asciiTheme="minorHAnsi" w:hAnsiTheme="minorHAnsi" w:cstheme="minorHAnsi"/>
-                <w:sz w:val="20"/>
-                <w:szCs w:val="20"/>
-              </w:rPr>
-            </w:pPr>
-            <w:ins w:id="35" w:author="Tam, Danny@Energy" w:date="2021-11-03T10:17:00Z">
-              <w:r>
-                <w:rPr>
-                  <w:rFonts w:asciiTheme="minorHAnsi" w:hAnsiTheme="minorHAnsi" w:cstheme="minorHAnsi"/>
-                  <w:sz w:val="20"/>
-                  <w:szCs w:val="20"/>
-                </w:rPr>
-                <w:t>OR</w:t>
-              </w:r>
-            </w:ins>
+                <w:rFonts w:asciiTheme="minorHAnsi" w:hAnsiTheme="minorHAnsi" w:cstheme="minorHAnsi"/>
+                <w:sz w:val="20"/>
+                <w:szCs w:val="20"/>
+              </w:rPr>
+            </w:pPr>
+            <w:r>
+              <w:rPr>
+                <w:rFonts w:asciiTheme="minorHAnsi" w:hAnsiTheme="minorHAnsi" w:cstheme="minorHAnsi"/>
+                <w:sz w:val="20"/>
+                <w:szCs w:val="20"/>
+              </w:rPr>
+              <w:t>OR</w:t>
+            </w:r>
           </w:p>
           <w:p>
             <w:pPr>
@@ -679,41 +534,28 @@
                 <w:szCs w:val="18"/>
               </w:rPr>
             </w:pPr>
-            <w:ins w:id="36" w:author="Tam, Danny@Energy" w:date="2021-11-03T10:17:00Z">
-              <w:r>
-                <w:rPr>
-                  <w:rFonts w:asciiTheme="minorHAnsi" w:hAnsiTheme="minorHAnsi" w:cstheme="minorHAnsi"/>
-                  <w:sz w:val="20"/>
-                  <w:szCs w:val="20"/>
-                </w:rPr>
-                <w:t xml:space="preserve">A dedicated raceway from the </w:t>
-              </w:r>
-            </w:ins>
-            <w:ins w:id="37" w:author="Tam, Danny@Energy" w:date="2021-11-03T10:18:00Z">
-              <w:r>
-                <w:rPr>
-                  <w:rFonts w:asciiTheme="minorHAnsi" w:hAnsiTheme="minorHAnsi" w:cstheme="minorHAnsi"/>
-                  <w:sz w:val="20"/>
-                  <w:szCs w:val="20"/>
-                </w:rPr>
-                <w:t xml:space="preserve">main service to a panelboard(subpanel) </w:t>
-              </w:r>
-              <w:r>
-                <w:rPr>
-                  <w:rFonts w:asciiTheme="minorHAnsi" w:hAnsiTheme="minorHAnsi" w:cstheme="minorHAnsi"/>
-                  <w:sz w:val="20"/>
-                  <w:szCs w:val="20"/>
-                </w:rPr>
-                <w:t>The panelboard that supplies the branch circuits (subpanel) must be labeled “Subpanel shall include all backed-up load circuits.”</w:t>
-              </w:r>
-            </w:ins>
+            <w:r>
+              <w:rPr>
+                <w:rFonts w:asciiTheme="minorHAnsi" w:hAnsiTheme="minorHAnsi" w:cstheme="minorHAnsi"/>
+                <w:sz w:val="20"/>
+                <w:szCs w:val="20"/>
+              </w:rPr>
+              <w:t xml:space="preserve">A dedicated raceway from the main service to a panelboard(subpanel) </w:t>
+            </w:r>
+            <w:r>
+              <w:rPr>
+                <w:rFonts w:asciiTheme="minorHAnsi" w:hAnsiTheme="minorHAnsi" w:cstheme="minorHAnsi"/>
+                <w:sz w:val="20"/>
+                <w:szCs w:val="20"/>
+              </w:rPr>
+              <w:t>The panelboard that supplies the branch circuits (subpanel) must be labeled “Subpanel shall include all backed-up load circuits.”</w:t>
+            </w:r>
           </w:p>
         </w:tc>
       </w:tr>
       <w:tr>
         <w:trPr>
           <w:trHeight w:val="144"/>
-          <w:ins w:id="38" w:author="Markstrum, Alexis@Energy" w:date="2021-10-27T15:33:00Z"/>
         </w:trPr>
         <w:tc>
           <w:tcPr>
@@ -732,24 +574,11 @@
               <w:spacing w:before="0" w:after="0"/>
               <w:jc w:val="center"/>
               <w:rPr>
-                <w:ins w:id="39" w:author="Markstrum, Alexis@Energy" w:date="2021-10-27T15:33:00Z"/>
-                <w:rFonts w:asciiTheme="minorHAnsi" w:hAnsiTheme="minorHAnsi"/>
-                <w:sz w:val="18"/>
-                <w:szCs w:val="18"/>
-              </w:rPr>
-            </w:pPr>
-            <w:ins w:id="40" w:author="Markstrum, Alexis@Energy" w:date="2021-10-27T15:33:00Z">
-              <w:del w:id="41" w:author="Tam, Danny@Energy" w:date="2021-11-03T10:18:00Z">
-                <w:r>
-                  <w:rPr>
-                    <w:rFonts w:asciiTheme="minorHAnsi" w:hAnsiTheme="minorHAnsi"/>
-                    <w:sz w:val="18"/>
-                    <w:szCs w:val="18"/>
-                  </w:rPr>
-                  <w:delText>02</w:delText>
-                </w:r>
-              </w:del>
-            </w:ins>
+                <w:rFonts w:asciiTheme="minorHAnsi" w:hAnsiTheme="minorHAnsi"/>
+                <w:sz w:val="20"/>
+                <w:szCs w:val="20"/>
+              </w:rPr>
+            </w:pPr>
           </w:p>
         </w:tc>
         <w:tc>
@@ -762,31 +591,17 @@
               <w:pStyle w:val="BodyText2"/>
               <w:spacing w:before="0" w:after="0"/>
               <w:rPr>
-                <w:ins w:id="42" w:author="Markstrum, Alexis@Energy" w:date="2021-10-27T15:33:00Z"/>
-                <w:rFonts w:asciiTheme="minorHAnsi" w:hAnsiTheme="minorHAnsi" w:cstheme="minorHAnsi"/>
-                <w:sz w:val="20"/>
-                <w:szCs w:val="20"/>
-              </w:rPr>
-            </w:pPr>
-            <w:ins w:id="43" w:author="Markstrum, Alexis@Energy" w:date="2021-10-27T15:33:00Z">
-              <w:del w:id="44" w:author="Tam, Danny@Energy" w:date="2021-11-03T10:18:00Z">
-                <w:r>
-                  <w:rPr>
-                    <w:rFonts w:asciiTheme="minorHAnsi" w:hAnsiTheme="minorHAnsi" w:cstheme="minorHAnsi"/>
-                    <w:sz w:val="20"/>
-                    <w:szCs w:val="20"/>
-                  </w:rPr>
-                  <w:delText>The trade size of the raceway shall be not less than one inch.</w:delText>
-                </w:r>
-              </w:del>
-            </w:ins>
+                <w:rFonts w:asciiTheme="minorHAnsi" w:hAnsiTheme="minorHAnsi" w:cstheme="minorHAnsi"/>
+                <w:sz w:val="20"/>
+                <w:szCs w:val="20"/>
+              </w:rPr>
+            </w:pPr>
           </w:p>
         </w:tc>
       </w:tr>
       <w:tr>
         <w:trPr>
           <w:trHeight w:val="144"/>
-          <w:ins w:id="45" w:author="Markstrum, Alexis@Energy" w:date="2021-10-27T15:33:00Z"/>
         </w:trPr>
         <w:tc>
           <w:tcPr>
@@ -805,24 +620,11 @@
               <w:spacing w:before="0" w:after="0"/>
               <w:jc w:val="center"/>
               <w:rPr>
-                <w:ins w:id="46" w:author="Markstrum, Alexis@Energy" w:date="2021-10-27T15:33:00Z"/>
-                <w:rFonts w:asciiTheme="minorHAnsi" w:hAnsiTheme="minorHAnsi"/>
-                <w:sz w:val="18"/>
-                <w:szCs w:val="18"/>
-              </w:rPr>
-            </w:pPr>
-            <w:ins w:id="47" w:author="Markstrum, Alexis@Energy" w:date="2021-10-27T15:33:00Z">
-              <w:del w:id="48" w:author="Tam, Danny@Energy" w:date="2021-11-03T10:18:00Z">
-                <w:r>
-                  <w:rPr>
-                    <w:rFonts w:asciiTheme="minorHAnsi" w:hAnsiTheme="minorHAnsi"/>
-                    <w:sz w:val="18"/>
-                    <w:szCs w:val="18"/>
-                  </w:rPr>
-                  <w:delText>03</w:delText>
-                </w:r>
-              </w:del>
-            </w:ins>
+                <w:rFonts w:asciiTheme="minorHAnsi" w:hAnsiTheme="minorHAnsi"/>
+                <w:sz w:val="20"/>
+                <w:szCs w:val="20"/>
+              </w:rPr>
+            </w:pPr>
           </w:p>
         </w:tc>
         <w:tc>
@@ -835,31 +637,17 @@
               <w:pStyle w:val="BodyText2"/>
               <w:spacing w:before="0" w:after="0"/>
               <w:rPr>
-                <w:ins w:id="49" w:author="Markstrum, Alexis@Energy" w:date="2021-10-27T15:33:00Z"/>
-                <w:rFonts w:asciiTheme="minorHAnsi" w:hAnsiTheme="minorHAnsi" w:cstheme="minorHAnsi"/>
-                <w:sz w:val="20"/>
-                <w:szCs w:val="20"/>
-              </w:rPr>
-            </w:pPr>
-            <w:ins w:id="50" w:author="Markstrum, Alexis@Energy" w:date="2021-10-27T15:33:00Z">
-              <w:del w:id="51" w:author="Tam, Danny@Energy" w:date="2021-11-03T10:18:00Z">
-                <w:r>
-                  <w:rPr>
-                    <w:rFonts w:asciiTheme="minorHAnsi" w:hAnsiTheme="minorHAnsi" w:cstheme="minorHAnsi"/>
-                    <w:sz w:val="20"/>
-                    <w:szCs w:val="20"/>
-                  </w:rPr>
-                  <w:delText>The panelboard that supplies the branch circuits (subpanel) must be labeled “Subpanel shall include all backed-up load circuits.”</w:delText>
-                </w:r>
-              </w:del>
-            </w:ins>
+                <w:rFonts w:asciiTheme="minorHAnsi" w:hAnsiTheme="minorHAnsi" w:cstheme="minorHAnsi"/>
+                <w:sz w:val="20"/>
+                <w:szCs w:val="20"/>
+              </w:rPr>
+            </w:pPr>
           </w:p>
         </w:tc>
       </w:tr>
       <w:tr>
         <w:trPr>
           <w:trHeight w:val="692"/>
-          <w:ins w:id="52" w:author="Markstrum, Alexis@Energy" w:date="2021-10-27T15:33:00Z"/>
         </w:trPr>
         <w:tc>
           <w:tcPr>
@@ -878,44 +666,27 @@
               <w:spacing w:before="0" w:after="0"/>
               <w:jc w:val="center"/>
               <w:rPr>
-                <w:ins w:id="53" w:author="Markstrum, Alexis@Energy" w:date="2021-10-27T15:33:00Z"/>
-                <w:rFonts w:asciiTheme="minorHAnsi" w:hAnsiTheme="minorHAnsi"/>
-                <w:sz w:val="18"/>
-                <w:szCs w:val="18"/>
-              </w:rPr>
-            </w:pPr>
-            <w:ins w:id="54" w:author="Markstrum, Alexis@Energy" w:date="2021-10-27T15:34:00Z">
-              <w:r>
-                <w:rPr>
-                  <w:rFonts w:asciiTheme="minorHAnsi" w:hAnsiTheme="minorHAnsi"/>
-                  <w:sz w:val="18"/>
-                  <w:szCs w:val="18"/>
-                </w:rPr>
-                <w:t>0</w:t>
-              </w:r>
-            </w:ins>
-            <w:ins w:id="55" w:author="Tam, Danny@Energy" w:date="2021-11-03T10:18:00Z">
-              <w:r>
-                <w:rPr>
-                  <w:rFonts w:asciiTheme="minorHAnsi" w:hAnsiTheme="minorHAnsi"/>
-                  <w:sz w:val="18"/>
-                  <w:szCs w:val="18"/>
-                </w:rPr>
-                <w:t>2</w:t>
-              </w:r>
-            </w:ins>
-            <w:ins w:id="56" w:author="Markstrum, Alexis@Energy" w:date="2021-10-27T15:34:00Z">
-              <w:del w:id="57" w:author="Tam, Danny@Energy" w:date="2021-11-03T10:18:00Z">
-                <w:r>
-                  <w:rPr>
-                    <w:rFonts w:asciiTheme="minorHAnsi" w:hAnsiTheme="minorHAnsi"/>
-                    <w:sz w:val="18"/>
-                    <w:szCs w:val="18"/>
-                  </w:rPr>
-                  <w:delText>4</w:delText>
-                </w:r>
-              </w:del>
-            </w:ins>
+                <w:rFonts w:asciiTheme="minorHAnsi" w:hAnsiTheme="minorHAnsi"/>
+                <w:sz w:val="20"/>
+                <w:szCs w:val="20"/>
+              </w:rPr>
+            </w:pPr>
+            <w:r>
+              <w:rPr>
+                <w:rFonts w:asciiTheme="minorHAnsi" w:hAnsiTheme="minorHAnsi"/>
+                <w:sz w:val="20"/>
+                <w:szCs w:val="20"/>
+              </w:rPr>
+              <w:t>0</w:t>
+            </w:r>
+            <w:r>
+              <w:rPr>
+                <w:rFonts w:asciiTheme="minorHAnsi" w:hAnsiTheme="minorHAnsi"/>
+                <w:sz w:val="20"/>
+                <w:szCs w:val="20"/>
+              </w:rPr>
+              <w:t>2</w:t>
+            </w:r>
           </w:p>
         </w:tc>
         <w:tc>
@@ -927,29 +698,25 @@
             <w:pPr>
               <w:pStyle w:val="Default"/>
               <w:rPr>
-                <w:ins w:id="58" w:author="Markstrum, Alexis@Energy" w:date="2021-10-27T15:33:00Z"/>
-                <w:rFonts w:asciiTheme="minorHAnsi" w:hAnsiTheme="minorHAnsi" w:cstheme="minorHAnsi"/>
-                <w:sz w:val="20"/>
-                <w:szCs w:val="20"/>
-              </w:rPr>
-            </w:pPr>
-            <w:ins w:id="59" w:author="Markstrum, Alexis@Energy" w:date="2021-10-27T15:34:00Z">
-              <w:r>
-                <w:rPr>
-                  <w:rFonts w:asciiTheme="minorHAnsi" w:hAnsiTheme="minorHAnsi" w:cstheme="minorHAnsi"/>
-                  <w:sz w:val="20"/>
-                  <w:szCs w:val="20"/>
-                </w:rPr>
-                <w:t>A minimum of four branch circuits shall be identified and have their source of supply collocated at a single panelboard suitable to be supplied by the ESS. At least one circuit shall supply the refrigerator, one lighting circuit near the primary egress, and at least one circuit shall supply a sleeping room receptacle outlet.</w:t>
-              </w:r>
-            </w:ins>
+                <w:rFonts w:asciiTheme="minorHAnsi" w:hAnsiTheme="minorHAnsi" w:cstheme="minorHAnsi"/>
+                <w:sz w:val="20"/>
+                <w:szCs w:val="20"/>
+              </w:rPr>
+            </w:pPr>
+            <w:r>
+              <w:rPr>
+                <w:rFonts w:asciiTheme="minorHAnsi" w:hAnsiTheme="minorHAnsi" w:cstheme="minorHAnsi"/>
+                <w:sz w:val="20"/>
+                <w:szCs w:val="20"/>
+              </w:rPr>
+              <w:t>A minimum of four branch circuits shall be identified and have their source of supply collocated at a single panelboard suitable to be supplied by the ESS. At least one circuit shall supply the refrigerator, one lighting circuit near the primary egress, and at least one circuit shall supply a sleeping room receptacle outlet.</w:t>
+            </w:r>
           </w:p>
         </w:tc>
       </w:tr>
       <w:tr>
         <w:trPr>
           <w:trHeight w:val="144"/>
-          <w:ins w:id="60" w:author="Markstrum, Alexis@Energy" w:date="2021-10-27T15:34:00Z"/>
         </w:trPr>
         <w:tc>
           <w:tcPr>
@@ -968,44 +735,27 @@
               <w:spacing w:before="0" w:after="0"/>
               <w:jc w:val="center"/>
               <w:rPr>
-                <w:ins w:id="61" w:author="Markstrum, Alexis@Energy" w:date="2021-10-27T15:34:00Z"/>
-                <w:rFonts w:asciiTheme="minorHAnsi" w:hAnsiTheme="minorHAnsi"/>
-                <w:sz w:val="18"/>
-                <w:szCs w:val="18"/>
-              </w:rPr>
-            </w:pPr>
-            <w:ins w:id="62" w:author="Markstrum, Alexis@Energy" w:date="2021-10-27T15:35:00Z">
-              <w:r>
-                <w:rPr>
-                  <w:rFonts w:asciiTheme="minorHAnsi" w:hAnsiTheme="minorHAnsi"/>
-                  <w:sz w:val="18"/>
-                  <w:szCs w:val="18"/>
-                </w:rPr>
-                <w:t>0</w:t>
-              </w:r>
-            </w:ins>
-            <w:ins w:id="63" w:author="Tam, Danny@Energy" w:date="2021-11-03T10:18:00Z">
-              <w:r>
-                <w:rPr>
-                  <w:rFonts w:asciiTheme="minorHAnsi" w:hAnsiTheme="minorHAnsi"/>
-                  <w:sz w:val="18"/>
-                  <w:szCs w:val="18"/>
-                </w:rPr>
-                <w:t>3</w:t>
-              </w:r>
-            </w:ins>
-            <w:ins w:id="64" w:author="Markstrum, Alexis@Energy" w:date="2021-10-27T15:35:00Z">
-              <w:del w:id="65" w:author="Tam, Danny@Energy" w:date="2021-11-03T10:18:00Z">
-                <w:r>
-                  <w:rPr>
-                    <w:rFonts w:asciiTheme="minorHAnsi" w:hAnsiTheme="minorHAnsi"/>
-                    <w:sz w:val="18"/>
-                    <w:szCs w:val="18"/>
-                  </w:rPr>
-                  <w:delText>5</w:delText>
-                </w:r>
-              </w:del>
-            </w:ins>
+                <w:rFonts w:asciiTheme="minorHAnsi" w:hAnsiTheme="minorHAnsi"/>
+                <w:sz w:val="20"/>
+                <w:szCs w:val="20"/>
+              </w:rPr>
+            </w:pPr>
+            <w:r>
+              <w:rPr>
+                <w:rFonts w:asciiTheme="minorHAnsi" w:hAnsiTheme="minorHAnsi"/>
+                <w:sz w:val="20"/>
+                <w:szCs w:val="20"/>
+              </w:rPr>
+              <w:t>0</w:t>
+            </w:r>
+            <w:r>
+              <w:rPr>
+                <w:rFonts w:asciiTheme="minorHAnsi" w:hAnsiTheme="minorHAnsi"/>
+                <w:sz w:val="20"/>
+                <w:szCs w:val="20"/>
+              </w:rPr>
+              <w:t>3</w:t>
+            </w:r>
           </w:p>
         </w:tc>
         <w:tc>
@@ -1017,29 +767,25 @@
             <w:pPr>
               <w:pStyle w:val="Default"/>
               <w:rPr>
-                <w:ins w:id="66" w:author="Markstrum, Alexis@Energy" w:date="2021-10-27T15:34:00Z"/>
-                <w:rFonts w:asciiTheme="minorHAnsi" w:hAnsiTheme="minorHAnsi" w:cstheme="minorHAnsi"/>
-                <w:sz w:val="20"/>
-                <w:szCs w:val="20"/>
-              </w:rPr>
-            </w:pPr>
-            <w:ins w:id="67" w:author="Markstrum, Alexis@Energy" w:date="2021-10-27T15:34:00Z">
-              <w:r>
-                <w:rPr>
-                  <w:rFonts w:asciiTheme="minorHAnsi" w:hAnsiTheme="minorHAnsi" w:cstheme="minorHAnsi"/>
-                  <w:sz w:val="20"/>
-                  <w:szCs w:val="20"/>
-                </w:rPr>
-                <w:t xml:space="preserve">The main panelboard shall have a minimum busbar rating of 225 amps. </w:t>
-              </w:r>
-            </w:ins>
+                <w:rFonts w:asciiTheme="minorHAnsi" w:hAnsiTheme="minorHAnsi" w:cstheme="minorHAnsi"/>
+                <w:sz w:val="20"/>
+                <w:szCs w:val="20"/>
+              </w:rPr>
+            </w:pPr>
+            <w:r>
+              <w:rPr>
+                <w:rFonts w:asciiTheme="minorHAnsi" w:hAnsiTheme="minorHAnsi" w:cstheme="minorHAnsi"/>
+                <w:sz w:val="20"/>
+                <w:szCs w:val="20"/>
+              </w:rPr>
+              <w:t xml:space="preserve">The main panelboard shall have a minimum busbar rating of 225 amps. </w:t>
+            </w:r>
           </w:p>
         </w:tc>
       </w:tr>
       <w:tr>
         <w:trPr>
           <w:trHeight w:val="144"/>
-          <w:ins w:id="68" w:author="Markstrum, Alexis@Energy" w:date="2021-10-27T15:34:00Z"/>
         </w:trPr>
         <w:tc>
           <w:tcPr>
@@ -1058,44 +804,27 @@
               <w:spacing w:before="0" w:after="0"/>
               <w:jc w:val="center"/>
               <w:rPr>
-                <w:ins w:id="69" w:author="Markstrum, Alexis@Energy" w:date="2021-10-27T15:34:00Z"/>
-                <w:rFonts w:asciiTheme="minorHAnsi" w:hAnsiTheme="minorHAnsi"/>
-                <w:sz w:val="18"/>
-                <w:szCs w:val="18"/>
-              </w:rPr>
-            </w:pPr>
-            <w:ins w:id="70" w:author="Markstrum, Alexis@Energy" w:date="2021-10-27T15:35:00Z">
-              <w:r>
-                <w:rPr>
-                  <w:rFonts w:asciiTheme="minorHAnsi" w:hAnsiTheme="minorHAnsi"/>
-                  <w:sz w:val="18"/>
-                  <w:szCs w:val="18"/>
-                </w:rPr>
-                <w:t>0</w:t>
-              </w:r>
-            </w:ins>
-            <w:ins w:id="71" w:author="Tam, Danny@Energy" w:date="2021-11-03T10:18:00Z">
-              <w:r>
-                <w:rPr>
-                  <w:rFonts w:asciiTheme="minorHAnsi" w:hAnsiTheme="minorHAnsi"/>
-                  <w:sz w:val="18"/>
-                  <w:szCs w:val="18"/>
-                </w:rPr>
-                <w:t>4</w:t>
-              </w:r>
-            </w:ins>
-            <w:ins w:id="72" w:author="Markstrum, Alexis@Energy" w:date="2021-10-27T15:35:00Z">
-              <w:del w:id="73" w:author="Tam, Danny@Energy" w:date="2021-11-03T10:18:00Z">
-                <w:r>
-                  <w:rPr>
-                    <w:rFonts w:asciiTheme="minorHAnsi" w:hAnsiTheme="minorHAnsi"/>
-                    <w:sz w:val="18"/>
-                    <w:szCs w:val="18"/>
-                  </w:rPr>
-                  <w:delText>6</w:delText>
-                </w:r>
-              </w:del>
-            </w:ins>
+                <w:rFonts w:asciiTheme="minorHAnsi" w:hAnsiTheme="minorHAnsi"/>
+                <w:sz w:val="20"/>
+                <w:szCs w:val="20"/>
+              </w:rPr>
+            </w:pPr>
+            <w:r>
+              <w:rPr>
+                <w:rFonts w:asciiTheme="minorHAnsi" w:hAnsiTheme="minorHAnsi"/>
+                <w:sz w:val="20"/>
+                <w:szCs w:val="20"/>
+              </w:rPr>
+              <w:t>0</w:t>
+            </w:r>
+            <w:r>
+              <w:rPr>
+                <w:rFonts w:asciiTheme="minorHAnsi" w:hAnsiTheme="minorHAnsi"/>
+                <w:sz w:val="20"/>
+                <w:szCs w:val="20"/>
+              </w:rPr>
+              <w:t>4</w:t>
+            </w:r>
           </w:p>
         </w:tc>
         <w:tc>
@@ -1108,22 +837,19 @@
               <w:pStyle w:val="BodyText2"/>
               <w:spacing w:before="0" w:after="0"/>
               <w:rPr>
-                <w:ins w:id="74" w:author="Markstrum, Alexis@Energy" w:date="2021-10-27T15:34:00Z"/>
-                <w:rFonts w:asciiTheme="minorHAnsi" w:hAnsiTheme="minorHAnsi" w:cstheme="minorHAnsi"/>
-                <w:sz w:val="20"/>
-                <w:szCs w:val="20"/>
-              </w:rPr>
-            </w:pPr>
-            <w:ins w:id="75" w:author="Markstrum, Alexis@Energy" w:date="2021-10-27T15:35:00Z">
-              <w:r>
-                <w:rPr>
-                  <w:rFonts w:asciiTheme="minorHAnsi" w:hAnsiTheme="minorHAnsi" w:cstheme="minorHAnsi"/>
-                  <w:sz w:val="20"/>
-                  <w:szCs w:val="20"/>
-                </w:rPr>
-                <w:t>Sufficient space shall be reserved to allow future installation of a system isolation equipment/transfer switch within 3 feet of the main panelboard.</w:t>
-              </w:r>
-            </w:ins>
+                <w:rFonts w:asciiTheme="minorHAnsi" w:hAnsiTheme="minorHAnsi" w:cstheme="minorHAnsi"/>
+                <w:sz w:val="20"/>
+                <w:szCs w:val="20"/>
+              </w:rPr>
+            </w:pPr>
+            <w:r>
+              <w:rPr>
+                <w:rFonts w:asciiTheme="minorHAnsi" w:hAnsiTheme="minorHAnsi" w:cstheme="minorHAnsi"/>
+                <w:sz w:val="20"/>
+                <w:szCs w:val="20"/>
+              </w:rPr>
+              <w:t>Sufficient space shall be reserved to allow future installation of a system isolation equipment/transfer switch within 3 feet of the main panelboard.</w:t>
+            </w:r>
           </w:p>
         </w:tc>
       </w:tr>
@@ -1223,28 +949,6 @@
                 <w:szCs w:val="18"/>
               </w:rPr>
             </w:pPr>
-            <w:del w:id="76" w:author="Tam, Danny@Energy" w:date="2021-11-03T10:21:00Z">
-              <w:r>
-                <w:rPr>
-                  <w:rFonts w:asciiTheme="minorHAnsi" w:hAnsiTheme="minorHAnsi"/>
-                  <w:b/>
-                  <w:sz w:val="20"/>
-                  <w:szCs w:val="20"/>
-                </w:rPr>
-                <w:delText>D</w:delText>
-              </w:r>
-            </w:del>
-            <w:ins w:id="77" w:author="Tam, Danny@Energy" w:date="2021-11-03T10:21:00Z">
-              <w:r>
-                <w:rPr>
-                  <w:rFonts w:asciiTheme="minorHAnsi" w:hAnsiTheme="minorHAnsi"/>
-                  <w:b/>
-                  <w:sz w:val="20"/>
-                  <w:szCs w:val="20"/>
-                </w:rPr>
-                <w:t>C</w:t>
-              </w:r>
-            </w:ins>
             <w:r>
               <w:rPr>
                 <w:rFonts w:asciiTheme="minorHAnsi" w:hAnsiTheme="minorHAnsi"/>
@@ -1252,19 +956,26 @@
                 <w:sz w:val="20"/>
                 <w:szCs w:val="20"/>
               </w:rPr>
+              <w:t>C</w:t>
+            </w:r>
+            <w:r>
+              <w:rPr>
+                <w:rFonts w:asciiTheme="minorHAnsi" w:hAnsiTheme="minorHAnsi"/>
+                <w:b/>
+                <w:sz w:val="20"/>
+                <w:szCs w:val="20"/>
+              </w:rPr>
               <w:t xml:space="preserve">. </w:t>
             </w:r>
-            <w:ins w:id="78" w:author="Markstrum, Alexis@Energy" w:date="2021-10-27T15:51:00Z">
-              <w:r>
-                <w:rPr>
-                  <w:rFonts w:asciiTheme="minorHAnsi" w:hAnsiTheme="minorHAnsi"/>
-                  <w:b/>
-                  <w:sz w:val="20"/>
-                  <w:szCs w:val="20"/>
-                </w:rPr>
-                <w:t>Heat Pump Space Heater Ready</w:t>
-              </w:r>
-            </w:ins>
+            <w:r>
+              <w:rPr>
+                <w:rFonts w:asciiTheme="minorHAnsi" w:hAnsiTheme="minorHAnsi"/>
+                <w:b/>
+                <w:sz w:val="20"/>
+                <w:szCs w:val="20"/>
+              </w:rPr>
+              <w:t>Heat Pump Space Heater Ready</w:t>
+            </w:r>
           </w:p>
         </w:tc>
       </w:tr>
@@ -1290,15 +1001,15 @@
               <w:jc w:val="center"/>
               <w:rPr>
                 <w:rFonts w:asciiTheme="minorHAnsi" w:hAnsiTheme="minorHAnsi"/>
-                <w:sz w:val="18"/>
-                <w:szCs w:val="18"/>
-              </w:rPr>
-            </w:pPr>
-            <w:r>
-              <w:rPr>
-                <w:rFonts w:asciiTheme="minorHAnsi" w:hAnsiTheme="minorHAnsi"/>
-                <w:sz w:val="18"/>
-                <w:szCs w:val="18"/>
+                <w:sz w:val="20"/>
+                <w:szCs w:val="20"/>
+              </w:rPr>
+            </w:pPr>
+            <w:r>
+              <w:rPr>
+                <w:rFonts w:asciiTheme="minorHAnsi" w:hAnsiTheme="minorHAnsi"/>
+                <w:sz w:val="20"/>
+                <w:szCs w:val="20"/>
               </w:rPr>
               <w:t>01</w:t>
             </w:r>
@@ -1319,34 +1030,32 @@
                 <w:szCs w:val="18"/>
               </w:rPr>
             </w:pPr>
-            <w:ins w:id="79" w:author="Markstrum, Alexis@Energy" w:date="2021-10-27T16:01:00Z">
-              <w:r>
-                <w:rPr>
-                  <w:rFonts w:asciiTheme="minorHAnsi" w:hAnsiTheme="minorHAnsi" w:cstheme="minorHAnsi"/>
-                  <w:sz w:val="20"/>
-                  <w:szCs w:val="20"/>
-                </w:rPr>
-                <w:t xml:space="preserve">A dedicated </w:t>
-              </w:r>
-              <w:proofErr w:type="gramStart"/>
-              <w:r>
-                <w:rPr>
-                  <w:rFonts w:asciiTheme="minorHAnsi" w:hAnsiTheme="minorHAnsi" w:cstheme="minorHAnsi"/>
-                  <w:sz w:val="20"/>
-                  <w:szCs w:val="20"/>
-                </w:rPr>
-                <w:t>240 volt</w:t>
-              </w:r>
-              <w:proofErr w:type="gramEnd"/>
-              <w:r>
-                <w:rPr>
-                  <w:rFonts w:asciiTheme="minorHAnsi" w:hAnsiTheme="minorHAnsi" w:cstheme="minorHAnsi"/>
-                  <w:sz w:val="20"/>
-                  <w:szCs w:val="20"/>
-                </w:rPr>
-                <w:t xml:space="preserve"> branch circuit wiring shall be installed within 3 feet from the furnace and accessible to the furnace with no obstructions.</w:t>
-              </w:r>
-            </w:ins>
+            <w:r>
+              <w:rPr>
+                <w:rFonts w:asciiTheme="minorHAnsi" w:hAnsiTheme="minorHAnsi" w:cstheme="minorHAnsi"/>
+                <w:sz w:val="20"/>
+                <w:szCs w:val="20"/>
+              </w:rPr>
+              <w:t xml:space="preserve">A dedicated </w:t>
+            </w:r>
+            <w:proofErr w:type="gramStart"/>
+            <w:r>
+              <w:rPr>
+                <w:rFonts w:asciiTheme="minorHAnsi" w:hAnsiTheme="minorHAnsi" w:cstheme="minorHAnsi"/>
+                <w:sz w:val="20"/>
+                <w:szCs w:val="20"/>
+              </w:rPr>
+              <w:t>240 volt</w:t>
+            </w:r>
+            <w:proofErr w:type="gramEnd"/>
+            <w:r>
+              <w:rPr>
+                <w:rFonts w:asciiTheme="minorHAnsi" w:hAnsiTheme="minorHAnsi" w:cstheme="minorHAnsi"/>
+                <w:sz w:val="20"/>
+                <w:szCs w:val="20"/>
+              </w:rPr>
+              <w:t xml:space="preserve"> branch circuit wiring shall be installed within 3 feet from the furnace and accessible to the furnace with no obstructions.</w:t>
+            </w:r>
           </w:p>
         </w:tc>
       </w:tr>
@@ -1372,15 +1081,15 @@
               <w:jc w:val="center"/>
               <w:rPr>
                 <w:rFonts w:asciiTheme="minorHAnsi" w:hAnsiTheme="minorHAnsi"/>
-                <w:sz w:val="18"/>
-                <w:szCs w:val="18"/>
-              </w:rPr>
-            </w:pPr>
-            <w:r>
-              <w:rPr>
-                <w:rFonts w:asciiTheme="minorHAnsi" w:hAnsiTheme="minorHAnsi"/>
-                <w:sz w:val="18"/>
-                <w:szCs w:val="18"/>
+                <w:sz w:val="20"/>
+                <w:szCs w:val="20"/>
+              </w:rPr>
+            </w:pPr>
+            <w:r>
+              <w:rPr>
+                <w:rFonts w:asciiTheme="minorHAnsi" w:hAnsiTheme="minorHAnsi"/>
+                <w:sz w:val="20"/>
+                <w:szCs w:val="20"/>
               </w:rPr>
               <w:t>02</w:t>
             </w:r>
@@ -1401,16 +1110,14 @@
                 <w:szCs w:val="18"/>
               </w:rPr>
             </w:pPr>
-            <w:ins w:id="80" w:author="Markstrum, Alexis@Energy" w:date="2021-10-27T16:02:00Z">
-              <w:r>
-                <w:rPr>
-                  <w:rFonts w:asciiTheme="minorHAnsi" w:hAnsiTheme="minorHAnsi" w:cstheme="minorHAnsi"/>
-                  <w:sz w:val="20"/>
-                  <w:szCs w:val="20"/>
-                </w:rPr>
-                <w:t>The branch circuit conductors shall be rated at 30 amps minimum</w:t>
-              </w:r>
-            </w:ins>
+            <w:r>
+              <w:rPr>
+                <w:rFonts w:asciiTheme="minorHAnsi" w:hAnsiTheme="minorHAnsi" w:cstheme="minorHAnsi"/>
+                <w:sz w:val="20"/>
+                <w:szCs w:val="20"/>
+              </w:rPr>
+              <w:t>The branch circuit conductors shall be rated at 30 amps minimum</w:t>
+            </w:r>
           </w:p>
         </w:tc>
       </w:tr>
@@ -1436,15 +1143,15 @@
               <w:jc w:val="center"/>
               <w:rPr>
                 <w:rFonts w:asciiTheme="minorHAnsi" w:hAnsiTheme="minorHAnsi"/>
-                <w:sz w:val="18"/>
-                <w:szCs w:val="18"/>
-              </w:rPr>
-            </w:pPr>
-            <w:r>
-              <w:rPr>
-                <w:rFonts w:asciiTheme="minorHAnsi" w:hAnsiTheme="minorHAnsi"/>
-                <w:sz w:val="18"/>
-                <w:szCs w:val="18"/>
+                <w:sz w:val="20"/>
+                <w:szCs w:val="20"/>
+              </w:rPr>
+            </w:pPr>
+            <w:r>
+              <w:rPr>
+                <w:rFonts w:asciiTheme="minorHAnsi" w:hAnsiTheme="minorHAnsi"/>
+                <w:sz w:val="20"/>
+                <w:szCs w:val="20"/>
               </w:rPr>
               <w:t>03</w:t>
             </w:r>
@@ -1465,23 +1172,20 @@
                 <w:szCs w:val="18"/>
               </w:rPr>
             </w:pPr>
-            <w:ins w:id="81" w:author="Markstrum, Alexis@Energy" w:date="2021-10-27T16:02:00Z">
-              <w:r>
-                <w:rPr>
-                  <w:rFonts w:asciiTheme="minorHAnsi" w:hAnsiTheme="minorHAnsi" w:cstheme="minorHAnsi"/>
-                  <w:sz w:val="20"/>
-                  <w:szCs w:val="20"/>
-                </w:rPr>
-                <w:t>The blank cover shall be identified as “240V ready”.</w:t>
-              </w:r>
-            </w:ins>
+            <w:r>
+              <w:rPr>
+                <w:rFonts w:asciiTheme="minorHAnsi" w:hAnsiTheme="minorHAnsi" w:cstheme="minorHAnsi"/>
+                <w:sz w:val="20"/>
+                <w:szCs w:val="20"/>
+              </w:rPr>
+              <w:t>The blank cover shall be identified as “240V ready”.</w:t>
+            </w:r>
           </w:p>
         </w:tc>
       </w:tr>
       <w:tr>
         <w:trPr>
           <w:trHeight w:val="144"/>
-          <w:ins w:id="82" w:author="Markstrum, Alexis@Energy" w:date="2021-10-27T16:01:00Z"/>
         </w:trPr>
         <w:tc>
           <w:tcPr>
@@ -1500,22 +1204,19 @@
               <w:spacing w:before="0" w:after="0"/>
               <w:jc w:val="center"/>
               <w:rPr>
-                <w:ins w:id="83" w:author="Markstrum, Alexis@Energy" w:date="2021-10-27T16:01:00Z"/>
-                <w:rFonts w:asciiTheme="minorHAnsi" w:hAnsiTheme="minorHAnsi"/>
-                <w:sz w:val="18"/>
-                <w:szCs w:val="18"/>
-              </w:rPr>
-            </w:pPr>
-            <w:ins w:id="84" w:author="Markstrum, Alexis@Energy" w:date="2021-10-27T16:02:00Z">
-              <w:r>
-                <w:rPr>
-                  <w:rFonts w:asciiTheme="minorHAnsi" w:hAnsiTheme="minorHAnsi"/>
-                  <w:sz w:val="18"/>
-                  <w:szCs w:val="18"/>
-                </w:rPr>
-                <w:t>04</w:t>
-              </w:r>
-            </w:ins>
+                <w:rFonts w:asciiTheme="minorHAnsi" w:hAnsiTheme="minorHAnsi"/>
+                <w:sz w:val="20"/>
+                <w:szCs w:val="20"/>
+              </w:rPr>
+            </w:pPr>
+            <w:r>
+              <w:rPr>
+                <w:rFonts w:asciiTheme="minorHAnsi" w:hAnsiTheme="minorHAnsi"/>
+                <w:sz w:val="20"/>
+                <w:szCs w:val="20"/>
+              </w:rPr>
+              <w:t>04</w:t>
+            </w:r>
           </w:p>
         </w:tc>
         <w:tc>
@@ -1528,47 +1229,43 @@
               <w:pStyle w:val="BodyText2"/>
               <w:spacing w:before="0" w:after="0"/>
               <w:rPr>
-                <w:ins w:id="85" w:author="Markstrum, Alexis@Energy" w:date="2021-10-27T16:01:00Z"/>
-                <w:rFonts w:asciiTheme="minorHAnsi" w:hAnsiTheme="minorHAnsi" w:cstheme="minorHAnsi"/>
-                <w:sz w:val="18"/>
-                <w:szCs w:val="18"/>
-              </w:rPr>
-            </w:pPr>
-            <w:ins w:id="86" w:author="Markstrum, Alexis@Energy" w:date="2021-10-27T16:02:00Z">
-              <w:r>
-                <w:rPr>
-                  <w:rFonts w:asciiTheme="minorHAnsi" w:hAnsiTheme="minorHAnsi" w:cstheme="minorHAnsi"/>
-                  <w:sz w:val="20"/>
-                  <w:szCs w:val="20"/>
-                </w:rPr>
-                <w:t xml:space="preserve">All electrical components shall be installed in accordance with the </w:t>
-              </w:r>
-              <w:r>
-                <w:rPr>
-                  <w:rFonts w:asciiTheme="minorHAnsi" w:hAnsiTheme="minorHAnsi" w:cstheme="minorHAnsi"/>
-                  <w:i/>
-                  <w:iCs/>
-                  <w:sz w:val="20"/>
-                  <w:szCs w:val="20"/>
-                </w:rPr>
-                <w:t>California Electrical Code</w:t>
-              </w:r>
-              <w:r>
-                <w:rPr>
-                  <w:rFonts w:asciiTheme="minorHAnsi" w:hAnsiTheme="minorHAnsi" w:cstheme="minorHAnsi"/>
-                  <w:sz w:val="20"/>
-                  <w:szCs w:val="20"/>
-                </w:rPr>
-                <w:t>.</w:t>
-              </w:r>
-            </w:ins>
+                <w:rFonts w:asciiTheme="minorHAnsi" w:hAnsiTheme="minorHAnsi" w:cstheme="minorHAnsi"/>
+                <w:sz w:val="18"/>
+                <w:szCs w:val="18"/>
+              </w:rPr>
+            </w:pPr>
+            <w:r>
+              <w:rPr>
+                <w:rFonts w:asciiTheme="minorHAnsi" w:hAnsiTheme="minorHAnsi" w:cstheme="minorHAnsi"/>
+                <w:sz w:val="20"/>
+                <w:szCs w:val="20"/>
+              </w:rPr>
+              <w:t xml:space="preserve">All electrical components shall be installed in accordance with the </w:t>
+            </w:r>
+            <w:r>
+              <w:rPr>
+                <w:rFonts w:asciiTheme="minorHAnsi" w:hAnsiTheme="minorHAnsi" w:cstheme="minorHAnsi"/>
+                <w:i/>
+                <w:iCs/>
+                <w:sz w:val="20"/>
+                <w:szCs w:val="20"/>
+              </w:rPr>
+              <w:t>California Electrical Code</w:t>
+            </w:r>
+            <w:r>
+              <w:rPr>
+                <w:rFonts w:asciiTheme="minorHAnsi" w:hAnsiTheme="minorHAnsi" w:cstheme="minorHAnsi"/>
+                <w:sz w:val="20"/>
+                <w:szCs w:val="20"/>
+              </w:rPr>
+              <w:t>.</w:t>
+            </w:r>
           </w:p>
         </w:tc>
       </w:tr>
       <w:tr>
         <w:trPr>
           <w:trHeight w:val="144"/>
-          <w:ins w:id="87" w:author="Markstrum, Alexis@Energy" w:date="2021-10-27T16:01:00Z"/>
         </w:trPr>
         <w:tc>
           <w:tcPr>
@@ -1587,22 +1284,19 @@
               <w:spacing w:before="0" w:after="0"/>
               <w:jc w:val="center"/>
               <w:rPr>
-                <w:ins w:id="88" w:author="Markstrum, Alexis@Energy" w:date="2021-10-27T16:01:00Z"/>
-                <w:rFonts w:asciiTheme="minorHAnsi" w:hAnsiTheme="minorHAnsi"/>
-                <w:sz w:val="18"/>
-                <w:szCs w:val="18"/>
-              </w:rPr>
-            </w:pPr>
-            <w:ins w:id="89" w:author="Markstrum, Alexis@Energy" w:date="2021-10-27T16:02:00Z">
-              <w:r>
-                <w:rPr>
-                  <w:rFonts w:asciiTheme="minorHAnsi" w:hAnsiTheme="minorHAnsi"/>
-                  <w:sz w:val="18"/>
-                  <w:szCs w:val="18"/>
-                </w:rPr>
-                <w:t>05</w:t>
-              </w:r>
-            </w:ins>
+                <w:rFonts w:asciiTheme="minorHAnsi" w:hAnsiTheme="minorHAnsi"/>
+                <w:sz w:val="20"/>
+                <w:szCs w:val="20"/>
+              </w:rPr>
+            </w:pPr>
+            <w:r>
+              <w:rPr>
+                <w:rFonts w:asciiTheme="minorHAnsi" w:hAnsiTheme="minorHAnsi"/>
+                <w:sz w:val="20"/>
+                <w:szCs w:val="20"/>
+              </w:rPr>
+              <w:t>05</w:t>
+            </w:r>
           </w:p>
         </w:tc>
         <w:tc>
@@ -1615,22 +1309,19 @@
               <w:pStyle w:val="BodyText2"/>
               <w:spacing w:before="0" w:after="0"/>
               <w:rPr>
-                <w:ins w:id="90" w:author="Markstrum, Alexis@Energy" w:date="2021-10-27T16:01:00Z"/>
-                <w:rFonts w:asciiTheme="minorHAnsi" w:hAnsiTheme="minorHAnsi" w:cstheme="minorHAnsi"/>
-                <w:sz w:val="18"/>
-                <w:szCs w:val="18"/>
-              </w:rPr>
-            </w:pPr>
-            <w:ins w:id="91" w:author="Markstrum, Alexis@Energy" w:date="2021-10-27T16:02:00Z">
-              <w:r>
-                <w:rPr>
-                  <w:rFonts w:asciiTheme="minorHAnsi" w:hAnsiTheme="minorHAnsi" w:cstheme="minorHAnsi"/>
-                  <w:sz w:val="20"/>
-                  <w:szCs w:val="20"/>
-                </w:rPr>
-                <w:t>The main electrical service panel shall have a reserved space to allow for the installation of a double pole circuit breaker for a future heat pump space heater installation. The reserved space shall be permanently marked as “For Future 240V use”.</w:t>
-              </w:r>
-            </w:ins>
+                <w:rFonts w:asciiTheme="minorHAnsi" w:hAnsiTheme="minorHAnsi" w:cstheme="minorHAnsi"/>
+                <w:sz w:val="18"/>
+                <w:szCs w:val="18"/>
+              </w:rPr>
+            </w:pPr>
+            <w:r>
+              <w:rPr>
+                <w:rFonts w:asciiTheme="minorHAnsi" w:hAnsiTheme="minorHAnsi" w:cstheme="minorHAnsi"/>
+                <w:sz w:val="20"/>
+                <w:szCs w:val="20"/>
+              </w:rPr>
+              <w:t>The main electrical service panel shall have a reserved space to allow for the installation of a double pole circuit breaker for a future heat pump space heater installation. The reserved space shall be permanently marked as “For Future 240V use”.</w:t>
+            </w:r>
           </w:p>
         </w:tc>
       </w:tr>
@@ -1723,28 +1414,6 @@
                 <w:szCs w:val="20"/>
               </w:rPr>
             </w:pPr>
-            <w:ins w:id="92" w:author="Tam, Danny@Energy" w:date="2021-11-03T10:22:00Z">
-              <w:r>
-                <w:rPr>
-                  <w:rFonts w:asciiTheme="minorHAnsi" w:hAnsiTheme="minorHAnsi"/>
-                  <w:b/>
-                  <w:sz w:val="20"/>
-                  <w:szCs w:val="20"/>
-                </w:rPr>
-                <w:t>D</w:t>
-              </w:r>
-            </w:ins>
-            <w:del w:id="93" w:author="Tam, Danny@Energy" w:date="2021-11-03T10:22:00Z">
-              <w:r>
-                <w:rPr>
-                  <w:rFonts w:asciiTheme="minorHAnsi" w:hAnsiTheme="minorHAnsi"/>
-                  <w:b/>
-                  <w:sz w:val="20"/>
-                  <w:szCs w:val="20"/>
-                </w:rPr>
-                <w:delText>E</w:delText>
-              </w:r>
-            </w:del>
             <w:r>
               <w:rPr>
                 <w:rFonts w:asciiTheme="minorHAnsi" w:hAnsiTheme="minorHAnsi"/>
@@ -1752,19 +1421,26 @@
                 <w:sz w:val="20"/>
                 <w:szCs w:val="20"/>
               </w:rPr>
+              <w:t>D</w:t>
+            </w:r>
+            <w:r>
+              <w:rPr>
+                <w:rFonts w:asciiTheme="minorHAnsi" w:hAnsiTheme="minorHAnsi"/>
+                <w:b/>
+                <w:sz w:val="20"/>
+                <w:szCs w:val="20"/>
+              </w:rPr>
               <w:t>.</w:t>
             </w:r>
-            <w:ins w:id="94" w:author="Markstrum, Alexis@Energy" w:date="2021-10-27T16:03:00Z">
-              <w:r>
-                <w:rPr>
-                  <w:rFonts w:asciiTheme="minorHAnsi" w:hAnsiTheme="minorHAnsi"/>
-                  <w:b/>
-                  <w:sz w:val="20"/>
-                  <w:szCs w:val="20"/>
-                </w:rPr>
-                <w:t xml:space="preserve"> Electric Cooktop Ready</w:t>
-              </w:r>
-            </w:ins>
+            <w:r>
+              <w:rPr>
+                <w:rFonts w:asciiTheme="minorHAnsi" w:hAnsiTheme="minorHAnsi"/>
+                <w:b/>
+                <w:sz w:val="20"/>
+                <w:szCs w:val="20"/>
+              </w:rPr>
+              <w:t xml:space="preserve"> Electric Cooktop Ready</w:t>
+            </w:r>
           </w:p>
         </w:tc>
       </w:tr>
@@ -1790,15 +1466,15 @@
               <w:jc w:val="center"/>
               <w:rPr>
                 <w:rFonts w:asciiTheme="minorHAnsi" w:hAnsiTheme="minorHAnsi"/>
-                <w:sz w:val="18"/>
-                <w:szCs w:val="18"/>
-              </w:rPr>
-            </w:pPr>
-            <w:r>
-              <w:rPr>
-                <w:rFonts w:asciiTheme="minorHAnsi" w:hAnsiTheme="minorHAnsi"/>
-                <w:sz w:val="18"/>
-                <w:szCs w:val="18"/>
+                <w:sz w:val="20"/>
+                <w:szCs w:val="20"/>
+              </w:rPr>
+            </w:pPr>
+            <w:r>
+              <w:rPr>
+                <w:rFonts w:asciiTheme="minorHAnsi" w:hAnsiTheme="minorHAnsi"/>
+                <w:sz w:val="20"/>
+                <w:szCs w:val="20"/>
               </w:rPr>
               <w:t>01</w:t>
             </w:r>
@@ -1825,25 +1501,23 @@
                 <w:szCs w:val="18"/>
               </w:rPr>
             </w:pPr>
-            <w:ins w:id="95" w:author="Markstrum, Alexis@Energy" w:date="2021-10-27T16:06:00Z">
-              <w:r>
-                <w:rPr>
-                  <w:rFonts w:asciiTheme="minorHAnsi" w:hAnsiTheme="minorHAnsi" w:cstheme="minorHAnsi"/>
-                  <w:sz w:val="20"/>
-                  <w:szCs w:val="20"/>
-                </w:rPr>
-                <w:t xml:space="preserve">A dedicated 240 volt branch circuit wiring shall be installed within 3 feet from the cooktop and accessible to the cooktop with no </w:t>
-              </w:r>
-              <w:proofErr w:type="gramStart"/>
-              <w:r>
-                <w:rPr>
-                  <w:rFonts w:asciiTheme="minorHAnsi" w:hAnsiTheme="minorHAnsi" w:cstheme="minorHAnsi"/>
-                  <w:sz w:val="20"/>
-                  <w:szCs w:val="20"/>
-                </w:rPr>
-                <w:t>obstructions .</w:t>
-              </w:r>
-            </w:ins>
+            <w:r>
+              <w:rPr>
+                <w:rFonts w:asciiTheme="minorHAnsi" w:hAnsiTheme="minorHAnsi" w:cstheme="minorHAnsi"/>
+                <w:sz w:val="20"/>
+                <w:szCs w:val="20"/>
+              </w:rPr>
+              <w:t xml:space="preserve">A dedicated 240 volt branch circuit wiring shall be installed within 3 feet from the cooktop and accessible to the cooktop with no </w:t>
+            </w:r>
+            <w:proofErr w:type="gramStart"/>
+            <w:r>
+              <w:rPr>
+                <w:rFonts w:asciiTheme="minorHAnsi" w:hAnsiTheme="minorHAnsi" w:cstheme="minorHAnsi"/>
+                <w:sz w:val="20"/>
+                <w:szCs w:val="20"/>
+              </w:rPr>
+              <w:t>obstructions .</w:t>
+            </w:r>
             <w:proofErr w:type="gramEnd"/>
           </w:p>
         </w:tc>
@@ -1870,20 +1544,18 @@
               <w:jc w:val="center"/>
               <w:rPr>
                 <w:rFonts w:asciiTheme="minorHAnsi" w:hAnsiTheme="minorHAnsi"/>
-                <w:sz w:val="18"/>
-                <w:szCs w:val="18"/>
-              </w:rPr>
-            </w:pPr>
-            <w:ins w:id="96" w:author="Markstrum, Alexis@Energy" w:date="2021-10-27T16:07:00Z">
-              <w:r>
-                <w:rPr>
-                  <w:rFonts w:asciiTheme="minorHAnsi" w:hAnsiTheme="minorHAnsi"/>
-                  <w:sz w:val="18"/>
-                  <w:szCs w:val="18"/>
-                </w:rPr>
-                <w:t>02</w:t>
-              </w:r>
-            </w:ins>
+                <w:sz w:val="20"/>
+                <w:szCs w:val="20"/>
+              </w:rPr>
+            </w:pPr>
+            <w:r>
+              <w:rPr>
+                <w:rFonts w:asciiTheme="minorHAnsi" w:hAnsiTheme="minorHAnsi"/>
+                <w:sz w:val="20"/>
+                <w:szCs w:val="20"/>
+              </w:rPr>
+              <w:t>02</w:t>
+            </w:r>
           </w:p>
         </w:tc>
         <w:tc>
@@ -1907,16 +1579,14 @@
                 <w:szCs w:val="18"/>
               </w:rPr>
             </w:pPr>
-            <w:ins w:id="97" w:author="Markstrum, Alexis@Energy" w:date="2021-10-27T16:07:00Z">
-              <w:r>
-                <w:rPr>
-                  <w:rFonts w:asciiTheme="minorHAnsi" w:hAnsiTheme="minorHAnsi" w:cstheme="minorHAnsi"/>
-                  <w:sz w:val="20"/>
-                  <w:szCs w:val="20"/>
-                </w:rPr>
-                <w:t>The branch circuit conductors shall be rated at 50 amps minimum.</w:t>
-              </w:r>
-            </w:ins>
+            <w:r>
+              <w:rPr>
+                <w:rFonts w:asciiTheme="minorHAnsi" w:hAnsiTheme="minorHAnsi" w:cstheme="minorHAnsi"/>
+                <w:sz w:val="20"/>
+                <w:szCs w:val="20"/>
+              </w:rPr>
+              <w:t>The branch circuit conductors shall be rated at 50 amps minimum.</w:t>
+            </w:r>
           </w:p>
         </w:tc>
       </w:tr>
@@ -1942,20 +1612,18 @@
               <w:jc w:val="center"/>
               <w:rPr>
                 <w:rFonts w:asciiTheme="minorHAnsi" w:hAnsiTheme="minorHAnsi"/>
-                <w:sz w:val="18"/>
-                <w:szCs w:val="18"/>
-              </w:rPr>
-            </w:pPr>
-            <w:ins w:id="98" w:author="Markstrum, Alexis@Energy" w:date="2021-10-27T16:07:00Z">
-              <w:r>
-                <w:rPr>
-                  <w:rFonts w:asciiTheme="minorHAnsi" w:hAnsiTheme="minorHAnsi"/>
-                  <w:sz w:val="18"/>
-                  <w:szCs w:val="18"/>
-                </w:rPr>
-                <w:t>03</w:t>
-              </w:r>
-            </w:ins>
+                <w:sz w:val="20"/>
+                <w:szCs w:val="20"/>
+              </w:rPr>
+            </w:pPr>
+            <w:r>
+              <w:rPr>
+                <w:rFonts w:asciiTheme="minorHAnsi" w:hAnsiTheme="minorHAnsi"/>
+                <w:sz w:val="20"/>
+                <w:szCs w:val="20"/>
+              </w:rPr>
+              <w:t>03</w:t>
+            </w:r>
           </w:p>
         </w:tc>
         <w:tc>
@@ -1979,16 +1647,14 @@
                 <w:szCs w:val="18"/>
               </w:rPr>
             </w:pPr>
-            <w:ins w:id="99" w:author="Markstrum, Alexis@Energy" w:date="2021-10-27T16:07:00Z">
-              <w:r>
-                <w:rPr>
-                  <w:rFonts w:asciiTheme="minorHAnsi" w:hAnsiTheme="minorHAnsi" w:cstheme="minorHAnsi"/>
-                  <w:sz w:val="20"/>
-                  <w:szCs w:val="20"/>
-                </w:rPr>
-                <w:t>The blank cover shall be identified as “240V ready”.</w:t>
-              </w:r>
-            </w:ins>
+            <w:r>
+              <w:rPr>
+                <w:rFonts w:asciiTheme="minorHAnsi" w:hAnsiTheme="minorHAnsi" w:cstheme="minorHAnsi"/>
+                <w:sz w:val="20"/>
+                <w:szCs w:val="20"/>
+              </w:rPr>
+              <w:t>The blank cover shall be identified as “240V ready”.</w:t>
+            </w:r>
           </w:p>
         </w:tc>
       </w:tr>
@@ -2014,20 +1680,18 @@
               <w:jc w:val="center"/>
               <w:rPr>
                 <w:rFonts w:asciiTheme="minorHAnsi" w:hAnsiTheme="minorHAnsi"/>
-                <w:sz w:val="18"/>
-                <w:szCs w:val="18"/>
-              </w:rPr>
-            </w:pPr>
-            <w:ins w:id="100" w:author="Markstrum, Alexis@Energy" w:date="2021-10-27T16:07:00Z">
-              <w:r>
-                <w:rPr>
-                  <w:rFonts w:asciiTheme="minorHAnsi" w:hAnsiTheme="minorHAnsi"/>
-                  <w:sz w:val="18"/>
-                  <w:szCs w:val="18"/>
-                </w:rPr>
-                <w:t>04</w:t>
-              </w:r>
-            </w:ins>
+                <w:sz w:val="20"/>
+                <w:szCs w:val="20"/>
+              </w:rPr>
+            </w:pPr>
+            <w:r>
+              <w:rPr>
+                <w:rFonts w:asciiTheme="minorHAnsi" w:hAnsiTheme="minorHAnsi"/>
+                <w:sz w:val="20"/>
+                <w:szCs w:val="20"/>
+              </w:rPr>
+              <w:t>04</w:t>
+            </w:r>
           </w:p>
         </w:tc>
         <w:tc>
@@ -2051,34 +1715,32 @@
                 <w:szCs w:val="18"/>
               </w:rPr>
             </w:pPr>
-            <w:ins w:id="101" w:author="Markstrum, Alexis@Energy" w:date="2021-10-27T16:07:00Z">
-              <w:r>
-                <w:rPr>
-                  <w:rFonts w:asciiTheme="minorHAnsi" w:hAnsiTheme="minorHAnsi" w:cstheme="minorHAnsi"/>
-                  <w:sz w:val="20"/>
-                  <w:szCs w:val="20"/>
-                </w:rPr>
-                <w:t xml:space="preserve">All electrical components shall be installed in accordance with the </w:t>
-              </w:r>
-              <w:r>
-                <w:rPr>
-                  <w:rFonts w:asciiTheme="minorHAnsi" w:hAnsiTheme="minorHAnsi" w:cstheme="minorHAnsi"/>
-                  <w:i/>
-                  <w:iCs/>
-                  <w:sz w:val="20"/>
-                  <w:szCs w:val="20"/>
-                </w:rPr>
-                <w:t>California Electrical Code</w:t>
-              </w:r>
-              <w:r>
-                <w:rPr>
-                  <w:rFonts w:asciiTheme="minorHAnsi" w:hAnsiTheme="minorHAnsi" w:cstheme="minorHAnsi"/>
-                  <w:sz w:val="20"/>
-                  <w:szCs w:val="20"/>
-                </w:rPr>
-                <w:t>.</w:t>
-              </w:r>
-            </w:ins>
+            <w:r>
+              <w:rPr>
+                <w:rFonts w:asciiTheme="minorHAnsi" w:hAnsiTheme="minorHAnsi" w:cstheme="minorHAnsi"/>
+                <w:sz w:val="20"/>
+                <w:szCs w:val="20"/>
+              </w:rPr>
+              <w:t xml:space="preserve">All electrical components shall be installed in accordance with the </w:t>
+            </w:r>
+            <w:r>
+              <w:rPr>
+                <w:rFonts w:asciiTheme="minorHAnsi" w:hAnsiTheme="minorHAnsi" w:cstheme="minorHAnsi"/>
+                <w:i/>
+                <w:iCs/>
+                <w:sz w:val="20"/>
+                <w:szCs w:val="20"/>
+              </w:rPr>
+              <w:t>California Electrical Code</w:t>
+            </w:r>
+            <w:r>
+              <w:rPr>
+                <w:rFonts w:asciiTheme="minorHAnsi" w:hAnsiTheme="minorHAnsi" w:cstheme="minorHAnsi"/>
+                <w:sz w:val="20"/>
+                <w:szCs w:val="20"/>
+              </w:rPr>
+              <w:t>.</w:t>
+            </w:r>
           </w:p>
         </w:tc>
       </w:tr>
@@ -2104,20 +1766,18 @@
               <w:jc w:val="center"/>
               <w:rPr>
                 <w:rFonts w:asciiTheme="minorHAnsi" w:hAnsiTheme="minorHAnsi"/>
-                <w:sz w:val="18"/>
-                <w:szCs w:val="18"/>
-              </w:rPr>
-            </w:pPr>
-            <w:ins w:id="102" w:author="Markstrum, Alexis@Energy" w:date="2021-10-27T16:07:00Z">
-              <w:r>
-                <w:rPr>
-                  <w:rFonts w:asciiTheme="minorHAnsi" w:hAnsiTheme="minorHAnsi"/>
-                  <w:sz w:val="18"/>
-                  <w:szCs w:val="18"/>
-                </w:rPr>
-                <w:t>05</w:t>
-              </w:r>
-            </w:ins>
+                <w:sz w:val="20"/>
+                <w:szCs w:val="20"/>
+              </w:rPr>
+            </w:pPr>
+            <w:r>
+              <w:rPr>
+                <w:rFonts w:asciiTheme="minorHAnsi" w:hAnsiTheme="minorHAnsi"/>
+                <w:sz w:val="20"/>
+                <w:szCs w:val="20"/>
+              </w:rPr>
+              <w:t>05</w:t>
+            </w:r>
           </w:p>
         </w:tc>
         <w:tc>
@@ -2141,16 +1801,14 @@
                 <w:szCs w:val="18"/>
               </w:rPr>
             </w:pPr>
-            <w:ins w:id="103" w:author="Markstrum, Alexis@Energy" w:date="2021-10-27T16:07:00Z">
-              <w:r>
-                <w:rPr>
-                  <w:rFonts w:asciiTheme="minorHAnsi" w:hAnsiTheme="minorHAnsi" w:cstheme="minorHAnsi"/>
-                  <w:sz w:val="20"/>
-                  <w:szCs w:val="20"/>
-                </w:rPr>
-                <w:t>The main electrical service panel shall have a reserved space to allow for the installation of a double pole circuit breaker for a future electric cooktop installation. The reserved space shall be permanently marked as “For Future 240V use”.</w:t>
-              </w:r>
-            </w:ins>
+            <w:r>
+              <w:rPr>
+                <w:rFonts w:asciiTheme="minorHAnsi" w:hAnsiTheme="minorHAnsi" w:cstheme="minorHAnsi"/>
+                <w:sz w:val="20"/>
+                <w:szCs w:val="20"/>
+              </w:rPr>
+              <w:t>The main electrical service panel shall have a reserved space to allow for the installation of a double pole circuit breaker for a future electric cooktop installation. The reserved space shall be permanently marked as “For Future 240V use”.</w:t>
+            </w:r>
           </w:p>
         </w:tc>
       </w:tr>
@@ -2251,29 +1909,6 @@
                 <w:szCs w:val="20"/>
               </w:rPr>
             </w:pPr>
-            <w:del w:id="104" w:author="Tam, Danny@Energy" w:date="2021-11-03T10:22:00Z">
-              <w:r>
-                <w:rPr>
-                  <w:rFonts w:asciiTheme="minorHAnsi" w:hAnsiTheme="minorHAnsi"/>
-                  <w:b/>
-                  <w:sz w:val="20"/>
-                  <w:szCs w:val="20"/>
-                </w:rPr>
-                <w:lastRenderedPageBreak/>
-                <w:delText>F</w:delText>
-              </w:r>
-            </w:del>
-            <w:ins w:id="105" w:author="Tam, Danny@Energy" w:date="2021-11-03T10:22:00Z">
-              <w:r>
-                <w:rPr>
-                  <w:rFonts w:asciiTheme="minorHAnsi" w:hAnsiTheme="minorHAnsi"/>
-                  <w:b/>
-                  <w:sz w:val="20"/>
-                  <w:szCs w:val="20"/>
-                </w:rPr>
-                <w:t>E</w:t>
-              </w:r>
-            </w:ins>
             <w:r>
               <w:rPr>
                 <w:rFonts w:asciiTheme="minorHAnsi" w:hAnsiTheme="minorHAnsi"/>
@@ -2281,19 +1916,27 @@
                 <w:sz w:val="20"/>
                 <w:szCs w:val="20"/>
               </w:rPr>
+              <w:lastRenderedPageBreak/>
+              <w:t>E</w:t>
+            </w:r>
+            <w:r>
+              <w:rPr>
+                <w:rFonts w:asciiTheme="minorHAnsi" w:hAnsiTheme="minorHAnsi"/>
+                <w:b/>
+                <w:sz w:val="20"/>
+                <w:szCs w:val="20"/>
+              </w:rPr>
               <w:t xml:space="preserve">. </w:t>
             </w:r>
-            <w:ins w:id="106" w:author="Markstrum, Alexis@Energy" w:date="2021-10-27T16:09:00Z">
-              <w:r>
-                <w:rPr>
-                  <w:rFonts w:asciiTheme="minorHAnsi" w:hAnsiTheme="minorHAnsi"/>
-                  <w:b/>
-                  <w:sz w:val="20"/>
-                  <w:szCs w:val="20"/>
-                </w:rPr>
-                <w:t>Electric Clothes Dryer Ready</w:t>
-              </w:r>
-            </w:ins>
+            <w:r>
+              <w:rPr>
+                <w:rFonts w:asciiTheme="minorHAnsi" w:hAnsiTheme="minorHAnsi"/>
+                <w:b/>
+                <w:sz w:val="20"/>
+                <w:szCs w:val="20"/>
+              </w:rPr>
+              <w:t>Electric Clothes Dryer Ready</w:t>
+            </w:r>
           </w:p>
         </w:tc>
       </w:tr>
@@ -2319,15 +1962,15 @@
               <w:jc w:val="center"/>
               <w:rPr>
                 <w:rFonts w:asciiTheme="minorHAnsi" w:hAnsiTheme="minorHAnsi"/>
-                <w:sz w:val="18"/>
-                <w:szCs w:val="18"/>
-              </w:rPr>
-            </w:pPr>
-            <w:r>
-              <w:rPr>
-                <w:rFonts w:asciiTheme="minorHAnsi" w:hAnsiTheme="minorHAnsi"/>
-                <w:sz w:val="18"/>
-                <w:szCs w:val="18"/>
+                <w:sz w:val="20"/>
+                <w:szCs w:val="20"/>
+              </w:rPr>
+            </w:pPr>
+            <w:r>
+              <w:rPr>
+                <w:rFonts w:asciiTheme="minorHAnsi" w:hAnsiTheme="minorHAnsi"/>
+                <w:sz w:val="20"/>
+                <w:szCs w:val="20"/>
               </w:rPr>
               <w:t>01</w:t>
             </w:r>
@@ -2354,25 +1997,23 @@
                 <w:szCs w:val="18"/>
               </w:rPr>
             </w:pPr>
-            <w:ins w:id="107" w:author="Markstrum, Alexis@Energy" w:date="2021-10-27T16:10:00Z">
-              <w:r>
-                <w:rPr>
-                  <w:rFonts w:asciiTheme="minorHAnsi" w:hAnsiTheme="minorHAnsi" w:cstheme="minorHAnsi"/>
-                  <w:sz w:val="20"/>
-                  <w:szCs w:val="20"/>
-                </w:rPr>
-                <w:t xml:space="preserve">A dedicated 240 volt branch circuit wiring shall be installed within 3 feet from the clothes dryer location and accessible to the clothes dryer location with no </w:t>
-              </w:r>
-              <w:proofErr w:type="gramStart"/>
-              <w:r>
-                <w:rPr>
-                  <w:rFonts w:asciiTheme="minorHAnsi" w:hAnsiTheme="minorHAnsi" w:cstheme="minorHAnsi"/>
-                  <w:sz w:val="20"/>
-                  <w:szCs w:val="20"/>
-                </w:rPr>
-                <w:t>obstructions .</w:t>
-              </w:r>
-            </w:ins>
+            <w:r>
+              <w:rPr>
+                <w:rFonts w:asciiTheme="minorHAnsi" w:hAnsiTheme="minorHAnsi" w:cstheme="minorHAnsi"/>
+                <w:sz w:val="20"/>
+                <w:szCs w:val="20"/>
+              </w:rPr>
+              <w:t xml:space="preserve">A dedicated 240 volt branch circuit wiring shall be installed within 3 feet from the clothes dryer location and accessible to the clothes dryer location with no </w:t>
+            </w:r>
+            <w:proofErr w:type="gramStart"/>
+            <w:r>
+              <w:rPr>
+                <w:rFonts w:asciiTheme="minorHAnsi" w:hAnsiTheme="minorHAnsi" w:cstheme="minorHAnsi"/>
+                <w:sz w:val="20"/>
+                <w:szCs w:val="20"/>
+              </w:rPr>
+              <w:t>obstructions .</w:t>
+            </w:r>
             <w:proofErr w:type="gramEnd"/>
           </w:p>
         </w:tc>
@@ -2380,7 +2021,6 @@
       <w:tr>
         <w:trPr>
           <w:trHeight w:val="144"/>
-          <w:ins w:id="108" w:author="Markstrum, Alexis@Energy" w:date="2021-10-27T16:10:00Z"/>
         </w:trPr>
         <w:tc>
           <w:tcPr>
@@ -2399,22 +2039,19 @@
               <w:spacing w:before="0" w:after="0"/>
               <w:jc w:val="center"/>
               <w:rPr>
-                <w:ins w:id="109" w:author="Markstrum, Alexis@Energy" w:date="2021-10-27T16:10:00Z"/>
-                <w:rFonts w:asciiTheme="minorHAnsi" w:hAnsiTheme="minorHAnsi"/>
-                <w:sz w:val="18"/>
-                <w:szCs w:val="18"/>
-              </w:rPr>
-            </w:pPr>
-            <w:ins w:id="110" w:author="Markstrum, Alexis@Energy" w:date="2021-10-27T16:11:00Z">
-              <w:r>
-                <w:rPr>
-                  <w:rFonts w:asciiTheme="minorHAnsi" w:hAnsiTheme="minorHAnsi"/>
-                  <w:sz w:val="18"/>
-                  <w:szCs w:val="18"/>
-                </w:rPr>
-                <w:t>02</w:t>
-              </w:r>
-            </w:ins>
+                <w:rFonts w:asciiTheme="minorHAnsi" w:hAnsiTheme="minorHAnsi"/>
+                <w:sz w:val="20"/>
+                <w:szCs w:val="20"/>
+              </w:rPr>
+            </w:pPr>
+            <w:r>
+              <w:rPr>
+                <w:rFonts w:asciiTheme="minorHAnsi" w:hAnsiTheme="minorHAnsi"/>
+                <w:sz w:val="20"/>
+                <w:szCs w:val="20"/>
+              </w:rPr>
+              <w:t>02</w:t>
+            </w:r>
           </w:p>
         </w:tc>
         <w:tc>
@@ -2433,29 +2070,25 @@
               <w:pStyle w:val="BodyText2"/>
               <w:spacing w:before="0" w:after="0"/>
               <w:rPr>
-                <w:ins w:id="111" w:author="Markstrum, Alexis@Energy" w:date="2021-10-27T16:10:00Z"/>
-                <w:rFonts w:asciiTheme="minorHAnsi" w:hAnsiTheme="minorHAnsi" w:cstheme="minorHAnsi"/>
-                <w:sz w:val="18"/>
-                <w:szCs w:val="18"/>
-              </w:rPr>
-            </w:pPr>
-            <w:ins w:id="112" w:author="Markstrum, Alexis@Energy" w:date="2021-10-27T16:10:00Z">
-              <w:r>
-                <w:rPr>
-                  <w:rFonts w:asciiTheme="minorHAnsi" w:hAnsiTheme="minorHAnsi" w:cstheme="minorHAnsi"/>
-                  <w:sz w:val="20"/>
-                  <w:szCs w:val="20"/>
-                </w:rPr>
-                <w:t>The branch circuit conductors shall be rated at 30 amps minimum.</w:t>
-              </w:r>
-            </w:ins>
+                <w:rFonts w:asciiTheme="minorHAnsi" w:hAnsiTheme="minorHAnsi" w:cstheme="minorHAnsi"/>
+                <w:sz w:val="18"/>
+                <w:szCs w:val="18"/>
+              </w:rPr>
+            </w:pPr>
+            <w:r>
+              <w:rPr>
+                <w:rFonts w:asciiTheme="minorHAnsi" w:hAnsiTheme="minorHAnsi" w:cstheme="minorHAnsi"/>
+                <w:sz w:val="20"/>
+                <w:szCs w:val="20"/>
+              </w:rPr>
+              <w:t>The branch circuit conductors shall be rated at 30 amps minimum.</w:t>
+            </w:r>
           </w:p>
         </w:tc>
       </w:tr>
       <w:tr>
         <w:trPr>
           <w:trHeight w:val="144"/>
-          <w:ins w:id="113" w:author="Markstrum, Alexis@Energy" w:date="2021-10-27T16:10:00Z"/>
         </w:trPr>
         <w:tc>
           <w:tcPr>
@@ -2474,22 +2107,19 @@
               <w:spacing w:before="0" w:after="0"/>
               <w:jc w:val="center"/>
               <w:rPr>
-                <w:ins w:id="114" w:author="Markstrum, Alexis@Energy" w:date="2021-10-27T16:10:00Z"/>
-                <w:rFonts w:asciiTheme="minorHAnsi" w:hAnsiTheme="minorHAnsi"/>
-                <w:sz w:val="18"/>
-                <w:szCs w:val="18"/>
-              </w:rPr>
-            </w:pPr>
-            <w:ins w:id="115" w:author="Markstrum, Alexis@Energy" w:date="2021-10-27T16:11:00Z">
-              <w:r>
-                <w:rPr>
-                  <w:rFonts w:asciiTheme="minorHAnsi" w:hAnsiTheme="minorHAnsi"/>
-                  <w:sz w:val="18"/>
-                  <w:szCs w:val="18"/>
-                </w:rPr>
-                <w:t>03</w:t>
-              </w:r>
-            </w:ins>
+                <w:rFonts w:asciiTheme="minorHAnsi" w:hAnsiTheme="minorHAnsi"/>
+                <w:sz w:val="20"/>
+                <w:szCs w:val="20"/>
+              </w:rPr>
+            </w:pPr>
+            <w:r>
+              <w:rPr>
+                <w:rFonts w:asciiTheme="minorHAnsi" w:hAnsiTheme="minorHAnsi"/>
+                <w:sz w:val="20"/>
+                <w:szCs w:val="20"/>
+              </w:rPr>
+              <w:t>03</w:t>
+            </w:r>
           </w:p>
         </w:tc>
         <w:tc>
@@ -2508,29 +2138,25 @@
               <w:pStyle w:val="BodyText2"/>
               <w:spacing w:before="0" w:after="0"/>
               <w:rPr>
-                <w:ins w:id="116" w:author="Markstrum, Alexis@Energy" w:date="2021-10-27T16:10:00Z"/>
-                <w:rFonts w:asciiTheme="minorHAnsi" w:hAnsiTheme="minorHAnsi" w:cstheme="minorHAnsi"/>
-                <w:sz w:val="18"/>
-                <w:szCs w:val="18"/>
-              </w:rPr>
-            </w:pPr>
-            <w:ins w:id="117" w:author="Markstrum, Alexis@Energy" w:date="2021-10-27T16:11:00Z">
-              <w:r>
-                <w:rPr>
-                  <w:rFonts w:asciiTheme="minorHAnsi" w:hAnsiTheme="minorHAnsi" w:cstheme="minorHAnsi"/>
-                  <w:sz w:val="20"/>
-                  <w:szCs w:val="20"/>
-                </w:rPr>
-                <w:t>The blank cover shall be identified as “240V ready”.</w:t>
-              </w:r>
-            </w:ins>
+                <w:rFonts w:asciiTheme="minorHAnsi" w:hAnsiTheme="minorHAnsi" w:cstheme="minorHAnsi"/>
+                <w:sz w:val="18"/>
+                <w:szCs w:val="18"/>
+              </w:rPr>
+            </w:pPr>
+            <w:r>
+              <w:rPr>
+                <w:rFonts w:asciiTheme="minorHAnsi" w:hAnsiTheme="minorHAnsi" w:cstheme="minorHAnsi"/>
+                <w:sz w:val="20"/>
+                <w:szCs w:val="20"/>
+              </w:rPr>
+              <w:t>The blank cover shall be identified as “240V ready”.</w:t>
+            </w:r>
           </w:p>
         </w:tc>
       </w:tr>
       <w:tr>
         <w:trPr>
           <w:trHeight w:val="144"/>
-          <w:ins w:id="118" w:author="Markstrum, Alexis@Energy" w:date="2021-10-27T16:10:00Z"/>
         </w:trPr>
         <w:tc>
           <w:tcPr>
@@ -2549,22 +2175,19 @@
               <w:spacing w:before="0" w:after="0"/>
               <w:jc w:val="center"/>
               <w:rPr>
-                <w:ins w:id="119" w:author="Markstrum, Alexis@Energy" w:date="2021-10-27T16:10:00Z"/>
-                <w:rFonts w:asciiTheme="minorHAnsi" w:hAnsiTheme="minorHAnsi"/>
-                <w:sz w:val="18"/>
-                <w:szCs w:val="18"/>
-              </w:rPr>
-            </w:pPr>
-            <w:ins w:id="120" w:author="Markstrum, Alexis@Energy" w:date="2021-10-27T16:11:00Z">
-              <w:r>
-                <w:rPr>
-                  <w:rFonts w:asciiTheme="minorHAnsi" w:hAnsiTheme="minorHAnsi"/>
-                  <w:sz w:val="18"/>
-                  <w:szCs w:val="18"/>
-                </w:rPr>
-                <w:t>04</w:t>
-              </w:r>
-            </w:ins>
+                <w:rFonts w:asciiTheme="minorHAnsi" w:hAnsiTheme="minorHAnsi"/>
+                <w:sz w:val="20"/>
+                <w:szCs w:val="20"/>
+              </w:rPr>
+            </w:pPr>
+            <w:r>
+              <w:rPr>
+                <w:rFonts w:asciiTheme="minorHAnsi" w:hAnsiTheme="minorHAnsi"/>
+                <w:sz w:val="20"/>
+                <w:szCs w:val="20"/>
+              </w:rPr>
+              <w:t>04</w:t>
+            </w:r>
           </w:p>
         </w:tc>
         <w:tc>
@@ -2583,47 +2206,43 @@
               <w:pStyle w:val="BodyText2"/>
               <w:spacing w:before="0" w:after="0"/>
               <w:rPr>
-                <w:ins w:id="121" w:author="Markstrum, Alexis@Energy" w:date="2021-10-27T16:10:00Z"/>
-                <w:rFonts w:asciiTheme="minorHAnsi" w:hAnsiTheme="minorHAnsi" w:cstheme="minorHAnsi"/>
-                <w:sz w:val="18"/>
-                <w:szCs w:val="18"/>
-              </w:rPr>
-            </w:pPr>
-            <w:ins w:id="122" w:author="Markstrum, Alexis@Energy" w:date="2021-10-27T16:11:00Z">
-              <w:r>
-                <w:rPr>
-                  <w:rFonts w:asciiTheme="minorHAnsi" w:hAnsiTheme="minorHAnsi" w:cstheme="minorHAnsi"/>
-                  <w:sz w:val="20"/>
-                  <w:szCs w:val="20"/>
-                </w:rPr>
-                <w:t xml:space="preserve">All electrical components shall be installed in accordance with the </w:t>
-              </w:r>
-              <w:r>
-                <w:rPr>
-                  <w:rFonts w:asciiTheme="minorHAnsi" w:hAnsiTheme="minorHAnsi" w:cstheme="minorHAnsi"/>
-                  <w:i/>
-                  <w:iCs/>
-                  <w:sz w:val="20"/>
-                  <w:szCs w:val="20"/>
-                </w:rPr>
-                <w:t>California Electrical Code</w:t>
-              </w:r>
-              <w:r>
-                <w:rPr>
-                  <w:rFonts w:asciiTheme="minorHAnsi" w:hAnsiTheme="minorHAnsi" w:cstheme="minorHAnsi"/>
-                  <w:sz w:val="20"/>
-                  <w:szCs w:val="20"/>
-                </w:rPr>
-                <w:t>.</w:t>
-              </w:r>
-            </w:ins>
+                <w:rFonts w:asciiTheme="minorHAnsi" w:hAnsiTheme="minorHAnsi" w:cstheme="minorHAnsi"/>
+                <w:sz w:val="18"/>
+                <w:szCs w:val="18"/>
+              </w:rPr>
+            </w:pPr>
+            <w:r>
+              <w:rPr>
+                <w:rFonts w:asciiTheme="minorHAnsi" w:hAnsiTheme="minorHAnsi" w:cstheme="minorHAnsi"/>
+                <w:sz w:val="20"/>
+                <w:szCs w:val="20"/>
+              </w:rPr>
+              <w:t xml:space="preserve">All electrical components shall be installed in accordance with the </w:t>
+            </w:r>
+            <w:r>
+              <w:rPr>
+                <w:rFonts w:asciiTheme="minorHAnsi" w:hAnsiTheme="minorHAnsi" w:cstheme="minorHAnsi"/>
+                <w:i/>
+                <w:iCs/>
+                <w:sz w:val="20"/>
+                <w:szCs w:val="20"/>
+              </w:rPr>
+              <w:t>California Electrical Code</w:t>
+            </w:r>
+            <w:r>
+              <w:rPr>
+                <w:rFonts w:asciiTheme="minorHAnsi" w:hAnsiTheme="minorHAnsi" w:cstheme="minorHAnsi"/>
+                <w:sz w:val="20"/>
+                <w:szCs w:val="20"/>
+              </w:rPr>
+              <w:t>.</w:t>
+            </w:r>
           </w:p>
         </w:tc>
       </w:tr>
       <w:tr>
         <w:trPr>
           <w:trHeight w:val="144"/>
-          <w:ins w:id="123" w:author="Markstrum, Alexis@Energy" w:date="2021-10-27T16:10:00Z"/>
         </w:trPr>
         <w:tc>
           <w:tcPr>
@@ -2642,22 +2261,19 @@
               <w:spacing w:before="0" w:after="0"/>
               <w:jc w:val="center"/>
               <w:rPr>
-                <w:ins w:id="124" w:author="Markstrum, Alexis@Energy" w:date="2021-10-27T16:10:00Z"/>
-                <w:rFonts w:asciiTheme="minorHAnsi" w:hAnsiTheme="minorHAnsi"/>
-                <w:sz w:val="18"/>
-                <w:szCs w:val="18"/>
-              </w:rPr>
-            </w:pPr>
-            <w:ins w:id="125" w:author="Markstrum, Alexis@Energy" w:date="2021-10-27T16:11:00Z">
-              <w:r>
-                <w:rPr>
-                  <w:rFonts w:asciiTheme="minorHAnsi" w:hAnsiTheme="minorHAnsi"/>
-                  <w:sz w:val="18"/>
-                  <w:szCs w:val="18"/>
-                </w:rPr>
-                <w:t>05</w:t>
-              </w:r>
-            </w:ins>
+                <w:rFonts w:asciiTheme="minorHAnsi" w:hAnsiTheme="minorHAnsi"/>
+                <w:sz w:val="20"/>
+                <w:szCs w:val="20"/>
+              </w:rPr>
+            </w:pPr>
+            <w:r>
+              <w:rPr>
+                <w:rFonts w:asciiTheme="minorHAnsi" w:hAnsiTheme="minorHAnsi"/>
+                <w:sz w:val="20"/>
+                <w:szCs w:val="20"/>
+              </w:rPr>
+              <w:t>05</w:t>
+            </w:r>
           </w:p>
         </w:tc>
         <w:tc>
@@ -2676,22 +2292,19 @@
               <w:pStyle w:val="BodyText2"/>
               <w:spacing w:before="0" w:after="0"/>
               <w:rPr>
-                <w:ins w:id="126" w:author="Markstrum, Alexis@Energy" w:date="2021-10-27T16:10:00Z"/>
-                <w:rFonts w:asciiTheme="minorHAnsi" w:hAnsiTheme="minorHAnsi" w:cstheme="minorHAnsi"/>
-                <w:sz w:val="18"/>
-                <w:szCs w:val="18"/>
-              </w:rPr>
-            </w:pPr>
-            <w:ins w:id="127" w:author="Markstrum, Alexis@Energy" w:date="2021-10-27T16:11:00Z">
-              <w:r>
-                <w:rPr>
-                  <w:rFonts w:asciiTheme="minorHAnsi" w:hAnsiTheme="minorHAnsi" w:cstheme="minorHAnsi"/>
-                  <w:sz w:val="20"/>
-                  <w:szCs w:val="20"/>
-                </w:rPr>
-                <w:t>The main electrical service panel shall have a reserved space to allow for the installation of a double pole circuit breaker for a future electric clothes dryer installation. The reserved space shall be permanently marked as “For Future 240V use”.</w:t>
-              </w:r>
-            </w:ins>
+                <w:rFonts w:asciiTheme="minorHAnsi" w:hAnsiTheme="minorHAnsi" w:cstheme="minorHAnsi"/>
+                <w:sz w:val="18"/>
+                <w:szCs w:val="18"/>
+              </w:rPr>
+            </w:pPr>
+            <w:r>
+              <w:rPr>
+                <w:rFonts w:asciiTheme="minorHAnsi" w:hAnsiTheme="minorHAnsi" w:cstheme="minorHAnsi"/>
+                <w:sz w:val="20"/>
+                <w:szCs w:val="20"/>
+              </w:rPr>
+              <w:t>The main electrical service panel shall have a reserved space to allow for the installation of a double pole circuit breaker for a future electric clothes dryer installation. The reserved space shall be permanently marked as “For Future 240V use”.</w:t>
+            </w:r>
           </w:p>
         </w:tc>
       </w:tr>
@@ -2762,10 +2375,10 @@
         <w:tblLook w:val="0000" w:firstRow="0" w:lastRow="0" w:firstColumn="0" w:lastColumn="0" w:noHBand="0" w:noVBand="0"/>
       </w:tblPr>
       <w:tblGrid>
-        <w:gridCol w:w="5215"/>
+        <w:gridCol w:w="5214"/>
         <w:gridCol w:w="266"/>
-        <w:gridCol w:w="2508"/>
-        <w:gridCol w:w="2773"/>
+        <w:gridCol w:w="2507"/>
+        <w:gridCol w:w="2775"/>
       </w:tblGrid>
       <w:tr>
         <w:trPr>
@@ -2809,14 +2422,12 @@
                 <w:b/>
               </w:rPr>
             </w:pPr>
-            <w:bookmarkStart w:id="128" w:name="_Hlk86243627"/>
+            <w:bookmarkStart w:id="0" w:name="_Hlk86243627"/>
             <w:r>
               <w:rPr>
                 <w:rFonts w:asciiTheme="minorHAnsi" w:hAnsiTheme="minorHAnsi" w:cs="Arial"/>
                 <w:b/>
                 <w:caps/>
-                <w:sz w:val="18"/>
-                <w:szCs w:val="18"/>
               </w:rPr>
               <w:t>Documentation Author's Declaration Statement</w:t>
             </w:r>
@@ -2847,15 +2458,11 @@
               <w:outlineLvl w:val="2"/>
               <w:rPr>
                 <w:rFonts w:asciiTheme="minorHAnsi" w:hAnsiTheme="minorHAnsi"/>
-                <w:sz w:val="18"/>
-                <w:szCs w:val="18"/>
-              </w:rPr>
-            </w:pPr>
-            <w:r>
-              <w:rPr>
-                <w:rFonts w:asciiTheme="minorHAnsi" w:hAnsiTheme="minorHAnsi"/>
-                <w:sz w:val="18"/>
-                <w:szCs w:val="18"/>
+              </w:rPr>
+            </w:pPr>
+            <w:r>
+              <w:rPr>
+                <w:rFonts w:asciiTheme="minorHAnsi" w:hAnsiTheme="minorHAnsi"/>
               </w:rPr>
               <w:t>I certify that this Certificate of Installation documentation is accurate and complete.</w:t>
             </w:r>
@@ -2876,15 +2483,11 @@
               <w:keepNext/>
               <w:rPr>
                 <w:rFonts w:asciiTheme="minorHAnsi" w:hAnsiTheme="minorHAnsi"/>
-                <w:sz w:val="14"/>
-                <w:szCs w:val="14"/>
-              </w:rPr>
-            </w:pPr>
-            <w:r>
-              <w:rPr>
-                <w:rFonts w:asciiTheme="minorHAnsi" w:hAnsiTheme="minorHAnsi"/>
-                <w:sz w:val="14"/>
-                <w:szCs w:val="14"/>
+              </w:rPr>
+            </w:pPr>
+            <w:r>
+              <w:rPr>
+                <w:rFonts w:asciiTheme="minorHAnsi" w:hAnsiTheme="minorHAnsi"/>
               </w:rPr>
               <w:t>Documentation Author Name:</w:t>
             </w:r>
@@ -2900,15 +2503,11 @@
               <w:keepNext/>
               <w:rPr>
                 <w:rFonts w:asciiTheme="minorHAnsi" w:hAnsiTheme="minorHAnsi"/>
-                <w:sz w:val="14"/>
-                <w:szCs w:val="14"/>
-              </w:rPr>
-            </w:pPr>
-            <w:r>
-              <w:rPr>
-                <w:rFonts w:asciiTheme="minorHAnsi" w:hAnsiTheme="minorHAnsi"/>
-                <w:sz w:val="14"/>
-                <w:szCs w:val="14"/>
+              </w:rPr>
+            </w:pPr>
+            <w:r>
+              <w:rPr>
+                <w:rFonts w:asciiTheme="minorHAnsi" w:hAnsiTheme="minorHAnsi"/>
               </w:rPr>
               <w:t>Documentation Author Signature:</w:t>
             </w:r>
@@ -2929,15 +2528,11 @@
               <w:keepNext/>
               <w:rPr>
                 <w:rFonts w:asciiTheme="minorHAnsi" w:hAnsiTheme="minorHAnsi"/>
-                <w:sz w:val="14"/>
-                <w:szCs w:val="14"/>
-              </w:rPr>
-            </w:pPr>
-            <w:r>
-              <w:rPr>
-                <w:rFonts w:asciiTheme="minorHAnsi" w:hAnsiTheme="minorHAnsi"/>
-                <w:sz w:val="14"/>
-                <w:szCs w:val="14"/>
+              </w:rPr>
+            </w:pPr>
+            <w:r>
+              <w:rPr>
+                <w:rFonts w:asciiTheme="minorHAnsi" w:hAnsiTheme="minorHAnsi"/>
               </w:rPr>
               <w:t>Documentation Author Company Name:</w:t>
             </w:r>
@@ -2953,15 +2548,11 @@
               <w:keepNext/>
               <w:rPr>
                 <w:rFonts w:asciiTheme="minorHAnsi" w:hAnsiTheme="minorHAnsi"/>
-                <w:sz w:val="14"/>
-                <w:szCs w:val="14"/>
-              </w:rPr>
-            </w:pPr>
-            <w:r>
-              <w:rPr>
-                <w:rFonts w:asciiTheme="minorHAnsi" w:hAnsiTheme="minorHAnsi"/>
-                <w:sz w:val="14"/>
-                <w:szCs w:val="14"/>
+              </w:rPr>
+            </w:pPr>
+            <w:r>
+              <w:rPr>
+                <w:rFonts w:asciiTheme="minorHAnsi" w:hAnsiTheme="minorHAnsi"/>
               </w:rPr>
               <w:t>Date Signed:</w:t>
             </w:r>
@@ -2982,15 +2573,11 @@
               <w:keepNext/>
               <w:rPr>
                 <w:rFonts w:asciiTheme="minorHAnsi" w:hAnsiTheme="minorHAnsi"/>
-                <w:sz w:val="14"/>
-                <w:szCs w:val="14"/>
-              </w:rPr>
-            </w:pPr>
-            <w:r>
-              <w:rPr>
-                <w:rFonts w:asciiTheme="minorHAnsi" w:hAnsiTheme="minorHAnsi"/>
-                <w:sz w:val="14"/>
-                <w:szCs w:val="14"/>
+              </w:rPr>
+            </w:pPr>
+            <w:r>
+              <w:rPr>
+                <w:rFonts w:asciiTheme="minorHAnsi" w:hAnsiTheme="minorHAnsi"/>
               </w:rPr>
               <w:t>Address:</w:t>
             </w:r>
@@ -3006,15 +2593,11 @@
               <w:keepNext/>
               <w:rPr>
                 <w:rFonts w:asciiTheme="minorHAnsi" w:hAnsiTheme="minorHAnsi"/>
-                <w:sz w:val="14"/>
-                <w:szCs w:val="14"/>
-              </w:rPr>
-            </w:pPr>
-            <w:r>
-              <w:rPr>
-                <w:rFonts w:asciiTheme="minorHAnsi" w:hAnsiTheme="minorHAnsi"/>
-                <w:sz w:val="14"/>
-                <w:szCs w:val="14"/>
+              </w:rPr>
+            </w:pPr>
+            <w:r>
+              <w:rPr>
+                <w:rFonts w:asciiTheme="minorHAnsi" w:hAnsiTheme="minorHAnsi"/>
               </w:rPr>
               <w:t>CEA/HERS Certification Identification (If applicable):</w:t>
             </w:r>
@@ -3035,15 +2618,11 @@
               <w:keepNext/>
               <w:rPr>
                 <w:rFonts w:asciiTheme="minorHAnsi" w:hAnsiTheme="minorHAnsi"/>
-                <w:sz w:val="14"/>
-                <w:szCs w:val="14"/>
-              </w:rPr>
-            </w:pPr>
-            <w:r>
-              <w:rPr>
-                <w:rFonts w:asciiTheme="minorHAnsi" w:hAnsiTheme="minorHAnsi"/>
-                <w:sz w:val="14"/>
-                <w:szCs w:val="14"/>
+              </w:rPr>
+            </w:pPr>
+            <w:r>
+              <w:rPr>
+                <w:rFonts w:asciiTheme="minorHAnsi" w:hAnsiTheme="minorHAnsi"/>
               </w:rPr>
               <w:t>City/State/Zip:</w:t>
             </w:r>
@@ -3059,15 +2638,11 @@
               <w:keepNext/>
               <w:rPr>
                 <w:rFonts w:asciiTheme="minorHAnsi" w:hAnsiTheme="minorHAnsi"/>
-                <w:sz w:val="14"/>
-                <w:szCs w:val="14"/>
-              </w:rPr>
-            </w:pPr>
-            <w:r>
-              <w:rPr>
-                <w:rFonts w:asciiTheme="minorHAnsi" w:hAnsiTheme="minorHAnsi"/>
-                <w:sz w:val="14"/>
-                <w:szCs w:val="14"/>
+              </w:rPr>
+            </w:pPr>
+            <w:r>
+              <w:rPr>
+                <w:rFonts w:asciiTheme="minorHAnsi" w:hAnsiTheme="minorHAnsi"/>
               </w:rPr>
               <w:t>Phone:</w:t>
             </w:r>
@@ -3119,8 +2694,6 @@
               <w:suppressAutoHyphens/>
               <w:rPr>
                 <w:rFonts w:asciiTheme="minorHAnsi" w:hAnsiTheme="minorHAnsi"/>
-                <w:sz w:val="18"/>
-                <w:szCs w:val="18"/>
               </w:rPr>
             </w:pPr>
             <w:r>
@@ -3128,8 +2701,6 @@
                 <w:rFonts w:asciiTheme="minorHAnsi" w:hAnsiTheme="minorHAnsi" w:cs="Arial"/>
                 <w:b/>
                 <w:caps/>
-                <w:sz w:val="18"/>
-                <w:szCs w:val="18"/>
               </w:rPr>
               <w:t>Responsible Person's Declaration statement</w:t>
             </w:r>
@@ -3157,20 +2728,17 @@
               <w:tabs>
                 <w:tab w:val="left" w:pos="-2600"/>
               </w:tabs>
-              <w:spacing w:before="60"/>
-              <w:ind w:right="86"/>
+              <w:ind w:right="90"/>
               <w:outlineLvl w:val="2"/>
               <w:rPr>
-                <w:rFonts w:asciiTheme="minorHAnsi" w:hAnsiTheme="minorHAnsi"/>
-                <w:sz w:val="18"/>
-              </w:rPr>
-            </w:pPr>
-            <w:r>
-              <w:rPr>
-                <w:rFonts w:asciiTheme="minorHAnsi" w:hAnsiTheme="minorHAnsi"/>
-                <w:sz w:val="18"/>
-              </w:rPr>
-              <w:t xml:space="preserve">I certify the following under penalty of perjury, under the laws of the State of California: </w:t>
+                <w:rFonts w:ascii="Calibri" w:hAnsi="Calibri"/>
+              </w:rPr>
+            </w:pPr>
+            <w:r>
+              <w:rPr>
+                <w:rFonts w:ascii="Calibri" w:hAnsi="Calibri"/>
+              </w:rPr>
+              <w:t>I certify the following under penalty of perjury, under the laws of the State of California:</w:t>
             </w:r>
           </w:p>
           <w:p>
@@ -3183,18 +2751,15 @@
               <w:tabs>
                 <w:tab w:val="left" w:pos="-2600"/>
               </w:tabs>
-              <w:ind w:right="90"/>
+              <w:ind w:left="780" w:right="90" w:hanging="270"/>
               <w:outlineLvl w:val="2"/>
               <w:rPr>
-                <w:rFonts w:asciiTheme="minorHAnsi" w:hAnsiTheme="minorHAnsi"/>
-                <w:color w:val="4F81BD" w:themeColor="accent1"/>
-                <w:sz w:val="18"/>
-              </w:rPr>
-            </w:pPr>
-            <w:r>
-              <w:rPr>
-                <w:rFonts w:asciiTheme="minorHAnsi" w:hAnsiTheme="minorHAnsi"/>
-                <w:sz w:val="18"/>
+                <w:rFonts w:asciiTheme="minorHAnsi" w:eastAsiaTheme="majorEastAsia" w:hAnsiTheme="minorHAnsi" w:cstheme="minorHAnsi"/>
+              </w:rPr>
+            </w:pPr>
+            <w:r>
+              <w:rPr>
+                <w:rFonts w:asciiTheme="minorHAnsi" w:eastAsiaTheme="majorEastAsia" w:hAnsiTheme="minorHAnsi" w:cstheme="minorHAnsi"/>
               </w:rPr>
               <w:t xml:space="preserve">The information provided on this Certificate of Installation is true and correct. </w:t>
             </w:r>
@@ -3207,54 +2772,47 @@
                 <w:ilvl w:val="0"/>
                 <w:numId w:val="20"/>
               </w:numPr>
-              <w:ind w:right="90"/>
-              <w:rPr>
-                <w:rFonts w:asciiTheme="minorHAnsi" w:hAnsiTheme="minorHAnsi"/>
-                <w:sz w:val="18"/>
-              </w:rPr>
-            </w:pPr>
-            <w:r>
-              <w:rPr>
-                <w:rFonts w:asciiTheme="minorHAnsi" w:hAnsiTheme="minorHAnsi"/>
+              <w:ind w:left="780" w:right="90" w:hanging="270"/>
+              <w:rPr>
+                <w:rFonts w:asciiTheme="minorHAnsi" w:hAnsiTheme="minorHAnsi" w:cstheme="minorHAnsi"/>
+              </w:rPr>
+            </w:pPr>
+            <w:r>
+              <w:rPr>
+                <w:rFonts w:asciiTheme="minorHAnsi" w:hAnsiTheme="minorHAnsi" w:cstheme="minorHAnsi"/>
                 <w:snapToGrid w:val="0"/>
-                <w:sz w:val="18"/>
               </w:rPr>
               <w:t xml:space="preserve">I am either: a) a responsible person eligible under Division 3 of the Business and Professions Code </w:t>
             </w:r>
             <w:r>
               <w:rPr>
-                <w:rFonts w:asciiTheme="minorHAnsi" w:hAnsiTheme="minorHAnsi"/>
-                <w:sz w:val="18"/>
+                <w:rFonts w:asciiTheme="minorHAnsi" w:hAnsiTheme="minorHAnsi" w:cstheme="minorHAnsi"/>
               </w:rPr>
               <w:t xml:space="preserve">in the applicable classification to accept responsibility for the system design, construction, or installation </w:t>
             </w:r>
             <w:r>
               <w:rPr>
-                <w:rFonts w:asciiTheme="minorHAnsi" w:hAnsiTheme="minorHAnsi"/>
+                <w:rFonts w:asciiTheme="minorHAnsi" w:hAnsiTheme="minorHAnsi" w:cstheme="minorHAnsi"/>
                 <w:snapToGrid w:val="0"/>
-                <w:sz w:val="18"/>
               </w:rPr>
               <w:t xml:space="preserve">of features, materials, components, or manufactured devices </w:t>
             </w:r>
             <w:r>
               <w:rPr>
-                <w:rFonts w:asciiTheme="minorHAnsi" w:hAnsiTheme="minorHAnsi"/>
-                <w:sz w:val="18"/>
+                <w:rFonts w:asciiTheme="minorHAnsi" w:hAnsiTheme="minorHAnsi" w:cstheme="minorHAnsi"/>
               </w:rPr>
               <w:t xml:space="preserve">for the scope of work identified on this Certificate of Installation, </w:t>
             </w:r>
             <w:r>
               <w:rPr>
-                <w:rFonts w:asciiTheme="minorHAnsi" w:hAnsiTheme="minorHAnsi"/>
+                <w:rFonts w:asciiTheme="minorHAnsi" w:hAnsiTheme="minorHAnsi" w:cstheme="minorHAnsi"/>
                 <w:snapToGrid w:val="0"/>
-                <w:sz w:val="18"/>
               </w:rPr>
               <w:t>and attest to the declarations in this statement</w:t>
             </w:r>
             <w:r>
               <w:rPr>
-                <w:rFonts w:asciiTheme="minorHAnsi" w:hAnsiTheme="minorHAnsi"/>
-                <w:sz w:val="18"/>
+                <w:rFonts w:asciiTheme="minorHAnsi" w:hAnsiTheme="minorHAnsi" w:cstheme="minorHAnsi"/>
               </w:rPr>
               <w:t>, or b) I am an authorized representative of the responsible person and attest to the declarations in this statement on the responsible person’s behalf.</w:t>
             </w:r>
@@ -3269,37 +2827,29 @@
               <w:autoSpaceDE w:val="0"/>
               <w:autoSpaceDN w:val="0"/>
               <w:adjustRightInd w:val="0"/>
-              <w:ind w:right="90"/>
+              <w:ind w:left="780" w:right="90" w:hanging="270"/>
               <w:contextualSpacing/>
               <w:rPr>
-                <w:rFonts w:asciiTheme="minorHAnsi" w:hAnsiTheme="minorHAnsi"/>
-                <w:sz w:val="18"/>
-                <w:szCs w:val="22"/>
-              </w:rPr>
-            </w:pPr>
-            <w:r>
-              <w:rPr>
-                <w:rFonts w:asciiTheme="minorHAnsi" w:hAnsiTheme="minorHAnsi"/>
-                <w:sz w:val="18"/>
-                <w:szCs w:val="22"/>
+                <w:rFonts w:asciiTheme="minorHAnsi" w:hAnsiTheme="minorHAnsi" w:cstheme="minorHAnsi"/>
+              </w:rPr>
+            </w:pPr>
+            <w:r>
+              <w:rPr>
+                <w:rFonts w:asciiTheme="minorHAnsi" w:hAnsiTheme="minorHAnsi" w:cstheme="minorHAnsi"/>
               </w:rPr>
               <w:t xml:space="preserve">The constructed or installed features, materials, </w:t>
             </w:r>
             <w:proofErr w:type="gramStart"/>
             <w:r>
               <w:rPr>
-                <w:rFonts w:asciiTheme="minorHAnsi" w:hAnsiTheme="minorHAnsi"/>
-                <w:sz w:val="18"/>
-                <w:szCs w:val="22"/>
+                <w:rFonts w:asciiTheme="minorHAnsi" w:hAnsiTheme="minorHAnsi" w:cstheme="minorHAnsi"/>
               </w:rPr>
               <w:t>components</w:t>
             </w:r>
             <w:proofErr w:type="gramEnd"/>
             <w:r>
               <w:rPr>
-                <w:rFonts w:asciiTheme="minorHAnsi" w:hAnsiTheme="minorHAnsi"/>
-                <w:sz w:val="18"/>
-                <w:szCs w:val="22"/>
+                <w:rFonts w:asciiTheme="minorHAnsi" w:hAnsiTheme="minorHAnsi" w:cstheme="minorHAnsi"/>
               </w:rPr>
               <w:t xml:space="preserve"> or manufactured devices (the installation) identified on this Certificate of Installation conforms to all applicable codes and regulations and the installation conforms to the requirements given on the Certificate of Compliance, plans, and specifications approved by the enforcement agency.</w:t>
             </w:r>
@@ -3311,31 +2861,54 @@
                 <w:ilvl w:val="0"/>
                 <w:numId w:val="20"/>
               </w:numPr>
-              <w:spacing w:after="60"/>
+              <w:autoSpaceDE w:val="0"/>
+              <w:autoSpaceDN w:val="0"/>
+              <w:adjustRightInd w:val="0"/>
+              <w:ind w:left="780" w:right="90" w:hanging="270"/>
               <w:contextualSpacing/>
-            </w:pPr>
-            <w:r>
-              <w:rPr>
-                <w:rFonts w:asciiTheme="minorHAnsi" w:hAnsiTheme="minorHAnsi"/>
-                <w:sz w:val="18"/>
-              </w:rPr>
-              <w:t xml:space="preserve">I will ensure that a registered copy of this Certificate of Installation shall be posted or made available with the building permit(s) issued for the </w:t>
+              <w:rPr>
+                <w:rFonts w:asciiTheme="minorHAnsi" w:hAnsiTheme="minorHAnsi" w:cstheme="minorHAnsi"/>
+              </w:rPr>
+            </w:pPr>
+            <w:r>
+              <w:rPr>
+                <w:rFonts w:asciiTheme="minorHAnsi" w:hAnsiTheme="minorHAnsi" w:cstheme="minorHAnsi"/>
+              </w:rPr>
+              <w:t xml:space="preserve">I understand that a registered copy of this Certificate of Installation shall be posted or made available with the building permit(s) issued for the </w:t>
             </w:r>
             <w:proofErr w:type="gramStart"/>
             <w:r>
               <w:rPr>
-                <w:rFonts w:asciiTheme="minorHAnsi" w:hAnsiTheme="minorHAnsi"/>
-                <w:sz w:val="18"/>
+                <w:rFonts w:asciiTheme="minorHAnsi" w:hAnsiTheme="minorHAnsi" w:cstheme="minorHAnsi"/>
               </w:rPr>
               <w:t>building, and</w:t>
             </w:r>
             <w:proofErr w:type="gramEnd"/>
             <w:r>
               <w:rPr>
-                <w:rFonts w:asciiTheme="minorHAnsi" w:hAnsiTheme="minorHAnsi"/>
-                <w:sz w:val="18"/>
-              </w:rPr>
-              <w:t xml:space="preserve"> made available to the enforcement agency for all applicable inspections. I understand that a registered copy of this Certificate of Installation is required to be included with the documentation the builder provides to the building owner at occupancy.</w:t>
+                <w:rFonts w:asciiTheme="minorHAnsi" w:hAnsiTheme="minorHAnsi" w:cstheme="minorHAnsi"/>
+              </w:rPr>
+              <w:t xml:space="preserve"> made available to the enforcement agency for all applicable inspections, and I will take the necessary steps to ensure this requirement is accomplished. </w:t>
+            </w:r>
+          </w:p>
+          <w:p>
+            <w:pPr>
+              <w:keepNext/>
+              <w:numPr>
+                <w:ilvl w:val="0"/>
+                <w:numId w:val="20"/>
+              </w:numPr>
+              <w:autoSpaceDE w:val="0"/>
+              <w:autoSpaceDN w:val="0"/>
+              <w:adjustRightInd w:val="0"/>
+              <w:ind w:left="780" w:right="90" w:hanging="270"/>
+              <w:contextualSpacing/>
+            </w:pPr>
+            <w:r>
+              <w:rPr>
+                <w:rFonts w:asciiTheme="minorHAnsi" w:hAnsiTheme="minorHAnsi" w:cstheme="minorHAnsi"/>
+              </w:rPr>
+              <w:t>I understand that a registered copy of this Certificate of Installation is required to be included with the documentation the builder provides to the building owner at occupancy, and I will take the necessary steps to ensure this requirement is accomplished.</w:t>
             </w:r>
           </w:p>
         </w:tc>
@@ -3385,15 +2958,11 @@
               <w:ind w:right="90"/>
               <w:rPr>
                 <w:rFonts w:asciiTheme="minorHAnsi" w:hAnsiTheme="minorHAnsi"/>
-                <w:sz w:val="14"/>
-                <w:szCs w:val="14"/>
-              </w:rPr>
-            </w:pPr>
-            <w:r>
-              <w:rPr>
-                <w:rFonts w:asciiTheme="minorHAnsi" w:hAnsiTheme="minorHAnsi"/>
-                <w:sz w:val="14"/>
-                <w:szCs w:val="14"/>
+              </w:rPr>
+            </w:pPr>
+            <w:r>
+              <w:rPr>
+                <w:rFonts w:asciiTheme="minorHAnsi" w:hAnsiTheme="minorHAnsi"/>
               </w:rPr>
               <w:t>Responsible Builder/Installer Name:</w:t>
             </w:r>
@@ -3435,15 +3004,11 @@
               <w:ind w:right="90"/>
               <w:rPr>
                 <w:rFonts w:asciiTheme="minorHAnsi" w:hAnsiTheme="minorHAnsi"/>
-                <w:sz w:val="14"/>
-                <w:szCs w:val="14"/>
-              </w:rPr>
-            </w:pPr>
-            <w:r>
-              <w:rPr>
-                <w:rFonts w:asciiTheme="minorHAnsi" w:hAnsiTheme="minorHAnsi"/>
-                <w:sz w:val="14"/>
-                <w:szCs w:val="14"/>
+              </w:rPr>
+            </w:pPr>
+            <w:r>
+              <w:rPr>
+                <w:rFonts w:asciiTheme="minorHAnsi" w:hAnsiTheme="minorHAnsi"/>
               </w:rPr>
               <w:t>Responsible Builder/Installer Signature:</w:t>
             </w:r>
@@ -3501,15 +3066,11 @@
               <w:ind w:right="90"/>
               <w:rPr>
                 <w:rFonts w:asciiTheme="minorHAnsi" w:hAnsiTheme="minorHAnsi"/>
-                <w:sz w:val="14"/>
-                <w:szCs w:val="14"/>
-              </w:rPr>
-            </w:pPr>
-            <w:r>
-              <w:rPr>
-                <w:rFonts w:asciiTheme="minorHAnsi" w:hAnsiTheme="minorHAnsi"/>
-                <w:sz w:val="14"/>
-                <w:szCs w:val="14"/>
+              </w:rPr>
+            </w:pPr>
+            <w:r>
+              <w:rPr>
+                <w:rFonts w:asciiTheme="minorHAnsi" w:hAnsiTheme="minorHAnsi"/>
               </w:rPr>
               <w:t>Company Name: (Installing Subcontractor or General Contractor or Builder/Owner)</w:t>
             </w:r>
@@ -3557,15 +3118,11 @@
               <w:ind w:right="90"/>
               <w:rPr>
                 <w:rFonts w:asciiTheme="minorHAnsi" w:hAnsiTheme="minorHAnsi"/>
-                <w:sz w:val="14"/>
-                <w:szCs w:val="14"/>
-              </w:rPr>
-            </w:pPr>
-            <w:r>
-              <w:rPr>
-                <w:rFonts w:asciiTheme="minorHAnsi" w:hAnsiTheme="minorHAnsi"/>
-                <w:sz w:val="14"/>
-                <w:szCs w:val="14"/>
+              </w:rPr>
+            </w:pPr>
+            <w:r>
+              <w:rPr>
+                <w:rFonts w:asciiTheme="minorHAnsi" w:hAnsiTheme="minorHAnsi"/>
               </w:rPr>
               <w:t>Position With Company (Title):</w:t>
             </w:r>
@@ -3623,15 +3180,11 @@
               <w:ind w:right="90"/>
               <w:rPr>
                 <w:rFonts w:asciiTheme="minorHAnsi" w:hAnsiTheme="minorHAnsi"/>
-                <w:sz w:val="14"/>
-                <w:szCs w:val="14"/>
-              </w:rPr>
-            </w:pPr>
-            <w:r>
-              <w:rPr>
-                <w:rFonts w:asciiTheme="minorHAnsi" w:hAnsiTheme="minorHAnsi"/>
-                <w:sz w:val="14"/>
-                <w:szCs w:val="14"/>
+              </w:rPr>
+            </w:pPr>
+            <w:r>
+              <w:rPr>
+                <w:rFonts w:asciiTheme="minorHAnsi" w:hAnsiTheme="minorHAnsi"/>
               </w:rPr>
               <w:t>Address:</w:t>
             </w:r>
@@ -3679,15 +3232,11 @@
               <w:ind w:right="90"/>
               <w:rPr>
                 <w:rFonts w:asciiTheme="minorHAnsi" w:hAnsiTheme="minorHAnsi"/>
-                <w:sz w:val="14"/>
-                <w:szCs w:val="14"/>
-              </w:rPr>
-            </w:pPr>
-            <w:r>
-              <w:rPr>
-                <w:rFonts w:asciiTheme="minorHAnsi" w:hAnsiTheme="minorHAnsi"/>
-                <w:sz w:val="14"/>
-                <w:szCs w:val="14"/>
+              </w:rPr>
+            </w:pPr>
+            <w:r>
+              <w:rPr>
+                <w:rFonts w:asciiTheme="minorHAnsi" w:hAnsiTheme="minorHAnsi"/>
               </w:rPr>
               <w:t>CSLB License:</w:t>
             </w:r>
@@ -3745,15 +3294,11 @@
               <w:ind w:right="90"/>
               <w:rPr>
                 <w:rFonts w:asciiTheme="minorHAnsi" w:hAnsiTheme="minorHAnsi"/>
-                <w:sz w:val="14"/>
-                <w:szCs w:val="14"/>
-              </w:rPr>
-            </w:pPr>
-            <w:r>
-              <w:rPr>
-                <w:rFonts w:asciiTheme="minorHAnsi" w:hAnsiTheme="minorHAnsi"/>
-                <w:sz w:val="14"/>
-                <w:szCs w:val="14"/>
+              </w:rPr>
+            </w:pPr>
+            <w:r>
+              <w:rPr>
+                <w:rFonts w:asciiTheme="minorHAnsi" w:hAnsiTheme="minorHAnsi"/>
               </w:rPr>
               <w:t>City/State/Zip:</w:t>
             </w:r>
@@ -3801,15 +3346,11 @@
               <w:ind w:right="90"/>
               <w:rPr>
                 <w:rFonts w:asciiTheme="minorHAnsi" w:hAnsiTheme="minorHAnsi"/>
-                <w:sz w:val="14"/>
-                <w:szCs w:val="14"/>
-              </w:rPr>
-            </w:pPr>
-            <w:r>
-              <w:rPr>
-                <w:rFonts w:asciiTheme="minorHAnsi" w:hAnsiTheme="minorHAnsi"/>
-                <w:sz w:val="14"/>
-                <w:szCs w:val="14"/>
+              </w:rPr>
+            </w:pPr>
+            <w:r>
+              <w:rPr>
+                <w:rFonts w:asciiTheme="minorHAnsi" w:hAnsiTheme="minorHAnsi"/>
               </w:rPr>
               <w:t>Phone:</w:t>
             </w:r>
@@ -3856,22 +3397,18 @@
               <w:ind w:right="90"/>
               <w:rPr>
                 <w:rFonts w:asciiTheme="minorHAnsi" w:hAnsiTheme="minorHAnsi"/>
-                <w:sz w:val="14"/>
-                <w:szCs w:val="14"/>
-              </w:rPr>
-            </w:pPr>
-            <w:r>
-              <w:rPr>
-                <w:rFonts w:asciiTheme="minorHAnsi" w:hAnsiTheme="minorHAnsi"/>
-                <w:sz w:val="14"/>
-                <w:szCs w:val="14"/>
+              </w:rPr>
+            </w:pPr>
+            <w:r>
+              <w:rPr>
+                <w:rFonts w:asciiTheme="minorHAnsi" w:hAnsiTheme="minorHAnsi"/>
               </w:rPr>
               <w:t>Date Signed:</w:t>
             </w:r>
           </w:p>
         </w:tc>
       </w:tr>
-      <w:bookmarkEnd w:id="128"/>
+      <w:bookmarkEnd w:id="0"/>
     </w:tbl>
     <w:p>
       <w:pPr>
@@ -3881,12 +3418,8 @@
           <w:caps/>
         </w:rPr>
         <w:sectPr>
-          <w:headerReference w:type="even" r:id="rId12"/>
-          <w:headerReference w:type="default" r:id="rId13"/>
-          <w:footerReference w:type="even" r:id="rId14"/>
-          <w:footerReference w:type="default" r:id="rId15"/>
-          <w:headerReference w:type="first" r:id="rId16"/>
-          <w:footerReference w:type="first" r:id="rId17"/>
+          <w:headerReference w:type="default" r:id="rId12"/>
+          <w:footerReference w:type="default" r:id="rId13"/>
           <w:pgSz w:w="12240" w:h="15840" w:code="1"/>
           <w:pgMar w:top="720" w:right="720" w:bottom="720" w:left="720" w:header="180" w:footer="576" w:gutter="0"/>
           <w:pgNumType w:start="1"/>
@@ -3916,17 +3449,15 @@
         <w:lastRenderedPageBreak/>
         <w:t>CF2R-</w:t>
       </w:r>
-      <w:ins w:id="142" w:author="Markstrum, Alexis@Energy" w:date="2021-10-27T16:21:00Z">
-        <w:r>
-          <w:rPr>
-            <w:rFonts w:asciiTheme="minorHAnsi" w:hAnsiTheme="minorHAnsi"/>
-            <w:b/>
-            <w:sz w:val="18"/>
-            <w:szCs w:val="18"/>
-          </w:rPr>
-          <w:t>ELC</w:t>
-        </w:r>
-      </w:ins>
+      <w:r>
+        <w:rPr>
+          <w:rFonts w:asciiTheme="minorHAnsi" w:hAnsiTheme="minorHAnsi"/>
+          <w:b/>
+          <w:sz w:val="18"/>
+          <w:szCs w:val="18"/>
+        </w:rPr>
+        <w:t>ELC</w:t>
+      </w:r>
       <w:r>
         <w:rPr>
           <w:rFonts w:asciiTheme="minorHAnsi" w:hAnsiTheme="minorHAnsi"/>
@@ -3988,53 +3519,62 @@
         </w:numPr>
         <w:ind w:hanging="360"/>
         <w:rPr>
-          <w:del w:id="143" w:author="Alhabibi, Haider@Energy" w:date="2021-12-06T16:06:00Z"/>
           <w:rFonts w:asciiTheme="minorHAnsi" w:hAnsiTheme="minorHAnsi"/>
           <w:sz w:val="18"/>
           <w:szCs w:val="18"/>
         </w:rPr>
       </w:pPr>
-      <w:del w:id="144" w:author="Alhabibi, Haider@Energy" w:date="2021-12-06T16:06:00Z">
-        <w:r>
-          <w:rPr>
-            <w:rFonts w:asciiTheme="minorHAnsi" w:hAnsiTheme="minorHAnsi"/>
-            <w:sz w:val="18"/>
-            <w:szCs w:val="18"/>
-          </w:rPr>
-          <w:delText xml:space="preserve">Building Type: </w:delText>
-        </w:r>
-        <w:r>
-          <w:rPr>
-            <w:rFonts w:asciiTheme="minorHAnsi" w:hAnsiTheme="minorHAnsi"/>
-            <w:sz w:val="18"/>
-            <w:szCs w:val="18"/>
-          </w:rPr>
-          <w:delText>User selects Building Type from the available options.</w:delText>
-        </w:r>
-      </w:del>
-    </w:p>
-    <w:p>
-      <w:pPr>
-        <w:pStyle w:val="BodyText2"/>
-        <w:numPr>
-          <w:ilvl w:val="0"/>
-          <w:numId w:val="13"/>
-        </w:numPr>
-        <w:ind w:hanging="360"/>
+      <w:r>
         <w:rPr>
           <w:rFonts w:asciiTheme="minorHAnsi" w:hAnsiTheme="minorHAnsi"/>
           <w:sz w:val="18"/>
           <w:szCs w:val="18"/>
         </w:rPr>
-      </w:pPr>
-      <w:ins w:id="145" w:author="Markstrum, Alexis@Energy" w:date="2021-10-27T16:17:00Z">
+        <w:t xml:space="preserve">Project Scope: </w:t>
+      </w:r>
+      <w:r>
+        <w:rPr>
+          <w:rFonts w:asciiTheme="minorHAnsi" w:hAnsiTheme="minorHAnsi"/>
+          <w:sz w:val="18"/>
+          <w:szCs w:val="18"/>
+        </w:rPr>
+        <w:t xml:space="preserve">User selects </w:t>
+      </w:r>
+      <w:r>
+        <w:rPr>
+          <w:rFonts w:asciiTheme="minorHAnsi" w:hAnsiTheme="minorHAnsi"/>
+          <w:sz w:val="18"/>
+          <w:szCs w:val="18"/>
+        </w:rPr>
+        <w:t xml:space="preserve">all that apply: </w:t>
+      </w:r>
+      <w:ins w:id="1" w:author="Alhabibi, Haider@Energy" w:date="2023-09-27T07:17:00Z">
         <w:r>
           <w:rPr>
             <w:rFonts w:asciiTheme="minorHAnsi" w:hAnsiTheme="minorHAnsi"/>
+            <w:bCs/>
             <w:sz w:val="18"/>
             <w:szCs w:val="18"/>
           </w:rPr>
-          <w:t xml:space="preserve">Project Scope: </w:t>
+          <w:t>Energy Storage System Ready</w:t>
+        </w:r>
+        <w:r>
+          <w:rPr>
+            <w:rFonts w:asciiTheme="minorHAnsi" w:hAnsiTheme="minorHAnsi"/>
+            <w:bCs/>
+            <w:sz w:val="18"/>
+            <w:szCs w:val="18"/>
+          </w:rPr>
+          <w:t>,</w:t>
+        </w:r>
+        <w:r>
+          <w:rPr>
+            <w:rFonts w:asciiTheme="minorHAnsi" w:hAnsiTheme="minorHAnsi"/>
+            <w:b/>
+            <w:sz w:val="18"/>
+            <w:szCs w:val="18"/>
+          </w:rPr>
+          <w:t xml:space="preserve"> </w:t>
         </w:r>
       </w:ins>
       <w:r>
@@ -4043,28 +3583,8 @@
           <w:sz w:val="18"/>
           <w:szCs w:val="18"/>
         </w:rPr>
-        <w:t xml:space="preserve">User selects </w:t>
+        <w:t>Heat Pump Space Heater Ready, Electric Cooktop Ready, and Electric Clothes Dryer Ready</w:t>
       </w:r>
-      <w:ins w:id="146" w:author="Markstrum, Alexis@Energy" w:date="2021-10-27T16:17:00Z">
-        <w:r>
-          <w:rPr>
-            <w:rFonts w:asciiTheme="minorHAnsi" w:hAnsiTheme="minorHAnsi"/>
-            <w:sz w:val="18"/>
-            <w:szCs w:val="18"/>
-          </w:rPr>
-          <w:t>all that apply: Heat Pump</w:t>
-        </w:r>
-      </w:ins>
-      <w:ins w:id="147" w:author="Markstrum, Alexis@Energy" w:date="2021-10-27T16:18:00Z">
-        <w:r>
-          <w:rPr>
-            <w:rFonts w:asciiTheme="minorHAnsi" w:hAnsiTheme="minorHAnsi"/>
-            <w:sz w:val="18"/>
-            <w:szCs w:val="18"/>
-          </w:rPr>
-          <w:t xml:space="preserve"> Space Heater Ready, Electric Cooktop Ready, and Electric Clothes Dryer Ready</w:t>
-        </w:r>
-      </w:ins>
     </w:p>
     <w:p>
       <w:pPr>
@@ -4096,17 +3616,15 @@
         </w:rPr>
         <w:t>B.</w:t>
       </w:r>
-      <w:ins w:id="148" w:author="Markstrum, Alexis@Energy" w:date="2021-10-27T16:18:00Z">
-        <w:r>
-          <w:rPr>
-            <w:rFonts w:asciiTheme="minorHAnsi" w:hAnsiTheme="minorHAnsi"/>
-            <w:b/>
-            <w:sz w:val="18"/>
-            <w:szCs w:val="18"/>
-          </w:rPr>
-          <w:t xml:space="preserve"> Energy Storage System Ready </w:t>
-        </w:r>
-      </w:ins>
+      <w:r>
+        <w:rPr>
+          <w:rFonts w:asciiTheme="minorHAnsi" w:hAnsiTheme="minorHAnsi"/>
+          <w:b/>
+          <w:sz w:val="18"/>
+          <w:szCs w:val="18"/>
+        </w:rPr>
+        <w:t xml:space="preserve"> Energy Storage System Ready </w:t>
+      </w:r>
     </w:p>
     <w:p>
       <w:pPr>
@@ -4121,56 +3639,32 @@
           <w:szCs w:val="18"/>
         </w:rPr>
       </w:pPr>
-      <w:ins w:id="149" w:author="Markstrum, Alexis@Energy" w:date="2021-10-27T16:19:00Z">
-        <w:del w:id="150" w:author="Tam, Danny@Energy" w:date="2021-11-03T10:19:00Z">
-          <w:r>
-            <w:rPr>
-              <w:rFonts w:asciiTheme="minorHAnsi" w:hAnsiTheme="minorHAnsi"/>
-              <w:sz w:val="18"/>
-              <w:szCs w:val="18"/>
-            </w:rPr>
-            <w:delText>User chooses which method of compliance to meet the requirement.</w:delText>
-          </w:r>
-        </w:del>
-      </w:ins>
-      <w:ins w:id="151" w:author="Tam, Danny@Energy" w:date="2021-11-03T10:19:00Z">
+      <w:r>
+        <w:rPr>
+          <w:rFonts w:asciiTheme="minorHAnsi" w:hAnsiTheme="minorHAnsi"/>
+          <w:sz w:val="18"/>
+          <w:szCs w:val="18"/>
+        </w:rPr>
+        <w:t xml:space="preserve">Mandatory requirement for all newly constructed </w:t>
+      </w:r>
+      <w:del w:id="2" w:author="Alhabibi, Haider@Energy" w:date="2023-09-27T07:17:00Z">
         <w:r>
           <w:rPr>
             <w:rFonts w:asciiTheme="minorHAnsi" w:hAnsiTheme="minorHAnsi"/>
             <w:sz w:val="18"/>
             <w:szCs w:val="18"/>
           </w:rPr>
-          <w:t>Mandatory requ</w:t>
+          <w:delText xml:space="preserve"> </w:delText>
         </w:r>
-      </w:ins>
-      <w:ins w:id="152" w:author="Tam, Danny@Energy" w:date="2021-11-03T10:20:00Z">
-        <w:r>
-          <w:rPr>
-            <w:rFonts w:asciiTheme="minorHAnsi" w:hAnsiTheme="minorHAnsi"/>
-            <w:sz w:val="18"/>
-            <w:szCs w:val="18"/>
-          </w:rPr>
-          <w:t xml:space="preserve">irement for all newly constructed </w:t>
-        </w:r>
-        <w:del w:id="153" w:author="Alhabibi, Haider@Energy" w:date="2021-12-07T15:11:00Z">
-          <w:r>
-            <w:rPr>
-              <w:rFonts w:asciiTheme="minorHAnsi" w:hAnsiTheme="minorHAnsi"/>
-              <w:sz w:val="18"/>
-              <w:szCs w:val="18"/>
-            </w:rPr>
-            <w:delText>single family</w:delText>
-          </w:r>
-        </w:del>
-        <w:r>
-          <w:rPr>
-            <w:rFonts w:asciiTheme="minorHAnsi" w:hAnsiTheme="minorHAnsi"/>
-            <w:sz w:val="18"/>
-            <w:szCs w:val="18"/>
-          </w:rPr>
-          <w:t xml:space="preserve"> building</w:t>
-        </w:r>
-      </w:ins>
+      </w:del>
+      <w:r>
+        <w:rPr>
+          <w:rFonts w:asciiTheme="minorHAnsi" w:hAnsiTheme="minorHAnsi"/>
+          <w:sz w:val="18"/>
+          <w:szCs w:val="18"/>
+        </w:rPr>
+        <w:t>building</w:t>
+      </w:r>
     </w:p>
     <w:p>
       <w:pPr>
@@ -4186,87 +3680,6 @@
     <w:p>
       <w:pPr>
         <w:pStyle w:val="BodyText2"/>
-        <w:ind w:left="720"/>
-        <w:rPr>
-          <w:del w:id="154" w:author="Tam, Danny@Energy" w:date="2021-11-03T10:19:00Z"/>
-          <w:rFonts w:asciiTheme="minorHAnsi" w:hAnsiTheme="minorHAnsi"/>
-          <w:sz w:val="18"/>
-          <w:szCs w:val="18"/>
-        </w:rPr>
-      </w:pPr>
-      <w:del w:id="155" w:author="Tam, Danny@Energy" w:date="2021-11-03T10:19:00Z">
-        <w:r>
-          <w:rPr>
-            <w:rFonts w:asciiTheme="minorHAnsi" w:hAnsiTheme="minorHAnsi"/>
-            <w:b/>
-            <w:sz w:val="18"/>
-            <w:szCs w:val="18"/>
-          </w:rPr>
-          <w:delText>C.</w:delText>
-        </w:r>
-      </w:del>
-      <w:ins w:id="156" w:author="Markstrum, Alexis@Energy" w:date="2021-10-27T16:19:00Z">
-        <w:del w:id="157" w:author="Tam, Danny@Energy" w:date="2021-11-03T10:19:00Z">
-          <w:r>
-            <w:rPr>
-              <w:rFonts w:asciiTheme="minorHAnsi" w:hAnsiTheme="minorHAnsi"/>
-              <w:b/>
-              <w:sz w:val="18"/>
-              <w:szCs w:val="18"/>
-            </w:rPr>
-            <w:delText xml:space="preserve"> Dedicated Racew</w:delText>
-          </w:r>
-        </w:del>
-      </w:ins>
-      <w:ins w:id="158" w:author="Markstrum, Alexis@Energy" w:date="2021-10-27T16:20:00Z">
-        <w:del w:id="159" w:author="Tam, Danny@Energy" w:date="2021-11-03T10:19:00Z">
-          <w:r>
-            <w:rPr>
-              <w:rFonts w:asciiTheme="minorHAnsi" w:hAnsiTheme="minorHAnsi"/>
-              <w:b/>
-              <w:sz w:val="18"/>
-              <w:szCs w:val="18"/>
-            </w:rPr>
-            <w:delText>ay</w:delText>
-          </w:r>
-        </w:del>
-      </w:ins>
-      <w:del w:id="160" w:author="Tam, Danny@Energy" w:date="2021-11-03T10:19:00Z">
-        <w:r>
-          <w:rPr>
-            <w:rFonts w:asciiTheme="minorHAnsi" w:hAnsiTheme="minorHAnsi"/>
-            <w:sz w:val="18"/>
-            <w:szCs w:val="18"/>
-          </w:rPr>
-          <w:delText>– Optional table based on user selection in cell</w:delText>
-        </w:r>
-      </w:del>
-      <w:ins w:id="161" w:author="Markstrum, Alexis@Energy" w:date="2021-10-27T16:19:00Z">
-        <w:del w:id="162" w:author="Tam, Danny@Energy" w:date="2021-11-03T10:19:00Z">
-          <w:r>
-            <w:rPr>
-              <w:rFonts w:asciiTheme="minorHAnsi" w:hAnsiTheme="minorHAnsi"/>
-              <w:sz w:val="18"/>
-              <w:szCs w:val="18"/>
-            </w:rPr>
-            <w:delText xml:space="preserve"> B01</w:delText>
-          </w:r>
-        </w:del>
-      </w:ins>
-      <w:del w:id="163" w:author="Tam, Danny@Energy" w:date="2021-11-03T10:19:00Z">
-        <w:r>
-          <w:rPr>
-            <w:rFonts w:asciiTheme="minorHAnsi" w:hAnsiTheme="minorHAnsi"/>
-            <w:sz w:val="18"/>
-            <w:szCs w:val="18"/>
-          </w:rPr>
-          <w:delText>.</w:delText>
-        </w:r>
-      </w:del>
-    </w:p>
-    <w:p>
-      <w:pPr>
-        <w:pStyle w:val="BodyText2"/>
         <w:ind w:left="1440" w:hanging="360"/>
         <w:rPr>
           <w:rFonts w:asciiTheme="minorHAnsi" w:hAnsiTheme="minorHAnsi"/>
@@ -4285,28 +3698,15 @@
           <w:szCs w:val="18"/>
         </w:rPr>
       </w:pPr>
-      <w:del w:id="164" w:author="Tam, Danny@Energy" w:date="2021-11-03T10:19:00Z">
-        <w:r>
-          <w:rPr>
-            <w:rFonts w:asciiTheme="minorHAnsi" w:hAnsiTheme="minorHAnsi"/>
-            <w:b/>
-            <w:sz w:val="18"/>
-            <w:szCs w:val="18"/>
-          </w:rPr>
-          <w:delText>D</w:delText>
-        </w:r>
-      </w:del>
-      <w:ins w:id="165" w:author="Tam, Danny@Energy" w:date="2021-11-03T10:19:00Z">
-        <w:r>
-          <w:rPr>
-            <w:rFonts w:asciiTheme="minorHAnsi" w:hAnsiTheme="minorHAnsi"/>
-            <w:b/>
-            <w:sz w:val="18"/>
-            <w:szCs w:val="18"/>
-          </w:rPr>
-          <w:t>C</w:t>
-        </w:r>
-      </w:ins>
+      <w:r>
+        <w:rPr>
+          <w:rFonts w:asciiTheme="minorHAnsi" w:hAnsiTheme="minorHAnsi"/>
+          <w:b/>
+          <w:sz w:val="18"/>
+          <w:szCs w:val="18"/>
+        </w:rPr>
+        <w:t>C</w:t>
+      </w:r>
       <w:r>
         <w:rPr>
           <w:rFonts w:asciiTheme="minorHAnsi" w:hAnsiTheme="minorHAnsi"/>
@@ -4316,17 +3716,15 @@
         </w:rPr>
         <w:t>.</w:t>
       </w:r>
-      <w:ins w:id="166" w:author="Markstrum, Alexis@Energy" w:date="2021-10-27T16:20:00Z">
-        <w:r>
-          <w:rPr>
-            <w:rFonts w:asciiTheme="minorHAnsi" w:hAnsiTheme="minorHAnsi"/>
-            <w:b/>
-            <w:sz w:val="18"/>
-            <w:szCs w:val="18"/>
-          </w:rPr>
-          <w:t xml:space="preserve"> Heat Pump Space Heater Ready</w:t>
-        </w:r>
-      </w:ins>
+      <w:r>
+        <w:rPr>
+          <w:rFonts w:asciiTheme="minorHAnsi" w:hAnsiTheme="minorHAnsi"/>
+          <w:b/>
+          <w:sz w:val="18"/>
+          <w:szCs w:val="18"/>
+        </w:rPr>
+        <w:t xml:space="preserve"> Heat Pump Space Heater Ready</w:t>
+      </w:r>
       <w:r>
         <w:rPr>
           <w:rFonts w:asciiTheme="minorHAnsi" w:hAnsiTheme="minorHAnsi"/>
@@ -4357,28 +3755,15 @@
           <w:szCs w:val="18"/>
         </w:rPr>
       </w:pPr>
-      <w:del w:id="167" w:author="Tam, Danny@Energy" w:date="2021-11-03T10:19:00Z">
-        <w:r>
-          <w:rPr>
-            <w:rFonts w:asciiTheme="minorHAnsi" w:hAnsiTheme="minorHAnsi"/>
-            <w:b/>
-            <w:sz w:val="18"/>
-            <w:szCs w:val="18"/>
-          </w:rPr>
-          <w:delText>E</w:delText>
-        </w:r>
-      </w:del>
-      <w:ins w:id="168" w:author="Tam, Danny@Energy" w:date="2021-11-03T10:19:00Z">
-        <w:r>
-          <w:rPr>
-            <w:rFonts w:asciiTheme="minorHAnsi" w:hAnsiTheme="minorHAnsi"/>
-            <w:b/>
-            <w:sz w:val="18"/>
-            <w:szCs w:val="18"/>
-          </w:rPr>
-          <w:t>D</w:t>
-        </w:r>
-      </w:ins>
+      <w:r>
+        <w:rPr>
+          <w:rFonts w:asciiTheme="minorHAnsi" w:hAnsiTheme="minorHAnsi"/>
+          <w:b/>
+          <w:sz w:val="18"/>
+          <w:szCs w:val="18"/>
+        </w:rPr>
+        <w:t>D</w:t>
+      </w:r>
       <w:r>
         <w:rPr>
           <w:rFonts w:asciiTheme="minorHAnsi" w:hAnsiTheme="minorHAnsi"/>
@@ -4388,17 +3773,15 @@
         </w:rPr>
         <w:t>.</w:t>
       </w:r>
-      <w:ins w:id="169" w:author="Markstrum, Alexis@Energy" w:date="2021-10-27T16:20:00Z">
-        <w:r>
-          <w:rPr>
-            <w:rFonts w:asciiTheme="minorHAnsi" w:hAnsiTheme="minorHAnsi"/>
-            <w:b/>
-            <w:sz w:val="18"/>
-            <w:szCs w:val="18"/>
-          </w:rPr>
-          <w:t xml:space="preserve"> Electric Cooktop Ready</w:t>
-        </w:r>
-      </w:ins>
+      <w:r>
+        <w:rPr>
+          <w:rFonts w:asciiTheme="minorHAnsi" w:hAnsiTheme="minorHAnsi"/>
+          <w:b/>
+          <w:sz w:val="18"/>
+          <w:szCs w:val="18"/>
+        </w:rPr>
+        <w:t xml:space="preserve"> Electric Cooktop Ready</w:t>
+      </w:r>
       <w:r>
         <w:rPr>
           <w:rFonts w:asciiTheme="minorHAnsi" w:hAnsiTheme="minorHAnsi"/>
@@ -4429,28 +3812,15 @@
           <w:szCs w:val="18"/>
         </w:rPr>
       </w:pPr>
-      <w:del w:id="170" w:author="Tam, Danny@Energy" w:date="2021-11-03T10:19:00Z">
-        <w:r>
-          <w:rPr>
-            <w:rFonts w:asciiTheme="minorHAnsi" w:hAnsiTheme="minorHAnsi"/>
-            <w:b/>
-            <w:sz w:val="18"/>
-            <w:szCs w:val="18"/>
-          </w:rPr>
-          <w:delText>F</w:delText>
-        </w:r>
-      </w:del>
-      <w:ins w:id="171" w:author="Tam, Danny@Energy" w:date="2021-11-03T10:19:00Z">
-        <w:r>
-          <w:rPr>
-            <w:rFonts w:asciiTheme="minorHAnsi" w:hAnsiTheme="minorHAnsi"/>
-            <w:b/>
-            <w:sz w:val="18"/>
-            <w:szCs w:val="18"/>
-          </w:rPr>
-          <w:t>E</w:t>
-        </w:r>
-      </w:ins>
+      <w:r>
+        <w:rPr>
+          <w:rFonts w:asciiTheme="minorHAnsi" w:hAnsiTheme="minorHAnsi"/>
+          <w:b/>
+          <w:sz w:val="18"/>
+          <w:szCs w:val="18"/>
+        </w:rPr>
+        <w:t>E</w:t>
+      </w:r>
       <w:r>
         <w:rPr>
           <w:rFonts w:asciiTheme="minorHAnsi" w:hAnsiTheme="minorHAnsi"/>
@@ -4460,17 +3830,15 @@
         </w:rPr>
         <w:t>.</w:t>
       </w:r>
-      <w:ins w:id="172" w:author="Markstrum, Alexis@Energy" w:date="2021-10-27T16:20:00Z">
-        <w:r>
-          <w:rPr>
-            <w:rFonts w:asciiTheme="minorHAnsi" w:hAnsiTheme="minorHAnsi"/>
-            <w:b/>
-            <w:sz w:val="18"/>
-            <w:szCs w:val="18"/>
-          </w:rPr>
-          <w:t xml:space="preserve"> Electric Clothes Dryer Ready </w:t>
-        </w:r>
-      </w:ins>
+      <w:r>
+        <w:rPr>
+          <w:rFonts w:asciiTheme="minorHAnsi" w:hAnsiTheme="minorHAnsi"/>
+          <w:b/>
+          <w:sz w:val="18"/>
+          <w:szCs w:val="18"/>
+        </w:rPr>
+        <w:t xml:space="preserve"> Electric Clothes Dryer Ready </w:t>
+      </w:r>
       <w:r>
         <w:rPr>
           <w:rFonts w:asciiTheme="minorHAnsi" w:hAnsiTheme="minorHAnsi"/>
@@ -4574,7 +3942,6 @@
       <w:tr>
         <w:trPr>
           <w:trHeight w:val="144"/>
-          <w:del w:id="173" w:author="Alhabibi, Haider@Energy" w:date="2021-11-24T11:20:00Z"/>
         </w:trPr>
         <w:tc>
           <w:tcPr>
@@ -4593,163 +3960,226 @@
               <w:spacing w:before="0" w:after="0"/>
               <w:jc w:val="center"/>
               <w:rPr>
-                <w:del w:id="174" w:author="Alhabibi, Haider@Energy" w:date="2021-11-24T11:20:00Z"/>
-                <w:rFonts w:asciiTheme="minorHAnsi" w:hAnsiTheme="minorHAnsi"/>
-                <w:sz w:val="18"/>
-                <w:szCs w:val="18"/>
-              </w:rPr>
-            </w:pPr>
-            <w:del w:id="175" w:author="Alhabibi, Haider@Energy" w:date="2021-11-24T11:20:00Z">
+                <w:rFonts w:asciiTheme="minorHAnsi" w:hAnsiTheme="minorHAnsi"/>
+                <w:sz w:val="18"/>
+                <w:szCs w:val="18"/>
+              </w:rPr>
+            </w:pPr>
+            <w:r>
+              <w:rPr>
+                <w:rFonts w:asciiTheme="minorHAnsi" w:hAnsiTheme="minorHAnsi"/>
+                <w:sz w:val="18"/>
+                <w:szCs w:val="18"/>
+              </w:rPr>
+              <w:t>0</w:t>
+            </w:r>
+            <w:r>
+              <w:rPr>
+                <w:rFonts w:asciiTheme="minorHAnsi" w:hAnsiTheme="minorHAnsi"/>
+                <w:sz w:val="18"/>
+                <w:szCs w:val="18"/>
+              </w:rPr>
+              <w:t>1</w:t>
+            </w:r>
+          </w:p>
+        </w:tc>
+        <w:tc>
+          <w:tcPr>
+            <w:tcW w:w="4378" w:type="dxa"/>
+            <w:vAlign w:val="center"/>
+          </w:tcPr>
+          <w:p>
+            <w:pPr>
+              <w:pStyle w:val="BodyText2"/>
+              <w:spacing w:before="0" w:after="0"/>
+              <w:rPr>
+                <w:rFonts w:asciiTheme="minorHAnsi" w:hAnsiTheme="minorHAnsi"/>
+                <w:sz w:val="18"/>
+                <w:szCs w:val="18"/>
+              </w:rPr>
+            </w:pPr>
+            <w:r>
+              <w:rPr>
+                <w:rFonts w:asciiTheme="minorHAnsi" w:hAnsiTheme="minorHAnsi"/>
+                <w:sz w:val="18"/>
+                <w:szCs w:val="18"/>
+              </w:rPr>
+              <w:t>Project Scope</w:t>
+            </w:r>
+          </w:p>
+        </w:tc>
+        <w:tc>
+          <w:tcPr>
+            <w:tcW w:w="5844" w:type="dxa"/>
+          </w:tcPr>
+          <w:p>
+            <w:pPr>
+              <w:pStyle w:val="BodyText2"/>
+              <w:spacing w:before="0" w:after="0"/>
+              <w:rPr>
+                <w:rFonts w:asciiTheme="minorHAnsi" w:hAnsiTheme="minorHAnsi"/>
+                <w:sz w:val="18"/>
+                <w:szCs w:val="18"/>
+              </w:rPr>
+            </w:pPr>
+            <w:r>
+              <w:rPr>
+                <w:rFonts w:asciiTheme="minorHAnsi" w:hAnsiTheme="minorHAnsi"/>
+                <w:sz w:val="18"/>
+                <w:szCs w:val="18"/>
+              </w:rPr>
+              <w:t>&lt;&lt;</w:t>
+            </w:r>
+            <w:proofErr w:type="gramStart"/>
+            <w:r>
+              <w:rPr>
+                <w:rFonts w:asciiTheme="minorHAnsi" w:hAnsiTheme="minorHAnsi"/>
+                <w:sz w:val="18"/>
+                <w:szCs w:val="18"/>
+              </w:rPr>
+              <w:t>user</w:t>
+            </w:r>
+            <w:proofErr w:type="gramEnd"/>
+            <w:r>
+              <w:rPr>
+                <w:rFonts w:asciiTheme="minorHAnsi" w:hAnsiTheme="minorHAnsi"/>
+                <w:sz w:val="18"/>
+                <w:szCs w:val="18"/>
+              </w:rPr>
+              <w:t xml:space="preserve"> </w:t>
+            </w:r>
+            <w:r>
+              <w:rPr>
+                <w:rFonts w:asciiTheme="minorHAnsi" w:hAnsiTheme="minorHAnsi"/>
+                <w:sz w:val="18"/>
+                <w:szCs w:val="18"/>
+              </w:rPr>
+              <w:t>select all that apply:</w:t>
+            </w:r>
+          </w:p>
+          <w:p>
+            <w:pPr>
+              <w:pStyle w:val="BodyText2"/>
+              <w:numPr>
+                <w:ilvl w:val="0"/>
+                <w:numId w:val="9"/>
+              </w:numPr>
+              <w:spacing w:before="0" w:after="0"/>
+              <w:ind w:left="335" w:hanging="335"/>
+              <w:rPr>
+                <w:ins w:id="3" w:author="Alhabibi, Haider@Energy" w:date="2023-09-26T23:18:00Z"/>
+                <w:rFonts w:asciiTheme="minorHAnsi" w:hAnsiTheme="minorHAnsi"/>
+                <w:sz w:val="18"/>
+                <w:szCs w:val="18"/>
+              </w:rPr>
+            </w:pPr>
+            <w:ins w:id="4" w:author="Alhabibi, Haider@Energy" w:date="2023-09-26T23:18:00Z">
               <w:r>
                 <w:rPr>
                   <w:rFonts w:asciiTheme="minorHAnsi" w:hAnsiTheme="minorHAnsi"/>
                   <w:sz w:val="18"/>
                   <w:szCs w:val="18"/>
                 </w:rPr>
-                <w:delText>01</w:delText>
+                <w:t>Energy Storage System Ready</w:t>
               </w:r>
-            </w:del>
-          </w:p>
-        </w:tc>
-        <w:tc>
-          <w:tcPr>
-            <w:tcW w:w="4378" w:type="dxa"/>
-            <w:vAlign w:val="center"/>
-          </w:tcPr>
+            </w:ins>
+          </w:p>
           <w:p>
             <w:pPr>
               <w:pStyle w:val="BodyText2"/>
-              <w:spacing w:before="0" w:after="0"/>
-              <w:rPr>
-                <w:del w:id="176" w:author="Alhabibi, Haider@Energy" w:date="2021-11-24T11:20:00Z"/>
-                <w:rFonts w:asciiTheme="minorHAnsi" w:hAnsiTheme="minorHAnsi"/>
-                <w:sz w:val="18"/>
-                <w:szCs w:val="18"/>
-              </w:rPr>
-            </w:pPr>
-            <w:del w:id="177" w:author="Alhabibi, Haider@Energy" w:date="2021-11-24T11:20:00Z">
-              <w:r>
-                <w:rPr>
-                  <w:rFonts w:asciiTheme="minorHAnsi" w:hAnsiTheme="minorHAnsi"/>
-                  <w:sz w:val="18"/>
-                  <w:szCs w:val="18"/>
-                </w:rPr>
-                <w:delText>Building Type:</w:delText>
-              </w:r>
-            </w:del>
-          </w:p>
-        </w:tc>
-        <w:tc>
-          <w:tcPr>
-            <w:tcW w:w="5844" w:type="dxa"/>
-          </w:tcPr>
+              <w:numPr>
+                <w:ilvl w:val="0"/>
+                <w:numId w:val="9"/>
+              </w:numPr>
+              <w:spacing w:before="0" w:after="0"/>
+              <w:ind w:left="335" w:hanging="335"/>
+              <w:rPr>
+                <w:rFonts w:asciiTheme="minorHAnsi" w:hAnsiTheme="minorHAnsi"/>
+                <w:sz w:val="18"/>
+                <w:szCs w:val="18"/>
+              </w:rPr>
+            </w:pPr>
+            <w:r>
+              <w:rPr>
+                <w:rFonts w:asciiTheme="minorHAnsi" w:hAnsiTheme="minorHAnsi"/>
+                <w:sz w:val="18"/>
+                <w:szCs w:val="18"/>
+              </w:rPr>
+              <w:t>Heat Pump Space Heater Ready (For systems using gas or propane furnace)</w:t>
+            </w:r>
+          </w:p>
           <w:p>
             <w:pPr>
               <w:pStyle w:val="BodyText2"/>
-              <w:spacing w:before="0" w:after="0"/>
-              <w:rPr>
-                <w:del w:id="178" w:author="Alhabibi, Haider@Energy" w:date="2021-11-24T11:20:00Z"/>
-                <w:rFonts w:asciiTheme="minorHAnsi" w:hAnsiTheme="minorHAnsi"/>
-                <w:sz w:val="18"/>
-                <w:szCs w:val="18"/>
-              </w:rPr>
-            </w:pPr>
-            <w:del w:id="179" w:author="Alhabibi, Haider@Energy" w:date="2021-11-24T11:20:00Z">
-              <w:r>
-                <w:rPr>
-                  <w:rFonts w:asciiTheme="minorHAnsi" w:hAnsiTheme="minorHAnsi"/>
-                  <w:sz w:val="18"/>
-                  <w:szCs w:val="18"/>
-                </w:rPr>
-                <w:delText>&lt;&lt;</w:delText>
-              </w:r>
-            </w:del>
-            <w:del w:id="180" w:author="Alhabibi, Haider@Energy" w:date="2021-11-24T11:19:00Z">
-              <w:r>
-                <w:rPr>
-                  <w:rFonts w:asciiTheme="minorHAnsi" w:hAnsiTheme="minorHAnsi"/>
-                  <w:sz w:val="18"/>
-                  <w:szCs w:val="18"/>
-                </w:rPr>
-                <w:delText>user pick from lis</w:delText>
-              </w:r>
-            </w:del>
-            <w:del w:id="181" w:author="Alhabibi, Haider@Energy" w:date="2021-11-24T11:20:00Z">
-              <w:r>
-                <w:rPr>
-                  <w:rFonts w:asciiTheme="minorHAnsi" w:hAnsiTheme="minorHAnsi"/>
-                  <w:sz w:val="18"/>
-                  <w:szCs w:val="18"/>
-                </w:rPr>
-                <w:delText>t</w:delText>
-              </w:r>
-            </w:del>
+              <w:numPr>
+                <w:ilvl w:val="0"/>
+                <w:numId w:val="9"/>
+              </w:numPr>
+              <w:spacing w:before="0" w:after="0"/>
+              <w:ind w:left="335" w:hanging="335"/>
+              <w:rPr>
+                <w:rFonts w:asciiTheme="minorHAnsi" w:hAnsiTheme="minorHAnsi"/>
+                <w:sz w:val="18"/>
+                <w:szCs w:val="18"/>
+              </w:rPr>
+            </w:pPr>
+            <w:r>
+              <w:rPr>
+                <w:rFonts w:asciiTheme="minorHAnsi" w:hAnsiTheme="minorHAnsi"/>
+                <w:sz w:val="18"/>
+                <w:szCs w:val="18"/>
+              </w:rPr>
+              <w:t>Electric Cooktop Ready (For systems using gas or propane cooktop)</w:t>
+            </w:r>
           </w:p>
           <w:p>
             <w:pPr>
               <w:pStyle w:val="BodyText2"/>
-              <w:spacing w:before="0" w:after="0"/>
-              <w:rPr>
-                <w:del w:id="182" w:author="Alhabibi, Haider@Energy" w:date="2021-11-24T11:19:00Z"/>
-                <w:rFonts w:asciiTheme="minorHAnsi" w:hAnsiTheme="minorHAnsi"/>
-                <w:sz w:val="18"/>
-                <w:szCs w:val="18"/>
-              </w:rPr>
-            </w:pPr>
-            <w:del w:id="183" w:author="Alhabibi, Haider@Energy" w:date="2021-11-24T11:19:00Z">
-              <w:r>
-                <w:rPr>
-                  <w:sz w:val="18"/>
-                  <w:szCs w:val="18"/>
-                </w:rPr>
-                <w:delText>􀂆</w:delText>
-              </w:r>
-              <w:r>
-                <w:rPr>
-                  <w:rFonts w:asciiTheme="minorHAnsi" w:hAnsiTheme="minorHAnsi"/>
-                  <w:sz w:val="18"/>
-                  <w:szCs w:val="18"/>
-                </w:rPr>
-                <w:delText xml:space="preserve"> Single f</w:delText>
-              </w:r>
-              <w:r>
-                <w:rPr>
-                  <w:rFonts w:asciiTheme="minorHAnsi" w:hAnsiTheme="minorHAnsi"/>
-                  <w:sz w:val="18"/>
-                  <w:szCs w:val="18"/>
-                </w:rPr>
-                <w:delText xml:space="preserve">amily     </w:delText>
-              </w:r>
-            </w:del>
+              <w:numPr>
+                <w:ilvl w:val="0"/>
+                <w:numId w:val="9"/>
+              </w:numPr>
+              <w:spacing w:before="0" w:after="0"/>
+              <w:ind w:left="335" w:hanging="335"/>
+              <w:rPr>
+                <w:rFonts w:asciiTheme="minorHAnsi" w:hAnsiTheme="minorHAnsi"/>
+                <w:sz w:val="18"/>
+                <w:szCs w:val="18"/>
+              </w:rPr>
+            </w:pPr>
+            <w:r>
+              <w:rPr>
+                <w:rFonts w:asciiTheme="minorHAnsi" w:hAnsiTheme="minorHAnsi"/>
+                <w:sz w:val="18"/>
+                <w:szCs w:val="18"/>
+              </w:rPr>
+              <w:t xml:space="preserve">Electric Clothes Dryer Ready (Clothes dryers with gas or propane plumbing) </w:t>
+            </w:r>
           </w:p>
           <w:p>
             <w:pPr>
               <w:pStyle w:val="BodyText2"/>
               <w:spacing w:before="0" w:after="0"/>
-              <w:rPr>
-                <w:del w:id="184" w:author="Alhabibi, Haider@Energy" w:date="2021-11-24T11:20:00Z"/>
-                <w:rFonts w:asciiTheme="minorHAnsi" w:hAnsiTheme="minorHAnsi"/>
-                <w:sz w:val="18"/>
-                <w:szCs w:val="18"/>
-              </w:rPr>
-            </w:pPr>
-            <w:del w:id="185" w:author="Alhabibi, Haider@Energy" w:date="2021-11-24T11:19:00Z">
-              <w:r>
-                <w:rPr>
-                  <w:rFonts w:hint="eastAsia"/>
-                  <w:sz w:val="18"/>
-                  <w:szCs w:val="18"/>
-                </w:rPr>
-                <w:delText>􀂆</w:delText>
-              </w:r>
-              <w:r>
-                <w:rPr>
-                  <w:rFonts w:asciiTheme="minorHAnsi" w:hAnsiTheme="minorHAnsi"/>
-                  <w:sz w:val="18"/>
-                  <w:szCs w:val="18"/>
-                </w:rPr>
-                <w:delText>Multifamily</w:delText>
-              </w:r>
+              <w:ind w:left="360"/>
+              <w:rPr>
+                <w:rFonts w:asciiTheme="minorHAnsi" w:hAnsiTheme="minorHAnsi"/>
+                <w:sz w:val="18"/>
+                <w:szCs w:val="18"/>
+              </w:rPr>
+            </w:pPr>
+            <w:ins w:id="5" w:author="Alhabibi, Haider@Energy" w:date="2023-06-19T13:25:00Z">
+              <w:del w:id="6" w:author="Alhabibi, Haider@Energy" w:date="2023-09-28T17:12:00Z">
+                <w:r>
+                  <w:rPr>
+                    <w:rFonts w:asciiTheme="minorHAnsi" w:hAnsiTheme="minorHAnsi"/>
+                    <w:sz w:val="18"/>
+                    <w:szCs w:val="18"/>
+                  </w:rPr>
+                  <w:delText>None of these</w:delText>
+                </w:r>
+              </w:del>
+            </w:ins>
+            <w:del w:id="7" w:author="Alhabibi, Haider@Energy" w:date="2023-09-28T17:12:00Z">
               <w:r>
                 <w:rPr>
                   <w:rFonts w:asciiTheme="minorHAnsi" w:hAnsiTheme="minorHAnsi"/>
@@ -4759,312 +4189,14 @@
                 <w:delText xml:space="preserve"> </w:delText>
               </w:r>
             </w:del>
-            <w:del w:id="186" w:author="Alhabibi, Haider@Energy" w:date="2021-11-24T11:20:00Z">
-              <w:r>
-                <w:rPr>
-                  <w:rFonts w:asciiTheme="minorHAnsi" w:hAnsiTheme="minorHAnsi"/>
-                  <w:sz w:val="18"/>
-                  <w:szCs w:val="18"/>
-                </w:rPr>
-                <w:delText>&gt;&gt;</w:delText>
-              </w:r>
-            </w:del>
-          </w:p>
-        </w:tc>
-      </w:tr>
-      <w:tr>
-        <w:trPr>
-          <w:trHeight w:val="144"/>
-        </w:trPr>
-        <w:tc>
-          <w:tcPr>
-            <w:tcW w:w="568" w:type="dxa"/>
-            <w:tcMar>
-              <w:top w:w="0" w:type="dxa"/>
-              <w:left w:w="115" w:type="dxa"/>
-              <w:bottom w:w="0" w:type="dxa"/>
-              <w:right w:w="115" w:type="dxa"/>
-            </w:tcMar>
-            <w:vAlign w:val="center"/>
-          </w:tcPr>
-          <w:p>
-            <w:pPr>
-              <w:pStyle w:val="BodyText2"/>
-              <w:spacing w:before="0" w:after="0"/>
-              <w:jc w:val="center"/>
-              <w:rPr>
-                <w:rFonts w:asciiTheme="minorHAnsi" w:hAnsiTheme="minorHAnsi"/>
-                <w:sz w:val="18"/>
-                <w:szCs w:val="18"/>
-              </w:rPr>
-            </w:pPr>
-            <w:r>
-              <w:rPr>
-                <w:rFonts w:asciiTheme="minorHAnsi" w:hAnsiTheme="minorHAnsi"/>
-                <w:sz w:val="18"/>
-                <w:szCs w:val="18"/>
-              </w:rPr>
-              <w:t>0</w:t>
-            </w:r>
-            <w:ins w:id="187" w:author="Alhabibi, Haider@Energy" w:date="2021-11-24T11:20:00Z">
-              <w:r>
-                <w:rPr>
-                  <w:rFonts w:asciiTheme="minorHAnsi" w:hAnsiTheme="minorHAnsi"/>
-                  <w:sz w:val="18"/>
-                  <w:szCs w:val="18"/>
-                </w:rPr>
-                <w:t>1</w:t>
-              </w:r>
-            </w:ins>
-            <w:del w:id="188" w:author="Alhabibi, Haider@Energy" w:date="2021-11-24T11:20:00Z">
-              <w:r>
-                <w:rPr>
-                  <w:rFonts w:asciiTheme="minorHAnsi" w:hAnsiTheme="minorHAnsi"/>
-                  <w:sz w:val="18"/>
-                  <w:szCs w:val="18"/>
-                </w:rPr>
-                <w:delText>2</w:delText>
-              </w:r>
-            </w:del>
-          </w:p>
-        </w:tc>
-        <w:tc>
-          <w:tcPr>
-            <w:tcW w:w="4378" w:type="dxa"/>
-            <w:vAlign w:val="center"/>
-          </w:tcPr>
-          <w:p>
-            <w:pPr>
-              <w:pStyle w:val="BodyText2"/>
-              <w:spacing w:before="0" w:after="0"/>
-              <w:rPr>
-                <w:rFonts w:asciiTheme="minorHAnsi" w:hAnsiTheme="minorHAnsi"/>
-                <w:sz w:val="18"/>
-                <w:szCs w:val="18"/>
-              </w:rPr>
-            </w:pPr>
-            <w:ins w:id="189" w:author="Markstrum, Alexis@Energy" w:date="2021-10-27T15:29:00Z">
-              <w:r>
-                <w:rPr>
-                  <w:rFonts w:asciiTheme="minorHAnsi" w:hAnsiTheme="minorHAnsi"/>
-                  <w:sz w:val="18"/>
-                  <w:szCs w:val="18"/>
-                </w:rPr>
-                <w:t>Project Scope</w:t>
-              </w:r>
-            </w:ins>
-          </w:p>
-        </w:tc>
-        <w:tc>
-          <w:tcPr>
-            <w:tcW w:w="5844" w:type="dxa"/>
-          </w:tcPr>
-          <w:p>
-            <w:pPr>
-              <w:pStyle w:val="BodyText2"/>
-              <w:spacing w:before="0" w:after="0"/>
-              <w:rPr>
-                <w:rFonts w:asciiTheme="minorHAnsi" w:hAnsiTheme="minorHAnsi"/>
-                <w:sz w:val="18"/>
-                <w:szCs w:val="18"/>
-              </w:rPr>
-            </w:pPr>
-            <w:r>
-              <w:rPr>
-                <w:rFonts w:asciiTheme="minorHAnsi" w:hAnsiTheme="minorHAnsi"/>
-                <w:sz w:val="18"/>
-                <w:szCs w:val="18"/>
-              </w:rPr>
-              <w:t>&lt;&lt;</w:t>
-            </w:r>
-            <w:proofErr w:type="gramStart"/>
-            <w:r>
-              <w:rPr>
-                <w:rFonts w:asciiTheme="minorHAnsi" w:hAnsiTheme="minorHAnsi"/>
-                <w:sz w:val="18"/>
-                <w:szCs w:val="18"/>
-              </w:rPr>
-              <w:t>user</w:t>
-            </w:r>
-            <w:proofErr w:type="gramEnd"/>
-            <w:r>
-              <w:rPr>
-                <w:rFonts w:asciiTheme="minorHAnsi" w:hAnsiTheme="minorHAnsi"/>
-                <w:sz w:val="18"/>
-                <w:szCs w:val="18"/>
-              </w:rPr>
-              <w:t xml:space="preserve"> </w:t>
-            </w:r>
-            <w:ins w:id="190" w:author="Markstrum, Alexis@Energy" w:date="2021-10-27T15:59:00Z">
-              <w:r>
-                <w:rPr>
-                  <w:rFonts w:asciiTheme="minorHAnsi" w:hAnsiTheme="minorHAnsi"/>
-                  <w:sz w:val="18"/>
-                  <w:szCs w:val="18"/>
-                </w:rPr>
-                <w:t>select all that apply:</w:t>
-              </w:r>
-            </w:ins>
-          </w:p>
-          <w:p>
-            <w:pPr>
-              <w:pStyle w:val="BodyText2"/>
-              <w:numPr>
-                <w:ilvl w:val="0"/>
-                <w:numId w:val="9"/>
-              </w:numPr>
-              <w:spacing w:before="0" w:after="0"/>
-              <w:ind w:left="335" w:hanging="335"/>
-              <w:rPr>
-                <w:ins w:id="191" w:author="Markstrum, Alexis@Energy" w:date="2021-10-27T15:03:00Z"/>
-                <w:rFonts w:asciiTheme="minorHAnsi" w:hAnsiTheme="minorHAnsi"/>
-                <w:sz w:val="18"/>
-                <w:szCs w:val="18"/>
-              </w:rPr>
-            </w:pPr>
-            <w:ins w:id="192" w:author="Markstrum, Alexis@Energy" w:date="2021-10-27T15:03:00Z">
-              <w:r>
-                <w:rPr>
-                  <w:rFonts w:asciiTheme="minorHAnsi" w:hAnsiTheme="minorHAnsi"/>
-                  <w:sz w:val="18"/>
-                  <w:szCs w:val="18"/>
-                </w:rPr>
-                <w:t>Heat Pump Space Heater Ready</w:t>
-              </w:r>
-            </w:ins>
-            <w:ins w:id="193" w:author="Markstrum, Alexis@Energy" w:date="2021-10-27T16:04:00Z">
-              <w:r>
-                <w:rPr>
-                  <w:rFonts w:asciiTheme="minorHAnsi" w:hAnsiTheme="minorHAnsi"/>
-                  <w:sz w:val="18"/>
-                  <w:szCs w:val="18"/>
-                </w:rPr>
-                <w:t xml:space="preserve"> (For systems using gas or propane furnace)</w:t>
-              </w:r>
-            </w:ins>
-          </w:p>
-          <w:p>
-            <w:pPr>
-              <w:pStyle w:val="BodyText2"/>
-              <w:numPr>
-                <w:ilvl w:val="0"/>
-                <w:numId w:val="9"/>
-              </w:numPr>
-              <w:spacing w:before="0" w:after="0"/>
-              <w:ind w:left="335" w:hanging="335"/>
-              <w:rPr>
-                <w:ins w:id="194" w:author="Markstrum, Alexis@Energy" w:date="2021-10-27T15:04:00Z"/>
-                <w:rFonts w:asciiTheme="minorHAnsi" w:hAnsiTheme="minorHAnsi"/>
-                <w:sz w:val="18"/>
-                <w:szCs w:val="18"/>
-              </w:rPr>
-            </w:pPr>
-            <w:ins w:id="195" w:author="Markstrum, Alexis@Energy" w:date="2021-10-27T15:03:00Z">
-              <w:r>
-                <w:rPr>
-                  <w:rFonts w:asciiTheme="minorHAnsi" w:hAnsiTheme="minorHAnsi"/>
-                  <w:sz w:val="18"/>
-                  <w:szCs w:val="18"/>
-                </w:rPr>
-                <w:t>Electric Cooktop Ready</w:t>
-              </w:r>
-            </w:ins>
-            <w:ins w:id="196" w:author="Markstrum, Alexis@Energy" w:date="2021-10-27T16:04:00Z">
-              <w:r>
-                <w:rPr>
-                  <w:rFonts w:asciiTheme="minorHAnsi" w:hAnsiTheme="minorHAnsi"/>
-                  <w:sz w:val="18"/>
-                  <w:szCs w:val="18"/>
-                </w:rPr>
-                <w:t xml:space="preserve"> (For systems using gas or propane cooktop)</w:t>
-              </w:r>
-            </w:ins>
-          </w:p>
-          <w:p>
-            <w:pPr>
-              <w:pStyle w:val="BodyText2"/>
-              <w:numPr>
-                <w:ilvl w:val="0"/>
-                <w:numId w:val="9"/>
-              </w:numPr>
-              <w:spacing w:before="0" w:after="0"/>
-              <w:ind w:left="335" w:hanging="335"/>
-              <w:rPr>
-                <w:rFonts w:asciiTheme="minorHAnsi" w:hAnsiTheme="minorHAnsi"/>
-                <w:sz w:val="18"/>
-                <w:szCs w:val="18"/>
-              </w:rPr>
-            </w:pPr>
-            <w:ins w:id="197" w:author="Markstrum, Alexis@Energy" w:date="2021-10-27T15:04:00Z">
-              <w:r>
-                <w:rPr>
-                  <w:rFonts w:asciiTheme="minorHAnsi" w:hAnsiTheme="minorHAnsi"/>
-                  <w:sz w:val="18"/>
-                  <w:szCs w:val="18"/>
-                </w:rPr>
-                <w:t>Electric Clothes Dryer Ready</w:t>
-              </w:r>
-            </w:ins>
-            <w:ins w:id="198" w:author="Markstrum, Alexis@Energy" w:date="2021-10-27T16:04:00Z">
-              <w:r>
-                <w:rPr>
-                  <w:rFonts w:asciiTheme="minorHAnsi" w:hAnsiTheme="minorHAnsi"/>
-                  <w:sz w:val="18"/>
-                  <w:szCs w:val="18"/>
-                </w:rPr>
-                <w:t xml:space="preserve"> (C</w:t>
-              </w:r>
-            </w:ins>
-            <w:ins w:id="199" w:author="Markstrum, Alexis@Energy" w:date="2021-10-27T16:05:00Z">
-              <w:r>
-                <w:rPr>
-                  <w:rFonts w:asciiTheme="minorHAnsi" w:hAnsiTheme="minorHAnsi"/>
-                  <w:sz w:val="18"/>
-                  <w:szCs w:val="18"/>
-                </w:rPr>
-                <w:t>l</w:t>
-              </w:r>
-            </w:ins>
-            <w:ins w:id="200" w:author="Markstrum, Alexis@Energy" w:date="2021-10-27T16:04:00Z">
-              <w:r>
-                <w:rPr>
-                  <w:rFonts w:asciiTheme="minorHAnsi" w:hAnsiTheme="minorHAnsi"/>
-                  <w:sz w:val="18"/>
-                  <w:szCs w:val="18"/>
-                </w:rPr>
-                <w:t>othe</w:t>
-              </w:r>
-            </w:ins>
-            <w:ins w:id="201" w:author="Markstrum, Alexis@Energy" w:date="2021-10-27T16:05:00Z">
-              <w:r>
-                <w:rPr>
-                  <w:rFonts w:asciiTheme="minorHAnsi" w:hAnsiTheme="minorHAnsi"/>
-                  <w:sz w:val="18"/>
-                  <w:szCs w:val="18"/>
-                </w:rPr>
-                <w:t>s dryers with gas or propane plumbing)</w:t>
-              </w:r>
-            </w:ins>
-            <w:ins w:id="202" w:author="Markstrum, Alexis@Energy" w:date="2021-10-27T16:04:00Z">
-              <w:r>
-                <w:rPr>
-                  <w:rFonts w:asciiTheme="minorHAnsi" w:hAnsiTheme="minorHAnsi"/>
-                  <w:sz w:val="18"/>
-                  <w:szCs w:val="18"/>
-                </w:rPr>
-                <w:t xml:space="preserve"> </w:t>
-              </w:r>
-            </w:ins>
-            <w:ins w:id="203" w:author="Markstrum, Alexis@Energy" w:date="2021-10-27T15:04:00Z">
-              <w:r>
-                <w:rPr>
-                  <w:rFonts w:asciiTheme="minorHAnsi" w:hAnsiTheme="minorHAnsi"/>
-                  <w:sz w:val="18"/>
-                  <w:szCs w:val="18"/>
-                </w:rPr>
-                <w:t>&gt;&gt;</w:t>
-              </w:r>
-            </w:ins>
+            <w:r>
+              <w:rPr>
+                <w:rFonts w:asciiTheme="minorHAnsi" w:hAnsiTheme="minorHAnsi"/>
+                <w:sz w:val="18"/>
+                <w:szCs w:val="18"/>
+              </w:rPr>
+              <w:t>&gt;&gt;</w:t>
+            </w:r>
           </w:p>
         </w:tc>
       </w:tr>
@@ -5078,306 +4210,6 @@
         </w:rPr>
       </w:pPr>
     </w:p>
-    <w:tbl>
-      <w:tblPr>
-        <w:tblW w:w="5026" w:type="pct"/>
-        <w:tblInd w:w="-1" w:type="dxa"/>
-        <w:tblBorders>
-          <w:top w:val="single" w:sz="4" w:space="0" w:color="auto"/>
-          <w:left w:val="single" w:sz="4" w:space="0" w:color="auto"/>
-          <w:bottom w:val="single" w:sz="4" w:space="0" w:color="auto"/>
-          <w:right w:val="single" w:sz="4" w:space="0" w:color="auto"/>
-          <w:insideH w:val="single" w:sz="4" w:space="0" w:color="auto"/>
-          <w:insideV w:val="single" w:sz="4" w:space="0" w:color="auto"/>
-        </w:tblBorders>
-        <w:tblLayout w:type="fixed"/>
-        <w:tblCellMar>
-          <w:left w:w="115" w:type="dxa"/>
-          <w:right w:w="115" w:type="dxa"/>
-        </w:tblCellMar>
-        <w:tblLook w:val="0000" w:firstRow="0" w:lastRow="0" w:firstColumn="0" w:lastColumn="0" w:noHBand="0" w:noVBand="0"/>
-      </w:tblPr>
-      <w:tblGrid>
-        <w:gridCol w:w="568"/>
-        <w:gridCol w:w="2758"/>
-        <w:gridCol w:w="7520"/>
-      </w:tblGrid>
-      <w:tr>
-        <w:trPr>
-          <w:trHeight w:val="144"/>
-          <w:del w:id="204" w:author="Alhabibi, Haider@Energy" w:date="2022-03-18T15:29:00Z"/>
-        </w:trPr>
-        <w:tc>
-          <w:tcPr>
-            <w:tcW w:w="10846" w:type="dxa"/>
-            <w:gridSpan w:val="3"/>
-            <w:tcBorders>
-              <w:bottom w:val="single" w:sz="4" w:space="0" w:color="auto"/>
-            </w:tcBorders>
-            <w:tcMar>
-              <w:right w:w="58" w:type="dxa"/>
-            </w:tcMar>
-            <w:vAlign w:val="center"/>
-          </w:tcPr>
-          <w:p>
-            <w:pPr>
-              <w:pStyle w:val="Heading2"/>
-              <w:spacing w:before="0" w:after="0"/>
-              <w:rPr>
-                <w:del w:id="205" w:author="Alhabibi, Haider@Energy" w:date="2022-03-18T15:29:00Z"/>
-                <w:rFonts w:asciiTheme="minorHAnsi" w:hAnsiTheme="minorHAnsi"/>
-              </w:rPr>
-            </w:pPr>
-            <w:del w:id="206" w:author="Alhabibi, Haider@Energy" w:date="2022-03-18T15:29:00Z">
-              <w:r>
-                <w:rPr>
-                  <w:rFonts w:asciiTheme="minorHAnsi" w:hAnsiTheme="minorHAnsi"/>
-                </w:rPr>
-                <w:delText xml:space="preserve">B. </w:delText>
-              </w:r>
-            </w:del>
-            <w:ins w:id="207" w:author="Markstrum, Alexis@Energy" w:date="2021-10-27T15:15:00Z">
-              <w:del w:id="208" w:author="Alhabibi, Haider@Energy" w:date="2022-03-18T15:29:00Z">
-                <w:r>
-                  <w:rPr>
-                    <w:rFonts w:asciiTheme="minorHAnsi" w:hAnsiTheme="minorHAnsi"/>
-                  </w:rPr>
-                  <w:delText>Energy Storage System Ready</w:delText>
-                </w:r>
-              </w:del>
-            </w:ins>
-          </w:p>
-        </w:tc>
-      </w:tr>
-      <w:tr>
-        <w:trPr>
-          <w:trHeight w:val="144"/>
-          <w:del w:id="209" w:author="Alhabibi, Haider@Energy" w:date="2022-03-18T15:29:00Z"/>
-        </w:trPr>
-        <w:tc>
-          <w:tcPr>
-            <w:tcW w:w="568" w:type="dxa"/>
-            <w:vAlign w:val="center"/>
-          </w:tcPr>
-          <w:p>
-            <w:pPr>
-              <w:pStyle w:val="BodyText2"/>
-              <w:spacing w:before="0" w:after="0"/>
-              <w:jc w:val="center"/>
-              <w:rPr>
-                <w:del w:id="210" w:author="Alhabibi, Haider@Energy" w:date="2022-03-18T15:29:00Z"/>
-                <w:rFonts w:asciiTheme="minorHAnsi" w:hAnsiTheme="minorHAnsi"/>
-                <w:sz w:val="18"/>
-                <w:szCs w:val="18"/>
-              </w:rPr>
-            </w:pPr>
-            <w:del w:id="211" w:author="Alhabibi, Haider@Energy" w:date="2022-03-18T15:29:00Z">
-              <w:r>
-                <w:rPr>
-                  <w:rFonts w:asciiTheme="minorHAnsi" w:hAnsiTheme="minorHAnsi"/>
-                  <w:sz w:val="18"/>
-                  <w:szCs w:val="18"/>
-                </w:rPr>
-                <w:delText>01</w:delText>
-              </w:r>
-            </w:del>
-          </w:p>
-        </w:tc>
-        <w:tc>
-          <w:tcPr>
-            <w:tcW w:w="2758" w:type="dxa"/>
-            <w:vAlign w:val="center"/>
-          </w:tcPr>
-          <w:p>
-            <w:pPr>
-              <w:pStyle w:val="BodyText2"/>
-              <w:spacing w:before="0" w:after="0"/>
-              <w:rPr>
-                <w:del w:id="212" w:author="Alhabibi, Haider@Energy" w:date="2022-03-18T15:29:00Z"/>
-                <w:rFonts w:asciiTheme="minorHAnsi" w:hAnsiTheme="minorHAnsi"/>
-                <w:sz w:val="18"/>
-                <w:szCs w:val="18"/>
-              </w:rPr>
-            </w:pPr>
-            <w:ins w:id="213" w:author="Markstrum, Alexis@Energy" w:date="2021-10-27T15:16:00Z">
-              <w:del w:id="214" w:author="Alhabibi, Haider@Energy" w:date="2022-03-18T15:29:00Z">
-                <w:r>
-                  <w:rPr>
-                    <w:rFonts w:asciiTheme="minorHAnsi" w:hAnsiTheme="minorHAnsi"/>
-                    <w:sz w:val="18"/>
-                    <w:szCs w:val="18"/>
-                  </w:rPr>
-                  <w:delText xml:space="preserve">Method of Compliance </w:delText>
-                </w:r>
-              </w:del>
-            </w:ins>
-          </w:p>
-        </w:tc>
-        <w:tc>
-          <w:tcPr>
-            <w:tcW w:w="7520" w:type="dxa"/>
-            <w:tcMar>
-              <w:right w:w="58" w:type="dxa"/>
-            </w:tcMar>
-            <w:vAlign w:val="center"/>
-          </w:tcPr>
-          <w:p>
-            <w:pPr>
-              <w:keepNext/>
-              <w:rPr>
-                <w:del w:id="215" w:author="Alhabibi, Haider@Energy" w:date="2022-03-18T15:29:00Z"/>
-                <w:rFonts w:asciiTheme="minorHAnsi" w:hAnsiTheme="minorHAnsi" w:cstheme="minorHAnsi"/>
-                <w:sz w:val="18"/>
-                <w:szCs w:val="18"/>
-              </w:rPr>
-            </w:pPr>
-            <w:del w:id="216" w:author="Alhabibi, Haider@Energy" w:date="2022-03-18T15:29:00Z">
-              <w:r>
-                <w:rPr>
-                  <w:rFonts w:asciiTheme="minorHAnsi" w:hAnsiTheme="minorHAnsi" w:cstheme="minorHAnsi"/>
-                  <w:sz w:val="18"/>
-                  <w:szCs w:val="18"/>
-                </w:rPr>
-                <w:delText>&lt;&lt;</w:delText>
-              </w:r>
-            </w:del>
-            <w:ins w:id="217" w:author="Markstrum, Alexis@Energy" w:date="2021-10-27T15:22:00Z">
-              <w:del w:id="218" w:author="Alhabibi, Haider@Energy" w:date="2022-03-18T15:29:00Z">
-                <w:r>
-                  <w:rPr>
-                    <w:rFonts w:asciiTheme="minorHAnsi" w:hAnsiTheme="minorHAnsi" w:cstheme="minorHAnsi"/>
-                    <w:sz w:val="18"/>
-                    <w:szCs w:val="18"/>
-                  </w:rPr>
-                  <w:delText>user pick from list:</w:delText>
-                </w:r>
-              </w:del>
-            </w:ins>
-            <w:del w:id="219" w:author="Alhabibi, Haider@Energy" w:date="2022-03-18T15:29:00Z">
-              <w:r>
-                <w:rPr>
-                  <w:rFonts w:asciiTheme="minorHAnsi" w:hAnsiTheme="minorHAnsi" w:cstheme="minorHAnsi"/>
-                  <w:sz w:val="18"/>
-                  <w:szCs w:val="18"/>
-                </w:rPr>
-                <w:delText xml:space="preserve"> </w:delText>
-              </w:r>
-            </w:del>
-          </w:p>
-          <w:p>
-            <w:pPr>
-              <w:pStyle w:val="BodyText2"/>
-              <w:numPr>
-                <w:ilvl w:val="0"/>
-                <w:numId w:val="21"/>
-              </w:numPr>
-              <w:spacing w:before="0" w:after="0"/>
-              <w:rPr>
-                <w:ins w:id="220" w:author="Markstrum, Alexis@Energy" w:date="2021-10-27T15:24:00Z"/>
-                <w:del w:id="221" w:author="Alhabibi, Haider@Energy" w:date="2022-03-18T15:29:00Z"/>
-                <w:rFonts w:asciiTheme="minorHAnsi" w:hAnsiTheme="minorHAnsi" w:cstheme="minorHAnsi"/>
-                <w:sz w:val="18"/>
-                <w:szCs w:val="18"/>
-              </w:rPr>
-            </w:pPr>
-            <w:ins w:id="222" w:author="Markstrum, Alexis@Energy" w:date="2021-10-27T15:24:00Z">
-              <w:del w:id="223" w:author="Alhabibi, Haider@Energy" w:date="2022-03-18T15:29:00Z">
-                <w:r>
-                  <w:rPr>
-                    <w:rFonts w:asciiTheme="minorHAnsi" w:hAnsiTheme="minorHAnsi" w:cstheme="minorHAnsi"/>
-                    <w:sz w:val="18"/>
-                    <w:szCs w:val="18"/>
-                  </w:rPr>
-                  <w:delText>ESS ready interconnection equipment with a minimum backed up capacity of 60 amps and a minimum of four ESS supplied branch circuits</w:delText>
-                </w:r>
-              </w:del>
-            </w:ins>
-          </w:p>
-          <w:p>
-            <w:pPr>
-              <w:pStyle w:val="BodyText2"/>
-              <w:numPr>
-                <w:ilvl w:val="0"/>
-                <w:numId w:val="21"/>
-              </w:numPr>
-              <w:spacing w:before="0" w:after="0"/>
-              <w:rPr>
-                <w:del w:id="224" w:author="Alhabibi, Haider@Energy" w:date="2022-03-18T15:29:00Z"/>
-                <w:rFonts w:asciiTheme="minorHAnsi" w:hAnsiTheme="minorHAnsi" w:cstheme="minorHAnsi"/>
-                <w:sz w:val="18"/>
-                <w:szCs w:val="18"/>
-              </w:rPr>
-            </w:pPr>
-            <w:ins w:id="225" w:author="Markstrum, Alexis@Energy" w:date="2021-10-27T15:24:00Z">
-              <w:del w:id="226" w:author="Alhabibi, Haider@Energy" w:date="2022-03-18T15:29:00Z">
-                <w:r>
-                  <w:rPr>
-                    <w:rFonts w:asciiTheme="minorHAnsi" w:hAnsiTheme="minorHAnsi" w:cstheme="minorHAnsi"/>
-                    <w:sz w:val="18"/>
-                    <w:szCs w:val="18"/>
-                  </w:rPr>
-                  <w:delText>A dedicated raceway from the main service to a panelboard (subpanel) that supplies the branch circuits</w:delText>
-                </w:r>
-              </w:del>
-            </w:ins>
-            <w:ins w:id="227" w:author="Markstrum, Alexis@Energy" w:date="2021-10-27T15:30:00Z">
-              <w:del w:id="228" w:author="Alhabibi, Haider@Energy" w:date="2022-03-18T15:29:00Z">
-                <w:r>
-                  <w:rPr>
-                    <w:rFonts w:asciiTheme="minorHAnsi" w:hAnsiTheme="minorHAnsi" w:cstheme="minorHAnsi"/>
-                    <w:sz w:val="18"/>
-                    <w:szCs w:val="18"/>
-                  </w:rPr>
-                  <w:delText>.</w:delText>
-                </w:r>
-              </w:del>
-            </w:ins>
-          </w:p>
-        </w:tc>
-      </w:tr>
-      <w:tr>
-        <w:trPr>
-          <w:trHeight w:val="144"/>
-          <w:del w:id="229" w:author="Alhabibi, Haider@Energy" w:date="2022-03-18T15:29:00Z"/>
-        </w:trPr>
-        <w:tc>
-          <w:tcPr>
-            <w:tcW w:w="10846" w:type="dxa"/>
-            <w:gridSpan w:val="3"/>
-            <w:tcMar>
-              <w:top w:w="0" w:type="dxa"/>
-              <w:left w:w="115" w:type="dxa"/>
-              <w:bottom w:w="0" w:type="dxa"/>
-              <w:right w:w="115" w:type="dxa"/>
-            </w:tcMar>
-            <w:vAlign w:val="center"/>
-          </w:tcPr>
-          <w:p>
-            <w:pPr>
-              <w:pStyle w:val="BodyText2"/>
-              <w:spacing w:before="0" w:after="0"/>
-              <w:rPr>
-                <w:del w:id="230" w:author="Alhabibi, Haider@Energy" w:date="2022-03-18T15:29:00Z"/>
-                <w:rFonts w:asciiTheme="minorHAnsi" w:hAnsiTheme="minorHAnsi"/>
-                <w:sz w:val="18"/>
-                <w:szCs w:val="18"/>
-              </w:rPr>
-            </w:pPr>
-            <w:del w:id="231" w:author="Alhabibi, Haider@Energy" w:date="2022-03-18T15:29:00Z">
-              <w:r>
-                <w:rPr>
-                  <w:rFonts w:asciiTheme="minorHAnsi" w:hAnsiTheme="minorHAnsi"/>
-                  <w:b/>
-                  <w:sz w:val="18"/>
-                  <w:szCs w:val="18"/>
-                </w:rPr>
-                <w:delText xml:space="preserve">The responsible person’s signature on this compliance document affirms that all applicable requirements in this table have been met. </w:delText>
-              </w:r>
-            </w:del>
-          </w:p>
-        </w:tc>
-      </w:tr>
-    </w:tbl>
     <w:p>
       <w:pPr>
         <w:rPr>
@@ -5431,137 +4263,86 @@
               <w:pStyle w:val="Heading2"/>
               <w:spacing w:before="0" w:after="0"/>
               <w:rPr>
-                <w:ins w:id="232" w:author="Markstrum, Alexis@Energy" w:date="2021-10-27T15:41:00Z"/>
-                <w:rFonts w:asciiTheme="minorHAnsi" w:hAnsiTheme="minorHAnsi"/>
-              </w:rPr>
-            </w:pPr>
-            <w:del w:id="233" w:author="Tam, Danny@Energy" w:date="2021-11-03T10:20:00Z">
+                <w:rFonts w:asciiTheme="minorHAnsi" w:hAnsiTheme="minorHAnsi"/>
+              </w:rPr>
+            </w:pPr>
+            <w:r>
+              <w:rPr>
+                <w:rFonts w:asciiTheme="minorHAnsi" w:hAnsiTheme="minorHAnsi"/>
+              </w:rPr>
+              <w:t>B</w:t>
+            </w:r>
+            <w:r>
+              <w:rPr>
+                <w:rFonts w:asciiTheme="minorHAnsi" w:hAnsiTheme="minorHAnsi"/>
+              </w:rPr>
+              <w:t xml:space="preserve">. </w:t>
+            </w:r>
+            <w:r>
+              <w:rPr>
+                <w:rFonts w:asciiTheme="minorHAnsi" w:hAnsiTheme="minorHAnsi"/>
+              </w:rPr>
+              <w:t>Energy Storage System Ready</w:t>
+            </w:r>
+          </w:p>
+          <w:p>
+            <w:pPr>
+              <w:pStyle w:val="Heading2"/>
+              <w:spacing w:before="0" w:after="0"/>
+              <w:rPr>
+                <w:rFonts w:asciiTheme="minorHAnsi" w:hAnsiTheme="minorHAnsi"/>
+                <w:b w:val="0"/>
+                <w:bCs/>
+                <w:sz w:val="18"/>
+                <w:szCs w:val="18"/>
+              </w:rPr>
+            </w:pPr>
+            <w:ins w:id="8" w:author="Alhabibi, Haider@Energy" w:date="2023-06-14T12:57:00Z">
               <w:r>
                 <w:rPr>
                   <w:rFonts w:asciiTheme="minorHAnsi" w:hAnsiTheme="minorHAnsi"/>
+                  <w:b w:val="0"/>
+                  <w:bCs/>
+                  <w:sz w:val="18"/>
+                  <w:szCs w:val="18"/>
                 </w:rPr>
-                <w:delText>C</w:delText>
+                <w:t>&lt;&lt; If A01 = “</w:t>
               </w:r>
-            </w:del>
-            <w:ins w:id="234" w:author="Tam, Danny@Energy" w:date="2021-11-03T10:20:00Z">
+            </w:ins>
+            <w:ins w:id="9" w:author="Alhabibi, Haider@Energy" w:date="2023-09-26T12:00:00Z">
               <w:r>
                 <w:rPr>
                   <w:rFonts w:asciiTheme="minorHAnsi" w:hAnsiTheme="minorHAnsi"/>
+                  <w:b w:val="0"/>
+                  <w:bCs/>
+                  <w:sz w:val="18"/>
+                  <w:szCs w:val="18"/>
                 </w:rPr>
-                <w:t>B</w:t>
+                <w:t>Energy Storage System Ready</w:t>
               </w:r>
-            </w:ins>
-            <w:r>
-              <w:rPr>
-                <w:rFonts w:asciiTheme="minorHAnsi" w:hAnsiTheme="minorHAnsi"/>
-              </w:rPr>
-              <w:t xml:space="preserve">. </w:t>
-            </w:r>
-            <w:ins w:id="235" w:author="Markstrum, Alexis@Energy" w:date="2021-10-27T15:50:00Z">
-              <w:del w:id="236" w:author="Tam, Danny@Energy" w:date="2021-11-03T10:20:00Z">
-                <w:r>
-                  <w:rPr>
-                    <w:rFonts w:asciiTheme="minorHAnsi" w:hAnsiTheme="minorHAnsi"/>
-                  </w:rPr>
-                  <w:delText>De</w:delText>
-                </w:r>
-              </w:del>
-            </w:ins>
-            <w:ins w:id="237" w:author="Tam, Danny@Energy" w:date="2021-11-03T10:20:00Z">
               <w:r>
                 <w:rPr>
                   <w:rFonts w:asciiTheme="minorHAnsi" w:hAnsiTheme="minorHAnsi"/>
+                  <w:b w:val="0"/>
+                  <w:bCs/>
+                  <w:sz w:val="18"/>
+                  <w:szCs w:val="18"/>
                 </w:rPr>
-                <w:t>Energy Storage System Ready</w:t>
+                <w:t xml:space="preserve">, </w:t>
               </w:r>
             </w:ins>
-            <w:ins w:id="238" w:author="Markstrum, Alexis@Energy" w:date="2021-10-27T15:50:00Z">
-              <w:del w:id="239" w:author="Tam, Danny@Energy" w:date="2021-11-03T10:20:00Z">
-                <w:r>
-                  <w:rPr>
-                    <w:rFonts w:asciiTheme="minorHAnsi" w:hAnsiTheme="minorHAnsi"/>
-                  </w:rPr>
-                  <w:delText>dicated Raceway</w:delText>
-                </w:r>
-              </w:del>
-            </w:ins>
-          </w:p>
-          <w:p>
-            <w:pPr>
-              <w:pStyle w:val="Heading2"/>
-              <w:spacing w:before="0" w:after="0"/>
-              <w:rPr>
-                <w:rFonts w:asciiTheme="minorHAnsi" w:hAnsiTheme="minorHAnsi"/>
-                <w:sz w:val="18"/>
-                <w:szCs w:val="18"/>
-              </w:rPr>
-            </w:pPr>
-            <w:del w:id="240" w:author="Tam, Danny@Energy" w:date="2021-11-03T10:20:00Z">
+            <w:ins w:id="10" w:author="Alhabibi, Haider@Energy" w:date="2023-06-14T12:57:00Z">
               <w:r>
                 <w:rPr>
                   <w:rFonts w:asciiTheme="minorHAnsi" w:hAnsiTheme="minorHAnsi"/>
+                  <w:b w:val="0"/>
+                  <w:bCs/>
                   <w:sz w:val="18"/>
                   <w:szCs w:val="18"/>
                 </w:rPr>
-                <w:delText xml:space="preserve">&lt;&lt; If </w:delText>
+                <w:t>then display table, else display the section does apply message&gt;&gt;</w:t>
               </w:r>
-            </w:del>
-            <w:ins w:id="241" w:author="Markstrum, Alexis@Energy" w:date="2021-10-27T15:29:00Z">
-              <w:del w:id="242" w:author="Tam, Danny@Energy" w:date="2021-11-03T10:20:00Z">
-                <w:r>
-                  <w:rPr>
-                    <w:rFonts w:asciiTheme="minorHAnsi" w:hAnsiTheme="minorHAnsi"/>
-                    <w:sz w:val="18"/>
-                    <w:szCs w:val="18"/>
-                  </w:rPr>
-                  <w:delText xml:space="preserve">B01 </w:delText>
-                </w:r>
-              </w:del>
             </w:ins>
-            <w:del w:id="243" w:author="Tam, Danny@Energy" w:date="2021-11-03T10:20:00Z">
-              <w:r>
-                <w:rPr>
-                  <w:rFonts w:asciiTheme="minorHAnsi" w:hAnsiTheme="minorHAnsi"/>
-                  <w:sz w:val="18"/>
-                  <w:szCs w:val="18"/>
-                </w:rPr>
-                <w:delText>=</w:delText>
-              </w:r>
-            </w:del>
-            <w:ins w:id="244" w:author="Markstrum, Alexis@Energy" w:date="2021-10-27T15:29:00Z">
-              <w:del w:id="245" w:author="Tam, Danny@Energy" w:date="2021-11-03T10:20:00Z">
-                <w:r>
-                  <w:rPr>
-                    <w:rFonts w:asciiTheme="minorHAnsi" w:hAnsiTheme="minorHAnsi"/>
-                    <w:sz w:val="18"/>
-                    <w:szCs w:val="18"/>
-                  </w:rPr>
-                  <w:delText xml:space="preserve"> “</w:delText>
-                </w:r>
-              </w:del>
-            </w:ins>
-            <w:ins w:id="246" w:author="Markstrum, Alexis@Energy" w:date="2021-10-27T15:32:00Z">
-              <w:del w:id="247" w:author="Tam, Danny@Energy" w:date="2021-11-03T10:20:00Z">
-                <w:r>
-                  <w:rPr>
-                    <w:rFonts w:asciiTheme="minorHAnsi" w:hAnsiTheme="minorHAnsi" w:cstheme="minorBidi"/>
-                    <w:sz w:val="18"/>
-                    <w:szCs w:val="18"/>
-                  </w:rPr>
-                  <w:delText>A dedicated raceway from the main service to a panelboard (subpanel) that supplies the branch circuits”</w:delText>
-                </w:r>
-              </w:del>
-            </w:ins>
-            <w:del w:id="248" w:author="Tam, Danny@Energy" w:date="2021-11-03T10:20:00Z">
-              <w:r>
-                <w:rPr>
-                  <w:rFonts w:asciiTheme="minorHAnsi" w:hAnsiTheme="minorHAnsi"/>
-                  <w:sz w:val="18"/>
-                  <w:szCs w:val="18"/>
-                </w:rPr>
-                <w:delText>, then display this table; Else display the section does not apply message&gt;&gt;</w:delText>
-              </w:r>
-            </w:del>
           </w:p>
         </w:tc>
       </w:tr>
@@ -5611,44 +4392,38 @@
               <w:pStyle w:val="BodyText2"/>
               <w:spacing w:before="0" w:after="0"/>
               <w:rPr>
-                <w:ins w:id="249" w:author="Tam, Danny@Energy" w:date="2021-11-03T10:21:00Z"/>
-                <w:rFonts w:asciiTheme="minorHAnsi" w:hAnsiTheme="minorHAnsi" w:cstheme="minorHAnsi"/>
-                <w:sz w:val="20"/>
-                <w:szCs w:val="20"/>
-              </w:rPr>
-            </w:pPr>
-            <w:ins w:id="250" w:author="Tam, Danny@Energy" w:date="2021-11-03T10:21:00Z">
-              <w:r>
-                <w:rPr>
-                  <w:rFonts w:asciiTheme="minorHAnsi" w:hAnsiTheme="minorHAnsi" w:cstheme="minorHAnsi"/>
-                  <w:sz w:val="20"/>
-                  <w:szCs w:val="20"/>
-                </w:rPr>
-                <w:t xml:space="preserve">ESS Ready interconnection equipment with minimum backed up capacity of 60 amps and 4 ESS branch circuits, </w:t>
-              </w:r>
-            </w:ins>
+                <w:rFonts w:asciiTheme="minorHAnsi" w:hAnsiTheme="minorHAnsi" w:cstheme="minorHAnsi"/>
+                <w:sz w:val="20"/>
+                <w:szCs w:val="20"/>
+              </w:rPr>
+            </w:pPr>
+            <w:r>
+              <w:rPr>
+                <w:rFonts w:asciiTheme="minorHAnsi" w:hAnsiTheme="minorHAnsi" w:cstheme="minorHAnsi"/>
+                <w:sz w:val="20"/>
+                <w:szCs w:val="20"/>
+              </w:rPr>
+              <w:t xml:space="preserve">ESS Ready interconnection equipment with minimum backed up capacity of 60 amps and 4 ESS branch circuits, </w:t>
+            </w:r>
           </w:p>
           <w:p>
             <w:pPr>
               <w:pStyle w:val="BodyText2"/>
               <w:spacing w:before="0" w:after="0"/>
               <w:rPr>
-                <w:ins w:id="251" w:author="Tam, Danny@Energy" w:date="2021-11-03T10:21:00Z"/>
-                <w:rFonts w:asciiTheme="minorHAnsi" w:hAnsiTheme="minorHAnsi" w:cstheme="minorHAnsi"/>
-                <w:sz w:val="20"/>
-                <w:szCs w:val="20"/>
-              </w:rPr>
-            </w:pPr>
-            <w:ins w:id="252" w:author="Tam, Danny@Energy" w:date="2021-11-03T10:21:00Z">
-              <w:r>
-                <w:rPr>
-                  <w:rFonts w:asciiTheme="minorHAnsi" w:hAnsiTheme="minorHAnsi" w:cstheme="minorHAnsi"/>
-                  <w:sz w:val="20"/>
-                  <w:szCs w:val="20"/>
-                </w:rPr>
-                <w:t>OR</w:t>
-              </w:r>
-            </w:ins>
+                <w:rFonts w:asciiTheme="minorHAnsi" w:hAnsiTheme="minorHAnsi" w:cstheme="minorHAnsi"/>
+                <w:sz w:val="20"/>
+                <w:szCs w:val="20"/>
+              </w:rPr>
+            </w:pPr>
+            <w:r>
+              <w:rPr>
+                <w:rFonts w:asciiTheme="minorHAnsi" w:hAnsiTheme="minorHAnsi" w:cstheme="minorHAnsi"/>
+                <w:sz w:val="20"/>
+                <w:szCs w:val="20"/>
+              </w:rPr>
+              <w:t>OR</w:t>
+            </w:r>
           </w:p>
           <w:p>
             <w:pPr>
@@ -5660,44 +4435,28 @@
                 <w:szCs w:val="18"/>
               </w:rPr>
             </w:pPr>
-            <w:ins w:id="253" w:author="Tam, Danny@Energy" w:date="2021-11-03T10:21:00Z">
-              <w:r>
-                <w:rPr>
-                  <w:rFonts w:asciiTheme="minorHAnsi" w:hAnsiTheme="minorHAnsi" w:cstheme="minorHAnsi"/>
-                  <w:sz w:val="20"/>
-                  <w:szCs w:val="20"/>
-                </w:rPr>
-                <w:t xml:space="preserve">A dedicated raceway from the main service to a panelboard(subpanel) </w:t>
-              </w:r>
-              <w:r>
-                <w:rPr>
-                  <w:rFonts w:asciiTheme="minorHAnsi" w:hAnsiTheme="minorHAnsi" w:cstheme="minorHAnsi"/>
-                  <w:sz w:val="20"/>
-                  <w:szCs w:val="20"/>
-                </w:rPr>
-                <w:t>The panelboard that supplies the branch circuits (subpanel) must be labeled “Subpanel shall include all backed-up load circuits.”</w:t>
-              </w:r>
-            </w:ins>
-            <w:ins w:id="254" w:author="Markstrum, Alexis@Energy" w:date="2021-10-27T15:33:00Z">
-              <w:del w:id="255" w:author="Tam, Danny@Energy" w:date="2021-11-03T10:21:00Z">
-                <w:r>
-                  <w:rPr>
-                    <w:rFonts w:asciiTheme="minorHAnsi" w:hAnsiTheme="minorHAnsi" w:cstheme="minorHAnsi"/>
-                    <w:sz w:val="20"/>
-                    <w:szCs w:val="20"/>
-                  </w:rPr>
-                  <w:delText>All branch circuits are permitted to be supplied by the main service panel prior to the installation of an ESS.</w:delText>
-                </w:r>
-              </w:del>
-            </w:ins>
+            <w:r>
+              <w:rPr>
+                <w:rFonts w:asciiTheme="minorHAnsi" w:hAnsiTheme="minorHAnsi" w:cstheme="minorHAnsi"/>
+                <w:sz w:val="20"/>
+                <w:szCs w:val="20"/>
+              </w:rPr>
+              <w:t xml:space="preserve">A dedicated raceway from the main service to a panelboard(subpanel) </w:t>
+            </w:r>
+            <w:r>
+              <w:rPr>
+                <w:rFonts w:asciiTheme="minorHAnsi" w:hAnsiTheme="minorHAnsi" w:cstheme="minorHAnsi"/>
+                <w:sz w:val="20"/>
+                <w:szCs w:val="20"/>
+              </w:rPr>
+              <w:t>The panelboard that supplies the branch circuits (subpanel) must be labeled “Subpanel shall include all backed-up load circuits.”</w:t>
+            </w:r>
           </w:p>
         </w:tc>
       </w:tr>
       <w:tr>
         <w:trPr>
-          <w:trHeight w:val="144"/>
-          <w:ins w:id="256" w:author="Markstrum, Alexis@Energy" w:date="2021-10-27T15:33:00Z"/>
-          <w:del w:id="257" w:author="Tam, Danny@Energy" w:date="2021-11-03T10:21:00Z"/>
+          <w:trHeight w:val="692"/>
         </w:trPr>
         <w:tc>
           <w:tcPr>
@@ -5716,25 +4475,27 @@
               <w:spacing w:before="0" w:after="0"/>
               <w:jc w:val="center"/>
               <w:rPr>
-                <w:ins w:id="258" w:author="Markstrum, Alexis@Energy" w:date="2021-10-27T15:33:00Z"/>
-                <w:del w:id="259" w:author="Tam, Danny@Energy" w:date="2021-11-03T10:21:00Z"/>
-                <w:rFonts w:asciiTheme="minorHAnsi" w:hAnsiTheme="minorHAnsi"/>
-                <w:sz w:val="18"/>
-                <w:szCs w:val="18"/>
-              </w:rPr>
-            </w:pPr>
-            <w:ins w:id="260" w:author="Markstrum, Alexis@Energy" w:date="2021-10-27T15:33:00Z">
-              <w:del w:id="261" w:author="Tam, Danny@Energy" w:date="2021-11-03T10:21:00Z">
-                <w:r>
-                  <w:rPr>
-                    <w:rFonts w:asciiTheme="minorHAnsi" w:hAnsiTheme="minorHAnsi"/>
-                    <w:sz w:val="18"/>
-                    <w:szCs w:val="18"/>
-                  </w:rPr>
-                  <w:delText>02</w:delText>
-                </w:r>
-              </w:del>
-            </w:ins>
+                <w:rFonts w:asciiTheme="minorHAnsi" w:hAnsiTheme="minorHAnsi"/>
+                <w:sz w:val="18"/>
+                <w:szCs w:val="18"/>
+              </w:rPr>
+            </w:pPr>
+            <w:r>
+              <w:rPr>
+                <w:rFonts w:asciiTheme="minorHAnsi" w:hAnsiTheme="minorHAnsi"/>
+                <w:sz w:val="18"/>
+                <w:szCs w:val="18"/>
+              </w:rPr>
+              <w:t>0</w:t>
+            </w:r>
+            <w:r>
+              <w:rPr>
+                <w:rFonts w:asciiTheme="minorHAnsi" w:hAnsiTheme="minorHAnsi"/>
+                <w:sz w:val="18"/>
+                <w:szCs w:val="18"/>
+              </w:rPr>
+              <w:t>2</w:t>
+            </w:r>
           </w:p>
         </w:tc>
         <w:tc>
@@ -5744,36 +4505,27 @@
           </w:tcPr>
           <w:p>
             <w:pPr>
-              <w:pStyle w:val="BodyText2"/>
-              <w:spacing w:before="0" w:after="0"/>
-              <w:rPr>
-                <w:ins w:id="262" w:author="Markstrum, Alexis@Energy" w:date="2021-10-27T15:33:00Z"/>
-                <w:del w:id="263" w:author="Tam, Danny@Energy" w:date="2021-11-03T10:21:00Z"/>
-                <w:rFonts w:asciiTheme="minorHAnsi" w:hAnsiTheme="minorHAnsi" w:cstheme="minorHAnsi"/>
-                <w:sz w:val="20"/>
-                <w:szCs w:val="20"/>
-              </w:rPr>
-            </w:pPr>
-            <w:ins w:id="264" w:author="Markstrum, Alexis@Energy" w:date="2021-10-27T15:33:00Z">
-              <w:del w:id="265" w:author="Tam, Danny@Energy" w:date="2021-11-03T10:21:00Z">
-                <w:r>
-                  <w:rPr>
-                    <w:rFonts w:asciiTheme="minorHAnsi" w:hAnsiTheme="minorHAnsi" w:cstheme="minorHAnsi"/>
-                    <w:sz w:val="20"/>
-                    <w:szCs w:val="20"/>
-                  </w:rPr>
-                  <w:delText>The trade size of the raceway shall be not less than one inch.</w:delText>
-                </w:r>
-              </w:del>
-            </w:ins>
+              <w:pStyle w:val="Default"/>
+              <w:rPr>
+                <w:rFonts w:asciiTheme="minorHAnsi" w:hAnsiTheme="minorHAnsi" w:cstheme="minorHAnsi"/>
+                <w:sz w:val="20"/>
+                <w:szCs w:val="20"/>
+              </w:rPr>
+            </w:pPr>
+            <w:r>
+              <w:rPr>
+                <w:rFonts w:asciiTheme="minorHAnsi" w:hAnsiTheme="minorHAnsi" w:cstheme="minorHAnsi"/>
+                <w:sz w:val="20"/>
+                <w:szCs w:val="20"/>
+              </w:rPr>
+              <w:t>A minimum of four branch circuits shall be identified and have their source of supply collocated at a single panelboard suitable to be supplied by the ESS. At least one circuit shall supply the refrigerator, one lighting circuit near the primary egress, and at least one circuit shall supply a sleeping room receptacle outlet.</w:t>
+            </w:r>
           </w:p>
         </w:tc>
       </w:tr>
       <w:tr>
         <w:trPr>
           <w:trHeight w:val="144"/>
-          <w:ins w:id="266" w:author="Markstrum, Alexis@Energy" w:date="2021-10-27T15:33:00Z"/>
-          <w:del w:id="267" w:author="Tam, Danny@Energy" w:date="2021-11-03T10:21:00Z"/>
         </w:trPr>
         <w:tc>
           <w:tcPr>
@@ -5792,25 +4544,27 @@
               <w:spacing w:before="0" w:after="0"/>
               <w:jc w:val="center"/>
               <w:rPr>
-                <w:ins w:id="268" w:author="Markstrum, Alexis@Energy" w:date="2021-10-27T15:33:00Z"/>
-                <w:del w:id="269" w:author="Tam, Danny@Energy" w:date="2021-11-03T10:21:00Z"/>
-                <w:rFonts w:asciiTheme="minorHAnsi" w:hAnsiTheme="minorHAnsi"/>
-                <w:sz w:val="18"/>
-                <w:szCs w:val="18"/>
-              </w:rPr>
-            </w:pPr>
-            <w:ins w:id="270" w:author="Markstrum, Alexis@Energy" w:date="2021-10-27T15:33:00Z">
-              <w:del w:id="271" w:author="Tam, Danny@Energy" w:date="2021-11-03T10:21:00Z">
-                <w:r>
-                  <w:rPr>
-                    <w:rFonts w:asciiTheme="minorHAnsi" w:hAnsiTheme="minorHAnsi"/>
-                    <w:sz w:val="18"/>
-                    <w:szCs w:val="18"/>
-                  </w:rPr>
-                  <w:delText>03</w:delText>
-                </w:r>
-              </w:del>
-            </w:ins>
+                <w:rFonts w:asciiTheme="minorHAnsi" w:hAnsiTheme="minorHAnsi"/>
+                <w:sz w:val="18"/>
+                <w:szCs w:val="18"/>
+              </w:rPr>
+            </w:pPr>
+            <w:r>
+              <w:rPr>
+                <w:rFonts w:asciiTheme="minorHAnsi" w:hAnsiTheme="minorHAnsi"/>
+                <w:sz w:val="18"/>
+                <w:szCs w:val="18"/>
+              </w:rPr>
+              <w:t>0</w:t>
+            </w:r>
+            <w:r>
+              <w:rPr>
+                <w:rFonts w:asciiTheme="minorHAnsi" w:hAnsiTheme="minorHAnsi"/>
+                <w:sz w:val="18"/>
+                <w:szCs w:val="18"/>
+              </w:rPr>
+              <w:t>3</w:t>
+            </w:r>
           </w:p>
         </w:tc>
         <w:tc>
@@ -5820,35 +4574,27 @@
           </w:tcPr>
           <w:p>
             <w:pPr>
-              <w:pStyle w:val="BodyText2"/>
-              <w:spacing w:before="0" w:after="0"/>
-              <w:rPr>
-                <w:ins w:id="272" w:author="Markstrum, Alexis@Energy" w:date="2021-10-27T15:33:00Z"/>
-                <w:del w:id="273" w:author="Tam, Danny@Energy" w:date="2021-11-03T10:21:00Z"/>
-                <w:rFonts w:asciiTheme="minorHAnsi" w:hAnsiTheme="minorHAnsi" w:cstheme="minorHAnsi"/>
-                <w:sz w:val="20"/>
-                <w:szCs w:val="20"/>
-              </w:rPr>
-            </w:pPr>
-            <w:ins w:id="274" w:author="Markstrum, Alexis@Energy" w:date="2021-10-27T15:33:00Z">
-              <w:del w:id="275" w:author="Tam, Danny@Energy" w:date="2021-11-03T10:21:00Z">
-                <w:r>
-                  <w:rPr>
-                    <w:rFonts w:asciiTheme="minorHAnsi" w:hAnsiTheme="minorHAnsi" w:cstheme="minorHAnsi"/>
-                    <w:sz w:val="20"/>
-                    <w:szCs w:val="20"/>
-                  </w:rPr>
-                  <w:delText>The panelboard that supplies the branch circuits (subpanel) must be labeled “Subpanel shall include all backed-up load circuits.”</w:delText>
-                </w:r>
-              </w:del>
-            </w:ins>
+              <w:pStyle w:val="Default"/>
+              <w:rPr>
+                <w:rFonts w:asciiTheme="minorHAnsi" w:hAnsiTheme="minorHAnsi" w:cstheme="minorHAnsi"/>
+                <w:sz w:val="20"/>
+                <w:szCs w:val="20"/>
+              </w:rPr>
+            </w:pPr>
+            <w:r>
+              <w:rPr>
+                <w:rFonts w:asciiTheme="minorHAnsi" w:hAnsiTheme="minorHAnsi" w:cstheme="minorHAnsi"/>
+                <w:sz w:val="20"/>
+                <w:szCs w:val="20"/>
+              </w:rPr>
+              <w:t xml:space="preserve">The main panelboard shall have a minimum busbar rating of 225 amps. </w:t>
+            </w:r>
           </w:p>
         </w:tc>
       </w:tr>
       <w:tr>
         <w:trPr>
-          <w:trHeight w:val="692"/>
-          <w:ins w:id="276" w:author="Markstrum, Alexis@Energy" w:date="2021-10-27T15:33:00Z"/>
+          <w:trHeight w:val="144"/>
         </w:trPr>
         <w:tc>
           <w:tcPr>
@@ -5867,44 +4613,27 @@
               <w:spacing w:before="0" w:after="0"/>
               <w:jc w:val="center"/>
               <w:rPr>
-                <w:ins w:id="277" w:author="Markstrum, Alexis@Energy" w:date="2021-10-27T15:33:00Z"/>
-                <w:rFonts w:asciiTheme="minorHAnsi" w:hAnsiTheme="minorHAnsi"/>
-                <w:sz w:val="18"/>
-                <w:szCs w:val="18"/>
-              </w:rPr>
-            </w:pPr>
-            <w:ins w:id="278" w:author="Markstrum, Alexis@Energy" w:date="2021-10-27T15:34:00Z">
-              <w:r>
-                <w:rPr>
-                  <w:rFonts w:asciiTheme="minorHAnsi" w:hAnsiTheme="minorHAnsi"/>
-                  <w:sz w:val="18"/>
-                  <w:szCs w:val="18"/>
-                </w:rPr>
-                <w:t>0</w:t>
-              </w:r>
-            </w:ins>
-            <w:ins w:id="279" w:author="Tam, Danny@Energy" w:date="2021-11-03T10:21:00Z">
-              <w:r>
-                <w:rPr>
-                  <w:rFonts w:asciiTheme="minorHAnsi" w:hAnsiTheme="minorHAnsi"/>
-                  <w:sz w:val="18"/>
-                  <w:szCs w:val="18"/>
-                </w:rPr>
-                <w:t>2</w:t>
-              </w:r>
-            </w:ins>
-            <w:ins w:id="280" w:author="Markstrum, Alexis@Energy" w:date="2021-10-27T15:34:00Z">
-              <w:del w:id="281" w:author="Tam, Danny@Energy" w:date="2021-11-03T10:21:00Z">
-                <w:r>
-                  <w:rPr>
-                    <w:rFonts w:asciiTheme="minorHAnsi" w:hAnsiTheme="minorHAnsi"/>
-                    <w:sz w:val="18"/>
-                    <w:szCs w:val="18"/>
-                  </w:rPr>
-                  <w:delText>4</w:delText>
-                </w:r>
-              </w:del>
-            </w:ins>
+                <w:rFonts w:asciiTheme="minorHAnsi" w:hAnsiTheme="minorHAnsi"/>
+                <w:sz w:val="18"/>
+                <w:szCs w:val="18"/>
+              </w:rPr>
+            </w:pPr>
+            <w:r>
+              <w:rPr>
+                <w:rFonts w:asciiTheme="minorHAnsi" w:hAnsiTheme="minorHAnsi"/>
+                <w:sz w:val="18"/>
+                <w:szCs w:val="18"/>
+              </w:rPr>
+              <w:t>0</w:t>
+            </w:r>
+            <w:r>
+              <w:rPr>
+                <w:rFonts w:asciiTheme="minorHAnsi" w:hAnsiTheme="minorHAnsi"/>
+                <w:sz w:val="18"/>
+                <w:szCs w:val="18"/>
+              </w:rPr>
+              <w:t>4</w:t>
+            </w:r>
           </w:p>
         </w:tc>
         <w:tc>
@@ -5914,205 +4643,22 @@
           </w:tcPr>
           <w:p>
             <w:pPr>
-              <w:pStyle w:val="Default"/>
-              <w:rPr>
-                <w:ins w:id="282" w:author="Markstrum, Alexis@Energy" w:date="2021-10-27T15:33:00Z"/>
-                <w:rFonts w:asciiTheme="minorHAnsi" w:hAnsiTheme="minorHAnsi" w:cstheme="minorHAnsi"/>
-                <w:sz w:val="20"/>
-                <w:szCs w:val="20"/>
-              </w:rPr>
-            </w:pPr>
-            <w:ins w:id="283" w:author="Markstrum, Alexis@Energy" w:date="2021-10-27T15:34:00Z">
-              <w:r>
-                <w:rPr>
-                  <w:rFonts w:asciiTheme="minorHAnsi" w:hAnsiTheme="minorHAnsi" w:cstheme="minorHAnsi"/>
-                  <w:sz w:val="20"/>
-                  <w:szCs w:val="20"/>
-                </w:rPr>
-                <w:t>A minimum of four branch circuits shall be identified and have their source of supply collocated at a single panelboard suitable to be supplied by the ESS. At least one circuit shall supply the refrigerator, one lighting circuit near the primary egress, and at least one circuit shall supply a sleeping room receptacle outlet.</w:t>
-              </w:r>
-            </w:ins>
-          </w:p>
-        </w:tc>
-      </w:tr>
-      <w:tr>
-        <w:trPr>
-          <w:trHeight w:val="144"/>
-          <w:ins w:id="284" w:author="Markstrum, Alexis@Energy" w:date="2021-10-27T15:34:00Z"/>
-        </w:trPr>
-        <w:tc>
-          <w:tcPr>
-            <w:tcW w:w="569" w:type="dxa"/>
-            <w:tcMar>
-              <w:top w:w="0" w:type="dxa"/>
-              <w:left w:w="115" w:type="dxa"/>
-              <w:bottom w:w="0" w:type="dxa"/>
-              <w:right w:w="115" w:type="dxa"/>
-            </w:tcMar>
-            <w:vAlign w:val="center"/>
-          </w:tcPr>
-          <w:p>
-            <w:pPr>
               <w:pStyle w:val="BodyText2"/>
               <w:spacing w:before="0" w:after="0"/>
-              <w:jc w:val="center"/>
-              <w:rPr>
-                <w:ins w:id="285" w:author="Markstrum, Alexis@Energy" w:date="2021-10-27T15:34:00Z"/>
-                <w:rFonts w:asciiTheme="minorHAnsi" w:hAnsiTheme="minorHAnsi"/>
-                <w:sz w:val="18"/>
-                <w:szCs w:val="18"/>
-              </w:rPr>
-            </w:pPr>
-            <w:ins w:id="286" w:author="Markstrum, Alexis@Energy" w:date="2021-10-27T15:35:00Z">
-              <w:r>
-                <w:rPr>
-                  <w:rFonts w:asciiTheme="minorHAnsi" w:hAnsiTheme="minorHAnsi"/>
-                  <w:sz w:val="18"/>
-                  <w:szCs w:val="18"/>
-                </w:rPr>
-                <w:t>0</w:t>
-              </w:r>
-            </w:ins>
-            <w:ins w:id="287" w:author="Tam, Danny@Energy" w:date="2021-11-03T10:21:00Z">
-              <w:r>
-                <w:rPr>
-                  <w:rFonts w:asciiTheme="minorHAnsi" w:hAnsiTheme="minorHAnsi"/>
-                  <w:sz w:val="18"/>
-                  <w:szCs w:val="18"/>
-                </w:rPr>
-                <w:t>3</w:t>
-              </w:r>
-            </w:ins>
-            <w:ins w:id="288" w:author="Markstrum, Alexis@Energy" w:date="2021-10-27T15:35:00Z">
-              <w:del w:id="289" w:author="Tam, Danny@Energy" w:date="2021-11-03T10:21:00Z">
-                <w:r>
-                  <w:rPr>
-                    <w:rFonts w:asciiTheme="minorHAnsi" w:hAnsiTheme="minorHAnsi"/>
-                    <w:sz w:val="18"/>
-                    <w:szCs w:val="18"/>
-                  </w:rPr>
-                  <w:delText>5</w:delText>
-                </w:r>
-              </w:del>
-            </w:ins>
-          </w:p>
-        </w:tc>
-        <w:tc>
-          <w:tcPr>
-            <w:tcW w:w="10221" w:type="dxa"/>
-            <w:vAlign w:val="center"/>
-          </w:tcPr>
-          <w:p>
-            <w:pPr>
-              <w:pStyle w:val="Default"/>
-              <w:rPr>
-                <w:ins w:id="290" w:author="Markstrum, Alexis@Energy" w:date="2021-10-27T15:34:00Z"/>
-                <w:rFonts w:asciiTheme="minorHAnsi" w:hAnsiTheme="minorHAnsi" w:cstheme="minorHAnsi"/>
-                <w:sz w:val="20"/>
-                <w:szCs w:val="20"/>
-              </w:rPr>
-            </w:pPr>
-            <w:ins w:id="291" w:author="Markstrum, Alexis@Energy" w:date="2021-10-27T15:34:00Z">
-              <w:r>
-                <w:rPr>
-                  <w:rFonts w:asciiTheme="minorHAnsi" w:hAnsiTheme="minorHAnsi" w:cstheme="minorHAnsi"/>
-                  <w:sz w:val="20"/>
-                  <w:szCs w:val="20"/>
-                </w:rPr>
-                <w:t xml:space="preserve">The main panelboard shall have a minimum busbar rating of 225 amps. </w:t>
-              </w:r>
-            </w:ins>
-          </w:p>
-        </w:tc>
-      </w:tr>
-      <w:tr>
-        <w:trPr>
-          <w:trHeight w:val="144"/>
-          <w:ins w:id="292" w:author="Markstrum, Alexis@Energy" w:date="2021-10-27T15:34:00Z"/>
-        </w:trPr>
-        <w:tc>
-          <w:tcPr>
-            <w:tcW w:w="569" w:type="dxa"/>
-            <w:tcMar>
-              <w:top w:w="0" w:type="dxa"/>
-              <w:left w:w="115" w:type="dxa"/>
-              <w:bottom w:w="0" w:type="dxa"/>
-              <w:right w:w="115" w:type="dxa"/>
-            </w:tcMar>
-            <w:vAlign w:val="center"/>
-          </w:tcPr>
-          <w:p>
-            <w:pPr>
-              <w:pStyle w:val="BodyText2"/>
-              <w:spacing w:before="0" w:after="0"/>
-              <w:jc w:val="center"/>
-              <w:rPr>
-                <w:ins w:id="293" w:author="Markstrum, Alexis@Energy" w:date="2021-10-27T15:34:00Z"/>
-                <w:rFonts w:asciiTheme="minorHAnsi" w:hAnsiTheme="minorHAnsi"/>
-                <w:sz w:val="18"/>
-                <w:szCs w:val="18"/>
-              </w:rPr>
-            </w:pPr>
-            <w:ins w:id="294" w:author="Markstrum, Alexis@Energy" w:date="2021-10-27T15:35:00Z">
-              <w:r>
-                <w:rPr>
-                  <w:rFonts w:asciiTheme="minorHAnsi" w:hAnsiTheme="minorHAnsi"/>
-                  <w:sz w:val="18"/>
-                  <w:szCs w:val="18"/>
-                </w:rPr>
-                <w:t>0</w:t>
-              </w:r>
-            </w:ins>
-            <w:ins w:id="295" w:author="Tam, Danny@Energy" w:date="2021-11-03T10:21:00Z">
-              <w:r>
-                <w:rPr>
-                  <w:rFonts w:asciiTheme="minorHAnsi" w:hAnsiTheme="minorHAnsi"/>
-                  <w:sz w:val="18"/>
-                  <w:szCs w:val="18"/>
-                </w:rPr>
-                <w:t>4</w:t>
-              </w:r>
-            </w:ins>
-            <w:ins w:id="296" w:author="Markstrum, Alexis@Energy" w:date="2021-10-27T15:35:00Z">
-              <w:del w:id="297" w:author="Tam, Danny@Energy" w:date="2021-11-03T10:21:00Z">
-                <w:r>
-                  <w:rPr>
-                    <w:rFonts w:asciiTheme="minorHAnsi" w:hAnsiTheme="minorHAnsi"/>
-                    <w:sz w:val="18"/>
-                    <w:szCs w:val="18"/>
-                  </w:rPr>
-                  <w:delText>6</w:delText>
-                </w:r>
-              </w:del>
-            </w:ins>
-          </w:p>
-        </w:tc>
-        <w:tc>
-          <w:tcPr>
-            <w:tcW w:w="10221" w:type="dxa"/>
-            <w:vAlign w:val="center"/>
-          </w:tcPr>
-          <w:p>
-            <w:pPr>
-              <w:pStyle w:val="BodyText2"/>
-              <w:spacing w:before="0" w:after="0"/>
-              <w:rPr>
-                <w:ins w:id="298" w:author="Markstrum, Alexis@Energy" w:date="2021-10-27T15:34:00Z"/>
-                <w:rFonts w:asciiTheme="minorHAnsi" w:hAnsiTheme="minorHAnsi" w:cstheme="minorHAnsi"/>
-                <w:sz w:val="20"/>
-                <w:szCs w:val="20"/>
-              </w:rPr>
-            </w:pPr>
-            <w:ins w:id="299" w:author="Markstrum, Alexis@Energy" w:date="2021-10-27T15:35:00Z">
-              <w:r>
-                <w:rPr>
-                  <w:rFonts w:asciiTheme="minorHAnsi" w:hAnsiTheme="minorHAnsi" w:cstheme="minorHAnsi"/>
-                  <w:sz w:val="20"/>
-                  <w:szCs w:val="20"/>
-                </w:rPr>
-                <w:t>Sufficient space shall be reserved to allow future installation of a system isolation equipment/transfer switch within 3 feet of the main panelboard.</w:t>
-              </w:r>
-            </w:ins>
+              <w:rPr>
+                <w:rFonts w:asciiTheme="minorHAnsi" w:hAnsiTheme="minorHAnsi" w:cstheme="minorHAnsi"/>
+                <w:sz w:val="20"/>
+                <w:szCs w:val="20"/>
+              </w:rPr>
+            </w:pPr>
+            <w:r>
+              <w:rPr>
+                <w:rFonts w:asciiTheme="minorHAnsi" w:hAnsiTheme="minorHAnsi" w:cstheme="minorHAnsi"/>
+                <w:sz w:val="20"/>
+                <w:szCs w:val="20"/>
+              </w:rPr>
+              <w:t>Sufficient space shall be reserved to allow future installation of a system isolation equipment/transfer switch within 3 feet of the main panelboard.</w:t>
+            </w:r>
           </w:p>
         </w:tc>
       </w:tr>
@@ -6212,28 +4758,6 @@
                 <w:szCs w:val="18"/>
               </w:rPr>
             </w:pPr>
-            <w:del w:id="300" w:author="Tam, Danny@Energy" w:date="2021-11-03T10:21:00Z">
-              <w:r>
-                <w:rPr>
-                  <w:rFonts w:asciiTheme="minorHAnsi" w:hAnsiTheme="minorHAnsi"/>
-                  <w:b/>
-                  <w:sz w:val="20"/>
-                  <w:szCs w:val="20"/>
-                </w:rPr>
-                <w:delText>D</w:delText>
-              </w:r>
-            </w:del>
-            <w:ins w:id="301" w:author="Tam, Danny@Energy" w:date="2021-11-03T10:21:00Z">
-              <w:r>
-                <w:rPr>
-                  <w:rFonts w:asciiTheme="minorHAnsi" w:hAnsiTheme="minorHAnsi"/>
-                  <w:b/>
-                  <w:sz w:val="20"/>
-                  <w:szCs w:val="20"/>
-                </w:rPr>
-                <w:t>C</w:t>
-              </w:r>
-            </w:ins>
             <w:r>
               <w:rPr>
                 <w:rFonts w:asciiTheme="minorHAnsi" w:hAnsiTheme="minorHAnsi"/>
@@ -6241,19 +4765,26 @@
                 <w:sz w:val="20"/>
                 <w:szCs w:val="20"/>
               </w:rPr>
+              <w:t>C</w:t>
+            </w:r>
+            <w:r>
+              <w:rPr>
+                <w:rFonts w:asciiTheme="minorHAnsi" w:hAnsiTheme="minorHAnsi"/>
+                <w:b/>
+                <w:sz w:val="20"/>
+                <w:szCs w:val="20"/>
+              </w:rPr>
               <w:t xml:space="preserve">. </w:t>
             </w:r>
-            <w:ins w:id="302" w:author="Markstrum, Alexis@Energy" w:date="2021-10-27T15:51:00Z">
-              <w:r>
-                <w:rPr>
-                  <w:rFonts w:asciiTheme="minorHAnsi" w:hAnsiTheme="minorHAnsi"/>
-                  <w:b/>
-                  <w:sz w:val="20"/>
-                  <w:szCs w:val="20"/>
-                </w:rPr>
-                <w:t>Heat Pump Space Heater Ready</w:t>
-              </w:r>
-            </w:ins>
+            <w:r>
+              <w:rPr>
+                <w:rFonts w:asciiTheme="minorHAnsi" w:hAnsiTheme="minorHAnsi"/>
+                <w:b/>
+                <w:sz w:val="20"/>
+                <w:szCs w:val="20"/>
+              </w:rPr>
+              <w:t>Heat Pump Space Heater Ready</w:t>
+            </w:r>
           </w:p>
           <w:p>
             <w:pPr>
@@ -6281,46 +4812,42 @@
               </w:rPr>
               <w:t xml:space="preserve">&lt;&lt; If </w:t>
             </w:r>
-            <w:ins w:id="303" w:author="Markstrum, Alexis@Energy" w:date="2021-10-27T15:59:00Z">
+            <w:r>
+              <w:rPr>
+                <w:rFonts w:asciiTheme="minorHAnsi" w:hAnsiTheme="minorHAnsi"/>
+                <w:sz w:val="18"/>
+                <w:szCs w:val="18"/>
+              </w:rPr>
+              <w:t>A0</w:t>
+            </w:r>
+            <w:del w:id="11" w:author="Alhabibi, Haider@Energy" w:date="2023-09-27T07:18:00Z">
               <w:r>
                 <w:rPr>
                   <w:rFonts w:asciiTheme="minorHAnsi" w:hAnsiTheme="minorHAnsi"/>
                   <w:sz w:val="18"/>
                   <w:szCs w:val="18"/>
                 </w:rPr>
-                <w:t>A02 = “Heat Pump Space Heater Ready, then display table, else display the section does apply</w:t>
+                <w:delText>2</w:delText>
               </w:r>
-            </w:ins>
-            <w:ins w:id="304" w:author="Markstrum, Alexis@Energy" w:date="2021-10-27T16:00:00Z">
+            </w:del>
+            <w:ins w:id="12" w:author="Alhabibi, Haider@Energy" w:date="2023-09-27T07:18:00Z">
               <w:r>
                 <w:rPr>
                   <w:rFonts w:asciiTheme="minorHAnsi" w:hAnsiTheme="minorHAnsi"/>
                   <w:sz w:val="18"/>
                   <w:szCs w:val="18"/>
                 </w:rPr>
-                <w:t xml:space="preserve"> </w:t>
+                <w:t>1</w:t>
               </w:r>
             </w:ins>
-            <w:ins w:id="305" w:author="Markstrum, Alexis@Energy" w:date="2021-10-27T15:59:00Z">
-              <w:r>
-                <w:rPr>
-                  <w:rFonts w:asciiTheme="minorHAnsi" w:hAnsiTheme="minorHAnsi"/>
-                  <w:sz w:val="18"/>
-                  <w:szCs w:val="18"/>
-                </w:rPr>
-                <w:t>message</w:t>
-              </w:r>
-            </w:ins>
-            <w:ins w:id="306" w:author="Markstrum, Alexis@Energy" w:date="2021-10-27T16:00:00Z">
-              <w:r>
-                <w:rPr>
-                  <w:rFonts w:asciiTheme="minorHAnsi" w:hAnsiTheme="minorHAnsi"/>
-                  <w:sz w:val="18"/>
-                  <w:szCs w:val="18"/>
-                </w:rPr>
-                <w:t>&gt;&gt;</w:t>
-              </w:r>
-            </w:ins>
+            <w:r>
+              <w:rPr>
+                <w:rFonts w:asciiTheme="minorHAnsi" w:hAnsiTheme="minorHAnsi"/>
+                <w:sz w:val="18"/>
+                <w:szCs w:val="18"/>
+              </w:rPr>
+              <w:t xml:space="preserve"> = “Heat Pump Space Heater Ready, then display table, else display the section does apply message&gt;&gt;</w:t>
+            </w:r>
           </w:p>
         </w:tc>
       </w:tr>
@@ -6375,34 +4902,32 @@
                 <w:szCs w:val="18"/>
               </w:rPr>
             </w:pPr>
-            <w:ins w:id="307" w:author="Markstrum, Alexis@Energy" w:date="2021-10-27T16:01:00Z">
-              <w:r>
-                <w:rPr>
-                  <w:rFonts w:asciiTheme="minorHAnsi" w:hAnsiTheme="minorHAnsi" w:cstheme="minorHAnsi"/>
-                  <w:sz w:val="20"/>
-                  <w:szCs w:val="20"/>
-                </w:rPr>
-                <w:t xml:space="preserve">A dedicated </w:t>
-              </w:r>
-              <w:proofErr w:type="gramStart"/>
-              <w:r>
-                <w:rPr>
-                  <w:rFonts w:asciiTheme="minorHAnsi" w:hAnsiTheme="minorHAnsi" w:cstheme="minorHAnsi"/>
-                  <w:sz w:val="20"/>
-                  <w:szCs w:val="20"/>
-                </w:rPr>
-                <w:t>240 volt</w:t>
-              </w:r>
-              <w:proofErr w:type="gramEnd"/>
-              <w:r>
-                <w:rPr>
-                  <w:rFonts w:asciiTheme="minorHAnsi" w:hAnsiTheme="minorHAnsi" w:cstheme="minorHAnsi"/>
-                  <w:sz w:val="20"/>
-                  <w:szCs w:val="20"/>
-                </w:rPr>
-                <w:t xml:space="preserve"> branch circuit wiring shall be installed within 3 feet from the furnace and accessible to the furnace with no obstructions.</w:t>
-              </w:r>
-            </w:ins>
+            <w:r>
+              <w:rPr>
+                <w:rFonts w:asciiTheme="minorHAnsi" w:hAnsiTheme="minorHAnsi" w:cstheme="minorHAnsi"/>
+                <w:sz w:val="20"/>
+                <w:szCs w:val="20"/>
+              </w:rPr>
+              <w:t xml:space="preserve">A dedicated </w:t>
+            </w:r>
+            <w:proofErr w:type="gramStart"/>
+            <w:r>
+              <w:rPr>
+                <w:rFonts w:asciiTheme="minorHAnsi" w:hAnsiTheme="minorHAnsi" w:cstheme="minorHAnsi"/>
+                <w:sz w:val="20"/>
+                <w:szCs w:val="20"/>
+              </w:rPr>
+              <w:t>240 volt</w:t>
+            </w:r>
+            <w:proofErr w:type="gramEnd"/>
+            <w:r>
+              <w:rPr>
+                <w:rFonts w:asciiTheme="minorHAnsi" w:hAnsiTheme="minorHAnsi" w:cstheme="minorHAnsi"/>
+                <w:sz w:val="20"/>
+                <w:szCs w:val="20"/>
+              </w:rPr>
+              <w:t xml:space="preserve"> branch circuit wiring shall be installed within 3 feet from the furnace and accessible to the furnace with no obstructions.</w:t>
+            </w:r>
           </w:p>
         </w:tc>
       </w:tr>
@@ -6457,16 +4982,14 @@
                 <w:szCs w:val="18"/>
               </w:rPr>
             </w:pPr>
-            <w:ins w:id="308" w:author="Markstrum, Alexis@Energy" w:date="2021-10-27T16:02:00Z">
-              <w:r>
-                <w:rPr>
-                  <w:rFonts w:asciiTheme="minorHAnsi" w:hAnsiTheme="minorHAnsi" w:cstheme="minorHAnsi"/>
-                  <w:sz w:val="20"/>
-                  <w:szCs w:val="20"/>
-                </w:rPr>
-                <w:t>The branch circuit conductors shall be rated at 30 amps minimum</w:t>
-              </w:r>
-            </w:ins>
+            <w:r>
+              <w:rPr>
+                <w:rFonts w:asciiTheme="minorHAnsi" w:hAnsiTheme="minorHAnsi" w:cstheme="minorHAnsi"/>
+                <w:sz w:val="20"/>
+                <w:szCs w:val="20"/>
+              </w:rPr>
+              <w:t>The branch circuit conductors shall be rated at 30 amps minimum</w:t>
+            </w:r>
           </w:p>
         </w:tc>
       </w:tr>
@@ -6521,23 +5044,20 @@
                 <w:szCs w:val="18"/>
               </w:rPr>
             </w:pPr>
-            <w:ins w:id="309" w:author="Markstrum, Alexis@Energy" w:date="2021-10-27T16:02:00Z">
-              <w:r>
-                <w:rPr>
-                  <w:rFonts w:asciiTheme="minorHAnsi" w:hAnsiTheme="minorHAnsi" w:cstheme="minorHAnsi"/>
-                  <w:sz w:val="20"/>
-                  <w:szCs w:val="20"/>
-                </w:rPr>
-                <w:t>The blank cover shall be identified as “240V ready”.</w:t>
-              </w:r>
-            </w:ins>
+            <w:r>
+              <w:rPr>
+                <w:rFonts w:asciiTheme="minorHAnsi" w:hAnsiTheme="minorHAnsi" w:cstheme="minorHAnsi"/>
+                <w:sz w:val="20"/>
+                <w:szCs w:val="20"/>
+              </w:rPr>
+              <w:t>The blank cover shall be identified as “240V ready”.</w:t>
+            </w:r>
           </w:p>
         </w:tc>
       </w:tr>
       <w:tr>
         <w:trPr>
           <w:trHeight w:val="144"/>
-          <w:ins w:id="310" w:author="Markstrum, Alexis@Energy" w:date="2021-10-27T16:01:00Z"/>
         </w:trPr>
         <w:tc>
           <w:tcPr>
@@ -6556,22 +5076,19 @@
               <w:spacing w:before="0" w:after="0"/>
               <w:jc w:val="center"/>
               <w:rPr>
-                <w:ins w:id="311" w:author="Markstrum, Alexis@Energy" w:date="2021-10-27T16:01:00Z"/>
-                <w:rFonts w:asciiTheme="minorHAnsi" w:hAnsiTheme="minorHAnsi"/>
-                <w:sz w:val="18"/>
-                <w:szCs w:val="18"/>
-              </w:rPr>
-            </w:pPr>
-            <w:ins w:id="312" w:author="Markstrum, Alexis@Energy" w:date="2021-10-27T16:02:00Z">
-              <w:r>
-                <w:rPr>
-                  <w:rFonts w:asciiTheme="minorHAnsi" w:hAnsiTheme="minorHAnsi"/>
-                  <w:sz w:val="18"/>
-                  <w:szCs w:val="18"/>
-                </w:rPr>
-                <w:t>04</w:t>
-              </w:r>
-            </w:ins>
+                <w:rFonts w:asciiTheme="minorHAnsi" w:hAnsiTheme="minorHAnsi"/>
+                <w:sz w:val="18"/>
+                <w:szCs w:val="18"/>
+              </w:rPr>
+            </w:pPr>
+            <w:r>
+              <w:rPr>
+                <w:rFonts w:asciiTheme="minorHAnsi" w:hAnsiTheme="minorHAnsi"/>
+                <w:sz w:val="18"/>
+                <w:szCs w:val="18"/>
+              </w:rPr>
+              <w:t>04</w:t>
+            </w:r>
           </w:p>
         </w:tc>
         <w:tc>
@@ -6584,47 +5101,43 @@
               <w:pStyle w:val="BodyText2"/>
               <w:spacing w:before="0" w:after="0"/>
               <w:rPr>
-                <w:ins w:id="313" w:author="Markstrum, Alexis@Energy" w:date="2021-10-27T16:01:00Z"/>
-                <w:rFonts w:asciiTheme="minorHAnsi" w:hAnsiTheme="minorHAnsi" w:cstheme="minorHAnsi"/>
-                <w:sz w:val="18"/>
-                <w:szCs w:val="18"/>
-              </w:rPr>
-            </w:pPr>
-            <w:ins w:id="314" w:author="Markstrum, Alexis@Energy" w:date="2021-10-27T16:02:00Z">
-              <w:r>
-                <w:rPr>
-                  <w:rFonts w:asciiTheme="minorHAnsi" w:hAnsiTheme="minorHAnsi" w:cstheme="minorHAnsi"/>
-                  <w:sz w:val="20"/>
-                  <w:szCs w:val="20"/>
-                </w:rPr>
-                <w:t xml:space="preserve">All electrical components shall be installed in accordance with the </w:t>
-              </w:r>
-              <w:r>
-                <w:rPr>
-                  <w:rFonts w:asciiTheme="minorHAnsi" w:hAnsiTheme="minorHAnsi" w:cstheme="minorHAnsi"/>
-                  <w:i/>
-                  <w:iCs/>
-                  <w:sz w:val="20"/>
-                  <w:szCs w:val="20"/>
-                </w:rPr>
-                <w:t>California Electrical Code</w:t>
-              </w:r>
-              <w:r>
-                <w:rPr>
-                  <w:rFonts w:asciiTheme="minorHAnsi" w:hAnsiTheme="minorHAnsi" w:cstheme="minorHAnsi"/>
-                  <w:sz w:val="20"/>
-                  <w:szCs w:val="20"/>
-                </w:rPr>
-                <w:t>.</w:t>
-              </w:r>
-            </w:ins>
+                <w:rFonts w:asciiTheme="minorHAnsi" w:hAnsiTheme="minorHAnsi" w:cstheme="minorHAnsi"/>
+                <w:sz w:val="18"/>
+                <w:szCs w:val="18"/>
+              </w:rPr>
+            </w:pPr>
+            <w:r>
+              <w:rPr>
+                <w:rFonts w:asciiTheme="minorHAnsi" w:hAnsiTheme="minorHAnsi" w:cstheme="minorHAnsi"/>
+                <w:sz w:val="20"/>
+                <w:szCs w:val="20"/>
+              </w:rPr>
+              <w:t xml:space="preserve">All electrical components shall be installed in accordance with the </w:t>
+            </w:r>
+            <w:r>
+              <w:rPr>
+                <w:rFonts w:asciiTheme="minorHAnsi" w:hAnsiTheme="minorHAnsi" w:cstheme="minorHAnsi"/>
+                <w:i/>
+                <w:iCs/>
+                <w:sz w:val="20"/>
+                <w:szCs w:val="20"/>
+              </w:rPr>
+              <w:t>California Electrical Code</w:t>
+            </w:r>
+            <w:r>
+              <w:rPr>
+                <w:rFonts w:asciiTheme="minorHAnsi" w:hAnsiTheme="minorHAnsi" w:cstheme="minorHAnsi"/>
+                <w:sz w:val="20"/>
+                <w:szCs w:val="20"/>
+              </w:rPr>
+              <w:t>.</w:t>
+            </w:r>
           </w:p>
         </w:tc>
       </w:tr>
       <w:tr>
         <w:trPr>
           <w:trHeight w:val="144"/>
-          <w:ins w:id="315" w:author="Markstrum, Alexis@Energy" w:date="2021-10-27T16:01:00Z"/>
         </w:trPr>
         <w:tc>
           <w:tcPr>
@@ -6643,22 +5156,19 @@
               <w:spacing w:before="0" w:after="0"/>
               <w:jc w:val="center"/>
               <w:rPr>
-                <w:ins w:id="316" w:author="Markstrum, Alexis@Energy" w:date="2021-10-27T16:01:00Z"/>
-                <w:rFonts w:asciiTheme="minorHAnsi" w:hAnsiTheme="minorHAnsi"/>
-                <w:sz w:val="18"/>
-                <w:szCs w:val="18"/>
-              </w:rPr>
-            </w:pPr>
-            <w:ins w:id="317" w:author="Markstrum, Alexis@Energy" w:date="2021-10-27T16:02:00Z">
-              <w:r>
-                <w:rPr>
-                  <w:rFonts w:asciiTheme="minorHAnsi" w:hAnsiTheme="minorHAnsi"/>
-                  <w:sz w:val="18"/>
-                  <w:szCs w:val="18"/>
-                </w:rPr>
-                <w:t>05</w:t>
-              </w:r>
-            </w:ins>
+                <w:rFonts w:asciiTheme="minorHAnsi" w:hAnsiTheme="minorHAnsi"/>
+                <w:sz w:val="18"/>
+                <w:szCs w:val="18"/>
+              </w:rPr>
+            </w:pPr>
+            <w:r>
+              <w:rPr>
+                <w:rFonts w:asciiTheme="minorHAnsi" w:hAnsiTheme="minorHAnsi"/>
+                <w:sz w:val="18"/>
+                <w:szCs w:val="18"/>
+              </w:rPr>
+              <w:t>05</w:t>
+            </w:r>
           </w:p>
         </w:tc>
         <w:tc>
@@ -6671,22 +5181,19 @@
               <w:pStyle w:val="BodyText2"/>
               <w:spacing w:before="0" w:after="0"/>
               <w:rPr>
-                <w:ins w:id="318" w:author="Markstrum, Alexis@Energy" w:date="2021-10-27T16:01:00Z"/>
-                <w:rFonts w:asciiTheme="minorHAnsi" w:hAnsiTheme="minorHAnsi" w:cstheme="minorHAnsi"/>
-                <w:sz w:val="18"/>
-                <w:szCs w:val="18"/>
-              </w:rPr>
-            </w:pPr>
-            <w:ins w:id="319" w:author="Markstrum, Alexis@Energy" w:date="2021-10-27T16:02:00Z">
-              <w:r>
-                <w:rPr>
-                  <w:rFonts w:asciiTheme="minorHAnsi" w:hAnsiTheme="minorHAnsi" w:cstheme="minorHAnsi"/>
-                  <w:sz w:val="20"/>
-                  <w:szCs w:val="20"/>
-                </w:rPr>
-                <w:t>The main electrical service panel shall have a reserved space to allow for the installation of a double pole circuit breaker for a future heat pump space heater installation. The reserved space shall be permanently marked as “For Future 240V use”.</w:t>
-              </w:r>
-            </w:ins>
+                <w:rFonts w:asciiTheme="minorHAnsi" w:hAnsiTheme="minorHAnsi" w:cstheme="minorHAnsi"/>
+                <w:sz w:val="18"/>
+                <w:szCs w:val="18"/>
+              </w:rPr>
+            </w:pPr>
+            <w:r>
+              <w:rPr>
+                <w:rFonts w:asciiTheme="minorHAnsi" w:hAnsiTheme="minorHAnsi" w:cstheme="minorHAnsi"/>
+                <w:sz w:val="20"/>
+                <w:szCs w:val="20"/>
+              </w:rPr>
+              <w:t>The main electrical service panel shall have a reserved space to allow for the installation of a double pole circuit breaker for a future heat pump space heater installation. The reserved space shall be permanently marked as “For Future 240V use”.</w:t>
+            </w:r>
           </w:p>
         </w:tc>
       </w:tr>
@@ -6779,29 +5286,6 @@
                 <w:szCs w:val="20"/>
               </w:rPr>
             </w:pPr>
-            <w:del w:id="320" w:author="Tam, Danny@Energy" w:date="2021-11-03T10:21:00Z">
-              <w:r>
-                <w:rPr>
-                  <w:rFonts w:asciiTheme="minorHAnsi" w:hAnsiTheme="minorHAnsi"/>
-                  <w:b/>
-                  <w:sz w:val="20"/>
-                  <w:szCs w:val="20"/>
-                </w:rPr>
-                <w:lastRenderedPageBreak/>
-                <w:delText>E</w:delText>
-              </w:r>
-            </w:del>
-            <w:ins w:id="321" w:author="Tam, Danny@Energy" w:date="2021-11-03T10:21:00Z">
-              <w:r>
-                <w:rPr>
-                  <w:rFonts w:asciiTheme="minorHAnsi" w:hAnsiTheme="minorHAnsi"/>
-                  <w:b/>
-                  <w:sz w:val="20"/>
-                  <w:szCs w:val="20"/>
-                </w:rPr>
-                <w:t>D</w:t>
-              </w:r>
-            </w:ins>
             <w:r>
               <w:rPr>
                 <w:rFonts w:asciiTheme="minorHAnsi" w:hAnsiTheme="minorHAnsi"/>
@@ -6809,19 +5293,26 @@
                 <w:sz w:val="20"/>
                 <w:szCs w:val="20"/>
               </w:rPr>
+              <w:t>D</w:t>
+            </w:r>
+            <w:r>
+              <w:rPr>
+                <w:rFonts w:asciiTheme="minorHAnsi" w:hAnsiTheme="minorHAnsi"/>
+                <w:b/>
+                <w:sz w:val="20"/>
+                <w:szCs w:val="20"/>
+              </w:rPr>
               <w:t>.</w:t>
             </w:r>
-            <w:ins w:id="322" w:author="Markstrum, Alexis@Energy" w:date="2021-10-27T16:03:00Z">
-              <w:r>
-                <w:rPr>
-                  <w:rFonts w:asciiTheme="minorHAnsi" w:hAnsiTheme="minorHAnsi"/>
-                  <w:b/>
-                  <w:sz w:val="20"/>
-                  <w:szCs w:val="20"/>
-                </w:rPr>
-                <w:t xml:space="preserve"> Electric Cooktop Ready</w:t>
-              </w:r>
-            </w:ins>
+            <w:r>
+              <w:rPr>
+                <w:rFonts w:asciiTheme="minorHAnsi" w:hAnsiTheme="minorHAnsi"/>
+                <w:b/>
+                <w:sz w:val="20"/>
+                <w:szCs w:val="20"/>
+              </w:rPr>
+              <w:t xml:space="preserve"> Electric Cooktop Ready</w:t>
+            </w:r>
           </w:p>
           <w:p>
             <w:pPr>
@@ -6849,66 +5340,42 @@
               </w:rPr>
               <w:t xml:space="preserve">If </w:t>
             </w:r>
-            <w:ins w:id="323" w:author="Markstrum, Alexis@Energy" w:date="2021-10-27T16:05:00Z">
+            <w:r>
+              <w:rPr>
+                <w:rFonts w:asciiTheme="minorHAnsi" w:hAnsiTheme="minorHAnsi"/>
+                <w:sz w:val="18"/>
+                <w:szCs w:val="18"/>
+              </w:rPr>
+              <w:t>A0</w:t>
+            </w:r>
+            <w:del w:id="13" w:author="Alhabibi, Haider@Energy" w:date="2023-09-27T07:18:00Z">
               <w:r>
                 <w:rPr>
                   <w:rFonts w:asciiTheme="minorHAnsi" w:hAnsiTheme="minorHAnsi"/>
                   <w:sz w:val="18"/>
                   <w:szCs w:val="18"/>
                 </w:rPr>
-                <w:t xml:space="preserve">A02 = </w:t>
+                <w:delText>2</w:delText>
               </w:r>
-            </w:ins>
-            <w:ins w:id="324" w:author="Markstrum, Alexis@Energy" w:date="2021-10-27T16:08:00Z">
+            </w:del>
+            <w:ins w:id="14" w:author="Alhabibi, Haider@Energy" w:date="2023-09-27T07:18:00Z">
               <w:r>
                 <w:rPr>
                   <w:rFonts w:asciiTheme="minorHAnsi" w:hAnsiTheme="minorHAnsi"/>
                   <w:sz w:val="18"/>
                   <w:szCs w:val="18"/>
                 </w:rPr>
-                <w:t>“</w:t>
+                <w:t>1</w:t>
               </w:r>
             </w:ins>
-            <w:ins w:id="325" w:author="Markstrum, Alexis@Energy" w:date="2021-10-27T16:05:00Z">
-              <w:r>
-                <w:rPr>
-                  <w:rFonts w:asciiTheme="minorHAnsi" w:hAnsiTheme="minorHAnsi"/>
-                  <w:sz w:val="18"/>
-                  <w:szCs w:val="18"/>
-                </w:rPr>
-                <w:t>Electric Cooktop Ready</w:t>
-              </w:r>
-            </w:ins>
-            <w:ins w:id="326" w:author="Markstrum, Alexis@Energy" w:date="2021-10-27T16:08:00Z">
-              <w:r>
-                <w:rPr>
-                  <w:rFonts w:asciiTheme="minorHAnsi" w:hAnsiTheme="minorHAnsi"/>
-                  <w:sz w:val="18"/>
-                  <w:szCs w:val="18"/>
-                </w:rPr>
-                <w:t>”</w:t>
-              </w:r>
-            </w:ins>
-            <w:ins w:id="327" w:author="Markstrum, Alexis@Energy" w:date="2021-10-27T16:05:00Z">
-              <w:r>
-                <w:rPr>
-                  <w:rFonts w:asciiTheme="minorHAnsi" w:hAnsiTheme="minorHAnsi"/>
-                  <w:sz w:val="18"/>
-                  <w:szCs w:val="18"/>
-                </w:rPr>
-                <w:t>, then display the table</w:t>
-              </w:r>
-            </w:ins>
-            <w:ins w:id="328" w:author="Markstrum, Alexis@Energy" w:date="2021-10-27T16:06:00Z">
-              <w:r>
-                <w:rPr>
-                  <w:rFonts w:asciiTheme="minorHAnsi" w:hAnsiTheme="minorHAnsi"/>
-                  <w:sz w:val="18"/>
-                  <w:szCs w:val="18"/>
-                </w:rPr>
-                <w:t>, else display the section does not apply message&gt;&gt;</w:t>
-              </w:r>
-            </w:ins>
+            <w:r>
+              <w:rPr>
+                <w:rFonts w:asciiTheme="minorHAnsi" w:hAnsiTheme="minorHAnsi"/>
+                <w:sz w:val="18"/>
+                <w:szCs w:val="18"/>
+              </w:rPr>
+              <w:t xml:space="preserve"> = “Electric Cooktop Ready”, then display the table, else display the section does not apply message&gt;&gt;</w:t>
+            </w:r>
           </w:p>
         </w:tc>
       </w:tr>
@@ -6969,25 +5436,23 @@
                 <w:szCs w:val="18"/>
               </w:rPr>
             </w:pPr>
-            <w:ins w:id="329" w:author="Markstrum, Alexis@Energy" w:date="2021-10-27T16:06:00Z">
-              <w:r>
-                <w:rPr>
-                  <w:rFonts w:asciiTheme="minorHAnsi" w:hAnsiTheme="minorHAnsi" w:cstheme="minorHAnsi"/>
-                  <w:sz w:val="20"/>
-                  <w:szCs w:val="20"/>
-                </w:rPr>
-                <w:t xml:space="preserve">A dedicated 240 volt branch circuit wiring shall be installed within 3 feet from the cooktop and accessible to the cooktop with no </w:t>
-              </w:r>
-              <w:proofErr w:type="gramStart"/>
-              <w:r>
-                <w:rPr>
-                  <w:rFonts w:asciiTheme="minorHAnsi" w:hAnsiTheme="minorHAnsi" w:cstheme="minorHAnsi"/>
-                  <w:sz w:val="20"/>
-                  <w:szCs w:val="20"/>
-                </w:rPr>
-                <w:t>obstructions .</w:t>
-              </w:r>
-            </w:ins>
+            <w:r>
+              <w:rPr>
+                <w:rFonts w:asciiTheme="minorHAnsi" w:hAnsiTheme="minorHAnsi" w:cstheme="minorHAnsi"/>
+                <w:sz w:val="20"/>
+                <w:szCs w:val="20"/>
+              </w:rPr>
+              <w:t xml:space="preserve">A dedicated 240 volt branch circuit wiring shall be installed within 3 feet from the cooktop and accessible to the cooktop with no </w:t>
+            </w:r>
+            <w:proofErr w:type="gramStart"/>
+            <w:r>
+              <w:rPr>
+                <w:rFonts w:asciiTheme="minorHAnsi" w:hAnsiTheme="minorHAnsi" w:cstheme="minorHAnsi"/>
+                <w:sz w:val="20"/>
+                <w:szCs w:val="20"/>
+              </w:rPr>
+              <w:t>obstructions .</w:t>
+            </w:r>
             <w:proofErr w:type="gramEnd"/>
           </w:p>
         </w:tc>
@@ -7018,16 +5483,14 @@
                 <w:szCs w:val="18"/>
               </w:rPr>
             </w:pPr>
-            <w:ins w:id="330" w:author="Markstrum, Alexis@Energy" w:date="2021-10-27T16:07:00Z">
-              <w:r>
-                <w:rPr>
-                  <w:rFonts w:asciiTheme="minorHAnsi" w:hAnsiTheme="minorHAnsi"/>
-                  <w:sz w:val="18"/>
-                  <w:szCs w:val="18"/>
-                </w:rPr>
-                <w:t>02</w:t>
-              </w:r>
-            </w:ins>
+            <w:r>
+              <w:rPr>
+                <w:rFonts w:asciiTheme="minorHAnsi" w:hAnsiTheme="minorHAnsi"/>
+                <w:sz w:val="18"/>
+                <w:szCs w:val="18"/>
+              </w:rPr>
+              <w:t>02</w:t>
+            </w:r>
           </w:p>
         </w:tc>
         <w:tc>
@@ -7051,16 +5514,14 @@
                 <w:szCs w:val="18"/>
               </w:rPr>
             </w:pPr>
-            <w:ins w:id="331" w:author="Markstrum, Alexis@Energy" w:date="2021-10-27T16:07:00Z">
-              <w:r>
-                <w:rPr>
-                  <w:rFonts w:asciiTheme="minorHAnsi" w:hAnsiTheme="minorHAnsi" w:cstheme="minorHAnsi"/>
-                  <w:sz w:val="20"/>
-                  <w:szCs w:val="20"/>
-                </w:rPr>
-                <w:t>The branch circuit conductors shall be rated at 50 amps minimum.</w:t>
-              </w:r>
-            </w:ins>
+            <w:r>
+              <w:rPr>
+                <w:rFonts w:asciiTheme="minorHAnsi" w:hAnsiTheme="minorHAnsi" w:cstheme="minorHAnsi"/>
+                <w:sz w:val="20"/>
+                <w:szCs w:val="20"/>
+              </w:rPr>
+              <w:t>The branch circuit conductors shall be rated at 50 amps minimum.</w:t>
+            </w:r>
           </w:p>
         </w:tc>
       </w:tr>
@@ -7090,16 +5551,14 @@
                 <w:szCs w:val="18"/>
               </w:rPr>
             </w:pPr>
-            <w:ins w:id="332" w:author="Markstrum, Alexis@Energy" w:date="2021-10-27T16:07:00Z">
-              <w:r>
-                <w:rPr>
-                  <w:rFonts w:asciiTheme="minorHAnsi" w:hAnsiTheme="minorHAnsi"/>
-                  <w:sz w:val="18"/>
-                  <w:szCs w:val="18"/>
-                </w:rPr>
-                <w:t>03</w:t>
-              </w:r>
-            </w:ins>
+            <w:r>
+              <w:rPr>
+                <w:rFonts w:asciiTheme="minorHAnsi" w:hAnsiTheme="minorHAnsi"/>
+                <w:sz w:val="18"/>
+                <w:szCs w:val="18"/>
+              </w:rPr>
+              <w:t>03</w:t>
+            </w:r>
           </w:p>
         </w:tc>
         <w:tc>
@@ -7123,16 +5582,14 @@
                 <w:szCs w:val="18"/>
               </w:rPr>
             </w:pPr>
-            <w:ins w:id="333" w:author="Markstrum, Alexis@Energy" w:date="2021-10-27T16:07:00Z">
-              <w:r>
-                <w:rPr>
-                  <w:rFonts w:asciiTheme="minorHAnsi" w:hAnsiTheme="minorHAnsi" w:cstheme="minorHAnsi"/>
-                  <w:sz w:val="20"/>
-                  <w:szCs w:val="20"/>
-                </w:rPr>
-                <w:t>The blank cover shall be identified as “240V ready”.</w:t>
-              </w:r>
-            </w:ins>
+            <w:r>
+              <w:rPr>
+                <w:rFonts w:asciiTheme="minorHAnsi" w:hAnsiTheme="minorHAnsi" w:cstheme="minorHAnsi"/>
+                <w:sz w:val="20"/>
+                <w:szCs w:val="20"/>
+              </w:rPr>
+              <w:t>The blank cover shall be identified as “240V ready”.</w:t>
+            </w:r>
           </w:p>
         </w:tc>
       </w:tr>
@@ -7162,16 +5619,14 @@
                 <w:szCs w:val="18"/>
               </w:rPr>
             </w:pPr>
-            <w:ins w:id="334" w:author="Markstrum, Alexis@Energy" w:date="2021-10-27T16:07:00Z">
-              <w:r>
-                <w:rPr>
-                  <w:rFonts w:asciiTheme="minorHAnsi" w:hAnsiTheme="minorHAnsi"/>
-                  <w:sz w:val="18"/>
-                  <w:szCs w:val="18"/>
-                </w:rPr>
-                <w:t>04</w:t>
-              </w:r>
-            </w:ins>
+            <w:r>
+              <w:rPr>
+                <w:rFonts w:asciiTheme="minorHAnsi" w:hAnsiTheme="minorHAnsi"/>
+                <w:sz w:val="18"/>
+                <w:szCs w:val="18"/>
+              </w:rPr>
+              <w:t>04</w:t>
+            </w:r>
           </w:p>
         </w:tc>
         <w:tc>
@@ -7195,34 +5650,32 @@
                 <w:szCs w:val="18"/>
               </w:rPr>
             </w:pPr>
-            <w:ins w:id="335" w:author="Markstrum, Alexis@Energy" w:date="2021-10-27T16:07:00Z">
-              <w:r>
-                <w:rPr>
-                  <w:rFonts w:asciiTheme="minorHAnsi" w:hAnsiTheme="minorHAnsi" w:cstheme="minorHAnsi"/>
-                  <w:sz w:val="20"/>
-                  <w:szCs w:val="20"/>
-                </w:rPr>
-                <w:t xml:space="preserve">All electrical components shall be installed in accordance with the </w:t>
-              </w:r>
-              <w:r>
-                <w:rPr>
-                  <w:rFonts w:asciiTheme="minorHAnsi" w:hAnsiTheme="minorHAnsi" w:cstheme="minorHAnsi"/>
-                  <w:i/>
-                  <w:iCs/>
-                  <w:sz w:val="20"/>
-                  <w:szCs w:val="20"/>
-                </w:rPr>
-                <w:t>California Electrical Code</w:t>
-              </w:r>
-              <w:r>
-                <w:rPr>
-                  <w:rFonts w:asciiTheme="minorHAnsi" w:hAnsiTheme="minorHAnsi" w:cstheme="minorHAnsi"/>
-                  <w:sz w:val="20"/>
-                  <w:szCs w:val="20"/>
-                </w:rPr>
-                <w:t>.</w:t>
-              </w:r>
-            </w:ins>
+            <w:r>
+              <w:rPr>
+                <w:rFonts w:asciiTheme="minorHAnsi" w:hAnsiTheme="minorHAnsi" w:cstheme="minorHAnsi"/>
+                <w:sz w:val="20"/>
+                <w:szCs w:val="20"/>
+              </w:rPr>
+              <w:t xml:space="preserve">All electrical components shall be installed in accordance with the </w:t>
+            </w:r>
+            <w:r>
+              <w:rPr>
+                <w:rFonts w:asciiTheme="minorHAnsi" w:hAnsiTheme="minorHAnsi" w:cstheme="minorHAnsi"/>
+                <w:i/>
+                <w:iCs/>
+                <w:sz w:val="20"/>
+                <w:szCs w:val="20"/>
+              </w:rPr>
+              <w:t>California Electrical Code</w:t>
+            </w:r>
+            <w:r>
+              <w:rPr>
+                <w:rFonts w:asciiTheme="minorHAnsi" w:hAnsiTheme="minorHAnsi" w:cstheme="minorHAnsi"/>
+                <w:sz w:val="20"/>
+                <w:szCs w:val="20"/>
+              </w:rPr>
+              <w:t>.</w:t>
+            </w:r>
           </w:p>
         </w:tc>
       </w:tr>
@@ -7252,16 +5705,14 @@
                 <w:szCs w:val="18"/>
               </w:rPr>
             </w:pPr>
-            <w:ins w:id="336" w:author="Markstrum, Alexis@Energy" w:date="2021-10-27T16:07:00Z">
-              <w:r>
-                <w:rPr>
-                  <w:rFonts w:asciiTheme="minorHAnsi" w:hAnsiTheme="minorHAnsi"/>
-                  <w:sz w:val="18"/>
-                  <w:szCs w:val="18"/>
-                </w:rPr>
-                <w:t>05</w:t>
-              </w:r>
-            </w:ins>
+            <w:r>
+              <w:rPr>
+                <w:rFonts w:asciiTheme="minorHAnsi" w:hAnsiTheme="minorHAnsi"/>
+                <w:sz w:val="18"/>
+                <w:szCs w:val="18"/>
+              </w:rPr>
+              <w:t>05</w:t>
+            </w:r>
           </w:p>
         </w:tc>
         <w:tc>
@@ -7285,16 +5736,14 @@
                 <w:szCs w:val="18"/>
               </w:rPr>
             </w:pPr>
-            <w:ins w:id="337" w:author="Markstrum, Alexis@Energy" w:date="2021-10-27T16:07:00Z">
-              <w:r>
-                <w:rPr>
-                  <w:rFonts w:asciiTheme="minorHAnsi" w:hAnsiTheme="minorHAnsi" w:cstheme="minorHAnsi"/>
-                  <w:sz w:val="20"/>
-                  <w:szCs w:val="20"/>
-                </w:rPr>
-                <w:t>The main electrical service panel shall have a reserved space to allow for the installation of a double pole circuit breaker for a future electric cooktop installation. The reserved space shall be permanently marked as “For Future 240V use”.</w:t>
-              </w:r>
-            </w:ins>
+            <w:r>
+              <w:rPr>
+                <w:rFonts w:asciiTheme="minorHAnsi" w:hAnsiTheme="minorHAnsi" w:cstheme="minorHAnsi"/>
+                <w:sz w:val="20"/>
+                <w:szCs w:val="20"/>
+              </w:rPr>
+              <w:t>The main electrical service panel shall have a reserved space to allow for the installation of a double pole circuit breaker for a future electric cooktop installation. The reserved space shall be permanently marked as “For Future 240V use”.</w:t>
+            </w:r>
           </w:p>
         </w:tc>
       </w:tr>
@@ -7395,28 +5844,6 @@
                 <w:szCs w:val="20"/>
               </w:rPr>
             </w:pPr>
-            <w:del w:id="338" w:author="Tam, Danny@Energy" w:date="2021-11-03T10:21:00Z">
-              <w:r>
-                <w:rPr>
-                  <w:rFonts w:asciiTheme="minorHAnsi" w:hAnsiTheme="minorHAnsi"/>
-                  <w:b/>
-                  <w:sz w:val="20"/>
-                  <w:szCs w:val="20"/>
-                </w:rPr>
-                <w:delText>F</w:delText>
-              </w:r>
-            </w:del>
-            <w:ins w:id="339" w:author="Tam, Danny@Energy" w:date="2021-11-03T10:21:00Z">
-              <w:r>
-                <w:rPr>
-                  <w:rFonts w:asciiTheme="minorHAnsi" w:hAnsiTheme="minorHAnsi"/>
-                  <w:b/>
-                  <w:sz w:val="20"/>
-                  <w:szCs w:val="20"/>
-                </w:rPr>
-                <w:t>E</w:t>
-              </w:r>
-            </w:ins>
             <w:r>
               <w:rPr>
                 <w:rFonts w:asciiTheme="minorHAnsi" w:hAnsiTheme="minorHAnsi"/>
@@ -7424,19 +5851,27 @@
                 <w:sz w:val="20"/>
                 <w:szCs w:val="20"/>
               </w:rPr>
+              <w:lastRenderedPageBreak/>
+              <w:t>E</w:t>
+            </w:r>
+            <w:r>
+              <w:rPr>
+                <w:rFonts w:asciiTheme="minorHAnsi" w:hAnsiTheme="minorHAnsi"/>
+                <w:b/>
+                <w:sz w:val="20"/>
+                <w:szCs w:val="20"/>
+              </w:rPr>
               <w:t xml:space="preserve">. </w:t>
             </w:r>
-            <w:ins w:id="340" w:author="Markstrum, Alexis@Energy" w:date="2021-10-27T16:09:00Z">
-              <w:r>
-                <w:rPr>
-                  <w:rFonts w:asciiTheme="minorHAnsi" w:hAnsiTheme="minorHAnsi"/>
-                  <w:b/>
-                  <w:sz w:val="20"/>
-                  <w:szCs w:val="20"/>
-                </w:rPr>
-                <w:t>Electric Clothes Dryer Ready</w:t>
-              </w:r>
-            </w:ins>
+            <w:r>
+              <w:rPr>
+                <w:rFonts w:asciiTheme="minorHAnsi" w:hAnsiTheme="minorHAnsi"/>
+                <w:b/>
+                <w:sz w:val="20"/>
+                <w:szCs w:val="20"/>
+              </w:rPr>
+              <w:t>Electric Clothes Dryer Ready</w:t>
+            </w:r>
           </w:p>
           <w:p>
             <w:pPr>
@@ -7467,46 +5902,42 @@
               </w:rPr>
               <w:t xml:space="preserve">If </w:t>
             </w:r>
-            <w:ins w:id="341" w:author="Markstrum, Alexis@Energy" w:date="2021-10-27T16:09:00Z">
+            <w:r>
+              <w:rPr>
+                <w:rFonts w:asciiTheme="minorHAnsi" w:hAnsiTheme="minorHAnsi"/>
+                <w:sz w:val="18"/>
+                <w:szCs w:val="18"/>
+              </w:rPr>
+              <w:t>A0</w:t>
+            </w:r>
+            <w:del w:id="15" w:author="Alhabibi, Haider@Energy" w:date="2023-09-27T07:18:00Z">
               <w:r>
                 <w:rPr>
                   <w:rFonts w:asciiTheme="minorHAnsi" w:hAnsiTheme="minorHAnsi"/>
                   <w:sz w:val="18"/>
                   <w:szCs w:val="18"/>
                 </w:rPr>
-                <w:t>A02 = “Electric Clothes Dryer Ready</w:t>
+                <w:delText>2</w:delText>
               </w:r>
-            </w:ins>
-            <w:ins w:id="342" w:author="Markstrum, Alexis@Energy" w:date="2021-10-27T16:10:00Z">
+            </w:del>
+            <w:ins w:id="16" w:author="Alhabibi, Haider@Energy" w:date="2023-09-27T07:18:00Z">
               <w:r>
                 <w:rPr>
                   <w:rFonts w:asciiTheme="minorHAnsi" w:hAnsiTheme="minorHAnsi"/>
                   <w:sz w:val="18"/>
                   <w:szCs w:val="18"/>
                 </w:rPr>
-                <w:t>”</w:t>
+                <w:t>1</w:t>
               </w:r>
             </w:ins>
-            <w:ins w:id="343" w:author="Markstrum, Alexis@Energy" w:date="2021-10-27T16:09:00Z">
-              <w:r>
-                <w:rPr>
-                  <w:rFonts w:asciiTheme="minorHAnsi" w:hAnsiTheme="minorHAnsi"/>
-                  <w:sz w:val="18"/>
-                  <w:szCs w:val="18"/>
-                </w:rPr>
-                <w:t>, then display the table, else display the section does not apply message.</w:t>
-              </w:r>
-            </w:ins>
-            <w:ins w:id="344" w:author="Markstrum, Alexis@Energy" w:date="2021-10-27T16:10:00Z">
-              <w:r>
-                <w:rPr>
-                  <w:rFonts w:asciiTheme="minorHAnsi" w:hAnsiTheme="minorHAnsi"/>
-                  <w:sz w:val="18"/>
-                  <w:szCs w:val="18"/>
-                </w:rPr>
-                <w:t>&gt;&gt;</w:t>
-              </w:r>
-            </w:ins>
+            <w:r>
+              <w:rPr>
+                <w:rFonts w:asciiTheme="minorHAnsi" w:hAnsiTheme="minorHAnsi"/>
+                <w:sz w:val="18"/>
+                <w:szCs w:val="18"/>
+              </w:rPr>
+              <w:t xml:space="preserve"> = “Electric Clothes Dryer Ready”, then display the table, else display the section does not apply message.&gt;&gt;</w:t>
+            </w:r>
           </w:p>
         </w:tc>
       </w:tr>
@@ -7567,25 +5998,23 @@
                 <w:szCs w:val="18"/>
               </w:rPr>
             </w:pPr>
-            <w:ins w:id="345" w:author="Markstrum, Alexis@Energy" w:date="2021-10-27T16:10:00Z">
-              <w:r>
-                <w:rPr>
-                  <w:rFonts w:asciiTheme="minorHAnsi" w:hAnsiTheme="minorHAnsi" w:cstheme="minorHAnsi"/>
-                  <w:sz w:val="20"/>
-                  <w:szCs w:val="20"/>
-                </w:rPr>
-                <w:t xml:space="preserve">A dedicated 240 volt branch circuit wiring shall be installed within 3 feet from the clothes dryer location and accessible to the clothes dryer location with no </w:t>
-              </w:r>
-              <w:proofErr w:type="gramStart"/>
-              <w:r>
-                <w:rPr>
-                  <w:rFonts w:asciiTheme="minorHAnsi" w:hAnsiTheme="minorHAnsi" w:cstheme="minorHAnsi"/>
-                  <w:sz w:val="20"/>
-                  <w:szCs w:val="20"/>
-                </w:rPr>
-                <w:t>obstructions .</w:t>
-              </w:r>
-            </w:ins>
+            <w:r>
+              <w:rPr>
+                <w:rFonts w:asciiTheme="minorHAnsi" w:hAnsiTheme="minorHAnsi" w:cstheme="minorHAnsi"/>
+                <w:sz w:val="20"/>
+                <w:szCs w:val="20"/>
+              </w:rPr>
+              <w:t xml:space="preserve">A dedicated 240 volt branch circuit wiring shall be installed within 3 feet from the clothes dryer location and accessible to the clothes dryer location with no </w:t>
+            </w:r>
+            <w:proofErr w:type="gramStart"/>
+            <w:r>
+              <w:rPr>
+                <w:rFonts w:asciiTheme="minorHAnsi" w:hAnsiTheme="minorHAnsi" w:cstheme="minorHAnsi"/>
+                <w:sz w:val="20"/>
+                <w:szCs w:val="20"/>
+              </w:rPr>
+              <w:t>obstructions .</w:t>
+            </w:r>
             <w:proofErr w:type="gramEnd"/>
           </w:p>
         </w:tc>
@@ -7593,7 +6022,6 @@
       <w:tr>
         <w:trPr>
           <w:trHeight w:val="144"/>
-          <w:ins w:id="346" w:author="Markstrum, Alexis@Energy" w:date="2021-10-27T16:10:00Z"/>
         </w:trPr>
         <w:tc>
           <w:tcPr>
@@ -7612,22 +6040,19 @@
               <w:spacing w:before="0" w:after="0"/>
               <w:jc w:val="center"/>
               <w:rPr>
-                <w:ins w:id="347" w:author="Markstrum, Alexis@Energy" w:date="2021-10-27T16:10:00Z"/>
-                <w:rFonts w:asciiTheme="minorHAnsi" w:hAnsiTheme="minorHAnsi"/>
-                <w:sz w:val="18"/>
-                <w:szCs w:val="18"/>
-              </w:rPr>
-            </w:pPr>
-            <w:ins w:id="348" w:author="Markstrum, Alexis@Energy" w:date="2021-10-27T16:11:00Z">
-              <w:r>
-                <w:rPr>
-                  <w:rFonts w:asciiTheme="minorHAnsi" w:hAnsiTheme="minorHAnsi"/>
-                  <w:sz w:val="18"/>
-                  <w:szCs w:val="18"/>
-                </w:rPr>
-                <w:t>02</w:t>
-              </w:r>
-            </w:ins>
+                <w:rFonts w:asciiTheme="minorHAnsi" w:hAnsiTheme="minorHAnsi"/>
+                <w:sz w:val="18"/>
+                <w:szCs w:val="18"/>
+              </w:rPr>
+            </w:pPr>
+            <w:r>
+              <w:rPr>
+                <w:rFonts w:asciiTheme="minorHAnsi" w:hAnsiTheme="minorHAnsi"/>
+                <w:sz w:val="18"/>
+                <w:szCs w:val="18"/>
+              </w:rPr>
+              <w:t>02</w:t>
+            </w:r>
           </w:p>
         </w:tc>
         <w:tc>
@@ -7646,29 +6071,25 @@
               <w:pStyle w:val="BodyText2"/>
               <w:spacing w:before="0" w:after="0"/>
               <w:rPr>
-                <w:ins w:id="349" w:author="Markstrum, Alexis@Energy" w:date="2021-10-27T16:10:00Z"/>
-                <w:rFonts w:asciiTheme="minorHAnsi" w:hAnsiTheme="minorHAnsi" w:cstheme="minorHAnsi"/>
-                <w:sz w:val="18"/>
-                <w:szCs w:val="18"/>
-              </w:rPr>
-            </w:pPr>
-            <w:ins w:id="350" w:author="Markstrum, Alexis@Energy" w:date="2021-10-27T16:10:00Z">
-              <w:r>
-                <w:rPr>
-                  <w:rFonts w:asciiTheme="minorHAnsi" w:hAnsiTheme="minorHAnsi" w:cstheme="minorHAnsi"/>
-                  <w:sz w:val="20"/>
-                  <w:szCs w:val="20"/>
-                </w:rPr>
-                <w:t>The branch circuit conductors shall be rated at 30 amps minimum.</w:t>
-              </w:r>
-            </w:ins>
+                <w:rFonts w:asciiTheme="minorHAnsi" w:hAnsiTheme="minorHAnsi" w:cstheme="minorHAnsi"/>
+                <w:sz w:val="18"/>
+                <w:szCs w:val="18"/>
+              </w:rPr>
+            </w:pPr>
+            <w:r>
+              <w:rPr>
+                <w:rFonts w:asciiTheme="minorHAnsi" w:hAnsiTheme="minorHAnsi" w:cstheme="minorHAnsi"/>
+                <w:sz w:val="20"/>
+                <w:szCs w:val="20"/>
+              </w:rPr>
+              <w:t>The branch circuit conductors shall be rated at 30 amps minimum.</w:t>
+            </w:r>
           </w:p>
         </w:tc>
       </w:tr>
       <w:tr>
         <w:trPr>
           <w:trHeight w:val="144"/>
-          <w:ins w:id="351" w:author="Markstrum, Alexis@Energy" w:date="2021-10-27T16:10:00Z"/>
         </w:trPr>
         <w:tc>
           <w:tcPr>
@@ -7687,22 +6108,19 @@
               <w:spacing w:before="0" w:after="0"/>
               <w:jc w:val="center"/>
               <w:rPr>
-                <w:ins w:id="352" w:author="Markstrum, Alexis@Energy" w:date="2021-10-27T16:10:00Z"/>
-                <w:rFonts w:asciiTheme="minorHAnsi" w:hAnsiTheme="minorHAnsi"/>
-                <w:sz w:val="18"/>
-                <w:szCs w:val="18"/>
-              </w:rPr>
-            </w:pPr>
-            <w:ins w:id="353" w:author="Markstrum, Alexis@Energy" w:date="2021-10-27T16:11:00Z">
-              <w:r>
-                <w:rPr>
-                  <w:rFonts w:asciiTheme="minorHAnsi" w:hAnsiTheme="minorHAnsi"/>
-                  <w:sz w:val="18"/>
-                  <w:szCs w:val="18"/>
-                </w:rPr>
-                <w:t>03</w:t>
-              </w:r>
-            </w:ins>
+                <w:rFonts w:asciiTheme="minorHAnsi" w:hAnsiTheme="minorHAnsi"/>
+                <w:sz w:val="18"/>
+                <w:szCs w:val="18"/>
+              </w:rPr>
+            </w:pPr>
+            <w:r>
+              <w:rPr>
+                <w:rFonts w:asciiTheme="minorHAnsi" w:hAnsiTheme="minorHAnsi"/>
+                <w:sz w:val="18"/>
+                <w:szCs w:val="18"/>
+              </w:rPr>
+              <w:t>03</w:t>
+            </w:r>
           </w:p>
         </w:tc>
         <w:tc>
@@ -7721,29 +6139,25 @@
               <w:pStyle w:val="BodyText2"/>
               <w:spacing w:before="0" w:after="0"/>
               <w:rPr>
-                <w:ins w:id="354" w:author="Markstrum, Alexis@Energy" w:date="2021-10-27T16:10:00Z"/>
-                <w:rFonts w:asciiTheme="minorHAnsi" w:hAnsiTheme="minorHAnsi" w:cstheme="minorHAnsi"/>
-                <w:sz w:val="18"/>
-                <w:szCs w:val="18"/>
-              </w:rPr>
-            </w:pPr>
-            <w:ins w:id="355" w:author="Markstrum, Alexis@Energy" w:date="2021-10-27T16:11:00Z">
-              <w:r>
-                <w:rPr>
-                  <w:rFonts w:asciiTheme="minorHAnsi" w:hAnsiTheme="minorHAnsi" w:cstheme="minorHAnsi"/>
-                  <w:sz w:val="20"/>
-                  <w:szCs w:val="20"/>
-                </w:rPr>
-                <w:t>The blank cover shall be identified as “240V ready”.</w:t>
-              </w:r>
-            </w:ins>
+                <w:rFonts w:asciiTheme="minorHAnsi" w:hAnsiTheme="minorHAnsi" w:cstheme="minorHAnsi"/>
+                <w:sz w:val="18"/>
+                <w:szCs w:val="18"/>
+              </w:rPr>
+            </w:pPr>
+            <w:r>
+              <w:rPr>
+                <w:rFonts w:asciiTheme="minorHAnsi" w:hAnsiTheme="minorHAnsi" w:cstheme="minorHAnsi"/>
+                <w:sz w:val="20"/>
+                <w:szCs w:val="20"/>
+              </w:rPr>
+              <w:t>The blank cover shall be identified as “240V ready”.</w:t>
+            </w:r>
           </w:p>
         </w:tc>
       </w:tr>
       <w:tr>
         <w:trPr>
           <w:trHeight w:val="144"/>
-          <w:ins w:id="356" w:author="Markstrum, Alexis@Energy" w:date="2021-10-27T16:10:00Z"/>
         </w:trPr>
         <w:tc>
           <w:tcPr>
@@ -7762,22 +6176,19 @@
               <w:spacing w:before="0" w:after="0"/>
               <w:jc w:val="center"/>
               <w:rPr>
-                <w:ins w:id="357" w:author="Markstrum, Alexis@Energy" w:date="2021-10-27T16:10:00Z"/>
-                <w:rFonts w:asciiTheme="minorHAnsi" w:hAnsiTheme="minorHAnsi"/>
-                <w:sz w:val="18"/>
-                <w:szCs w:val="18"/>
-              </w:rPr>
-            </w:pPr>
-            <w:ins w:id="358" w:author="Markstrum, Alexis@Energy" w:date="2021-10-27T16:11:00Z">
-              <w:r>
-                <w:rPr>
-                  <w:rFonts w:asciiTheme="minorHAnsi" w:hAnsiTheme="minorHAnsi"/>
-                  <w:sz w:val="18"/>
-                  <w:szCs w:val="18"/>
-                </w:rPr>
-                <w:t>04</w:t>
-              </w:r>
-            </w:ins>
+                <w:rFonts w:asciiTheme="minorHAnsi" w:hAnsiTheme="minorHAnsi"/>
+                <w:sz w:val="18"/>
+                <w:szCs w:val="18"/>
+              </w:rPr>
+            </w:pPr>
+            <w:r>
+              <w:rPr>
+                <w:rFonts w:asciiTheme="minorHAnsi" w:hAnsiTheme="minorHAnsi"/>
+                <w:sz w:val="18"/>
+                <w:szCs w:val="18"/>
+              </w:rPr>
+              <w:t>04</w:t>
+            </w:r>
           </w:p>
         </w:tc>
         <w:tc>
@@ -7796,47 +6207,43 @@
               <w:pStyle w:val="BodyText2"/>
               <w:spacing w:before="0" w:after="0"/>
               <w:rPr>
-                <w:ins w:id="359" w:author="Markstrum, Alexis@Energy" w:date="2021-10-27T16:10:00Z"/>
-                <w:rFonts w:asciiTheme="minorHAnsi" w:hAnsiTheme="minorHAnsi" w:cstheme="minorHAnsi"/>
-                <w:sz w:val="18"/>
-                <w:szCs w:val="18"/>
-              </w:rPr>
-            </w:pPr>
-            <w:ins w:id="360" w:author="Markstrum, Alexis@Energy" w:date="2021-10-27T16:11:00Z">
-              <w:r>
-                <w:rPr>
-                  <w:rFonts w:asciiTheme="minorHAnsi" w:hAnsiTheme="minorHAnsi" w:cstheme="minorHAnsi"/>
-                  <w:sz w:val="20"/>
-                  <w:szCs w:val="20"/>
-                </w:rPr>
-                <w:t xml:space="preserve">All electrical components shall be installed in accordance with the </w:t>
-              </w:r>
-              <w:r>
-                <w:rPr>
-                  <w:rFonts w:asciiTheme="minorHAnsi" w:hAnsiTheme="minorHAnsi" w:cstheme="minorHAnsi"/>
-                  <w:i/>
-                  <w:iCs/>
-                  <w:sz w:val="20"/>
-                  <w:szCs w:val="20"/>
-                </w:rPr>
-                <w:t>California Electrical Code</w:t>
-              </w:r>
-              <w:r>
-                <w:rPr>
-                  <w:rFonts w:asciiTheme="minorHAnsi" w:hAnsiTheme="minorHAnsi" w:cstheme="minorHAnsi"/>
-                  <w:sz w:val="20"/>
-                  <w:szCs w:val="20"/>
-                </w:rPr>
-                <w:t>.</w:t>
-              </w:r>
-            </w:ins>
+                <w:rFonts w:asciiTheme="minorHAnsi" w:hAnsiTheme="minorHAnsi" w:cstheme="minorHAnsi"/>
+                <w:sz w:val="18"/>
+                <w:szCs w:val="18"/>
+              </w:rPr>
+            </w:pPr>
+            <w:r>
+              <w:rPr>
+                <w:rFonts w:asciiTheme="minorHAnsi" w:hAnsiTheme="minorHAnsi" w:cstheme="minorHAnsi"/>
+                <w:sz w:val="20"/>
+                <w:szCs w:val="20"/>
+              </w:rPr>
+              <w:t xml:space="preserve">All electrical components shall be installed in accordance with the </w:t>
+            </w:r>
+            <w:r>
+              <w:rPr>
+                <w:rFonts w:asciiTheme="minorHAnsi" w:hAnsiTheme="minorHAnsi" w:cstheme="minorHAnsi"/>
+                <w:i/>
+                <w:iCs/>
+                <w:sz w:val="20"/>
+                <w:szCs w:val="20"/>
+              </w:rPr>
+              <w:t>California Electrical Code</w:t>
+            </w:r>
+            <w:r>
+              <w:rPr>
+                <w:rFonts w:asciiTheme="minorHAnsi" w:hAnsiTheme="minorHAnsi" w:cstheme="minorHAnsi"/>
+                <w:sz w:val="20"/>
+                <w:szCs w:val="20"/>
+              </w:rPr>
+              <w:t>.</w:t>
+            </w:r>
           </w:p>
         </w:tc>
       </w:tr>
       <w:tr>
         <w:trPr>
           <w:trHeight w:val="144"/>
-          <w:ins w:id="361" w:author="Markstrum, Alexis@Energy" w:date="2021-10-27T16:10:00Z"/>
         </w:trPr>
         <w:tc>
           <w:tcPr>
@@ -7855,22 +6262,19 @@
               <w:spacing w:before="0" w:after="0"/>
               <w:jc w:val="center"/>
               <w:rPr>
-                <w:ins w:id="362" w:author="Markstrum, Alexis@Energy" w:date="2021-10-27T16:10:00Z"/>
-                <w:rFonts w:asciiTheme="minorHAnsi" w:hAnsiTheme="minorHAnsi"/>
-                <w:sz w:val="18"/>
-                <w:szCs w:val="18"/>
-              </w:rPr>
-            </w:pPr>
-            <w:ins w:id="363" w:author="Markstrum, Alexis@Energy" w:date="2021-10-27T16:11:00Z">
-              <w:r>
-                <w:rPr>
-                  <w:rFonts w:asciiTheme="minorHAnsi" w:hAnsiTheme="minorHAnsi"/>
-                  <w:sz w:val="18"/>
-                  <w:szCs w:val="18"/>
-                </w:rPr>
-                <w:t>05</w:t>
-              </w:r>
-            </w:ins>
+                <w:rFonts w:asciiTheme="minorHAnsi" w:hAnsiTheme="minorHAnsi"/>
+                <w:sz w:val="18"/>
+                <w:szCs w:val="18"/>
+              </w:rPr>
+            </w:pPr>
+            <w:r>
+              <w:rPr>
+                <w:rFonts w:asciiTheme="minorHAnsi" w:hAnsiTheme="minorHAnsi"/>
+                <w:sz w:val="18"/>
+                <w:szCs w:val="18"/>
+              </w:rPr>
+              <w:t>05</w:t>
+            </w:r>
           </w:p>
         </w:tc>
         <w:tc>
@@ -7889,22 +6293,19 @@
               <w:pStyle w:val="BodyText2"/>
               <w:spacing w:before="0" w:after="0"/>
               <w:rPr>
-                <w:ins w:id="364" w:author="Markstrum, Alexis@Energy" w:date="2021-10-27T16:10:00Z"/>
-                <w:rFonts w:asciiTheme="minorHAnsi" w:hAnsiTheme="minorHAnsi" w:cstheme="minorHAnsi"/>
-                <w:sz w:val="18"/>
-                <w:szCs w:val="18"/>
-              </w:rPr>
-            </w:pPr>
-            <w:ins w:id="365" w:author="Markstrum, Alexis@Energy" w:date="2021-10-27T16:11:00Z">
-              <w:r>
-                <w:rPr>
-                  <w:rFonts w:asciiTheme="minorHAnsi" w:hAnsiTheme="minorHAnsi" w:cstheme="minorHAnsi"/>
-                  <w:sz w:val="20"/>
-                  <w:szCs w:val="20"/>
-                </w:rPr>
-                <w:t>The main electrical service panel shall have a reserved space to allow for the installation of a double pole circuit breaker for a future electric clothes dryer installation. The reserved space shall be permanently marked as “For Future 240V use”.</w:t>
-              </w:r>
-            </w:ins>
+                <w:rFonts w:asciiTheme="minorHAnsi" w:hAnsiTheme="minorHAnsi" w:cstheme="minorHAnsi"/>
+                <w:sz w:val="18"/>
+                <w:szCs w:val="18"/>
+              </w:rPr>
+            </w:pPr>
+            <w:r>
+              <w:rPr>
+                <w:rFonts w:asciiTheme="minorHAnsi" w:hAnsiTheme="minorHAnsi" w:cstheme="minorHAnsi"/>
+                <w:sz w:val="20"/>
+                <w:szCs w:val="20"/>
+              </w:rPr>
+              <w:t>The main electrical service panel shall have a reserved space to allow for the installation of a double pole circuit breaker for a future electric clothes dryer installation. The reserved space shall be permanently marked as “For Future 240V use”.</w:t>
+            </w:r>
           </w:p>
         </w:tc>
       </w:tr>
@@ -7956,1152 +6357,8 @@
         </w:rPr>
       </w:pPr>
     </w:p>
-    <w:p>
-      <w:pPr>
-        <w:rPr>
-          <w:rFonts w:asciiTheme="minorHAnsi" w:hAnsiTheme="minorHAnsi"/>
-          <w:sz w:val="18"/>
-          <w:szCs w:val="18"/>
-        </w:rPr>
-      </w:pPr>
-    </w:p>
-    <w:p>
-      <w:r>
-        <w:br w:type="page"/>
-      </w:r>
-    </w:p>
-    <w:tbl>
-      <w:tblPr>
-        <w:tblW w:w="4987" w:type="pct"/>
-        <w:tblInd w:w="-1" w:type="dxa"/>
-        <w:tblBorders>
-          <w:top w:val="single" w:sz="4" w:space="0" w:color="auto"/>
-          <w:left w:val="single" w:sz="4" w:space="0" w:color="auto"/>
-          <w:bottom w:val="single" w:sz="4" w:space="0" w:color="auto"/>
-          <w:right w:val="single" w:sz="4" w:space="0" w:color="auto"/>
-          <w:insideH w:val="single" w:sz="4" w:space="0" w:color="auto"/>
-          <w:insideV w:val="single" w:sz="4" w:space="0" w:color="auto"/>
-        </w:tblBorders>
-        <w:tblCellMar>
-          <w:left w:w="86" w:type="dxa"/>
-          <w:right w:w="86" w:type="dxa"/>
-        </w:tblCellMar>
-        <w:tblLook w:val="0000" w:firstRow="0" w:lastRow="0" w:firstColumn="0" w:lastColumn="0" w:noHBand="0" w:noVBand="0"/>
-      </w:tblPr>
-      <w:tblGrid>
-        <w:gridCol w:w="5215"/>
-        <w:gridCol w:w="266"/>
-        <w:gridCol w:w="2508"/>
-        <w:gridCol w:w="2773"/>
-      </w:tblGrid>
-      <w:tr>
-        <w:trPr>
-          <w:trHeight w:val="206"/>
-        </w:trPr>
-        <w:tc>
-          <w:tcPr>
-            <w:tcW w:w="10943" w:type="dxa"/>
-            <w:gridSpan w:val="4"/>
-            <w:vAlign w:val="center"/>
-          </w:tcPr>
-          <w:p>
-            <w:pPr>
-              <w:keepNext/>
-              <w:tabs>
-                <w:tab w:val="left" w:pos="-720"/>
-                <w:tab w:val="left" w:pos="-90"/>
-                <w:tab w:val="left" w:pos="252"/>
-                <w:tab w:val="left" w:pos="5112"/>
-                <w:tab w:val="left" w:pos="6822"/>
-                <w:tab w:val="left" w:pos="8082"/>
-                <w:tab w:val="left" w:pos="8910"/>
-                <w:tab w:val="left" w:pos="10080"/>
-                <w:tab w:val="left" w:pos="10800"/>
-                <w:tab w:val="left" w:pos="11520"/>
-                <w:tab w:val="left" w:pos="12240"/>
-                <w:tab w:val="left" w:pos="12960"/>
-                <w:tab w:val="left" w:pos="13680"/>
-                <w:tab w:val="left" w:pos="14400"/>
-                <w:tab w:val="left" w:pos="15120"/>
-                <w:tab w:val="left" w:pos="15840"/>
-                <w:tab w:val="left" w:pos="16560"/>
-                <w:tab w:val="left" w:pos="17280"/>
-                <w:tab w:val="left" w:pos="18000"/>
-                <w:tab w:val="left" w:pos="18720"/>
-                <w:tab w:val="left" w:pos="30672"/>
-              </w:tabs>
-              <w:suppressAutoHyphens/>
-              <w:rPr>
-                <w:rFonts w:cs="Arial"/>
-                <w:b/>
-              </w:rPr>
-            </w:pPr>
-            <w:r>
-              <w:rPr>
-                <w:rFonts w:asciiTheme="minorHAnsi" w:hAnsiTheme="minorHAnsi" w:cs="Arial"/>
-                <w:b/>
-                <w:caps/>
-                <w:sz w:val="18"/>
-                <w:szCs w:val="18"/>
-              </w:rPr>
-              <w:lastRenderedPageBreak/>
-              <w:t>Documentation Author's Declaration Statement</w:t>
-            </w:r>
-          </w:p>
-        </w:tc>
-      </w:tr>
-      <w:tr>
-        <w:trPr>
-          <w:trHeight w:hRule="exact" w:val="262"/>
-        </w:trPr>
-        <w:tc>
-          <w:tcPr>
-            <w:tcW w:w="10943" w:type="dxa"/>
-            <w:gridSpan w:val="4"/>
-            <w:vAlign w:val="center"/>
-          </w:tcPr>
-          <w:p>
-            <w:pPr>
-              <w:keepNext/>
-              <w:numPr>
-                <w:ilvl w:val="0"/>
-                <w:numId w:val="19"/>
-              </w:numPr>
-              <w:tabs>
-                <w:tab w:val="left" w:pos="-2600"/>
-              </w:tabs>
-              <w:ind w:right="90"/>
-              <w:outlineLvl w:val="2"/>
-              <w:rPr>
-                <w:rFonts w:asciiTheme="minorHAnsi" w:hAnsiTheme="minorHAnsi"/>
-                <w:sz w:val="18"/>
-                <w:szCs w:val="18"/>
-              </w:rPr>
-            </w:pPr>
-            <w:r>
-              <w:rPr>
-                <w:rFonts w:asciiTheme="minorHAnsi" w:hAnsiTheme="minorHAnsi"/>
-                <w:sz w:val="18"/>
-                <w:szCs w:val="18"/>
-              </w:rPr>
-              <w:t>I certify that this Certificate of Installation documentation is accurate and complete.</w:t>
-            </w:r>
-          </w:p>
-        </w:tc>
-      </w:tr>
-      <w:tr>
-        <w:trPr>
-          <w:trHeight w:val="360"/>
-        </w:trPr>
-        <w:tc>
-          <w:tcPr>
-            <w:tcW w:w="5577" w:type="dxa"/>
-            <w:gridSpan w:val="2"/>
-          </w:tcPr>
-          <w:p>
-            <w:pPr>
-              <w:keepNext/>
-              <w:rPr>
-                <w:rFonts w:asciiTheme="minorHAnsi" w:hAnsiTheme="minorHAnsi"/>
-                <w:sz w:val="14"/>
-                <w:szCs w:val="14"/>
-              </w:rPr>
-            </w:pPr>
-            <w:r>
-              <w:rPr>
-                <w:rFonts w:asciiTheme="minorHAnsi" w:hAnsiTheme="minorHAnsi"/>
-                <w:sz w:val="14"/>
-                <w:szCs w:val="14"/>
-              </w:rPr>
-              <w:t>Documentation Author Name:</w:t>
-            </w:r>
-          </w:p>
-        </w:tc>
-        <w:tc>
-          <w:tcPr>
-            <w:tcW w:w="5366" w:type="dxa"/>
-            <w:gridSpan w:val="2"/>
-          </w:tcPr>
-          <w:p>
-            <w:pPr>
-              <w:keepNext/>
-              <w:rPr>
-                <w:rFonts w:asciiTheme="minorHAnsi" w:hAnsiTheme="minorHAnsi"/>
-                <w:sz w:val="14"/>
-                <w:szCs w:val="14"/>
-              </w:rPr>
-            </w:pPr>
-            <w:r>
-              <w:rPr>
-                <w:rFonts w:asciiTheme="minorHAnsi" w:hAnsiTheme="minorHAnsi"/>
-                <w:sz w:val="14"/>
-                <w:szCs w:val="14"/>
-              </w:rPr>
-              <w:t>Documentation Author Signature:</w:t>
-            </w:r>
-          </w:p>
-        </w:tc>
-      </w:tr>
-      <w:tr>
-        <w:trPr>
-          <w:trHeight w:val="360"/>
-        </w:trPr>
-        <w:tc>
-          <w:tcPr>
-            <w:tcW w:w="5577" w:type="dxa"/>
-            <w:gridSpan w:val="2"/>
-          </w:tcPr>
-          <w:p>
-            <w:pPr>
-              <w:keepNext/>
-              <w:rPr>
-                <w:rFonts w:asciiTheme="minorHAnsi" w:hAnsiTheme="minorHAnsi"/>
-                <w:sz w:val="14"/>
-                <w:szCs w:val="14"/>
-              </w:rPr>
-            </w:pPr>
-            <w:r>
-              <w:rPr>
-                <w:rFonts w:asciiTheme="minorHAnsi" w:hAnsiTheme="minorHAnsi"/>
-                <w:sz w:val="14"/>
-                <w:szCs w:val="14"/>
-              </w:rPr>
-              <w:t>Documentation Author Company Name:</w:t>
-            </w:r>
-          </w:p>
-        </w:tc>
-        <w:tc>
-          <w:tcPr>
-            <w:tcW w:w="5366" w:type="dxa"/>
-            <w:gridSpan w:val="2"/>
-          </w:tcPr>
-          <w:p>
-            <w:pPr>
-              <w:keepNext/>
-              <w:rPr>
-                <w:rFonts w:asciiTheme="minorHAnsi" w:hAnsiTheme="minorHAnsi"/>
-                <w:sz w:val="14"/>
-                <w:szCs w:val="14"/>
-              </w:rPr>
-            </w:pPr>
-            <w:r>
-              <w:rPr>
-                <w:rFonts w:asciiTheme="minorHAnsi" w:hAnsiTheme="minorHAnsi"/>
-                <w:sz w:val="14"/>
-                <w:szCs w:val="14"/>
-              </w:rPr>
-              <w:t>Date Signed:</w:t>
-            </w:r>
-          </w:p>
-        </w:tc>
-      </w:tr>
-      <w:tr>
-        <w:trPr>
-          <w:trHeight w:val="360"/>
-        </w:trPr>
-        <w:tc>
-          <w:tcPr>
-            <w:tcW w:w="5577" w:type="dxa"/>
-            <w:gridSpan w:val="2"/>
-          </w:tcPr>
-          <w:p>
-            <w:pPr>
-              <w:keepNext/>
-              <w:rPr>
-                <w:rFonts w:asciiTheme="minorHAnsi" w:hAnsiTheme="minorHAnsi"/>
-                <w:sz w:val="14"/>
-                <w:szCs w:val="14"/>
-              </w:rPr>
-            </w:pPr>
-            <w:r>
-              <w:rPr>
-                <w:rFonts w:asciiTheme="minorHAnsi" w:hAnsiTheme="minorHAnsi"/>
-                <w:sz w:val="14"/>
-                <w:szCs w:val="14"/>
-              </w:rPr>
-              <w:t>Address:</w:t>
-            </w:r>
-          </w:p>
-        </w:tc>
-        <w:tc>
-          <w:tcPr>
-            <w:tcW w:w="5366" w:type="dxa"/>
-            <w:gridSpan w:val="2"/>
-          </w:tcPr>
-          <w:p>
-            <w:pPr>
-              <w:keepNext/>
-              <w:rPr>
-                <w:rFonts w:asciiTheme="minorHAnsi" w:hAnsiTheme="minorHAnsi"/>
-                <w:sz w:val="14"/>
-                <w:szCs w:val="14"/>
-              </w:rPr>
-            </w:pPr>
-            <w:r>
-              <w:rPr>
-                <w:rFonts w:asciiTheme="minorHAnsi" w:hAnsiTheme="minorHAnsi"/>
-                <w:sz w:val="14"/>
-                <w:szCs w:val="14"/>
-              </w:rPr>
-              <w:t>CEA/HERS Certification Identification (If applicable):</w:t>
-            </w:r>
-          </w:p>
-        </w:tc>
-      </w:tr>
-      <w:tr>
-        <w:trPr>
-          <w:trHeight w:val="360"/>
-        </w:trPr>
-        <w:tc>
-          <w:tcPr>
-            <w:tcW w:w="5577" w:type="dxa"/>
-            <w:gridSpan w:val="2"/>
-          </w:tcPr>
-          <w:p>
-            <w:pPr>
-              <w:keepNext/>
-              <w:rPr>
-                <w:rFonts w:asciiTheme="minorHAnsi" w:hAnsiTheme="minorHAnsi"/>
-                <w:sz w:val="14"/>
-                <w:szCs w:val="14"/>
-              </w:rPr>
-            </w:pPr>
-            <w:r>
-              <w:rPr>
-                <w:rFonts w:asciiTheme="minorHAnsi" w:hAnsiTheme="minorHAnsi"/>
-                <w:sz w:val="14"/>
-                <w:szCs w:val="14"/>
-              </w:rPr>
-              <w:t>City/State/Zip:</w:t>
-            </w:r>
-          </w:p>
-        </w:tc>
-        <w:tc>
-          <w:tcPr>
-            <w:tcW w:w="5366" w:type="dxa"/>
-            <w:gridSpan w:val="2"/>
-          </w:tcPr>
-          <w:p>
-            <w:pPr>
-              <w:keepNext/>
-              <w:rPr>
-                <w:rFonts w:asciiTheme="minorHAnsi" w:hAnsiTheme="minorHAnsi"/>
-                <w:sz w:val="14"/>
-                <w:szCs w:val="14"/>
-              </w:rPr>
-            </w:pPr>
-            <w:r>
-              <w:rPr>
-                <w:rFonts w:asciiTheme="minorHAnsi" w:hAnsiTheme="minorHAnsi"/>
-                <w:sz w:val="14"/>
-                <w:szCs w:val="14"/>
-              </w:rPr>
-              <w:t>Phone:</w:t>
-            </w:r>
-          </w:p>
-        </w:tc>
-      </w:tr>
-      <w:tr>
-        <w:tblPrEx>
-          <w:tblCellMar>
-            <w:left w:w="115" w:type="dxa"/>
-            <w:right w:w="115" w:type="dxa"/>
-          </w:tblCellMar>
-        </w:tblPrEx>
-        <w:trPr>
-          <w:trHeight w:val="296"/>
-        </w:trPr>
-        <w:tc>
-          <w:tcPr>
-            <w:tcW w:w="10943" w:type="dxa"/>
-            <w:gridSpan w:val="4"/>
-            <w:vAlign w:val="center"/>
-          </w:tcPr>
-          <w:p>
-            <w:pPr>
-              <w:keepNext/>
-              <w:tabs>
-                <w:tab w:val="left" w:pos="-720"/>
-                <w:tab w:val="left" w:pos="-90"/>
-                <w:tab w:val="left" w:pos="252"/>
-                <w:tab w:val="left" w:pos="5112"/>
-                <w:tab w:val="left" w:pos="6822"/>
-                <w:tab w:val="left" w:pos="8082"/>
-                <w:tab w:val="left" w:pos="8910"/>
-                <w:tab w:val="left" w:pos="10080"/>
-                <w:tab w:val="left" w:pos="10800"/>
-                <w:tab w:val="left" w:pos="11520"/>
-                <w:tab w:val="left" w:pos="12240"/>
-                <w:tab w:val="left" w:pos="12960"/>
-                <w:tab w:val="left" w:pos="13680"/>
-                <w:tab w:val="left" w:pos="14400"/>
-                <w:tab w:val="left" w:pos="15120"/>
-                <w:tab w:val="left" w:pos="15840"/>
-                <w:tab w:val="left" w:pos="16560"/>
-                <w:tab w:val="left" w:pos="17280"/>
-                <w:tab w:val="left" w:pos="18000"/>
-                <w:tab w:val="left" w:pos="18720"/>
-                <w:tab w:val="left" w:pos="30672"/>
-              </w:tabs>
-              <w:suppressAutoHyphens/>
-              <w:rPr>
-                <w:rFonts w:asciiTheme="minorHAnsi" w:hAnsiTheme="minorHAnsi"/>
-                <w:sz w:val="18"/>
-                <w:szCs w:val="18"/>
-              </w:rPr>
-            </w:pPr>
-            <w:r>
-              <w:rPr>
-                <w:rFonts w:asciiTheme="minorHAnsi" w:hAnsiTheme="minorHAnsi" w:cs="Arial"/>
-                <w:b/>
-                <w:caps/>
-                <w:sz w:val="18"/>
-                <w:szCs w:val="18"/>
-              </w:rPr>
-              <w:t>Responsible Person's Declaration statement</w:t>
-            </w:r>
-          </w:p>
-        </w:tc>
-      </w:tr>
-      <w:tr>
-        <w:tblPrEx>
-          <w:tblCellMar>
-            <w:left w:w="115" w:type="dxa"/>
-            <w:right w:w="115" w:type="dxa"/>
-          </w:tblCellMar>
-        </w:tblPrEx>
-        <w:trPr>
-          <w:trHeight w:val="504"/>
-        </w:trPr>
-        <w:tc>
-          <w:tcPr>
-            <w:tcW w:w="10943" w:type="dxa"/>
-            <w:gridSpan w:val="4"/>
-          </w:tcPr>
-          <w:p>
-            <w:pPr>
-              <w:keepNext/>
-              <w:tabs>
-                <w:tab w:val="left" w:pos="-2600"/>
-              </w:tabs>
-              <w:spacing w:before="60"/>
-              <w:ind w:right="86"/>
-              <w:outlineLvl w:val="2"/>
-              <w:rPr>
-                <w:rFonts w:asciiTheme="minorHAnsi" w:hAnsiTheme="minorHAnsi"/>
-                <w:sz w:val="18"/>
-              </w:rPr>
-            </w:pPr>
-            <w:r>
-              <w:rPr>
-                <w:rFonts w:asciiTheme="minorHAnsi" w:hAnsiTheme="minorHAnsi"/>
-                <w:sz w:val="18"/>
-              </w:rPr>
-              <w:t xml:space="preserve">I certify the following under penalty of perjury, under the laws of the State of California: </w:t>
-            </w:r>
-          </w:p>
-          <w:p>
-            <w:pPr>
-              <w:keepNext/>
-              <w:numPr>
-                <w:ilvl w:val="0"/>
-                <w:numId w:val="20"/>
-              </w:numPr>
-              <w:tabs>
-                <w:tab w:val="left" w:pos="-2600"/>
-              </w:tabs>
-              <w:ind w:right="90"/>
-              <w:outlineLvl w:val="2"/>
-              <w:rPr>
-                <w:rFonts w:asciiTheme="minorHAnsi" w:hAnsiTheme="minorHAnsi"/>
-                <w:color w:val="4F81BD" w:themeColor="accent1"/>
-                <w:sz w:val="18"/>
-              </w:rPr>
-            </w:pPr>
-            <w:r>
-              <w:rPr>
-                <w:rFonts w:asciiTheme="minorHAnsi" w:hAnsiTheme="minorHAnsi"/>
-                <w:sz w:val="18"/>
-              </w:rPr>
-              <w:t xml:space="preserve">The information provided on this Certificate of Installation is true and correct. </w:t>
-            </w:r>
-          </w:p>
-          <w:p>
-            <w:pPr>
-              <w:keepNext/>
-              <w:widowControl w:val="0"/>
-              <w:numPr>
-                <w:ilvl w:val="0"/>
-                <w:numId w:val="20"/>
-              </w:numPr>
-              <w:ind w:right="90"/>
-              <w:rPr>
-                <w:rFonts w:asciiTheme="minorHAnsi" w:hAnsiTheme="minorHAnsi"/>
-                <w:sz w:val="18"/>
-              </w:rPr>
-            </w:pPr>
-            <w:r>
-              <w:rPr>
-                <w:rFonts w:asciiTheme="minorHAnsi" w:hAnsiTheme="minorHAnsi"/>
-                <w:snapToGrid w:val="0"/>
-                <w:sz w:val="18"/>
-              </w:rPr>
-              <w:t xml:space="preserve">I am either: a) a responsible person eligible under Division 3 of the Business and Professions Code </w:t>
-            </w:r>
-            <w:r>
-              <w:rPr>
-                <w:rFonts w:asciiTheme="minorHAnsi" w:hAnsiTheme="minorHAnsi"/>
-                <w:sz w:val="18"/>
-              </w:rPr>
-              <w:t xml:space="preserve">in the applicable classification to accept responsibility for the system design, construction, or installation </w:t>
-            </w:r>
-            <w:r>
-              <w:rPr>
-                <w:rFonts w:asciiTheme="minorHAnsi" w:hAnsiTheme="minorHAnsi"/>
-                <w:snapToGrid w:val="0"/>
-                <w:sz w:val="18"/>
-              </w:rPr>
-              <w:t xml:space="preserve">of features, materials, components, or manufactured devices </w:t>
-            </w:r>
-            <w:r>
-              <w:rPr>
-                <w:rFonts w:asciiTheme="minorHAnsi" w:hAnsiTheme="minorHAnsi"/>
-                <w:sz w:val="18"/>
-              </w:rPr>
-              <w:t xml:space="preserve">for the scope of work identified on this Certificate of Installation, </w:t>
-            </w:r>
-            <w:r>
-              <w:rPr>
-                <w:rFonts w:asciiTheme="minorHAnsi" w:hAnsiTheme="minorHAnsi"/>
-                <w:snapToGrid w:val="0"/>
-                <w:sz w:val="18"/>
-              </w:rPr>
-              <w:t>and attest to the declarations in this statement</w:t>
-            </w:r>
-            <w:r>
-              <w:rPr>
-                <w:rFonts w:asciiTheme="minorHAnsi" w:hAnsiTheme="minorHAnsi"/>
-                <w:sz w:val="18"/>
-              </w:rPr>
-              <w:t>, or b) I am an authorized representative of the responsible person and attest to the declarations in this statement on the responsible person’s behalf.</w:t>
-            </w:r>
-          </w:p>
-          <w:p>
-            <w:pPr>
-              <w:keepNext/>
-              <w:numPr>
-                <w:ilvl w:val="0"/>
-                <w:numId w:val="20"/>
-              </w:numPr>
-              <w:autoSpaceDE w:val="0"/>
-              <w:autoSpaceDN w:val="0"/>
-              <w:adjustRightInd w:val="0"/>
-              <w:ind w:right="90"/>
-              <w:contextualSpacing/>
-              <w:rPr>
-                <w:rFonts w:asciiTheme="minorHAnsi" w:hAnsiTheme="minorHAnsi"/>
-                <w:sz w:val="18"/>
-                <w:szCs w:val="22"/>
-              </w:rPr>
-            </w:pPr>
-            <w:r>
-              <w:rPr>
-                <w:rFonts w:asciiTheme="minorHAnsi" w:hAnsiTheme="minorHAnsi"/>
-                <w:sz w:val="18"/>
-                <w:szCs w:val="22"/>
-              </w:rPr>
-              <w:t xml:space="preserve">The constructed or installed features, materials, </w:t>
-            </w:r>
-            <w:proofErr w:type="gramStart"/>
-            <w:r>
-              <w:rPr>
-                <w:rFonts w:asciiTheme="minorHAnsi" w:hAnsiTheme="minorHAnsi"/>
-                <w:sz w:val="18"/>
-                <w:szCs w:val="22"/>
-              </w:rPr>
-              <w:t>components</w:t>
-            </w:r>
-            <w:proofErr w:type="gramEnd"/>
-            <w:r>
-              <w:rPr>
-                <w:rFonts w:asciiTheme="minorHAnsi" w:hAnsiTheme="minorHAnsi"/>
-                <w:sz w:val="18"/>
-                <w:szCs w:val="22"/>
-              </w:rPr>
-              <w:t xml:space="preserve"> or manufactured devices (the installation) identified on this Certificate of Installation conforms to all applicable codes and regulations and the installation conforms to the requirements given on the Certificate of Compliance, plans, and specifications approved by the enforcement agency.</w:t>
-            </w:r>
-          </w:p>
-          <w:p>
-            <w:pPr>
-              <w:keepNext/>
-              <w:numPr>
-                <w:ilvl w:val="0"/>
-                <w:numId w:val="20"/>
-              </w:numPr>
-              <w:spacing w:after="60"/>
-              <w:contextualSpacing/>
-            </w:pPr>
-            <w:r>
-              <w:rPr>
-                <w:rFonts w:asciiTheme="minorHAnsi" w:hAnsiTheme="minorHAnsi"/>
-                <w:sz w:val="18"/>
-              </w:rPr>
-              <w:t xml:space="preserve">I will ensure that a registered copy of this Certificate of Installation shall be posted or made available with the building permit(s) issued for the </w:t>
-            </w:r>
-            <w:proofErr w:type="gramStart"/>
-            <w:r>
-              <w:rPr>
-                <w:rFonts w:asciiTheme="minorHAnsi" w:hAnsiTheme="minorHAnsi"/>
-                <w:sz w:val="18"/>
-              </w:rPr>
-              <w:t>building, and</w:t>
-            </w:r>
-            <w:proofErr w:type="gramEnd"/>
-            <w:r>
-              <w:rPr>
-                <w:rFonts w:asciiTheme="minorHAnsi" w:hAnsiTheme="minorHAnsi"/>
-                <w:sz w:val="18"/>
-              </w:rPr>
-              <w:t xml:space="preserve"> made available to the enforcement agency for all applicable inspections. I understand that a registered copy of this Certificate of Installation is required to be included with the documentation the builder provides to the building owner at occupancy.</w:t>
-            </w:r>
-          </w:p>
-        </w:tc>
-      </w:tr>
-      <w:tr>
-        <w:tblPrEx>
-          <w:tblCellMar>
-            <w:left w:w="108" w:type="dxa"/>
-            <w:right w:w="108" w:type="dxa"/>
-          </w:tblCellMar>
-        </w:tblPrEx>
-        <w:trPr>
-          <w:trHeight w:val="360"/>
-        </w:trPr>
-        <w:tc>
-          <w:tcPr>
-            <w:tcW w:w="5307" w:type="dxa"/>
-          </w:tcPr>
-          <w:p>
-            <w:pPr>
-              <w:keepNext/>
-              <w:tabs>
-                <w:tab w:val="left" w:pos="-720"/>
-                <w:tab w:val="left" w:pos="0"/>
-                <w:tab w:val="left" w:pos="252"/>
-                <w:tab w:val="left" w:pos="5112"/>
-                <w:tab w:val="left" w:pos="6822"/>
-                <w:tab w:val="left" w:pos="8082"/>
-                <w:tab w:val="left" w:pos="8910"/>
-                <w:tab w:val="left" w:pos="10080"/>
-                <w:tab w:val="left" w:pos="10800"/>
-                <w:tab w:val="left" w:pos="11520"/>
-                <w:tab w:val="left" w:pos="12240"/>
-                <w:tab w:val="left" w:pos="12960"/>
-                <w:tab w:val="left" w:pos="13680"/>
-                <w:tab w:val="left" w:pos="14400"/>
-                <w:tab w:val="left" w:pos="15120"/>
-                <w:tab w:val="left" w:pos="15840"/>
-                <w:tab w:val="left" w:pos="16560"/>
-                <w:tab w:val="left" w:pos="17280"/>
-                <w:tab w:val="left" w:pos="18000"/>
-                <w:tab w:val="left" w:pos="18720"/>
-                <w:tab w:val="left" w:pos="30672"/>
-              </w:tabs>
-              <w:suppressAutoHyphens/>
-              <w:spacing w:after="60"/>
-              <w:ind w:right="90"/>
-              <w:rPr>
-                <w:rFonts w:asciiTheme="minorHAnsi" w:hAnsiTheme="minorHAnsi"/>
-                <w:sz w:val="14"/>
-                <w:szCs w:val="14"/>
-              </w:rPr>
-            </w:pPr>
-            <w:r>
-              <w:rPr>
-                <w:rFonts w:asciiTheme="minorHAnsi" w:hAnsiTheme="minorHAnsi"/>
-                <w:sz w:val="14"/>
-                <w:szCs w:val="14"/>
-              </w:rPr>
-              <w:t>Responsible Builder/Installer Name:</w:t>
-            </w:r>
-          </w:p>
-        </w:tc>
-        <w:tc>
-          <w:tcPr>
-            <w:tcW w:w="5636" w:type="dxa"/>
-            <w:gridSpan w:val="3"/>
-          </w:tcPr>
-          <w:p>
-            <w:pPr>
-              <w:keepNext/>
-              <w:tabs>
-                <w:tab w:val="left" w:pos="-720"/>
-                <w:tab w:val="left" w:pos="0"/>
-                <w:tab w:val="left" w:pos="252"/>
-                <w:tab w:val="left" w:pos="5112"/>
-                <w:tab w:val="left" w:pos="6822"/>
-                <w:tab w:val="left" w:pos="8082"/>
-                <w:tab w:val="left" w:pos="8910"/>
-                <w:tab w:val="left" w:pos="10080"/>
-                <w:tab w:val="left" w:pos="10800"/>
-                <w:tab w:val="left" w:pos="11520"/>
-                <w:tab w:val="left" w:pos="12240"/>
-                <w:tab w:val="left" w:pos="12960"/>
-                <w:tab w:val="left" w:pos="13680"/>
-                <w:tab w:val="left" w:pos="14400"/>
-                <w:tab w:val="left" w:pos="15120"/>
-                <w:tab w:val="left" w:pos="15840"/>
-                <w:tab w:val="left" w:pos="16560"/>
-                <w:tab w:val="left" w:pos="17280"/>
-                <w:tab w:val="left" w:pos="18000"/>
-                <w:tab w:val="left" w:pos="18720"/>
-                <w:tab w:val="left" w:pos="30672"/>
-              </w:tabs>
-              <w:suppressAutoHyphens/>
-              <w:spacing w:after="60"/>
-              <w:ind w:right="90"/>
-              <w:rPr>
-                <w:rFonts w:asciiTheme="minorHAnsi" w:hAnsiTheme="minorHAnsi"/>
-                <w:sz w:val="14"/>
-                <w:szCs w:val="14"/>
-              </w:rPr>
-            </w:pPr>
-            <w:r>
-              <w:rPr>
-                <w:rFonts w:asciiTheme="minorHAnsi" w:hAnsiTheme="minorHAnsi"/>
-                <w:sz w:val="14"/>
-                <w:szCs w:val="14"/>
-              </w:rPr>
-              <w:t>Responsible Builder/Installer Signature:</w:t>
-            </w:r>
-          </w:p>
-        </w:tc>
-      </w:tr>
-      <w:tr>
-        <w:tblPrEx>
-          <w:tblCellMar>
-            <w:left w:w="108" w:type="dxa"/>
-            <w:right w:w="108" w:type="dxa"/>
-          </w:tblCellMar>
-        </w:tblPrEx>
-        <w:trPr>
-          <w:trHeight w:val="360"/>
-        </w:trPr>
-        <w:tc>
-          <w:tcPr>
-            <w:tcW w:w="5307" w:type="dxa"/>
-            <w:tcBorders>
-              <w:top w:val="single" w:sz="4" w:space="0" w:color="auto"/>
-              <w:left w:val="single" w:sz="4" w:space="0" w:color="auto"/>
-              <w:bottom w:val="single" w:sz="4" w:space="0" w:color="auto"/>
-              <w:right w:val="single" w:sz="4" w:space="0" w:color="auto"/>
-            </w:tcBorders>
-          </w:tcPr>
-          <w:p>
-            <w:pPr>
-              <w:keepNext/>
-              <w:tabs>
-                <w:tab w:val="left" w:pos="-720"/>
-                <w:tab w:val="left" w:pos="0"/>
-                <w:tab w:val="left" w:pos="252"/>
-                <w:tab w:val="left" w:pos="5112"/>
-                <w:tab w:val="left" w:pos="6822"/>
-                <w:tab w:val="left" w:pos="8100"/>
-                <w:tab w:val="left" w:pos="8910"/>
-                <w:tab w:val="left" w:pos="10080"/>
-                <w:tab w:val="left" w:pos="10800"/>
-                <w:tab w:val="left" w:pos="11520"/>
-                <w:tab w:val="left" w:pos="12240"/>
-                <w:tab w:val="left" w:pos="12960"/>
-                <w:tab w:val="left" w:pos="13680"/>
-                <w:tab w:val="left" w:pos="14400"/>
-                <w:tab w:val="left" w:pos="15120"/>
-                <w:tab w:val="left" w:pos="15840"/>
-                <w:tab w:val="left" w:pos="16560"/>
-                <w:tab w:val="left" w:pos="17280"/>
-                <w:tab w:val="left" w:pos="18000"/>
-                <w:tab w:val="left" w:pos="18720"/>
-                <w:tab w:val="left" w:pos="30672"/>
-              </w:tabs>
-              <w:suppressAutoHyphens/>
-              <w:spacing w:after="60"/>
-              <w:ind w:right="90"/>
-              <w:rPr>
-                <w:rFonts w:asciiTheme="minorHAnsi" w:hAnsiTheme="minorHAnsi"/>
-                <w:sz w:val="14"/>
-                <w:szCs w:val="14"/>
-              </w:rPr>
-            </w:pPr>
-            <w:r>
-              <w:rPr>
-                <w:rFonts w:asciiTheme="minorHAnsi" w:hAnsiTheme="minorHAnsi"/>
-                <w:sz w:val="14"/>
-                <w:szCs w:val="14"/>
-              </w:rPr>
-              <w:t>Company Name: (Installing Subcontractor or General Contractor or Builder/Owner)</w:t>
-            </w:r>
-          </w:p>
-        </w:tc>
-        <w:tc>
-          <w:tcPr>
-            <w:tcW w:w="5636" w:type="dxa"/>
-            <w:gridSpan w:val="3"/>
-            <w:tcBorders>
-              <w:top w:val="single" w:sz="4" w:space="0" w:color="auto"/>
-              <w:left w:val="single" w:sz="4" w:space="0" w:color="auto"/>
-              <w:bottom w:val="single" w:sz="4" w:space="0" w:color="auto"/>
-              <w:right w:val="single" w:sz="4" w:space="0" w:color="auto"/>
-            </w:tcBorders>
-          </w:tcPr>
-          <w:p>
-            <w:pPr>
-              <w:keepNext/>
-              <w:tabs>
-                <w:tab w:val="left" w:pos="-720"/>
-                <w:tab w:val="left" w:pos="0"/>
-                <w:tab w:val="left" w:pos="252"/>
-                <w:tab w:val="left" w:pos="5112"/>
-                <w:tab w:val="left" w:pos="6822"/>
-                <w:tab w:val="left" w:pos="8100"/>
-                <w:tab w:val="left" w:pos="8910"/>
-                <w:tab w:val="left" w:pos="10080"/>
-                <w:tab w:val="left" w:pos="10800"/>
-                <w:tab w:val="left" w:pos="11520"/>
-                <w:tab w:val="left" w:pos="12240"/>
-                <w:tab w:val="left" w:pos="12960"/>
-                <w:tab w:val="left" w:pos="13680"/>
-                <w:tab w:val="left" w:pos="14400"/>
-                <w:tab w:val="left" w:pos="15120"/>
-                <w:tab w:val="left" w:pos="15840"/>
-                <w:tab w:val="left" w:pos="16560"/>
-                <w:tab w:val="left" w:pos="17280"/>
-                <w:tab w:val="left" w:pos="18000"/>
-                <w:tab w:val="left" w:pos="18720"/>
-                <w:tab w:val="left" w:pos="30672"/>
-              </w:tabs>
-              <w:suppressAutoHyphens/>
-              <w:spacing w:after="60"/>
-              <w:ind w:right="90"/>
-              <w:rPr>
-                <w:rFonts w:asciiTheme="minorHAnsi" w:hAnsiTheme="minorHAnsi"/>
-                <w:sz w:val="14"/>
-                <w:szCs w:val="14"/>
-              </w:rPr>
-            </w:pPr>
-            <w:r>
-              <w:rPr>
-                <w:rFonts w:asciiTheme="minorHAnsi" w:hAnsiTheme="minorHAnsi"/>
-                <w:sz w:val="14"/>
-                <w:szCs w:val="14"/>
-              </w:rPr>
-              <w:t>Position With Company (Title):</w:t>
-            </w:r>
-          </w:p>
-        </w:tc>
-      </w:tr>
-      <w:tr>
-        <w:tblPrEx>
-          <w:tblCellMar>
-            <w:left w:w="108" w:type="dxa"/>
-            <w:right w:w="108" w:type="dxa"/>
-          </w:tblCellMar>
-        </w:tblPrEx>
-        <w:trPr>
-          <w:trHeight w:val="360"/>
-        </w:trPr>
-        <w:tc>
-          <w:tcPr>
-            <w:tcW w:w="5307" w:type="dxa"/>
-            <w:tcBorders>
-              <w:top w:val="single" w:sz="4" w:space="0" w:color="auto"/>
-              <w:left w:val="single" w:sz="4" w:space="0" w:color="auto"/>
-              <w:bottom w:val="single" w:sz="4" w:space="0" w:color="auto"/>
-              <w:right w:val="single" w:sz="4" w:space="0" w:color="auto"/>
-            </w:tcBorders>
-          </w:tcPr>
-          <w:p>
-            <w:pPr>
-              <w:keepNext/>
-              <w:tabs>
-                <w:tab w:val="left" w:pos="-720"/>
-                <w:tab w:val="left" w:pos="0"/>
-                <w:tab w:val="left" w:pos="252"/>
-                <w:tab w:val="left" w:pos="5112"/>
-                <w:tab w:val="left" w:pos="6822"/>
-                <w:tab w:val="left" w:pos="8100"/>
-                <w:tab w:val="left" w:pos="8910"/>
-                <w:tab w:val="left" w:pos="10080"/>
-                <w:tab w:val="left" w:pos="10800"/>
-                <w:tab w:val="left" w:pos="11520"/>
-                <w:tab w:val="left" w:pos="12240"/>
-                <w:tab w:val="left" w:pos="12960"/>
-                <w:tab w:val="left" w:pos="13680"/>
-                <w:tab w:val="left" w:pos="14400"/>
-                <w:tab w:val="left" w:pos="15120"/>
-                <w:tab w:val="left" w:pos="15840"/>
-                <w:tab w:val="left" w:pos="16560"/>
-                <w:tab w:val="left" w:pos="17280"/>
-                <w:tab w:val="left" w:pos="18000"/>
-                <w:tab w:val="left" w:pos="18720"/>
-                <w:tab w:val="left" w:pos="30672"/>
-              </w:tabs>
-              <w:suppressAutoHyphens/>
-              <w:spacing w:after="60"/>
-              <w:ind w:right="90"/>
-              <w:rPr>
-                <w:rFonts w:asciiTheme="minorHAnsi" w:hAnsiTheme="minorHAnsi"/>
-                <w:sz w:val="14"/>
-                <w:szCs w:val="14"/>
-              </w:rPr>
-            </w:pPr>
-            <w:r>
-              <w:rPr>
-                <w:rFonts w:asciiTheme="minorHAnsi" w:hAnsiTheme="minorHAnsi"/>
-                <w:sz w:val="14"/>
-                <w:szCs w:val="14"/>
-              </w:rPr>
-              <w:t>Address:</w:t>
-            </w:r>
-          </w:p>
-        </w:tc>
-        <w:tc>
-          <w:tcPr>
-            <w:tcW w:w="5636" w:type="dxa"/>
-            <w:gridSpan w:val="3"/>
-            <w:tcBorders>
-              <w:top w:val="single" w:sz="4" w:space="0" w:color="auto"/>
-              <w:left w:val="single" w:sz="4" w:space="0" w:color="auto"/>
-              <w:bottom w:val="single" w:sz="4" w:space="0" w:color="auto"/>
-              <w:right w:val="single" w:sz="4" w:space="0" w:color="auto"/>
-            </w:tcBorders>
-          </w:tcPr>
-          <w:p>
-            <w:pPr>
-              <w:keepNext/>
-              <w:tabs>
-                <w:tab w:val="left" w:pos="-720"/>
-                <w:tab w:val="left" w:pos="0"/>
-                <w:tab w:val="left" w:pos="252"/>
-                <w:tab w:val="left" w:pos="5112"/>
-                <w:tab w:val="left" w:pos="6822"/>
-                <w:tab w:val="left" w:pos="8100"/>
-                <w:tab w:val="left" w:pos="8910"/>
-                <w:tab w:val="left" w:pos="10080"/>
-                <w:tab w:val="left" w:pos="10800"/>
-                <w:tab w:val="left" w:pos="11520"/>
-                <w:tab w:val="left" w:pos="12240"/>
-                <w:tab w:val="left" w:pos="12960"/>
-                <w:tab w:val="left" w:pos="13680"/>
-                <w:tab w:val="left" w:pos="14400"/>
-                <w:tab w:val="left" w:pos="15120"/>
-                <w:tab w:val="left" w:pos="15840"/>
-                <w:tab w:val="left" w:pos="16560"/>
-                <w:tab w:val="left" w:pos="17280"/>
-                <w:tab w:val="left" w:pos="18000"/>
-                <w:tab w:val="left" w:pos="18720"/>
-                <w:tab w:val="left" w:pos="30672"/>
-              </w:tabs>
-              <w:suppressAutoHyphens/>
-              <w:spacing w:after="60"/>
-              <w:ind w:right="90"/>
-              <w:rPr>
-                <w:rFonts w:asciiTheme="minorHAnsi" w:hAnsiTheme="minorHAnsi"/>
-                <w:sz w:val="14"/>
-                <w:szCs w:val="14"/>
-              </w:rPr>
-            </w:pPr>
-            <w:r>
-              <w:rPr>
-                <w:rFonts w:asciiTheme="minorHAnsi" w:hAnsiTheme="minorHAnsi"/>
-                <w:sz w:val="14"/>
-                <w:szCs w:val="14"/>
-              </w:rPr>
-              <w:t>CSLB License:</w:t>
-            </w:r>
-          </w:p>
-        </w:tc>
-      </w:tr>
-      <w:tr>
-        <w:tblPrEx>
-          <w:tblCellMar>
-            <w:left w:w="108" w:type="dxa"/>
-            <w:right w:w="108" w:type="dxa"/>
-          </w:tblCellMar>
-        </w:tblPrEx>
-        <w:trPr>
-          <w:trHeight w:val="360"/>
-        </w:trPr>
-        <w:tc>
-          <w:tcPr>
-            <w:tcW w:w="5307" w:type="dxa"/>
-            <w:tcBorders>
-              <w:top w:val="single" w:sz="4" w:space="0" w:color="auto"/>
-              <w:left w:val="single" w:sz="4" w:space="0" w:color="auto"/>
-              <w:bottom w:val="single" w:sz="4" w:space="0" w:color="auto"/>
-              <w:right w:val="single" w:sz="4" w:space="0" w:color="auto"/>
-            </w:tcBorders>
-          </w:tcPr>
-          <w:p>
-            <w:pPr>
-              <w:keepNext/>
-              <w:tabs>
-                <w:tab w:val="left" w:pos="-720"/>
-                <w:tab w:val="left" w:pos="0"/>
-                <w:tab w:val="left" w:pos="252"/>
-                <w:tab w:val="left" w:pos="5112"/>
-                <w:tab w:val="left" w:pos="6822"/>
-                <w:tab w:val="left" w:pos="8100"/>
-                <w:tab w:val="left" w:pos="8910"/>
-                <w:tab w:val="left" w:pos="10080"/>
-                <w:tab w:val="left" w:pos="10800"/>
-                <w:tab w:val="left" w:pos="11520"/>
-                <w:tab w:val="left" w:pos="12240"/>
-                <w:tab w:val="left" w:pos="12960"/>
-                <w:tab w:val="left" w:pos="13680"/>
-                <w:tab w:val="left" w:pos="14400"/>
-                <w:tab w:val="left" w:pos="15120"/>
-                <w:tab w:val="left" w:pos="15840"/>
-                <w:tab w:val="left" w:pos="16560"/>
-                <w:tab w:val="left" w:pos="17280"/>
-                <w:tab w:val="left" w:pos="18000"/>
-                <w:tab w:val="left" w:pos="18720"/>
-                <w:tab w:val="left" w:pos="30672"/>
-              </w:tabs>
-              <w:suppressAutoHyphens/>
-              <w:spacing w:after="60"/>
-              <w:ind w:right="90"/>
-              <w:rPr>
-                <w:rFonts w:asciiTheme="minorHAnsi" w:hAnsiTheme="minorHAnsi"/>
-                <w:sz w:val="14"/>
-                <w:szCs w:val="14"/>
-              </w:rPr>
-            </w:pPr>
-            <w:r>
-              <w:rPr>
-                <w:rFonts w:asciiTheme="minorHAnsi" w:hAnsiTheme="minorHAnsi"/>
-                <w:sz w:val="14"/>
-                <w:szCs w:val="14"/>
-              </w:rPr>
-              <w:t>City/State/Zip:</w:t>
-            </w:r>
-          </w:p>
-        </w:tc>
-        <w:tc>
-          <w:tcPr>
-            <w:tcW w:w="2821" w:type="dxa"/>
-            <w:gridSpan w:val="2"/>
-            <w:tcBorders>
-              <w:top w:val="single" w:sz="4" w:space="0" w:color="auto"/>
-              <w:left w:val="single" w:sz="4" w:space="0" w:color="auto"/>
-              <w:bottom w:val="single" w:sz="4" w:space="0" w:color="auto"/>
-              <w:right w:val="single" w:sz="4" w:space="0" w:color="auto"/>
-            </w:tcBorders>
-          </w:tcPr>
-          <w:p>
-            <w:pPr>
-              <w:keepNext/>
-              <w:tabs>
-                <w:tab w:val="left" w:pos="-720"/>
-                <w:tab w:val="left" w:pos="0"/>
-                <w:tab w:val="left" w:pos="252"/>
-                <w:tab w:val="left" w:pos="5112"/>
-                <w:tab w:val="left" w:pos="6822"/>
-                <w:tab w:val="left" w:pos="8100"/>
-                <w:tab w:val="left" w:pos="8910"/>
-                <w:tab w:val="left" w:pos="10080"/>
-                <w:tab w:val="left" w:pos="10800"/>
-                <w:tab w:val="left" w:pos="11520"/>
-                <w:tab w:val="left" w:pos="12240"/>
-                <w:tab w:val="left" w:pos="12960"/>
-                <w:tab w:val="left" w:pos="13680"/>
-                <w:tab w:val="left" w:pos="14400"/>
-                <w:tab w:val="left" w:pos="15120"/>
-                <w:tab w:val="left" w:pos="15840"/>
-                <w:tab w:val="left" w:pos="16560"/>
-                <w:tab w:val="left" w:pos="17280"/>
-                <w:tab w:val="left" w:pos="18000"/>
-                <w:tab w:val="left" w:pos="18720"/>
-                <w:tab w:val="left" w:pos="30672"/>
-              </w:tabs>
-              <w:suppressAutoHyphens/>
-              <w:spacing w:after="60"/>
-              <w:ind w:right="90"/>
-              <w:rPr>
-                <w:rFonts w:asciiTheme="minorHAnsi" w:hAnsiTheme="minorHAnsi"/>
-                <w:sz w:val="14"/>
-                <w:szCs w:val="14"/>
-              </w:rPr>
-            </w:pPr>
-            <w:r>
-              <w:rPr>
-                <w:rFonts w:asciiTheme="minorHAnsi" w:hAnsiTheme="minorHAnsi"/>
-                <w:sz w:val="14"/>
-                <w:szCs w:val="14"/>
-              </w:rPr>
-              <w:t>Phone:</w:t>
-            </w:r>
-          </w:p>
-        </w:tc>
-        <w:tc>
-          <w:tcPr>
-            <w:tcW w:w="2815" w:type="dxa"/>
-            <w:tcBorders>
-              <w:top w:val="single" w:sz="4" w:space="0" w:color="auto"/>
-              <w:left w:val="single" w:sz="4" w:space="0" w:color="auto"/>
-              <w:bottom w:val="single" w:sz="4" w:space="0" w:color="auto"/>
-              <w:right w:val="single" w:sz="4" w:space="0" w:color="auto"/>
-            </w:tcBorders>
-          </w:tcPr>
-          <w:p>
-            <w:pPr>
-              <w:keepNext/>
-              <w:tabs>
-                <w:tab w:val="left" w:pos="-720"/>
-                <w:tab w:val="left" w:pos="0"/>
-                <w:tab w:val="left" w:pos="252"/>
-                <w:tab w:val="left" w:pos="5112"/>
-                <w:tab w:val="left" w:pos="6822"/>
-                <w:tab w:val="left" w:pos="8100"/>
-                <w:tab w:val="left" w:pos="8910"/>
-                <w:tab w:val="left" w:pos="10080"/>
-                <w:tab w:val="left" w:pos="10800"/>
-                <w:tab w:val="left" w:pos="11520"/>
-                <w:tab w:val="left" w:pos="12240"/>
-                <w:tab w:val="left" w:pos="12960"/>
-                <w:tab w:val="left" w:pos="13680"/>
-                <w:tab w:val="left" w:pos="14400"/>
-                <w:tab w:val="left" w:pos="15120"/>
-                <w:tab w:val="left" w:pos="15840"/>
-                <w:tab w:val="left" w:pos="16560"/>
-                <w:tab w:val="left" w:pos="17280"/>
-                <w:tab w:val="left" w:pos="18000"/>
-                <w:tab w:val="left" w:pos="18720"/>
-                <w:tab w:val="left" w:pos="30672"/>
-              </w:tabs>
-              <w:suppressAutoHyphens/>
-              <w:spacing w:after="60"/>
-              <w:ind w:right="90"/>
-              <w:rPr>
-                <w:rFonts w:asciiTheme="minorHAnsi" w:hAnsiTheme="minorHAnsi"/>
-                <w:sz w:val="14"/>
-                <w:szCs w:val="14"/>
-              </w:rPr>
-            </w:pPr>
-            <w:r>
-              <w:rPr>
-                <w:rFonts w:asciiTheme="minorHAnsi" w:hAnsiTheme="minorHAnsi"/>
-                <w:sz w:val="14"/>
-                <w:szCs w:val="14"/>
-              </w:rPr>
-              <w:t>Date Signed:</w:t>
-            </w:r>
-          </w:p>
-        </w:tc>
-      </w:tr>
-    </w:tbl>
-    <w:p/>
     <w:sectPr>
-      <w:headerReference w:type="default" r:id="rId18"/>
+      <w:headerReference w:type="default" r:id="rId14"/>
       <w:pgSz w:w="12240" w:h="15840" w:code="1"/>
       <w:pgMar w:top="720" w:right="720" w:bottom="720" w:left="720" w:header="180" w:footer="576" w:gutter="0"/>
       <w:pgNumType w:start="1"/>
@@ -9113,13 +6370,14 @@
 </file>
 
 <file path=word/endnotes.xml><?xml version="1.0" encoding="utf-8"?>
-<w:endnotes xmlns:wpc="http://schemas.microsoft.com/office/word/2010/wordprocessingCanvas" xmlns:cx="http://schemas.microsoft.com/office/drawing/2014/chartex" xmlns:cx1="http://schemas.microsoft.com/office/drawing/2015/9/8/chartex" xmlns:cx2="http://schemas.microsoft.com/office/drawing/2015/10/21/chartex" xmlns:cx3="http://schemas.microsoft.com/office/drawing/2016/5/9/chartex" xmlns:cx4="http://schemas.microsoft.com/office/drawing/2016/5/10/chartex" xmlns:cx5="http://schemas.microsoft.com/office/drawing/2016/5/11/chartex" xmlns:cx6="http://schemas.microsoft.com/office/drawing/2016/5/12/chartex" xmlns:cx7="http://schemas.microsoft.com/office/drawing/2016/5/13/chartex" xmlns:cx8="http://schemas.microsoft.com/office/drawing/2016/5/14/chartex" xmlns:mc="http://schemas.openxmlformats.org/markup-compatibility/2006" xmlns:aink="http://schemas.microsoft.com/office/drawing/2016/ink" xmlns:am3d="http://schemas.microsoft.com/office/drawing/2017/model3d" xmlns:o="urn:schemas-microsoft-com:office:office" xmlns:r="http://schemas.openxmlformats.org/officeDocument/2006/relationships" xmlns:m="http://schemas.openxmlformats.org/officeDocument/2006/math" xmlns:v="urn:schemas-microsoft-com:vml" xmlns:wp14="http://schemas.microsoft.com/office/word/2010/wordprocessingDrawing" xmlns:wp="http://schemas.openxmlformats.org/drawingml/2006/wordprocessingDrawing" xmlns:w10="urn:schemas-microsoft-com:office:word" xmlns:w="http://schemas.openxmlformats.org/wordprocessingml/2006/main" xmlns:w14="http://schemas.microsoft.com/office/word/2010/wordml" xmlns:w15="http://schemas.microsoft.com/office/word/2012/wordml" xmlns:w16cex="http://schemas.microsoft.com/office/word/2018/wordml/cex" xmlns:w16cid="http://schemas.microsoft.com/office/word/2016/wordml/cid" xmlns:w16="http://schemas.microsoft.com/office/word/2018/wordml" xmlns:w16sdtdh="http://schemas.microsoft.com/office/word/2020/wordml/sdtdatahash" xmlns:w16se="http://schemas.microsoft.com/office/word/2015/wordml/symex" xmlns:wpg="http://schemas.microsoft.com/office/word/2010/wordprocessingGroup" xmlns:wpi="http://schemas.microsoft.com/office/word/2010/wordprocessingInk" xmlns:wne="http://schemas.microsoft.com/office/word/2006/wordml" xmlns:wps="http://schemas.microsoft.com/office/word/2010/wordprocessingShape" mc:Ignorable="w14 w15 w16se w16cid w16 w16cex w16sdtdh wp14">
+<w:endnotes xmlns:wpc="http://schemas.microsoft.com/office/word/2010/wordprocessingCanvas" xmlns:cx="http://schemas.microsoft.com/office/drawing/2014/chartex" xmlns:cx1="http://schemas.microsoft.com/office/drawing/2015/9/8/chartex" xmlns:cx2="http://schemas.microsoft.com/office/drawing/2015/10/21/chartex" xmlns:cx3="http://schemas.microsoft.com/office/drawing/2016/5/9/chartex" xmlns:cx4="http://schemas.microsoft.com/office/drawing/2016/5/10/chartex" xmlns:cx5="http://schemas.microsoft.com/office/drawing/2016/5/11/chartex" xmlns:cx6="http://schemas.microsoft.com/office/drawing/2016/5/12/chartex" xmlns:cx7="http://schemas.microsoft.com/office/drawing/2016/5/13/chartex" xmlns:cx8="http://schemas.microsoft.com/office/drawing/2016/5/14/chartex" xmlns:mc="http://schemas.openxmlformats.org/markup-compatibility/2006" xmlns:aink="http://schemas.microsoft.com/office/drawing/2016/ink" xmlns:am3d="http://schemas.microsoft.com/office/drawing/2017/model3d" xmlns:o="urn:schemas-microsoft-com:office:office" xmlns:oel="http://schemas.microsoft.com/office/2019/extlst" xmlns:r="http://schemas.openxmlformats.org/officeDocument/2006/relationships" xmlns:m="http://schemas.openxmlformats.org/officeDocument/2006/math" xmlns:v="urn:schemas-microsoft-com:vml" xmlns:wp14="http://schemas.microsoft.com/office/word/2010/wordprocessingDrawing" xmlns:wp="http://schemas.openxmlformats.org/drawingml/2006/wordprocessingDrawing" xmlns:w10="urn:schemas-microsoft-com:office:word" xmlns:w="http://schemas.openxmlformats.org/wordprocessingml/2006/main" xmlns:w14="http://schemas.microsoft.com/office/word/2010/wordml" xmlns:w15="http://schemas.microsoft.com/office/word/2012/wordml" xmlns:w16cex="http://schemas.microsoft.com/office/word/2018/wordml/cex" xmlns:w16cid="http://schemas.microsoft.com/office/word/2016/wordml/cid" xmlns:w16="http://schemas.microsoft.com/office/word/2018/wordml" xmlns:w16sdtdh="http://schemas.microsoft.com/office/word/2020/wordml/sdtdatahash" xmlns:w16se="http://schemas.microsoft.com/office/word/2015/wordml/symex" xmlns:wpg="http://schemas.microsoft.com/office/word/2010/wordprocessingGroup" xmlns:wpi="http://schemas.microsoft.com/office/word/2010/wordprocessingInk" xmlns:wne="http://schemas.microsoft.com/office/word/2006/wordml" xmlns:wps="http://schemas.microsoft.com/office/word/2010/wordprocessingShape" mc:Ignorable="w14 w15 w16se w16cid w16 w16cex w16sdtdh wp14">
   <w:endnote w:type="separator" w:id="-1">
     <w:p>
       <w:r>
         <w:separator/>
       </w:r>
     </w:p>
+    <w:p/>
   </w:endnote>
   <w:endnote w:type="continuationSeparator" w:id="0">
     <w:p>
@@ -9127,80 +6385,22 @@
         <w:continuationSeparator/>
       </w:r>
     </w:p>
+    <w:p/>
   </w:endnote>
   <w:endnote w:type="continuationNotice" w:id="1">
+    <w:p/>
     <w:p/>
   </w:endnote>
 </w:endnotes>
 </file>
 
 <file path=word/footer1.xml><?xml version="1.0" encoding="utf-8"?>
-<w:ftr xmlns:wpc="http://schemas.microsoft.com/office/word/2010/wordprocessingCanvas" xmlns:cx="http://schemas.microsoft.com/office/drawing/2014/chartex" xmlns:cx1="http://schemas.microsoft.com/office/drawing/2015/9/8/chartex" xmlns:cx2="http://schemas.microsoft.com/office/drawing/2015/10/21/chartex" xmlns:cx3="http://schemas.microsoft.com/office/drawing/2016/5/9/chartex" xmlns:cx4="http://schemas.microsoft.com/office/drawing/2016/5/10/chartex" xmlns:cx5="http://schemas.microsoft.com/office/drawing/2016/5/11/chartex" xmlns:cx6="http://schemas.microsoft.com/office/drawing/2016/5/12/chartex" xmlns:cx7="http://schemas.microsoft.com/office/drawing/2016/5/13/chartex" xmlns:cx8="http://schemas.microsoft.com/office/drawing/2016/5/14/chartex" xmlns:mc="http://schemas.openxmlformats.org/markup-compatibility/2006" xmlns:aink="http://schemas.microsoft.com/office/drawing/2016/ink" xmlns:am3d="http://schemas.microsoft.com/office/drawing/2017/model3d" xmlns:o="urn:schemas-microsoft-com:office:office" xmlns:r="http://schemas.openxmlformats.org/officeDocument/2006/relationships" xmlns:m="http://schemas.openxmlformats.org/officeDocument/2006/math" xmlns:v="urn:schemas-microsoft-com:vml" xmlns:wp14="http://schemas.microsoft.com/office/word/2010/wordprocessingDrawing" xmlns:wp="http://schemas.openxmlformats.org/drawingml/2006/wordprocessingDrawing" xmlns:w10="urn:schemas-microsoft-com:office:word" xmlns:w="http://schemas.openxmlformats.org/wordprocessingml/2006/main" xmlns:w14="http://schemas.microsoft.com/office/word/2010/wordml" xmlns:w15="http://schemas.microsoft.com/office/word/2012/wordml" xmlns:w16cex="http://schemas.microsoft.com/office/word/2018/wordml/cex" xmlns:w16cid="http://schemas.microsoft.com/office/word/2016/wordml/cid" xmlns:w16="http://schemas.microsoft.com/office/word/2018/wordml" xmlns:w16sdtdh="http://schemas.microsoft.com/office/word/2020/wordml/sdtdatahash" xmlns:w16se="http://schemas.microsoft.com/office/word/2015/wordml/symex" xmlns:wpg="http://schemas.microsoft.com/office/word/2010/wordprocessingGroup" xmlns:wpi="http://schemas.microsoft.com/office/word/2010/wordprocessingInk" xmlns:wne="http://schemas.microsoft.com/office/word/2006/wordml" xmlns:wps="http://schemas.microsoft.com/office/word/2010/wordprocessingShape" mc:Ignorable="w14 w15 w16se w16cid w16 w16cex w16sdtdh wp14">
-  <w:p>
-    <w:pPr>
-      <w:pStyle w:val="Footer"/>
-    </w:pPr>
-  </w:p>
-</w:ftr>
-</file>
-
-<file path=word/footer2.xml><?xml version="1.0" encoding="utf-8"?>
-<w:ftr xmlns:wpc="http://schemas.microsoft.com/office/word/2010/wordprocessingCanvas" xmlns:cx="http://schemas.microsoft.com/office/drawing/2014/chartex" xmlns:cx1="http://schemas.microsoft.com/office/drawing/2015/9/8/chartex" xmlns:cx2="http://schemas.microsoft.com/office/drawing/2015/10/21/chartex" xmlns:cx3="http://schemas.microsoft.com/office/drawing/2016/5/9/chartex" xmlns:cx4="http://schemas.microsoft.com/office/drawing/2016/5/10/chartex" xmlns:cx5="http://schemas.microsoft.com/office/drawing/2016/5/11/chartex" xmlns:cx6="http://schemas.microsoft.com/office/drawing/2016/5/12/chartex" xmlns:cx7="http://schemas.microsoft.com/office/drawing/2016/5/13/chartex" xmlns:cx8="http://schemas.microsoft.com/office/drawing/2016/5/14/chartex" xmlns:mc="http://schemas.openxmlformats.org/markup-compatibility/2006" xmlns:aink="http://schemas.microsoft.com/office/drawing/2016/ink" xmlns:am3d="http://schemas.microsoft.com/office/drawing/2017/model3d" xmlns:o="urn:schemas-microsoft-com:office:office" xmlns:r="http://schemas.openxmlformats.org/officeDocument/2006/relationships" xmlns:m="http://schemas.openxmlformats.org/officeDocument/2006/math" xmlns:v="urn:schemas-microsoft-com:vml" xmlns:wp14="http://schemas.microsoft.com/office/word/2010/wordprocessingDrawing" xmlns:wp="http://schemas.openxmlformats.org/drawingml/2006/wordprocessingDrawing" xmlns:w10="urn:schemas-microsoft-com:office:word" xmlns:w="http://schemas.openxmlformats.org/wordprocessingml/2006/main" xmlns:w14="http://schemas.microsoft.com/office/word/2010/wordml" xmlns:w15="http://schemas.microsoft.com/office/word/2012/wordml" xmlns:w16cex="http://schemas.microsoft.com/office/word/2018/wordml/cex" xmlns:w16cid="http://schemas.microsoft.com/office/word/2016/wordml/cid" xmlns:w16="http://schemas.microsoft.com/office/word/2018/wordml" xmlns:w16sdtdh="http://schemas.microsoft.com/office/word/2020/wordml/sdtdatahash" xmlns:w16se="http://schemas.microsoft.com/office/word/2015/wordml/symex" xmlns:wpg="http://schemas.microsoft.com/office/word/2010/wordprocessingGroup" xmlns:wpi="http://schemas.microsoft.com/office/word/2010/wordprocessingInk" xmlns:wne="http://schemas.microsoft.com/office/word/2006/wordml" xmlns:wps="http://schemas.microsoft.com/office/word/2010/wordprocessingShape" mc:Ignorable="w14 w15 w16se w16cid w16 w16cex w16sdtdh wp14">
+<w:ftr xmlns:wpc="http://schemas.microsoft.com/office/word/2010/wordprocessingCanvas" xmlns:cx="http://schemas.microsoft.com/office/drawing/2014/chartex" xmlns:cx1="http://schemas.microsoft.com/office/drawing/2015/9/8/chartex" xmlns:cx2="http://schemas.microsoft.com/office/drawing/2015/10/21/chartex" xmlns:cx3="http://schemas.microsoft.com/office/drawing/2016/5/9/chartex" xmlns:cx4="http://schemas.microsoft.com/office/drawing/2016/5/10/chartex" xmlns:cx5="http://schemas.microsoft.com/office/drawing/2016/5/11/chartex" xmlns:cx6="http://schemas.microsoft.com/office/drawing/2016/5/12/chartex" xmlns:cx7="http://schemas.microsoft.com/office/drawing/2016/5/13/chartex" xmlns:cx8="http://schemas.microsoft.com/office/drawing/2016/5/14/chartex" xmlns:mc="http://schemas.openxmlformats.org/markup-compatibility/2006" xmlns:aink="http://schemas.microsoft.com/office/drawing/2016/ink" xmlns:am3d="http://schemas.microsoft.com/office/drawing/2017/model3d" xmlns:o="urn:schemas-microsoft-com:office:office" xmlns:oel="http://schemas.microsoft.com/office/2019/extlst" xmlns:r="http://schemas.openxmlformats.org/officeDocument/2006/relationships" xmlns:m="http://schemas.openxmlformats.org/officeDocument/2006/math" xmlns:v="urn:schemas-microsoft-com:vml" xmlns:wp14="http://schemas.microsoft.com/office/word/2010/wordprocessingDrawing" xmlns:wp="http://schemas.openxmlformats.org/drawingml/2006/wordprocessingDrawing" xmlns:w10="urn:schemas-microsoft-com:office:word" xmlns:w="http://schemas.openxmlformats.org/wordprocessingml/2006/main" xmlns:w14="http://schemas.microsoft.com/office/word/2010/wordml" xmlns:w15="http://schemas.microsoft.com/office/word/2012/wordml" xmlns:w16cex="http://schemas.microsoft.com/office/word/2018/wordml/cex" xmlns:w16cid="http://schemas.microsoft.com/office/word/2016/wordml/cid" xmlns:w16="http://schemas.microsoft.com/office/word/2018/wordml" xmlns:w16sdtdh="http://schemas.microsoft.com/office/word/2020/wordml/sdtdatahash" xmlns:w16se="http://schemas.microsoft.com/office/word/2015/wordml/symex" xmlns:wpg="http://schemas.microsoft.com/office/word/2010/wordprocessingGroup" xmlns:wpi="http://schemas.microsoft.com/office/word/2010/wordprocessingInk" xmlns:wne="http://schemas.microsoft.com/office/word/2006/wordml" xmlns:wps="http://schemas.microsoft.com/office/word/2010/wordprocessingShape" mc:Ignorable="w14 w15 w16se w16cid w16 w16cex w16sdtdh wp14">
   <w:p>
     <w:pPr>
       <w:pBdr>
         <w:top w:val="single" w:sz="4" w:space="1" w:color="auto"/>
       </w:pBdr>
-      <w:tabs>
-        <w:tab w:val="center" w:pos="5130"/>
-        <w:tab w:val="left" w:pos="8460"/>
-      </w:tabs>
-      <w:ind w:left="-90"/>
-      <w:rPr>
-        <w:rFonts w:ascii="Calibri" w:hAnsi="Calibri"/>
-        <w:sz w:val="18"/>
-        <w:szCs w:val="18"/>
-      </w:rPr>
-    </w:pPr>
-    <w:r>
-      <w:rPr>
-        <w:rFonts w:ascii="Calibri" w:hAnsi="Calibri"/>
-        <w:sz w:val="18"/>
-        <w:szCs w:val="18"/>
-      </w:rPr>
-      <w:t xml:space="preserve">Registration Number:   </w:t>
-    </w:r>
-    <w:r>
-      <w:rPr>
-        <w:rFonts w:ascii="Calibri" w:hAnsi="Calibri"/>
-        <w:sz w:val="18"/>
-        <w:szCs w:val="18"/>
-      </w:rPr>
-      <w:tab/>
-      <w:t xml:space="preserve">Registration Date/Time:  </w:t>
-    </w:r>
-    <w:proofErr w:type="gramStart"/>
-    <w:r>
-      <w:rPr>
-        <w:rFonts w:ascii="Calibri" w:hAnsi="Calibri"/>
-        <w:sz w:val="18"/>
-        <w:szCs w:val="18"/>
-      </w:rPr>
-      <w:tab/>
-      <w:t xml:space="preserve">  HERS</w:t>
-    </w:r>
-    <w:proofErr w:type="gramEnd"/>
-    <w:r>
-      <w:rPr>
-        <w:rFonts w:ascii="Calibri" w:hAnsi="Calibri"/>
-        <w:sz w:val="18"/>
-        <w:szCs w:val="18"/>
-      </w:rPr>
-      <w:t xml:space="preserve"> Provider:                       </w:t>
-    </w:r>
-  </w:p>
-  <w:p>
-    <w:pPr>
       <w:tabs>
         <w:tab w:val="center" w:pos="5760"/>
         <w:tab w:val="right" w:pos="10800"/>
@@ -9211,121 +6411,59 @@
     <w:r>
       <w:rPr>
         <w:rFonts w:ascii="Calibri" w:hAnsi="Calibri"/>
-        <w:sz w:val="18"/>
-        <w:szCs w:val="18"/>
       </w:rPr>
       <w:t>CA Building Energy Efficiency Standards - 20</w:t>
     </w:r>
-    <w:ins w:id="138" w:author="Alhabibi, Haider@Energy [2]" w:date="2021-08-24T17:56:00Z">
-      <w:r>
-        <w:rPr>
-          <w:rFonts w:ascii="Calibri" w:hAnsi="Calibri"/>
-          <w:sz w:val="18"/>
-          <w:szCs w:val="18"/>
-        </w:rPr>
-        <w:t>22</w:t>
-      </w:r>
-    </w:ins>
-    <w:del w:id="139" w:author="Alhabibi, Haider@Energy [2]" w:date="2021-08-24T17:57:00Z">
-      <w:r>
-        <w:rPr>
-          <w:rFonts w:ascii="Calibri" w:hAnsi="Calibri"/>
-          <w:sz w:val="18"/>
-          <w:szCs w:val="18"/>
-        </w:rPr>
-        <w:delText>1</w:delText>
-      </w:r>
-      <w:r>
-        <w:rPr>
-          <w:rFonts w:ascii="Calibri" w:hAnsi="Calibri"/>
-          <w:sz w:val="18"/>
-          <w:szCs w:val="18"/>
-        </w:rPr>
-        <w:delText>9</w:delText>
-      </w:r>
-    </w:del>
     <w:r>
       <w:rPr>
         <w:rFonts w:ascii="Calibri" w:hAnsi="Calibri"/>
-        <w:sz w:val="18"/>
-        <w:szCs w:val="18"/>
+      </w:rPr>
+      <w:t>22</w:t>
+    </w:r>
+    <w:r>
+      <w:rPr>
+        <w:rFonts w:ascii="Calibri" w:hAnsi="Calibri"/>
       </w:rPr>
       <w:t xml:space="preserve"> Residential Compliance</w:t>
     </w:r>
     <w:r>
       <w:rPr>
         <w:rFonts w:ascii="Calibri" w:hAnsi="Calibri"/>
-        <w:sz w:val="18"/>
-        <w:szCs w:val="18"/>
       </w:rPr>
       <w:tab/>
     </w:r>
     <w:r>
       <w:rPr>
         <w:rFonts w:ascii="Calibri" w:hAnsi="Calibri"/>
-        <w:sz w:val="18"/>
-        <w:szCs w:val="18"/>
       </w:rPr>
       <w:tab/>
-    </w:r>
-    <w:r>
-      <w:rPr>
-        <w:rFonts w:ascii="Calibri" w:hAnsi="Calibri"/>
-        <w:sz w:val="18"/>
-        <w:szCs w:val="18"/>
-      </w:rPr>
       <w:t xml:space="preserve">January </w:t>
     </w:r>
     <w:r>
       <w:rPr>
         <w:rFonts w:ascii="Calibri" w:hAnsi="Calibri"/>
-        <w:sz w:val="18"/>
-        <w:szCs w:val="18"/>
       </w:rPr>
       <w:t>20</w:t>
     </w:r>
-    <w:ins w:id="140" w:author="Alhabibi, Haider@Energy [2]" w:date="2021-08-24T17:56:00Z">
-      <w:r>
-        <w:rPr>
-          <w:rFonts w:ascii="Calibri" w:hAnsi="Calibri"/>
-          <w:sz w:val="18"/>
-          <w:szCs w:val="18"/>
-        </w:rPr>
-        <w:t>22</w:t>
-      </w:r>
-    </w:ins>
-    <w:del w:id="141" w:author="Alhabibi, Haider@Energy [2]" w:date="2021-08-24T17:56:00Z">
-      <w:r>
-        <w:rPr>
-          <w:rFonts w:ascii="Calibri" w:hAnsi="Calibri"/>
-          <w:sz w:val="18"/>
-          <w:szCs w:val="18"/>
-        </w:rPr>
-        <w:delText>20</w:delText>
-      </w:r>
-    </w:del>
-  </w:p>
-</w:ftr>
-</file>
-
-<file path=word/footer3.xml><?xml version="1.0" encoding="utf-8"?>
-<w:ftr xmlns:wpc="http://schemas.microsoft.com/office/word/2010/wordprocessingCanvas" xmlns:cx="http://schemas.microsoft.com/office/drawing/2014/chartex" xmlns:cx1="http://schemas.microsoft.com/office/drawing/2015/9/8/chartex" xmlns:cx2="http://schemas.microsoft.com/office/drawing/2015/10/21/chartex" xmlns:cx3="http://schemas.microsoft.com/office/drawing/2016/5/9/chartex" xmlns:cx4="http://schemas.microsoft.com/office/drawing/2016/5/10/chartex" xmlns:cx5="http://schemas.microsoft.com/office/drawing/2016/5/11/chartex" xmlns:cx6="http://schemas.microsoft.com/office/drawing/2016/5/12/chartex" xmlns:cx7="http://schemas.microsoft.com/office/drawing/2016/5/13/chartex" xmlns:cx8="http://schemas.microsoft.com/office/drawing/2016/5/14/chartex" xmlns:mc="http://schemas.openxmlformats.org/markup-compatibility/2006" xmlns:aink="http://schemas.microsoft.com/office/drawing/2016/ink" xmlns:am3d="http://schemas.microsoft.com/office/drawing/2017/model3d" xmlns:o="urn:schemas-microsoft-com:office:office" xmlns:r="http://schemas.openxmlformats.org/officeDocument/2006/relationships" xmlns:m="http://schemas.openxmlformats.org/officeDocument/2006/math" xmlns:v="urn:schemas-microsoft-com:vml" xmlns:wp14="http://schemas.microsoft.com/office/word/2010/wordprocessingDrawing" xmlns:wp="http://schemas.openxmlformats.org/drawingml/2006/wordprocessingDrawing" xmlns:w10="urn:schemas-microsoft-com:office:word" xmlns:w="http://schemas.openxmlformats.org/wordprocessingml/2006/main" xmlns:w14="http://schemas.microsoft.com/office/word/2010/wordml" xmlns:w15="http://schemas.microsoft.com/office/word/2012/wordml" xmlns:w16cex="http://schemas.microsoft.com/office/word/2018/wordml/cex" xmlns:w16cid="http://schemas.microsoft.com/office/word/2016/wordml/cid" xmlns:w16="http://schemas.microsoft.com/office/word/2018/wordml" xmlns:w16sdtdh="http://schemas.microsoft.com/office/word/2020/wordml/sdtdatahash" xmlns:w16se="http://schemas.microsoft.com/office/word/2015/wordml/symex" xmlns:wpg="http://schemas.microsoft.com/office/word/2010/wordprocessingGroup" xmlns:wpi="http://schemas.microsoft.com/office/word/2010/wordprocessingInk" xmlns:wne="http://schemas.microsoft.com/office/word/2006/wordml" xmlns:wps="http://schemas.microsoft.com/office/word/2010/wordprocessingShape" mc:Ignorable="w14 w15 w16se w16cid w16 w16cex w16sdtdh wp14">
-  <w:p>
-    <w:pPr>
-      <w:pStyle w:val="Footer"/>
-    </w:pPr>
+    <w:r>
+      <w:rPr>
+        <w:rFonts w:ascii="Calibri" w:hAnsi="Calibri"/>
+      </w:rPr>
+      <w:t>22</w:t>
+    </w:r>
   </w:p>
 </w:ftr>
 </file>
 
 <file path=word/footnotes.xml><?xml version="1.0" encoding="utf-8"?>
-<w:footnotes xmlns:wpc="http://schemas.microsoft.com/office/word/2010/wordprocessingCanvas" xmlns:cx="http://schemas.microsoft.com/office/drawing/2014/chartex" xmlns:cx1="http://schemas.microsoft.com/office/drawing/2015/9/8/chartex" xmlns:cx2="http://schemas.microsoft.com/office/drawing/2015/10/21/chartex" xmlns:cx3="http://schemas.microsoft.com/office/drawing/2016/5/9/chartex" xmlns:cx4="http://schemas.microsoft.com/office/drawing/2016/5/10/chartex" xmlns:cx5="http://schemas.microsoft.com/office/drawing/2016/5/11/chartex" xmlns:cx6="http://schemas.microsoft.com/office/drawing/2016/5/12/chartex" xmlns:cx7="http://schemas.microsoft.com/office/drawing/2016/5/13/chartex" xmlns:cx8="http://schemas.microsoft.com/office/drawing/2016/5/14/chartex" xmlns:mc="http://schemas.openxmlformats.org/markup-compatibility/2006" xmlns:aink="http://schemas.microsoft.com/office/drawing/2016/ink" xmlns:am3d="http://schemas.microsoft.com/office/drawing/2017/model3d" xmlns:o="urn:schemas-microsoft-com:office:office" xmlns:r="http://schemas.openxmlformats.org/officeDocument/2006/relationships" xmlns:m="http://schemas.openxmlformats.org/officeDocument/2006/math" xmlns:v="urn:schemas-microsoft-com:vml" xmlns:wp14="http://schemas.microsoft.com/office/word/2010/wordprocessingDrawing" xmlns:wp="http://schemas.openxmlformats.org/drawingml/2006/wordprocessingDrawing" xmlns:w10="urn:schemas-microsoft-com:office:word" xmlns:w="http://schemas.openxmlformats.org/wordprocessingml/2006/main" xmlns:w14="http://schemas.microsoft.com/office/word/2010/wordml" xmlns:w15="http://schemas.microsoft.com/office/word/2012/wordml" xmlns:w16cex="http://schemas.microsoft.com/office/word/2018/wordml/cex" xmlns:w16cid="http://schemas.microsoft.com/office/word/2016/wordml/cid" xmlns:w16="http://schemas.microsoft.com/office/word/2018/wordml" xmlns:w16sdtdh="http://schemas.microsoft.com/office/word/2020/wordml/sdtdatahash" xmlns:w16se="http://schemas.microsoft.com/office/word/2015/wordml/symex" xmlns:wpg="http://schemas.microsoft.com/office/word/2010/wordprocessingGroup" xmlns:wpi="http://schemas.microsoft.com/office/word/2010/wordprocessingInk" xmlns:wne="http://schemas.microsoft.com/office/word/2006/wordml" xmlns:wps="http://schemas.microsoft.com/office/word/2010/wordprocessingShape" mc:Ignorable="w14 w15 w16se w16cid w16 w16cex w16sdtdh wp14">
+<w:footnotes xmlns:wpc="http://schemas.microsoft.com/office/word/2010/wordprocessingCanvas" xmlns:cx="http://schemas.microsoft.com/office/drawing/2014/chartex" xmlns:cx1="http://schemas.microsoft.com/office/drawing/2015/9/8/chartex" xmlns:cx2="http://schemas.microsoft.com/office/drawing/2015/10/21/chartex" xmlns:cx3="http://schemas.microsoft.com/office/drawing/2016/5/9/chartex" xmlns:cx4="http://schemas.microsoft.com/office/drawing/2016/5/10/chartex" xmlns:cx5="http://schemas.microsoft.com/office/drawing/2016/5/11/chartex" xmlns:cx6="http://schemas.microsoft.com/office/drawing/2016/5/12/chartex" xmlns:cx7="http://schemas.microsoft.com/office/drawing/2016/5/13/chartex" xmlns:cx8="http://schemas.microsoft.com/office/drawing/2016/5/14/chartex" xmlns:mc="http://schemas.openxmlformats.org/markup-compatibility/2006" xmlns:aink="http://schemas.microsoft.com/office/drawing/2016/ink" xmlns:am3d="http://schemas.microsoft.com/office/drawing/2017/model3d" xmlns:o="urn:schemas-microsoft-com:office:office" xmlns:oel="http://schemas.microsoft.com/office/2019/extlst" xmlns:r="http://schemas.openxmlformats.org/officeDocument/2006/relationships" xmlns:m="http://schemas.openxmlformats.org/officeDocument/2006/math" xmlns:v="urn:schemas-microsoft-com:vml" xmlns:wp14="http://schemas.microsoft.com/office/word/2010/wordprocessingDrawing" xmlns:wp="http://schemas.openxmlformats.org/drawingml/2006/wordprocessingDrawing" xmlns:w10="urn:schemas-microsoft-com:office:word" xmlns:w="http://schemas.openxmlformats.org/wordprocessingml/2006/main" xmlns:w14="http://schemas.microsoft.com/office/word/2010/wordml" xmlns:w15="http://schemas.microsoft.com/office/word/2012/wordml" xmlns:w16cex="http://schemas.microsoft.com/office/word/2018/wordml/cex" xmlns:w16cid="http://schemas.microsoft.com/office/word/2016/wordml/cid" xmlns:w16="http://schemas.microsoft.com/office/word/2018/wordml" xmlns:w16sdtdh="http://schemas.microsoft.com/office/word/2020/wordml/sdtdatahash" xmlns:w16se="http://schemas.microsoft.com/office/word/2015/wordml/symex" xmlns:wpg="http://schemas.microsoft.com/office/word/2010/wordprocessingGroup" xmlns:wpi="http://schemas.microsoft.com/office/word/2010/wordprocessingInk" xmlns:wne="http://schemas.microsoft.com/office/word/2006/wordml" xmlns:wps="http://schemas.microsoft.com/office/word/2010/wordprocessingShape" mc:Ignorable="w14 w15 w16se w16cid w16 w16cex w16sdtdh wp14">
   <w:footnote w:type="separator" w:id="-1">
     <w:p>
       <w:r>
         <w:separator/>
       </w:r>
     </w:p>
+    <w:p/>
   </w:footnote>
   <w:footnote w:type="continuationSeparator" w:id="0">
     <w:p>
@@ -9333,118 +6471,54 @@
         <w:continuationSeparator/>
       </w:r>
     </w:p>
+    <w:p/>
   </w:footnote>
   <w:footnote w:type="continuationNotice" w:id="1">
+    <w:p/>
     <w:p/>
   </w:footnote>
 </w:footnotes>
 </file>
 
 <file path=word/header1.xml><?xml version="1.0" encoding="utf-8"?>
-<w:hdr xmlns:wpc="http://schemas.microsoft.com/office/word/2010/wordprocessingCanvas" xmlns:cx="http://schemas.microsoft.com/office/drawing/2014/chartex" xmlns:cx1="http://schemas.microsoft.com/office/drawing/2015/9/8/chartex" xmlns:cx2="http://schemas.microsoft.com/office/drawing/2015/10/21/chartex" xmlns:cx3="http://schemas.microsoft.com/office/drawing/2016/5/9/chartex" xmlns:cx4="http://schemas.microsoft.com/office/drawing/2016/5/10/chartex" xmlns:cx5="http://schemas.microsoft.com/office/drawing/2016/5/11/chartex" xmlns:cx6="http://schemas.microsoft.com/office/drawing/2016/5/12/chartex" xmlns:cx7="http://schemas.microsoft.com/office/drawing/2016/5/13/chartex" xmlns:cx8="http://schemas.microsoft.com/office/drawing/2016/5/14/chartex" xmlns:mc="http://schemas.openxmlformats.org/markup-compatibility/2006" xmlns:aink="http://schemas.microsoft.com/office/drawing/2016/ink" xmlns:am3d="http://schemas.microsoft.com/office/drawing/2017/model3d" xmlns:o="urn:schemas-microsoft-com:office:office" xmlns:r="http://schemas.openxmlformats.org/officeDocument/2006/relationships" xmlns:m="http://schemas.openxmlformats.org/officeDocument/2006/math" xmlns:v="urn:schemas-microsoft-com:vml" xmlns:wp14="http://schemas.microsoft.com/office/word/2010/wordprocessingDrawing" xmlns:wp="http://schemas.openxmlformats.org/drawingml/2006/wordprocessingDrawing" xmlns:w10="urn:schemas-microsoft-com:office:word" xmlns:w="http://schemas.openxmlformats.org/wordprocessingml/2006/main" xmlns:w14="http://schemas.microsoft.com/office/word/2010/wordml" xmlns:w15="http://schemas.microsoft.com/office/word/2012/wordml" xmlns:w16cex="http://schemas.microsoft.com/office/word/2018/wordml/cex" xmlns:w16cid="http://schemas.microsoft.com/office/word/2016/wordml/cid" xmlns:w16="http://schemas.microsoft.com/office/word/2018/wordml" xmlns:w16sdtdh="http://schemas.microsoft.com/office/word/2020/wordml/sdtdatahash" xmlns:w16se="http://schemas.microsoft.com/office/word/2015/wordml/symex" xmlns:wpg="http://schemas.microsoft.com/office/word/2010/wordprocessingGroup" xmlns:wpi="http://schemas.microsoft.com/office/word/2010/wordprocessingInk" xmlns:wne="http://schemas.microsoft.com/office/word/2006/wordml" xmlns:wps="http://schemas.microsoft.com/office/word/2010/wordprocessingShape" mc:Ignorable="w14 w15 w16se w16cid w16 w16cex w16sdtdh wp14">
+<w:hdr xmlns:wpc="http://schemas.microsoft.com/office/word/2010/wordprocessingCanvas" xmlns:cx="http://schemas.microsoft.com/office/drawing/2014/chartex" xmlns:cx1="http://schemas.microsoft.com/office/drawing/2015/9/8/chartex" xmlns:cx2="http://schemas.microsoft.com/office/drawing/2015/10/21/chartex" xmlns:cx3="http://schemas.microsoft.com/office/drawing/2016/5/9/chartex" xmlns:cx4="http://schemas.microsoft.com/office/drawing/2016/5/10/chartex" xmlns:cx5="http://schemas.microsoft.com/office/drawing/2016/5/11/chartex" xmlns:cx6="http://schemas.microsoft.com/office/drawing/2016/5/12/chartex" xmlns:cx7="http://schemas.microsoft.com/office/drawing/2016/5/13/chartex" xmlns:cx8="http://schemas.microsoft.com/office/drawing/2016/5/14/chartex" xmlns:mc="http://schemas.openxmlformats.org/markup-compatibility/2006" xmlns:aink="http://schemas.microsoft.com/office/drawing/2016/ink" xmlns:am3d="http://schemas.microsoft.com/office/drawing/2017/model3d" xmlns:o="urn:schemas-microsoft-com:office:office" xmlns:oel="http://schemas.microsoft.com/office/2019/extlst" xmlns:r="http://schemas.openxmlformats.org/officeDocument/2006/relationships" xmlns:m="http://schemas.openxmlformats.org/officeDocument/2006/math" xmlns:v="urn:schemas-microsoft-com:vml" xmlns:wp14="http://schemas.microsoft.com/office/word/2010/wordprocessingDrawing" xmlns:wp="http://schemas.openxmlformats.org/drawingml/2006/wordprocessingDrawing" xmlns:w10="urn:schemas-microsoft-com:office:word" xmlns:w="http://schemas.openxmlformats.org/wordprocessingml/2006/main" xmlns:w14="http://schemas.microsoft.com/office/word/2010/wordml" xmlns:w15="http://schemas.microsoft.com/office/word/2012/wordml" xmlns:w16cex="http://schemas.microsoft.com/office/word/2018/wordml/cex" xmlns:w16cid="http://schemas.microsoft.com/office/word/2016/wordml/cid" xmlns:w16="http://schemas.microsoft.com/office/word/2018/wordml" xmlns:w16sdtdh="http://schemas.microsoft.com/office/word/2020/wordml/sdtdatahash" xmlns:w16se="http://schemas.microsoft.com/office/word/2015/wordml/symex" xmlns:wpg="http://schemas.microsoft.com/office/word/2010/wordprocessingGroup" xmlns:wpi="http://schemas.microsoft.com/office/word/2010/wordprocessingInk" xmlns:wne="http://schemas.microsoft.com/office/word/2006/wordml" xmlns:wps="http://schemas.microsoft.com/office/word/2010/wordprocessingShape" mc:Ignorable="w14 w15 w16se w16cid w16 w16cex w16sdtdh wp14">
   <w:p>
     <w:pPr>
       <w:pStyle w:val="Header"/>
+      <w:ind w:left="360"/>
+      <w:jc w:val="center"/>
+      <w:rPr>
+        <w:rFonts w:asciiTheme="minorHAnsi" w:hAnsiTheme="minorHAnsi" w:cstheme="minorHAnsi"/>
+        <w:sz w:val="28"/>
+        <w:szCs w:val="28"/>
+      </w:rPr>
     </w:pPr>
-  </w:p>
-</w:hdr>
-</file>
-
-<file path=word/header2.xml><?xml version="1.0" encoding="utf-8"?>
-<w:hdr xmlns:wpc="http://schemas.microsoft.com/office/word/2010/wordprocessingCanvas" xmlns:cx="http://schemas.microsoft.com/office/drawing/2014/chartex" xmlns:cx1="http://schemas.microsoft.com/office/drawing/2015/9/8/chartex" xmlns:cx2="http://schemas.microsoft.com/office/drawing/2015/10/21/chartex" xmlns:cx3="http://schemas.microsoft.com/office/drawing/2016/5/9/chartex" xmlns:cx4="http://schemas.microsoft.com/office/drawing/2016/5/10/chartex" xmlns:cx5="http://schemas.microsoft.com/office/drawing/2016/5/11/chartex" xmlns:cx6="http://schemas.microsoft.com/office/drawing/2016/5/12/chartex" xmlns:cx7="http://schemas.microsoft.com/office/drawing/2016/5/13/chartex" xmlns:cx8="http://schemas.microsoft.com/office/drawing/2016/5/14/chartex" xmlns:mc="http://schemas.openxmlformats.org/markup-compatibility/2006" xmlns:aink="http://schemas.microsoft.com/office/drawing/2016/ink" xmlns:am3d="http://schemas.microsoft.com/office/drawing/2017/model3d" xmlns:o="urn:schemas-microsoft-com:office:office" xmlns:r="http://schemas.openxmlformats.org/officeDocument/2006/relationships" xmlns:m="http://schemas.openxmlformats.org/officeDocument/2006/math" xmlns:v="urn:schemas-microsoft-com:vml" xmlns:wp14="http://schemas.microsoft.com/office/word/2010/wordprocessingDrawing" xmlns:wp="http://schemas.openxmlformats.org/drawingml/2006/wordprocessingDrawing" xmlns:w10="urn:schemas-microsoft-com:office:word" xmlns:w="http://schemas.openxmlformats.org/wordprocessingml/2006/main" xmlns:w14="http://schemas.microsoft.com/office/word/2010/wordml" xmlns:w15="http://schemas.microsoft.com/office/word/2012/wordml" xmlns:w16cex="http://schemas.microsoft.com/office/word/2018/wordml/cex" xmlns:w16cid="http://schemas.microsoft.com/office/word/2016/wordml/cid" xmlns:w16="http://schemas.microsoft.com/office/word/2018/wordml" xmlns:w16sdtdh="http://schemas.microsoft.com/office/word/2020/wordml/sdtdatahash" xmlns:w16se="http://schemas.microsoft.com/office/word/2015/wordml/symex" xmlns:wpg="http://schemas.microsoft.com/office/word/2010/wordprocessingGroup" xmlns:wpi="http://schemas.microsoft.com/office/word/2010/wordprocessingInk" xmlns:wne="http://schemas.microsoft.com/office/word/2006/wordml" xmlns:wps="http://schemas.microsoft.com/office/word/2010/wordprocessingShape" mc:Ignorable="w14 w15 w16se w16cid w16 w16cex w16sdtdh wp14">
-  <w:p>
-    <w:pPr>
-      <w:suppressAutoHyphens/>
-      <w:ind w:left="-90"/>
-      <w:rPr>
-        <w:rFonts w:ascii="Arial" w:hAnsi="Arial" w:cs="Arial"/>
-        <w:sz w:val="14"/>
-        <w:szCs w:val="14"/>
-      </w:rPr>
-    </w:pPr>
-    <w:customXmlInsRangeStart w:id="129" w:author="Geiser, Che@Energy" w:date="2022-04-08T12:24:00Z"/>
-    <w:sdt>
-      <w:sdtPr>
-        <w:rPr>
-          <w:rFonts w:ascii="Arial" w:hAnsi="Arial" w:cs="Arial"/>
-          <w:sz w:val="14"/>
-          <w:szCs w:val="14"/>
-        </w:rPr>
-        <w:id w:val="1192877018"/>
-        <w:docPartObj>
-          <w:docPartGallery w:val="Watermarks"/>
-          <w:docPartUnique/>
-        </w:docPartObj>
-      </w:sdtPr>
-      <w:sdtContent>
-        <w:customXmlInsRangeEnd w:id="129"/>
-        <w:ins w:id="130" w:author="Geiser, Che@Energy" w:date="2022-04-08T12:24:00Z">
-          <w:r>
-            <w:rPr>
-              <w:rFonts w:ascii="Arial" w:hAnsi="Arial" w:cs="Arial"/>
-              <w:noProof/>
-              <w:sz w:val="14"/>
-              <w:szCs w:val="14"/>
-            </w:rPr>
-            <w:pict w14:anchorId="12A3D7E0">
-              <v:shapetype id="_x0000_t136" coordsize="21600,21600" o:spt="136" adj="10800" path="m@7,l@8,m@5,21600l@6,21600e">
-                <v:formulas>
-                  <v:f eqn="sum #0 0 10800"/>
-                  <v:f eqn="prod #0 2 1"/>
-                  <v:f eqn="sum 21600 0 @1"/>
-                  <v:f eqn="sum 0 0 @2"/>
-                  <v:f eqn="sum 21600 0 @3"/>
-                  <v:f eqn="if @0 @3 0"/>
-                  <v:f eqn="if @0 21600 @1"/>
-                  <v:f eqn="if @0 0 @2"/>
-                  <v:f eqn="if @0 @4 21600"/>
-                  <v:f eqn="mid @5 @6"/>
-                  <v:f eqn="mid @8 @5"/>
-                  <v:f eqn="mid @7 @8"/>
-                  <v:f eqn="mid @6 @7"/>
-                  <v:f eqn="sum @6 0 @5"/>
-                </v:formulas>
-                <v:path textpathok="t" o:connecttype="custom" o:connectlocs="@9,0;@10,10800;@11,21600;@12,10800" o:connectangles="270,180,90,0"/>
-                <v:textpath on="t" fitshape="t"/>
-                <v:handles>
-                  <v:h position="#0,bottomRight" xrange="6629,14971"/>
-                </v:handles>
-                <o:lock v:ext="edit" text="t" shapetype="t"/>
-              </v:shapetype>
-              <v:shape id="PowerPlusWaterMarkObject357831064" o:spid="_x0000_s4097" type="#_x0000_t136" style="position:absolute;left:0;text-align:left;margin-left:0;margin-top:0;width:412.4pt;height:247.45pt;rotation:315;z-index:-251656189;mso-position-horizontal:center;mso-position-horizontal-relative:margin;mso-position-vertical:center;mso-position-vertical-relative:margin" o:allowincell="f" fillcolor="silver" stroked="f">
-                <v:fill opacity=".5"/>
-                <v:textpath style="font-family:&quot;Calibri&quot;;font-size:1pt" string="DRAFT"/>
-                <w10:wrap anchorx="margin" anchory="margin"/>
-              </v:shape>
-            </w:pict>
-          </w:r>
-        </w:ins>
-        <w:customXmlInsRangeStart w:id="131" w:author="Geiser, Che@Energy" w:date="2022-04-08T12:24:00Z"/>
-      </w:sdtContent>
-    </w:sdt>
-    <w:customXmlInsRangeEnd w:id="131"/>
     <w:r>
       <w:rPr>
-        <w:rFonts w:ascii="Arial" w:hAnsi="Arial" w:cs="Arial"/>
+        <w:rFonts w:asciiTheme="minorHAnsi" w:hAnsiTheme="minorHAnsi" w:cstheme="minorHAnsi"/>
         <w:noProof/>
-        <w:color w:val="2B579A"/>
-        <w:sz w:val="14"/>
-        <w:szCs w:val="14"/>
-        <w:shd w:val="clear" w:color="auto" w:fill="E6E6E6"/>
+        <w:sz w:val="28"/>
+        <w:szCs w:val="28"/>
       </w:rPr>
       <w:drawing>
-        <wp:anchor distT="0" distB="0" distL="114300" distR="114300" simplePos="0" relativeHeight="251658242" behindDoc="1" locked="0" layoutInCell="0" allowOverlap="1" wp14:anchorId="4196EBD4" wp14:editId="1D32D5DE">
+        <wp:anchor distT="0" distB="0" distL="114300" distR="114300" simplePos="0" relativeHeight="251658242" behindDoc="0" locked="0" layoutInCell="1" allowOverlap="1" wp14:anchorId="667AEC46" wp14:editId="14C7343D">
           <wp:simplePos x="0" y="0"/>
-          <wp:positionH relativeFrom="margin">
-            <wp:align>center</wp:align>
+          <wp:positionH relativeFrom="column">
+            <wp:posOffset>0</wp:posOffset>
           </wp:positionH>
-          <wp:positionV relativeFrom="margin">
-            <wp:align>center</wp:align>
+          <wp:positionV relativeFrom="paragraph">
+            <wp:posOffset>47625</wp:posOffset>
           </wp:positionV>
-          <wp:extent cx="9144000" cy="6858000"/>
+          <wp:extent cx="2532380" cy="566420"/>
           <wp:effectExtent l="0" t="0" r="0" b="0"/>
           <wp:wrapNone/>
-          <wp:docPr id="9" name="Picture 9" descr="For information and data collection only"/>
+          <wp:docPr id="1" name="Picture 1">
+            <a:extLst xmlns:a="http://schemas.openxmlformats.org/drawingml/2006/main">
+              <a:ext uri="{C183D7F6-B498-43B3-948B-1728B52AA6E4}">
+                <adec:decorative xmlns:adec="http://schemas.microsoft.com/office/drawing/2017/decorative" val="1"/>
+              </a:ext>
+            </a:extLst>
+          </wp:docPr>
           <wp:cNvGraphicFramePr>
             <a:graphicFrameLocks xmlns:a="http://schemas.openxmlformats.org/drawingml/2006/main" noChangeAspect="1"/>
           </wp:cNvGraphicFramePr>
@@ -9452,34 +6526,35 @@
             <a:graphicData uri="http://schemas.openxmlformats.org/drawingml/2006/picture">
               <pic:pic xmlns:pic="http://schemas.openxmlformats.org/drawingml/2006/picture">
                 <pic:nvPicPr>
-                  <pic:cNvPr id="0" name="Picture 9" descr="For information and data collection only"/>
-                  <pic:cNvPicPr>
-                    <a:picLocks noChangeAspect="1" noChangeArrowheads="1"/>
-                  </pic:cNvPicPr>
+                  <pic:cNvPr id="10" name="Picture 10">
+                    <a:extLst>
+                      <a:ext uri="{C183D7F6-B498-43B3-948B-1728B52AA6E4}">
+                        <adec:decorative xmlns:adec="http://schemas.microsoft.com/office/drawing/2017/decorative" val="1"/>
+                      </a:ext>
+                    </a:extLst>
+                  </pic:cNvPr>
+                  <pic:cNvPicPr/>
                 </pic:nvPicPr>
                 <pic:blipFill>
                   <a:blip r:embed="rId1">
-                    <a:lum bright="70000" contrast="-70000"/>
                     <a:extLst>
                       <a:ext uri="{28A0092B-C50C-407E-A947-70E740481C1C}">
                         <a14:useLocalDpi xmlns:a14="http://schemas.microsoft.com/office/drawing/2010/main" val="0"/>
                       </a:ext>
                     </a:extLst>
                   </a:blip>
-                  <a:srcRect/>
                   <a:stretch>
                     <a:fillRect/>
                   </a:stretch>
                 </pic:blipFill>
-                <pic:spPr bwMode="auto">
+                <pic:spPr>
                   <a:xfrm>
                     <a:off x="0" y="0"/>
-                    <a:ext cx="9144000" cy="6858000"/>
+                    <a:ext cx="2532380" cy="566420"/>
                   </a:xfrm>
                   <a:prstGeom prst="rect">
                     <a:avLst/>
                   </a:prstGeom>
-                  <a:noFill/>
                 </pic:spPr>
               </pic:pic>
             </a:graphicData>
@@ -9495,437 +6570,84 @@
     </w:r>
     <w:r>
       <w:rPr>
-        <w:rFonts w:ascii="Arial" w:hAnsi="Arial" w:cs="Arial"/>
-        <w:sz w:val="14"/>
-        <w:szCs w:val="14"/>
-      </w:rPr>
-      <w:t>STATE OF CALIFORNIA</w:t>
+        <w:rFonts w:asciiTheme="minorHAnsi" w:hAnsiTheme="minorHAnsi" w:cstheme="minorHAnsi"/>
+        <w:b/>
+        <w:noProof/>
+        <w:sz w:val="28"/>
+        <w:szCs w:val="28"/>
+      </w:rPr>
+      <w:t>ELECTRIC READY REQUIREMENTS</w:t>
     </w:r>
   </w:p>
   <w:p>
     <w:pPr>
-      <w:suppressAutoHyphens/>
-      <w:ind w:left="-90"/>
-      <w:rPr>
-        <w:rFonts w:ascii="Arial" w:hAnsi="Arial" w:cs="Arial"/>
-        <w:b/>
-        <w:sz w:val="24"/>
-        <w:szCs w:val="24"/>
+      <w:pStyle w:val="Header"/>
+      <w:ind w:left="360"/>
+      <w:rPr>
+        <w:rFonts w:asciiTheme="minorHAnsi" w:hAnsiTheme="minorHAnsi" w:cstheme="minorHAnsi"/>
+        <w:sz w:val="28"/>
+        <w:szCs w:val="28"/>
       </w:rPr>
     </w:pPr>
     <w:r>
       <w:rPr>
-        <w:rFonts w:ascii="Arial" w:hAnsi="Arial" w:cs="Arial"/>
-        <w:noProof/>
-        <w:color w:val="2B579A"/>
-        <w:sz w:val="14"/>
-        <w:szCs w:val="14"/>
-        <w:shd w:val="clear" w:color="auto" w:fill="E6E6E6"/>
-      </w:rPr>
-      <w:drawing>
-        <wp:anchor distT="0" distB="0" distL="114300" distR="114300" simplePos="0" relativeHeight="251658243" behindDoc="0" locked="0" layoutInCell="1" allowOverlap="1" wp14:anchorId="4196EBD5" wp14:editId="241AA008">
-          <wp:simplePos x="0" y="0"/>
-          <wp:positionH relativeFrom="margin">
-            <wp:align>right</wp:align>
-          </wp:positionH>
-          <wp:positionV relativeFrom="margin">
-            <wp:posOffset>-975360</wp:posOffset>
-          </wp:positionV>
-          <wp:extent cx="290830" cy="255270"/>
-          <wp:effectExtent l="0" t="0" r="0" b="0"/>
-          <wp:wrapSquare wrapText="bothSides"/>
-          <wp:docPr id="3" name="Picture 12"/>
-          <wp:cNvGraphicFramePr>
-            <a:graphicFrameLocks xmlns:a="http://schemas.openxmlformats.org/drawingml/2006/main" noChangeAspect="1"/>
-          </wp:cNvGraphicFramePr>
-          <a:graphic xmlns:a="http://schemas.openxmlformats.org/drawingml/2006/main">
-            <a:graphicData uri="http://schemas.openxmlformats.org/drawingml/2006/picture">
-              <pic:pic xmlns:pic="http://schemas.openxmlformats.org/drawingml/2006/picture">
-                <pic:nvPicPr>
-                  <pic:cNvPr id="0" name="Picture 12" descr="CEC_Seal-75x72"/>
-                  <pic:cNvPicPr>
-                    <a:picLocks noChangeAspect="1" noChangeArrowheads="1"/>
-                  </pic:cNvPicPr>
-                </pic:nvPicPr>
-                <pic:blipFill>
-                  <a:blip r:embed="rId2">
-                    <a:extLst>
-                      <a:ext uri="{28A0092B-C50C-407E-A947-70E740481C1C}">
-                        <a14:useLocalDpi xmlns:a14="http://schemas.microsoft.com/office/drawing/2010/main" val="0"/>
-                      </a:ext>
-                    </a:extLst>
-                  </a:blip>
-                  <a:stretch>
-                    <a:fillRect/>
-                  </a:stretch>
-                </pic:blipFill>
-                <pic:spPr bwMode="auto">
-                  <a:xfrm>
-                    <a:off x="0" y="0"/>
-                    <a:ext cx="290830" cy="255270"/>
-                  </a:xfrm>
-                  <a:prstGeom prst="rect">
-                    <a:avLst/>
-                  </a:prstGeom>
-                  <a:noFill/>
-                </pic:spPr>
-              </pic:pic>
-            </a:graphicData>
-          </a:graphic>
-          <wp14:sizeRelV relativeFrom="margin">
-            <wp14:pctHeight>0</wp14:pctHeight>
-          </wp14:sizeRelV>
-        </wp:anchor>
-      </w:drawing>
+        <w:rFonts w:asciiTheme="minorHAnsi" w:hAnsiTheme="minorHAnsi" w:cstheme="minorHAnsi"/>
+        <w:sz w:val="28"/>
+        <w:szCs w:val="28"/>
+      </w:rPr>
+      <w:ptab w:relativeTo="margin" w:alignment="center" w:leader="none"/>
     </w:r>
-    <w:ins w:id="132" w:author="Markstrum, Alexis@Energy" w:date="2021-10-27T16:13:00Z">
-      <w:r>
-        <w:rPr>
-          <w:rFonts w:ascii="Arial" w:hAnsi="Arial" w:cs="Arial"/>
-          <w:b/>
-          <w:sz w:val="24"/>
-          <w:szCs w:val="24"/>
-        </w:rPr>
-        <w:t>ELECTRIC READY REQUIREMENTS</w:t>
-      </w:r>
-    </w:ins>
+    <w:r>
+      <w:rPr>
+        <w:rFonts w:asciiTheme="minorHAnsi" w:hAnsiTheme="minorHAnsi" w:cstheme="minorHAnsi"/>
+        <w:sz w:val="28"/>
+        <w:szCs w:val="28"/>
+      </w:rPr>
+      <w:ptab w:relativeTo="margin" w:alignment="right" w:leader="none"/>
+    </w:r>
+    <w:r>
+      <w:rPr>
+        <w:rFonts w:asciiTheme="minorHAnsi" w:hAnsiTheme="minorHAnsi" w:cstheme="minorHAnsi"/>
+        <w:sz w:val="28"/>
+        <w:szCs w:val="28"/>
+      </w:rPr>
+      <w:t>CEC-CF2R-ELC-01-E</w:t>
+    </w:r>
   </w:p>
   <w:p>
     <w:pPr>
-      <w:suppressAutoHyphens/>
-      <w:ind w:left="-90"/>
-      <w:rPr>
-        <w:rFonts w:ascii="Arial" w:hAnsi="Arial" w:cs="Arial"/>
-        <w:sz w:val="14"/>
-        <w:szCs w:val="14"/>
+      <w:ind w:left="360"/>
+      <w:rPr>
+        <w:rFonts w:asciiTheme="minorHAnsi" w:hAnsiTheme="minorHAnsi" w:cstheme="minorHAnsi"/>
+        <w:b/>
+        <w:bCs/>
+        <w:i/>
+        <w:iCs/>
+        <w:sz w:val="28"/>
+        <w:szCs w:val="28"/>
       </w:rPr>
     </w:pPr>
     <w:r>
       <w:rPr>
-        <w:rFonts w:ascii="Arial" w:hAnsi="Arial" w:cs="Arial"/>
-        <w:sz w:val="14"/>
-        <w:szCs w:val="14"/>
-      </w:rPr>
-      <w:t>CEC-CF2R-</w:t>
-    </w:r>
-    <w:ins w:id="133" w:author="Markstrum, Alexis@Energy" w:date="2021-10-27T16:14:00Z">
-      <w:r>
-        <w:rPr>
-          <w:rFonts w:ascii="Arial" w:hAnsi="Arial" w:cs="Arial"/>
-          <w:sz w:val="14"/>
-          <w:szCs w:val="14"/>
-        </w:rPr>
-        <w:t>ELC</w:t>
-      </w:r>
-    </w:ins>
-    <w:r>
-      <w:rPr>
-        <w:rFonts w:ascii="Arial" w:hAnsi="Arial" w:cs="Arial"/>
-        <w:sz w:val="14"/>
-        <w:szCs w:val="14"/>
-      </w:rPr>
-      <w:t>-01-E</w:t>
+        <w:rFonts w:asciiTheme="minorHAnsi" w:hAnsiTheme="minorHAnsi" w:cstheme="minorHAnsi"/>
+        <w:sz w:val="28"/>
+        <w:szCs w:val="28"/>
+      </w:rPr>
+      <w:ptab w:relativeTo="margin" w:alignment="center" w:leader="none"/>
     </w:r>
     <w:r>
       <w:rPr>
-        <w:rFonts w:ascii="Arial" w:hAnsi="Arial" w:cs="Arial"/>
-        <w:sz w:val="14"/>
-        <w:szCs w:val="14"/>
-      </w:rPr>
-      <w:t xml:space="preserve"> (Revised</w:t>
-    </w:r>
-    <w:r>
-      <w:rPr>
-        <w:rFonts w:ascii="Arial" w:hAnsi="Arial" w:cs="Arial"/>
-        <w:sz w:val="14"/>
-        <w:szCs w:val="14"/>
-      </w:rPr>
-      <w:t xml:space="preserve"> 01/</w:t>
-    </w:r>
-    <w:ins w:id="134" w:author="Alhabibi, Haider@Energy [2]" w:date="2021-08-24T17:56:00Z">
-      <w:r>
-        <w:rPr>
-          <w:rFonts w:ascii="Arial" w:hAnsi="Arial" w:cs="Arial"/>
-          <w:sz w:val="14"/>
-          <w:szCs w:val="14"/>
-        </w:rPr>
-        <w:t>22</w:t>
-      </w:r>
-    </w:ins>
-    <w:del w:id="135" w:author="Alhabibi, Haider@Energy [2]" w:date="2021-08-24T17:56:00Z">
-      <w:r>
-        <w:rPr>
-          <w:rFonts w:ascii="Arial" w:hAnsi="Arial" w:cs="Arial"/>
-          <w:sz w:val="14"/>
-          <w:szCs w:val="14"/>
-        </w:rPr>
-        <w:delText>20</w:delText>
-      </w:r>
-    </w:del>
-    <w:r>
-      <w:rPr>
-        <w:rFonts w:ascii="Arial" w:hAnsi="Arial" w:cs="Arial"/>
-        <w:sz w:val="14"/>
-        <w:szCs w:val="14"/>
-      </w:rPr>
-      <w:t xml:space="preserve">)                                                                                                                               </w:t>
-    </w:r>
-    <w:r>
-      <w:rPr>
-        <w:rFonts w:ascii="Arial" w:hAnsi="Arial" w:cs="Arial"/>
-        <w:sz w:val="14"/>
-        <w:szCs w:val="14"/>
-      </w:rPr>
-      <w:t xml:space="preserve">        </w:t>
-    </w:r>
-    <w:r>
-      <w:rPr>
-        <w:rFonts w:ascii="Arial" w:hAnsi="Arial" w:cs="Arial"/>
-        <w:sz w:val="14"/>
-        <w:szCs w:val="14"/>
-      </w:rPr>
-      <w:t>CALIFORNIA ENERGY COMMISSION</w:t>
+        <w:rFonts w:asciiTheme="minorHAnsi" w:hAnsiTheme="minorHAnsi" w:cstheme="minorHAnsi"/>
+        <w:b/>
+        <w:bCs/>
+        <w:i/>
+        <w:iCs/>
+        <w:sz w:val="28"/>
+        <w:szCs w:val="28"/>
+      </w:rPr>
+      <w:t>SAMPLE FORM – NOT VALID FOR SUBMISSION TO BUILDING DEPARTMENTS</w:t>
     </w:r>
   </w:p>
-  <w:tbl>
-    <w:tblPr>
-      <w:tblW w:w="5004" w:type="pct"/>
-      <w:tblBorders>
-        <w:top w:val="single" w:sz="4" w:space="0" w:color="auto"/>
-        <w:left w:val="single" w:sz="4" w:space="0" w:color="auto"/>
-        <w:bottom w:val="single" w:sz="4" w:space="0" w:color="auto"/>
-        <w:right w:val="single" w:sz="4" w:space="0" w:color="auto"/>
-        <w:insideH w:val="single" w:sz="4" w:space="0" w:color="auto"/>
-        <w:insideV w:val="single" w:sz="4" w:space="0" w:color="auto"/>
-      </w:tblBorders>
-      <w:tblCellMar>
-        <w:left w:w="115" w:type="dxa"/>
-        <w:right w:w="115" w:type="dxa"/>
-      </w:tblCellMar>
-      <w:tblLook w:val="0000" w:firstRow="0" w:lastRow="0" w:firstColumn="0" w:lastColumn="0" w:noHBand="0" w:noVBand="0"/>
-    </w:tblPr>
-    <w:tblGrid>
-      <w:gridCol w:w="7244"/>
-      <w:gridCol w:w="1130"/>
-      <w:gridCol w:w="2425"/>
-    </w:tblGrid>
-    <w:tr>
-      <w:trPr>
-        <w:cantSplit/>
-        <w:trHeight w:val="288"/>
-      </w:trPr>
-      <w:tc>
-        <w:tcPr>
-          <w:tcW w:w="3877" w:type="pct"/>
-          <w:gridSpan w:val="2"/>
-          <w:tcBorders>
-            <w:right w:val="nil"/>
-          </w:tcBorders>
-          <w:vAlign w:val="center"/>
-        </w:tcPr>
-        <w:p>
-          <w:pPr>
-            <w:pStyle w:val="Style77"/>
-            <w:rPr>
-              <w:b/>
-            </w:rPr>
-          </w:pPr>
-          <w:r>
-            <w:t>CERTIFICATE OF INSTALLATION</w:t>
-          </w:r>
-        </w:p>
-      </w:tc>
-      <w:tc>
-        <w:tcPr>
-          <w:tcW w:w="1123" w:type="pct"/>
-          <w:tcBorders>
-            <w:left w:val="nil"/>
-          </w:tcBorders>
-          <w:tcMar>
-            <w:left w:w="115" w:type="dxa"/>
-            <w:right w:w="115" w:type="dxa"/>
-          </w:tcMar>
-          <w:vAlign w:val="center"/>
-        </w:tcPr>
-        <w:p>
-          <w:pPr>
-            <w:pStyle w:val="Style78"/>
-            <w:rPr>
-              <w:b/>
-            </w:rPr>
-          </w:pPr>
-          <w:r>
-            <w:t>CF</w:t>
-          </w:r>
-          <w:r>
-            <w:t>2</w:t>
-          </w:r>
-          <w:r>
-            <w:t>R-</w:t>
-          </w:r>
-          <w:ins w:id="136" w:author="Markstrum, Alexis@Energy" w:date="2021-10-27T16:14:00Z">
-            <w:r>
-              <w:t>ELC</w:t>
-            </w:r>
-          </w:ins>
-          <w:r>
-            <w:t>-01</w:t>
-          </w:r>
-          <w:r>
-            <w:t>-E</w:t>
-          </w:r>
-        </w:p>
-      </w:tc>
-    </w:tr>
-    <w:tr>
-      <w:trPr>
-        <w:cantSplit/>
-        <w:trHeight w:val="288"/>
-      </w:trPr>
-      <w:tc>
-        <w:tcPr>
-          <w:tcW w:w="3877" w:type="pct"/>
-          <w:gridSpan w:val="2"/>
-          <w:tcBorders>
-            <w:right w:val="nil"/>
-          </w:tcBorders>
-        </w:tcPr>
-        <w:p>
-          <w:pPr>
-            <w:pStyle w:val="Style77"/>
-          </w:pPr>
-          <w:ins w:id="137" w:author="Markstrum, Alexis@Energy" w:date="2021-10-27T16:14:00Z">
-            <w:r>
-              <w:t>Electric Ready Requirements</w:t>
-            </w:r>
-          </w:ins>
-        </w:p>
-      </w:tc>
-      <w:tc>
-        <w:tcPr>
-          <w:tcW w:w="1123" w:type="pct"/>
-          <w:tcBorders>
-            <w:left w:val="nil"/>
-          </w:tcBorders>
-        </w:tcPr>
-        <w:p>
-          <w:pPr>
-            <w:pStyle w:val="Style78"/>
-          </w:pPr>
-          <w:r>
-            <w:tab/>
-            <w:t xml:space="preserve">(Page </w:t>
-          </w:r>
-          <w:r>
-            <w:rPr>
-              <w:color w:val="2B579A"/>
-              <w:shd w:val="clear" w:color="auto" w:fill="E6E6E6"/>
-            </w:rPr>
-            <w:fldChar w:fldCharType="begin"/>
-          </w:r>
-          <w:r>
-            <w:instrText xml:space="preserve"> PAGE   \* MERGEFORMAT </w:instrText>
-          </w:r>
-          <w:r>
-            <w:rPr>
-              <w:color w:val="2B579A"/>
-              <w:shd w:val="clear" w:color="auto" w:fill="E6E6E6"/>
-            </w:rPr>
-            <w:fldChar w:fldCharType="separate"/>
-          </w:r>
-          <w:r>
-            <w:rPr>
-              <w:noProof/>
-            </w:rPr>
-            <w:t>2</w:t>
-          </w:r>
-          <w:r>
-            <w:rPr>
-              <w:noProof/>
-              <w:color w:val="2B579A"/>
-              <w:shd w:val="clear" w:color="auto" w:fill="E6E6E6"/>
-            </w:rPr>
-            <w:fldChar w:fldCharType="end"/>
-          </w:r>
-          <w:r>
-            <w:t xml:space="preserve"> of </w:t>
-          </w:r>
-          <w:r>
-            <w:rPr>
-              <w:noProof/>
-              <w:color w:val="2B579A"/>
-              <w:shd w:val="clear" w:color="auto" w:fill="E6E6E6"/>
-            </w:rPr>
-            <w:fldChar w:fldCharType="begin"/>
-          </w:r>
-          <w:r>
-            <w:rPr>
-              <w:noProof/>
-            </w:rPr>
-            <w:instrText xml:space="preserve"> SECTIONPAGES   \* MERGEFORMAT </w:instrText>
-          </w:r>
-          <w:r>
-            <w:rPr>
-              <w:noProof/>
-              <w:color w:val="2B579A"/>
-              <w:shd w:val="clear" w:color="auto" w:fill="E6E6E6"/>
-            </w:rPr>
-            <w:fldChar w:fldCharType="separate"/>
-          </w:r>
-          <w:r>
-            <w:rPr>
-              <w:noProof/>
-            </w:rPr>
-            <w:t>2</w:t>
-          </w:r>
-          <w:r>
-            <w:rPr>
-              <w:noProof/>
-              <w:color w:val="2B579A"/>
-              <w:shd w:val="clear" w:color="auto" w:fill="E6E6E6"/>
-            </w:rPr>
-            <w:fldChar w:fldCharType="end"/>
-          </w:r>
-          <w:r>
-            <w:t>)</w:t>
-          </w:r>
-        </w:p>
-      </w:tc>
-    </w:tr>
-    <w:tr>
-      <w:trPr>
-        <w:cantSplit/>
-        <w:trHeight w:val="288"/>
-      </w:trPr>
-      <w:tc>
-        <w:tcPr>
-          <w:tcW w:w="3354" w:type="pct"/>
-        </w:tcPr>
-        <w:p>
-          <w:pPr>
-            <w:pStyle w:val="Style20"/>
-          </w:pPr>
-          <w:r>
-            <w:t>Project Name:</w:t>
-          </w:r>
-        </w:p>
-      </w:tc>
-      <w:tc>
-        <w:tcPr>
-          <w:tcW w:w="1646" w:type="pct"/>
-          <w:gridSpan w:val="2"/>
-        </w:tcPr>
-        <w:p>
-          <w:pPr>
-            <w:pStyle w:val="Style20"/>
-          </w:pPr>
-          <w:r>
-            <w:t>Date Prepared:</w:t>
-          </w:r>
-        </w:p>
-      </w:tc>
-    </w:tr>
-  </w:tbl>
   <w:p>
     <w:pPr>
       <w:pStyle w:val="Header"/>
@@ -9934,18 +6656,8 @@
 </w:hdr>
 </file>
 
-<file path=word/header3.xml><?xml version="1.0" encoding="utf-8"?>
-<w:hdr xmlns:wpc="http://schemas.microsoft.com/office/word/2010/wordprocessingCanvas" xmlns:cx="http://schemas.microsoft.com/office/drawing/2014/chartex" xmlns:cx1="http://schemas.microsoft.com/office/drawing/2015/9/8/chartex" xmlns:cx2="http://schemas.microsoft.com/office/drawing/2015/10/21/chartex" xmlns:cx3="http://schemas.microsoft.com/office/drawing/2016/5/9/chartex" xmlns:cx4="http://schemas.microsoft.com/office/drawing/2016/5/10/chartex" xmlns:cx5="http://schemas.microsoft.com/office/drawing/2016/5/11/chartex" xmlns:cx6="http://schemas.microsoft.com/office/drawing/2016/5/12/chartex" xmlns:cx7="http://schemas.microsoft.com/office/drawing/2016/5/13/chartex" xmlns:cx8="http://schemas.microsoft.com/office/drawing/2016/5/14/chartex" xmlns:mc="http://schemas.openxmlformats.org/markup-compatibility/2006" xmlns:aink="http://schemas.microsoft.com/office/drawing/2016/ink" xmlns:am3d="http://schemas.microsoft.com/office/drawing/2017/model3d" xmlns:o="urn:schemas-microsoft-com:office:office" xmlns:r="http://schemas.openxmlformats.org/officeDocument/2006/relationships" xmlns:m="http://schemas.openxmlformats.org/officeDocument/2006/math" xmlns:v="urn:schemas-microsoft-com:vml" xmlns:wp14="http://schemas.microsoft.com/office/word/2010/wordprocessingDrawing" xmlns:wp="http://schemas.openxmlformats.org/drawingml/2006/wordprocessingDrawing" xmlns:w10="urn:schemas-microsoft-com:office:word" xmlns:w="http://schemas.openxmlformats.org/wordprocessingml/2006/main" xmlns:w14="http://schemas.microsoft.com/office/word/2010/wordml" xmlns:w15="http://schemas.microsoft.com/office/word/2012/wordml" xmlns:w16cex="http://schemas.microsoft.com/office/word/2018/wordml/cex" xmlns:w16cid="http://schemas.microsoft.com/office/word/2016/wordml/cid" xmlns:w16="http://schemas.microsoft.com/office/word/2018/wordml" xmlns:w16sdtdh="http://schemas.microsoft.com/office/word/2020/wordml/sdtdatahash" xmlns:w16se="http://schemas.microsoft.com/office/word/2015/wordml/symex" xmlns:wpg="http://schemas.microsoft.com/office/word/2010/wordprocessingGroup" xmlns:wpi="http://schemas.microsoft.com/office/word/2010/wordprocessingInk" xmlns:wne="http://schemas.microsoft.com/office/word/2006/wordml" xmlns:wps="http://schemas.microsoft.com/office/word/2010/wordprocessingShape" mc:Ignorable="w14 w15 w16se w16cid w16 w16cex w16sdtdh wp14">
-  <w:p>
-    <w:pPr>
-      <w:pStyle w:val="Header"/>
-    </w:pPr>
-  </w:p>
-</w:hdr>
-</file>
-
-<file path=word/header4.xml><?xml version="1.0" encoding="utf-8"?>
-<w:hdr xmlns:wpc="http://schemas.microsoft.com/office/word/2010/wordprocessingCanvas" xmlns:cx="http://schemas.microsoft.com/office/drawing/2014/chartex" xmlns:cx1="http://schemas.microsoft.com/office/drawing/2015/9/8/chartex" xmlns:cx2="http://schemas.microsoft.com/office/drawing/2015/10/21/chartex" xmlns:cx3="http://schemas.microsoft.com/office/drawing/2016/5/9/chartex" xmlns:cx4="http://schemas.microsoft.com/office/drawing/2016/5/10/chartex" xmlns:cx5="http://schemas.microsoft.com/office/drawing/2016/5/11/chartex" xmlns:cx6="http://schemas.microsoft.com/office/drawing/2016/5/12/chartex" xmlns:cx7="http://schemas.microsoft.com/office/drawing/2016/5/13/chartex" xmlns:cx8="http://schemas.microsoft.com/office/drawing/2016/5/14/chartex" xmlns:mc="http://schemas.openxmlformats.org/markup-compatibility/2006" xmlns:aink="http://schemas.microsoft.com/office/drawing/2016/ink" xmlns:am3d="http://schemas.microsoft.com/office/drawing/2017/model3d" xmlns:o="urn:schemas-microsoft-com:office:office" xmlns:r="http://schemas.openxmlformats.org/officeDocument/2006/relationships" xmlns:m="http://schemas.openxmlformats.org/officeDocument/2006/math" xmlns:v="urn:schemas-microsoft-com:vml" xmlns:wp14="http://schemas.microsoft.com/office/word/2010/wordprocessingDrawing" xmlns:wp="http://schemas.openxmlformats.org/drawingml/2006/wordprocessingDrawing" xmlns:w10="urn:schemas-microsoft-com:office:word" xmlns:w="http://schemas.openxmlformats.org/wordprocessingml/2006/main" xmlns:w14="http://schemas.microsoft.com/office/word/2010/wordml" xmlns:w15="http://schemas.microsoft.com/office/word/2012/wordml" xmlns:w16cex="http://schemas.microsoft.com/office/word/2018/wordml/cex" xmlns:w16cid="http://schemas.microsoft.com/office/word/2016/wordml/cid" xmlns:w16="http://schemas.microsoft.com/office/word/2018/wordml" xmlns:w16sdtdh="http://schemas.microsoft.com/office/word/2020/wordml/sdtdatahash" xmlns:w16se="http://schemas.microsoft.com/office/word/2015/wordml/symex" xmlns:wpg="http://schemas.microsoft.com/office/word/2010/wordprocessingGroup" xmlns:wpi="http://schemas.microsoft.com/office/word/2010/wordprocessingInk" xmlns:wne="http://schemas.microsoft.com/office/word/2006/wordml" xmlns:wps="http://schemas.microsoft.com/office/word/2010/wordprocessingShape" mc:Ignorable="w14 w15 w16se w16cid w16 w16cex w16sdtdh wp14">
+<file path=word/header2.xml><?xml version="1.0" encoding="utf-8"?>
+<w:hdr xmlns:wpc="http://schemas.microsoft.com/office/word/2010/wordprocessingCanvas" xmlns:cx="http://schemas.microsoft.com/office/drawing/2014/chartex" xmlns:cx1="http://schemas.microsoft.com/office/drawing/2015/9/8/chartex" xmlns:cx2="http://schemas.microsoft.com/office/drawing/2015/10/21/chartex" xmlns:cx3="http://schemas.microsoft.com/office/drawing/2016/5/9/chartex" xmlns:cx4="http://schemas.microsoft.com/office/drawing/2016/5/10/chartex" xmlns:cx5="http://schemas.microsoft.com/office/drawing/2016/5/11/chartex" xmlns:cx6="http://schemas.microsoft.com/office/drawing/2016/5/12/chartex" xmlns:cx7="http://schemas.microsoft.com/office/drawing/2016/5/13/chartex" xmlns:cx8="http://schemas.microsoft.com/office/drawing/2016/5/14/chartex" xmlns:mc="http://schemas.openxmlformats.org/markup-compatibility/2006" xmlns:aink="http://schemas.microsoft.com/office/drawing/2016/ink" xmlns:am3d="http://schemas.microsoft.com/office/drawing/2017/model3d" xmlns:o="urn:schemas-microsoft-com:office:office" xmlns:oel="http://schemas.microsoft.com/office/2019/extlst" xmlns:r="http://schemas.openxmlformats.org/officeDocument/2006/relationships" xmlns:m="http://schemas.openxmlformats.org/officeDocument/2006/math" xmlns:v="urn:schemas-microsoft-com:vml" xmlns:wp14="http://schemas.microsoft.com/office/word/2010/wordprocessingDrawing" xmlns:wp="http://schemas.openxmlformats.org/drawingml/2006/wordprocessingDrawing" xmlns:w10="urn:schemas-microsoft-com:office:word" xmlns:w="http://schemas.openxmlformats.org/wordprocessingml/2006/main" xmlns:w14="http://schemas.microsoft.com/office/word/2010/wordml" xmlns:w15="http://schemas.microsoft.com/office/word/2012/wordml" xmlns:w16cex="http://schemas.microsoft.com/office/word/2018/wordml/cex" xmlns:w16cid="http://schemas.microsoft.com/office/word/2016/wordml/cid" xmlns:w16="http://schemas.microsoft.com/office/word/2018/wordml" xmlns:w16sdtdh="http://schemas.microsoft.com/office/word/2020/wordml/sdtdatahash" xmlns:w16se="http://schemas.microsoft.com/office/word/2015/wordml/symex" xmlns:wpg="http://schemas.microsoft.com/office/word/2010/wordprocessingGroup" xmlns:wpi="http://schemas.microsoft.com/office/word/2010/wordprocessingInk" xmlns:wne="http://schemas.microsoft.com/office/word/2006/wordml" xmlns:wps="http://schemas.microsoft.com/office/word/2010/wordprocessingShape" mc:Ignorable="w14 w15 w16se w16cid w16 w16cex w16sdtdh wp14">
   <w:p/>
   <w:p>
     <w:pPr>
@@ -10068,7 +6780,7 @@
           <wp:extent cx="290830" cy="255270"/>
           <wp:effectExtent l="0" t="0" r="0" b="0"/>
           <wp:wrapSquare wrapText="bothSides"/>
-          <wp:docPr id="4" name="Picture 12"/>
+          <wp:docPr id="4" name="Picture 4"/>
           <wp:cNvGraphicFramePr>
             <a:graphicFrameLocks xmlns:a="http://schemas.openxmlformats.org/drawingml/2006/main" noChangeAspect="1"/>
           </wp:cNvGraphicFramePr>
@@ -10115,17 +6827,15 @@
         </wp:anchor>
       </w:drawing>
     </w:r>
-    <w:ins w:id="366" w:author="Markstrum, Alexis@Energy" w:date="2021-10-27T16:21:00Z">
-      <w:r>
-        <w:rPr>
-          <w:rFonts w:ascii="Arial" w:hAnsi="Arial" w:cs="Arial"/>
-          <w:b/>
-          <w:sz w:val="24"/>
-          <w:szCs w:val="24"/>
-        </w:rPr>
-        <w:t>ELECTRIC READY REQUIREMENTS</w:t>
-      </w:r>
-    </w:ins>
+    <w:r>
+      <w:rPr>
+        <w:rFonts w:ascii="Arial" w:hAnsi="Arial" w:cs="Arial"/>
+        <w:b/>
+        <w:sz w:val="24"/>
+        <w:szCs w:val="24"/>
+      </w:rPr>
+      <w:t>ELECTRIC READY REQUIREMENTS</w:t>
+    </w:r>
   </w:p>
   <w:p>
     <w:pPr>
@@ -10145,16 +6855,14 @@
       </w:rPr>
       <w:t>CEC-CF2R-</w:t>
     </w:r>
-    <w:ins w:id="367" w:author="Markstrum, Alexis@Energy" w:date="2021-10-27T16:21:00Z">
-      <w:r>
-        <w:rPr>
-          <w:rFonts w:ascii="Arial" w:hAnsi="Arial" w:cs="Arial"/>
-          <w:sz w:val="14"/>
-          <w:szCs w:val="14"/>
-        </w:rPr>
-        <w:t>ELC</w:t>
-      </w:r>
-    </w:ins>
+    <w:r>
+      <w:rPr>
+        <w:rFonts w:ascii="Arial" w:hAnsi="Arial" w:cs="Arial"/>
+        <w:sz w:val="14"/>
+        <w:szCs w:val="14"/>
+      </w:rPr>
+      <w:t>ELC</w:t>
+    </w:r>
     <w:r>
       <w:rPr>
         <w:rFonts w:ascii="Arial" w:hAnsi="Arial" w:cs="Arial"/>
@@ -10270,11 +6978,9 @@
           <w:r>
             <w:t>CF2R-</w:t>
           </w:r>
-          <w:ins w:id="368" w:author="Markstrum, Alexis@Energy" w:date="2021-10-27T16:21:00Z">
-            <w:r>
-              <w:t>ELC</w:t>
-            </w:r>
-          </w:ins>
+          <w:r>
+            <w:t>ELC</w:t>
+          </w:r>
           <w:r>
             <w:t>-01-E</w:t>
           </w:r>
@@ -10302,11 +7008,9 @@
           <w:pPr>
             <w:pStyle w:val="Style77"/>
           </w:pPr>
-          <w:ins w:id="369" w:author="Markstrum, Alexis@Energy" w:date="2021-10-27T16:21:00Z">
-            <w:r>
-              <w:t>Electric Ready Requirements</w:t>
-            </w:r>
-          </w:ins>
+          <w:r>
+            <w:t>Electric Ready Requirements</w:t>
+          </w:r>
         </w:p>
       </w:tc>
       <w:tc>
@@ -10388,7 +7092,7 @@
             <w:rPr>
               <w:noProof/>
             </w:rPr>
-            <w:t>3</w:t>
+            <w:t>2</w:t>
           </w:r>
           <w:r>
             <w:rPr>
@@ -10410,11 +7114,12 @@
       <w:pStyle w:val="Header"/>
     </w:pPr>
   </w:p>
+  <w:p/>
 </w:hdr>
 </file>
 
 <file path=word/numbering.xml><?xml version="1.0" encoding="utf-8"?>
-<w:numbering xmlns:wpc="http://schemas.microsoft.com/office/word/2010/wordprocessingCanvas" xmlns:cx="http://schemas.microsoft.com/office/drawing/2014/chartex" xmlns:cx1="http://schemas.microsoft.com/office/drawing/2015/9/8/chartex" xmlns:cx2="http://schemas.microsoft.com/office/drawing/2015/10/21/chartex" xmlns:cx3="http://schemas.microsoft.com/office/drawing/2016/5/9/chartex" xmlns:cx4="http://schemas.microsoft.com/office/drawing/2016/5/10/chartex" xmlns:cx5="http://schemas.microsoft.com/office/drawing/2016/5/11/chartex" xmlns:cx6="http://schemas.microsoft.com/office/drawing/2016/5/12/chartex" xmlns:cx7="http://schemas.microsoft.com/office/drawing/2016/5/13/chartex" xmlns:cx8="http://schemas.microsoft.com/office/drawing/2016/5/14/chartex" xmlns:mc="http://schemas.openxmlformats.org/markup-compatibility/2006" xmlns:aink="http://schemas.microsoft.com/office/drawing/2016/ink" xmlns:am3d="http://schemas.microsoft.com/office/drawing/2017/model3d" xmlns:o="urn:schemas-microsoft-com:office:office" xmlns:r="http://schemas.openxmlformats.org/officeDocument/2006/relationships" xmlns:m="http://schemas.openxmlformats.org/officeDocument/2006/math" xmlns:v="urn:schemas-microsoft-com:vml" xmlns:wp14="http://schemas.microsoft.com/office/word/2010/wordprocessingDrawing" xmlns:wp="http://schemas.openxmlformats.org/drawingml/2006/wordprocessingDrawing" xmlns:w10="urn:schemas-microsoft-com:office:word" xmlns:w="http://schemas.openxmlformats.org/wordprocessingml/2006/main" xmlns:w14="http://schemas.microsoft.com/office/word/2010/wordml" xmlns:w15="http://schemas.microsoft.com/office/word/2012/wordml" xmlns:w16cex="http://schemas.microsoft.com/office/word/2018/wordml/cex" xmlns:w16cid="http://schemas.microsoft.com/office/word/2016/wordml/cid" xmlns:w16="http://schemas.microsoft.com/office/word/2018/wordml" xmlns:w16sdtdh="http://schemas.microsoft.com/office/word/2020/wordml/sdtdatahash" xmlns:w16se="http://schemas.microsoft.com/office/word/2015/wordml/symex" xmlns:wpg="http://schemas.microsoft.com/office/word/2010/wordprocessingGroup" xmlns:wpi="http://schemas.microsoft.com/office/word/2010/wordprocessingInk" xmlns:wne="http://schemas.microsoft.com/office/word/2006/wordml" xmlns:wps="http://schemas.microsoft.com/office/word/2010/wordprocessingShape" mc:Ignorable="w14 w15 w16se w16cid w16 w16cex w16sdtdh wp14">
+<w:numbering xmlns:wpc="http://schemas.microsoft.com/office/word/2010/wordprocessingCanvas" xmlns:cx="http://schemas.microsoft.com/office/drawing/2014/chartex" xmlns:cx1="http://schemas.microsoft.com/office/drawing/2015/9/8/chartex" xmlns:cx2="http://schemas.microsoft.com/office/drawing/2015/10/21/chartex" xmlns:cx3="http://schemas.microsoft.com/office/drawing/2016/5/9/chartex" xmlns:cx4="http://schemas.microsoft.com/office/drawing/2016/5/10/chartex" xmlns:cx5="http://schemas.microsoft.com/office/drawing/2016/5/11/chartex" xmlns:cx6="http://schemas.microsoft.com/office/drawing/2016/5/12/chartex" xmlns:cx7="http://schemas.microsoft.com/office/drawing/2016/5/13/chartex" xmlns:cx8="http://schemas.microsoft.com/office/drawing/2016/5/14/chartex" xmlns:mc="http://schemas.openxmlformats.org/markup-compatibility/2006" xmlns:aink="http://schemas.microsoft.com/office/drawing/2016/ink" xmlns:am3d="http://schemas.microsoft.com/office/drawing/2017/model3d" xmlns:o="urn:schemas-microsoft-com:office:office" xmlns:oel="http://schemas.microsoft.com/office/2019/extlst" xmlns:r="http://schemas.openxmlformats.org/officeDocument/2006/relationships" xmlns:m="http://schemas.openxmlformats.org/officeDocument/2006/math" xmlns:v="urn:schemas-microsoft-com:vml" xmlns:wp14="http://schemas.microsoft.com/office/word/2010/wordprocessingDrawing" xmlns:wp="http://schemas.openxmlformats.org/drawingml/2006/wordprocessingDrawing" xmlns:w10="urn:schemas-microsoft-com:office:word" xmlns:w="http://schemas.openxmlformats.org/wordprocessingml/2006/main" xmlns:w14="http://schemas.microsoft.com/office/word/2010/wordml" xmlns:w15="http://schemas.microsoft.com/office/word/2012/wordml" xmlns:w16cex="http://schemas.microsoft.com/office/word/2018/wordml/cex" xmlns:w16cid="http://schemas.microsoft.com/office/word/2016/wordml/cid" xmlns:w16="http://schemas.microsoft.com/office/word/2018/wordml" xmlns:w16sdtdh="http://schemas.microsoft.com/office/word/2020/wordml/sdtdatahash" xmlns:w16se="http://schemas.microsoft.com/office/word/2015/wordml/symex" xmlns:wpg="http://schemas.microsoft.com/office/word/2010/wordprocessingGroup" xmlns:wpi="http://schemas.microsoft.com/office/word/2010/wordprocessingInk" xmlns:wne="http://schemas.microsoft.com/office/word/2006/wordml" xmlns:wps="http://schemas.microsoft.com/office/word/2010/wordprocessingShape" mc:Ignorable="w14 w15 w16se w16cid w16 w16cex w16sdtdh wp14">
   <w:abstractNum w:abstractNumId="0" w15:restartNumberingAfterBreak="0">
     <w:nsid w:val="FFFFFF7E"/>
     <w:multiLevelType w:val="singleLevel"/>
@@ -10925,6 +7630,100 @@
     </w:lvl>
   </w:abstractNum>
   <w:abstractNum w:abstractNumId="6" w15:restartNumberingAfterBreak="0">
+    <w:nsid w:val="18760970"/>
+    <w:multiLevelType w:val="hybridMultilevel"/>
+    <w:tmpl w:val="34E0DF96"/>
+    <w:lvl w:ilvl="0" w:tplc="F71EC1E4">
+      <w:start w:val="1"/>
+      <w:numFmt w:val="decimal"/>
+      <w:lvlText w:val="%1."/>
+      <w:lvlJc w:val="left"/>
+      <w:pPr>
+        <w:ind w:left="720" w:hanging="360"/>
+      </w:pPr>
+      <w:rPr>
+        <w:b w:val="0"/>
+        <w:bCs/>
+      </w:rPr>
+    </w:lvl>
+    <w:lvl w:ilvl="1" w:tplc="F71EC1E4">
+      <w:start w:val="1"/>
+      <w:numFmt w:val="decimal"/>
+      <w:lvlText w:val="%2."/>
+      <w:lvlJc w:val="left"/>
+      <w:pPr>
+        <w:ind w:left="1440" w:hanging="360"/>
+      </w:pPr>
+      <w:rPr>
+        <w:b w:val="0"/>
+        <w:bCs/>
+      </w:rPr>
+    </w:lvl>
+    <w:lvl w:ilvl="2" w:tplc="0409001B">
+      <w:start w:val="1"/>
+      <w:numFmt w:val="lowerRoman"/>
+      <w:lvlText w:val="%3."/>
+      <w:lvlJc w:val="right"/>
+      <w:pPr>
+        <w:ind w:left="2160" w:hanging="180"/>
+      </w:pPr>
+    </w:lvl>
+    <w:lvl w:ilvl="3" w:tplc="0409000F">
+      <w:start w:val="1"/>
+      <w:numFmt w:val="decimal"/>
+      <w:lvlText w:val="%4."/>
+      <w:lvlJc w:val="left"/>
+      <w:pPr>
+        <w:ind w:left="2880" w:hanging="360"/>
+      </w:pPr>
+    </w:lvl>
+    <w:lvl w:ilvl="4" w:tplc="04090019">
+      <w:start w:val="1"/>
+      <w:numFmt w:val="lowerLetter"/>
+      <w:lvlText w:val="%5."/>
+      <w:lvlJc w:val="left"/>
+      <w:pPr>
+        <w:ind w:left="3600" w:hanging="360"/>
+      </w:pPr>
+    </w:lvl>
+    <w:lvl w:ilvl="5" w:tplc="0409001B">
+      <w:start w:val="1"/>
+      <w:numFmt w:val="lowerRoman"/>
+      <w:lvlText w:val="%6."/>
+      <w:lvlJc w:val="right"/>
+      <w:pPr>
+        <w:ind w:left="4320" w:hanging="180"/>
+      </w:pPr>
+    </w:lvl>
+    <w:lvl w:ilvl="6" w:tplc="0409000F">
+      <w:start w:val="1"/>
+      <w:numFmt w:val="decimal"/>
+      <w:lvlText w:val="%7."/>
+      <w:lvlJc w:val="left"/>
+      <w:pPr>
+        <w:ind w:left="5040" w:hanging="360"/>
+      </w:pPr>
+    </w:lvl>
+    <w:lvl w:ilvl="7" w:tplc="04090019">
+      <w:start w:val="1"/>
+      <w:numFmt w:val="lowerLetter"/>
+      <w:lvlText w:val="%8."/>
+      <w:lvlJc w:val="left"/>
+      <w:pPr>
+        <w:ind w:left="5760" w:hanging="360"/>
+      </w:pPr>
+    </w:lvl>
+    <w:lvl w:ilvl="8" w:tplc="0409001B">
+      <w:start w:val="1"/>
+      <w:numFmt w:val="lowerRoman"/>
+      <w:lvlText w:val="%9."/>
+      <w:lvlJc w:val="right"/>
+      <w:pPr>
+        <w:ind w:left="6480" w:hanging="180"/>
+      </w:pPr>
+    </w:lvl>
+  </w:abstractNum>
+  <w:abstractNum w:abstractNumId="7" w15:restartNumberingAfterBreak="0">
     <w:nsid w:val="22B11A63"/>
     <w:multiLevelType w:val="hybridMultilevel"/>
     <w:tmpl w:val="19D098D4"/>
@@ -11013,7 +7812,7 @@
       </w:pPr>
     </w:lvl>
   </w:abstractNum>
-  <w:abstractNum w:abstractNumId="7" w15:restartNumberingAfterBreak="0">
+  <w:abstractNum w:abstractNumId="8" w15:restartNumberingAfterBreak="0">
     <w:nsid w:val="23F934BA"/>
     <w:multiLevelType w:val="hybridMultilevel"/>
     <w:tmpl w:val="1A28D514"/>
@@ -11126,7 +7925,7 @@
       </w:rPr>
     </w:lvl>
   </w:abstractNum>
-  <w:abstractNum w:abstractNumId="8" w15:restartNumberingAfterBreak="0">
+  <w:abstractNum w:abstractNumId="9" w15:restartNumberingAfterBreak="0">
     <w:nsid w:val="2576570B"/>
     <w:multiLevelType w:val="hybridMultilevel"/>
     <w:tmpl w:val="25708B8A"/>
@@ -11239,11 +8038,11 @@
       </w:rPr>
     </w:lvl>
   </w:abstractNum>
-  <w:abstractNum w:abstractNumId="9" w15:restartNumberingAfterBreak="0">
+  <w:abstractNum w:abstractNumId="10" w15:restartNumberingAfterBreak="0">
     <w:nsid w:val="27AD4FAA"/>
     <w:multiLevelType w:val="hybridMultilevel"/>
-    <w:tmpl w:val="E9C4A2BA"/>
-    <w:lvl w:ilvl="0" w:tplc="39000C82">
+    <w:tmpl w:val="414EC0BE"/>
+    <w:lvl w:ilvl="0" w:tplc="ABE0620E">
       <w:start w:val="1"/>
       <w:numFmt w:val="decimal"/>
       <w:lvlText w:val="%1."/>
@@ -11254,8 +8053,8 @@
       <w:rPr>
         <w:rFonts w:asciiTheme="minorHAnsi" w:hAnsiTheme="minorHAnsi" w:hint="default"/>
         <w:color w:val="auto"/>
-        <w:sz w:val="18"/>
-        <w:szCs w:val="18"/>
+        <w:sz w:val="20"/>
+        <w:szCs w:val="20"/>
       </w:rPr>
     </w:lvl>
     <w:lvl w:ilvl="1" w:tplc="04090003" w:tentative="1">
@@ -11355,11 +8154,11 @@
       </w:rPr>
     </w:lvl>
   </w:abstractNum>
-  <w:abstractNum w:abstractNumId="10" w15:restartNumberingAfterBreak="0">
+  <w:abstractNum w:abstractNumId="11" w15:restartNumberingAfterBreak="0">
     <w:nsid w:val="2BF46B38"/>
     <w:multiLevelType w:val="hybridMultilevel"/>
-    <w:tmpl w:val="A41AFC44"/>
-    <w:lvl w:ilvl="0" w:tplc="7D5CCFDA">
+    <w:tmpl w:val="B2C82FE6"/>
+    <w:lvl w:ilvl="0" w:tplc="18B2A4C8">
       <w:start w:val="1"/>
       <w:numFmt w:val="decimal"/>
       <w:lvlText w:val="%1."/>
@@ -11369,7 +8168,7 @@
       </w:pPr>
       <w:rPr>
         <w:rFonts w:cs="Times New Roman" w:hint="default"/>
-        <w:sz w:val="18"/>
+        <w:sz w:val="20"/>
         <w:szCs w:val="20"/>
       </w:rPr>
     </w:lvl>
@@ -11470,7 +8269,7 @@
       </w:rPr>
     </w:lvl>
   </w:abstractNum>
-  <w:abstractNum w:abstractNumId="11" w15:restartNumberingAfterBreak="0">
+  <w:abstractNum w:abstractNumId="12" w15:restartNumberingAfterBreak="0">
     <w:nsid w:val="358F7D5E"/>
     <w:multiLevelType w:val="hybridMultilevel"/>
     <w:tmpl w:val="C9E87DC6"/>
@@ -11559,7 +8358,7 @@
       </w:pPr>
     </w:lvl>
   </w:abstractNum>
-  <w:abstractNum w:abstractNumId="12" w15:restartNumberingAfterBreak="0">
+  <w:abstractNum w:abstractNumId="13" w15:restartNumberingAfterBreak="0">
     <w:nsid w:val="3B6C5707"/>
     <w:multiLevelType w:val="hybridMultilevel"/>
     <w:tmpl w:val="412A424A"/>
@@ -11648,7 +8447,7 @@
       </w:pPr>
     </w:lvl>
   </w:abstractNum>
-  <w:abstractNum w:abstractNumId="13" w15:restartNumberingAfterBreak="0">
+  <w:abstractNum w:abstractNumId="14" w15:restartNumberingAfterBreak="0">
     <w:nsid w:val="498C3118"/>
     <w:multiLevelType w:val="hybridMultilevel"/>
     <w:tmpl w:val="5D24A74A"/>
@@ -11761,7 +8560,7 @@
       </w:rPr>
     </w:lvl>
   </w:abstractNum>
-  <w:abstractNum w:abstractNumId="14" w15:restartNumberingAfterBreak="0">
+  <w:abstractNum w:abstractNumId="15" w15:restartNumberingAfterBreak="0">
     <w:nsid w:val="504D5A9E"/>
     <w:multiLevelType w:val="hybridMultilevel"/>
     <w:tmpl w:val="A40A97EC"/>
@@ -11902,7 +8701,7 @@
       </w:rPr>
     </w:lvl>
   </w:abstractNum>
-  <w:abstractNum w:abstractNumId="15" w15:restartNumberingAfterBreak="0">
+  <w:abstractNum w:abstractNumId="16" w15:restartNumberingAfterBreak="0">
     <w:nsid w:val="508E0CA5"/>
     <w:multiLevelType w:val="hybridMultilevel"/>
     <w:tmpl w:val="CDE2CC1A"/>
@@ -12016,7 +8815,7 @@
       </w:rPr>
     </w:lvl>
   </w:abstractNum>
-  <w:abstractNum w:abstractNumId="16" w15:restartNumberingAfterBreak="0">
+  <w:abstractNum w:abstractNumId="17" w15:restartNumberingAfterBreak="0">
     <w:nsid w:val="53163C01"/>
     <w:multiLevelType w:val="hybridMultilevel"/>
     <w:tmpl w:val="2268436C"/>
@@ -12105,7 +8904,7 @@
       </w:pPr>
     </w:lvl>
   </w:abstractNum>
-  <w:abstractNum w:abstractNumId="17" w15:restartNumberingAfterBreak="0">
+  <w:abstractNum w:abstractNumId="18" w15:restartNumberingAfterBreak="0">
     <w:nsid w:val="581863D0"/>
     <w:multiLevelType w:val="hybridMultilevel"/>
     <w:tmpl w:val="19D098D4"/>
@@ -12194,7 +8993,7 @@
       </w:pPr>
     </w:lvl>
   </w:abstractNum>
-  <w:abstractNum w:abstractNumId="18" w15:restartNumberingAfterBreak="0">
+  <w:abstractNum w:abstractNumId="19" w15:restartNumberingAfterBreak="0">
     <w:nsid w:val="6ADF2E20"/>
     <w:multiLevelType w:val="hybridMultilevel"/>
     <w:tmpl w:val="5FD0167E"/>
@@ -12283,7 +9082,7 @@
       </w:pPr>
     </w:lvl>
   </w:abstractNum>
-  <w:abstractNum w:abstractNumId="19" w15:restartNumberingAfterBreak="0">
+  <w:abstractNum w:abstractNumId="20" w15:restartNumberingAfterBreak="0">
     <w:nsid w:val="6B143573"/>
     <w:multiLevelType w:val="hybridMultilevel"/>
     <w:tmpl w:val="F19C8FD2"/>
@@ -12444,7 +9243,7 @@
       </w:rPr>
     </w:lvl>
   </w:abstractNum>
-  <w:abstractNum w:abstractNumId="20" w15:restartNumberingAfterBreak="0">
+  <w:abstractNum w:abstractNumId="21" w15:restartNumberingAfterBreak="0">
     <w:nsid w:val="74B357EC"/>
     <w:multiLevelType w:val="hybridMultilevel"/>
     <w:tmpl w:val="794A986E"/>
@@ -12559,89 +9358,80 @@
       </w:rPr>
     </w:lvl>
   </w:abstractNum>
-  <w:num w:numId="1">
+  <w:num w:numId="1" w16cid:durableId="2098667215">
     <w:abstractNumId w:val="4"/>
   </w:num>
-  <w:num w:numId="2">
+  <w:num w:numId="2" w16cid:durableId="2076975725">
+    <w:abstractNumId w:val="15"/>
+  </w:num>
+  <w:num w:numId="3" w16cid:durableId="767192232">
+    <w:abstractNumId w:val="1"/>
+  </w:num>
+  <w:num w:numId="4" w16cid:durableId="1739670471">
+    <w:abstractNumId w:val="0"/>
+  </w:num>
+  <w:num w:numId="5" w16cid:durableId="2066879066">
+    <w:abstractNumId w:val="20"/>
+  </w:num>
+  <w:num w:numId="6" w16cid:durableId="2040625301">
+    <w:abstractNumId w:val="16"/>
+  </w:num>
+  <w:num w:numId="7" w16cid:durableId="703674723">
+    <w:abstractNumId w:val="2"/>
+  </w:num>
+  <w:num w:numId="8" w16cid:durableId="1263342415">
     <w:abstractNumId w:val="14"/>
   </w:num>
-  <w:num w:numId="3">
-    <w:abstractNumId w:val="1"/>
+  <w:num w:numId="9" w16cid:durableId="1236432894">
+    <w:abstractNumId w:val="8"/>
   </w:num>
-  <w:num w:numId="4">
-    <w:abstractNumId w:val="0"/>
+  <w:num w:numId="10" w16cid:durableId="334262695">
+    <w:abstractNumId w:val="5"/>
   </w:num>
-  <w:num w:numId="5">
+  <w:num w:numId="11" w16cid:durableId="578490811">
+    <w:abstractNumId w:val="9"/>
+  </w:num>
+  <w:num w:numId="12" w16cid:durableId="166291318">
+    <w:abstractNumId w:val="21"/>
+  </w:num>
+  <w:num w:numId="13" w16cid:durableId="1037125877">
+    <w:abstractNumId w:val="13"/>
+  </w:num>
+  <w:num w:numId="14" w16cid:durableId="1234662257">
+    <w:abstractNumId w:val="12"/>
+  </w:num>
+  <w:num w:numId="15" w16cid:durableId="375006919">
+    <w:abstractNumId w:val="17"/>
+  </w:num>
+  <w:num w:numId="16" w16cid:durableId="484014046">
+    <w:abstractNumId w:val="7"/>
+  </w:num>
+  <w:num w:numId="17" w16cid:durableId="1055741474">
     <w:abstractNumId w:val="19"/>
   </w:num>
-  <w:num w:numId="6">
-    <w:abstractNumId w:val="15"/>
+  <w:num w:numId="18" w16cid:durableId="1185552551">
+    <w:abstractNumId w:val="18"/>
   </w:num>
-  <w:num w:numId="7">
-    <w:abstractNumId w:val="2"/>
-  </w:num>
-  <w:num w:numId="8">
-    <w:abstractNumId w:val="13"/>
-  </w:num>
-  <w:num w:numId="9">
-    <w:abstractNumId w:val="7"/>
-  </w:num>
-  <w:num w:numId="10">
-    <w:abstractNumId w:val="5"/>
-  </w:num>
-  <w:num w:numId="11">
-    <w:abstractNumId w:val="8"/>
-  </w:num>
-  <w:num w:numId="12">
-    <w:abstractNumId w:val="20"/>
-  </w:num>
-  <w:num w:numId="13">
-    <w:abstractNumId w:val="12"/>
-  </w:num>
-  <w:num w:numId="14">
+  <w:num w:numId="19" w16cid:durableId="1227494304">
     <w:abstractNumId w:val="11"/>
   </w:num>
-  <w:num w:numId="15">
-    <w:abstractNumId w:val="16"/>
-  </w:num>
-  <w:num w:numId="16">
-    <w:abstractNumId w:val="6"/>
-  </w:num>
-  <w:num w:numId="17">
-    <w:abstractNumId w:val="18"/>
-  </w:num>
-  <w:num w:numId="18">
-    <w:abstractNumId w:val="17"/>
-  </w:num>
-  <w:num w:numId="19">
+  <w:num w:numId="20" w16cid:durableId="2123105504">
     <w:abstractNumId w:val="10"/>
   </w:num>
-  <w:num w:numId="20">
-    <w:abstractNumId w:val="9"/>
+  <w:num w:numId="21" w16cid:durableId="1742210412">
+    <w:abstractNumId w:val="3"/>
   </w:num>
-  <w:num w:numId="21">
-    <w:abstractNumId w:val="3"/>
+  <w:num w:numId="22" w16cid:durableId="1174566872">
+    <w:abstractNumId w:val="6"/>
   </w:num>
   <w:numIdMacAtCleanup w:val="12"/>
 </w:numbering>
 </file>
 
 <file path=word/people.xml><?xml version="1.0" encoding="utf-8"?>
-<w15:people xmlns:wpc="http://schemas.microsoft.com/office/word/2010/wordprocessingCanvas" xmlns:cx="http://schemas.microsoft.com/office/drawing/2014/chartex" xmlns:cx1="http://schemas.microsoft.com/office/drawing/2015/9/8/chartex" xmlns:cx2="http://schemas.microsoft.com/office/drawing/2015/10/21/chartex" xmlns:cx3="http://schemas.microsoft.com/office/drawing/2016/5/9/chartex" xmlns:cx4="http://schemas.microsoft.com/office/drawing/2016/5/10/chartex" xmlns:cx5="http://schemas.microsoft.com/office/drawing/2016/5/11/chartex" xmlns:cx6="http://schemas.microsoft.com/office/drawing/2016/5/12/chartex" xmlns:cx7="http://schemas.microsoft.com/office/drawing/2016/5/13/chartex" xmlns:cx8="http://schemas.microsoft.com/office/drawing/2016/5/14/chartex" xmlns:mc="http://schemas.openxmlformats.org/markup-compatibility/2006" xmlns:aink="http://schemas.microsoft.com/office/drawing/2016/ink" xmlns:am3d="http://schemas.microsoft.com/office/drawing/2017/model3d" xmlns:o="urn:schemas-microsoft-com:office:office" xmlns:r="http://schemas.openxmlformats.org/officeDocument/2006/relationships" xmlns:m="http://schemas.openxmlformats.org/officeDocument/2006/math" xmlns:v="urn:schemas-microsoft-com:vml" xmlns:wp14="http://schemas.microsoft.com/office/word/2010/wordprocessingDrawing" xmlns:wp="http://schemas.openxmlformats.org/drawingml/2006/wordprocessingDrawing" xmlns:w10="urn:schemas-microsoft-com:office:word" xmlns:w="http://schemas.openxmlformats.org/wordprocessingml/2006/main" xmlns:w14="http://schemas.microsoft.com/office/word/2010/wordml" xmlns:w15="http://schemas.microsoft.com/office/word/2012/wordml" xmlns:w16cex="http://schemas.microsoft.com/office/word/2018/wordml/cex" xmlns:w16cid="http://schemas.microsoft.com/office/word/2016/wordml/cid" xmlns:w16="http://schemas.microsoft.com/office/word/2018/wordml" xmlns:w16sdtdh="http://schemas.microsoft.com/office/word/2020/wordml/sdtdatahash" xmlns:w16se="http://schemas.microsoft.com/office/word/2015/wordml/symex" xmlns:wpg="http://schemas.microsoft.com/office/word/2010/wordprocessingGroup" xmlns:wpi="http://schemas.microsoft.com/office/word/2010/wordprocessingInk" xmlns:wne="http://schemas.microsoft.com/office/word/2006/wordml" xmlns:wps="http://schemas.microsoft.com/office/word/2010/wordprocessingShape" mc:Ignorable="w14 w15 w16se w16cid w16 w16cex w16sdtdh wp14">
+<w15:people xmlns:wpc="http://schemas.microsoft.com/office/word/2010/wordprocessingCanvas" xmlns:cx="http://schemas.microsoft.com/office/drawing/2014/chartex" xmlns:cx1="http://schemas.microsoft.com/office/drawing/2015/9/8/chartex" xmlns:cx2="http://schemas.microsoft.com/office/drawing/2015/10/21/chartex" xmlns:cx3="http://schemas.microsoft.com/office/drawing/2016/5/9/chartex" xmlns:cx4="http://schemas.microsoft.com/office/drawing/2016/5/10/chartex" xmlns:cx5="http://schemas.microsoft.com/office/drawing/2016/5/11/chartex" xmlns:cx6="http://schemas.microsoft.com/office/drawing/2016/5/12/chartex" xmlns:cx7="http://schemas.microsoft.com/office/drawing/2016/5/13/chartex" xmlns:cx8="http://schemas.microsoft.com/office/drawing/2016/5/14/chartex" xmlns:mc="http://schemas.openxmlformats.org/markup-compatibility/2006" xmlns:aink="http://schemas.microsoft.com/office/drawing/2016/ink" xmlns:am3d="http://schemas.microsoft.com/office/drawing/2017/model3d" xmlns:o="urn:schemas-microsoft-com:office:office" xmlns:oel="http://schemas.microsoft.com/office/2019/extlst" xmlns:r="http://schemas.openxmlformats.org/officeDocument/2006/relationships" xmlns:m="http://schemas.openxmlformats.org/officeDocument/2006/math" xmlns:v="urn:schemas-microsoft-com:vml" xmlns:wp14="http://schemas.microsoft.com/office/word/2010/wordprocessingDrawing" xmlns:wp="http://schemas.openxmlformats.org/drawingml/2006/wordprocessingDrawing" xmlns:w10="urn:schemas-microsoft-com:office:word" xmlns:w="http://schemas.openxmlformats.org/wordprocessingml/2006/main" xmlns:w14="http://schemas.microsoft.com/office/word/2010/wordml" xmlns:w15="http://schemas.microsoft.com/office/word/2012/wordml" xmlns:w16cex="http://schemas.microsoft.com/office/word/2018/wordml/cex" xmlns:w16cid="http://schemas.microsoft.com/office/word/2016/wordml/cid" xmlns:w16="http://schemas.microsoft.com/office/word/2018/wordml" xmlns:w16sdtdh="http://schemas.microsoft.com/office/word/2020/wordml/sdtdatahash" xmlns:w16se="http://schemas.microsoft.com/office/word/2015/wordml/symex" xmlns:wpg="http://schemas.microsoft.com/office/word/2010/wordprocessingGroup" xmlns:wpi="http://schemas.microsoft.com/office/word/2010/wordprocessingInk" xmlns:wne="http://schemas.microsoft.com/office/word/2006/wordml" xmlns:wps="http://schemas.microsoft.com/office/word/2010/wordprocessingShape" mc:Ignorable="w14 w15 w16se w16cid w16 w16cex w16sdtdh wp14">
   <w15:person w15:author="Alhabibi, Haider@Energy">
-    <w15:presenceInfo w15:providerId="AD" w15:userId="S::Haider.Alhabibi@energy.ca.gov::9decb8d2-95ad-4b7d-9bf6-d4373f69254c"/>
-  </w15:person>
-  <w15:person w15:author="Markstrum, Alexis@Energy">
-    <w15:presenceInfo w15:providerId="AD" w15:userId="S::alexis.markstrum@energy.ca.gov::e6e55ac6-69d0-40ac-bbd2-3f40141a0771"/>
-  </w15:person>
-  <w15:person w15:author="Tam, Danny@Energy">
-    <w15:presenceInfo w15:providerId="AD" w15:userId="S::Danny.Tam@energy.ca.gov::a6ee4652-f9b2-403d-bfc6-d23a6916fd73"/>
-  </w15:person>
-  <w15:person w15:author="Geiser, Che@Energy">
-    <w15:presenceInfo w15:providerId="AD" w15:userId="S::Che.Geiser@energy.ca.gov::f4cf4352-3862-420c-aa54-a6394c0570e7"/>
-  </w15:person>
-  <w15:person w15:author="Alhabibi, Haider@Energy [2]">
-    <w15:presenceInfo w15:providerId="AD" w15:userId="S::haider.alhabibi@energy.ca.gov::9decb8d2-95ad-4b7d-9bf6-d4373f69254c"/>
+    <w15:presenceInfo w15:providerId="AD" w15:userId="S::Haider.AlHabibi@energy.ca.gov::9decb8d2-95ad-4b7d-9bf6-d4373f69254c"/>
   </w15:person>
 </w15:people>
 </file>
@@ -12689,7 +9479,7 @@
     <w:lsdException w:name="Normal Indent" w:semiHidden="1" w:unhideWhenUsed="1"/>
     <w:lsdException w:name="footnote text" w:semiHidden="1" w:unhideWhenUsed="1"/>
     <w:lsdException w:name="annotation text" w:semiHidden="1" w:unhideWhenUsed="1"/>
-    <w:lsdException w:name="header" w:semiHidden="1" w:unhideWhenUsed="1"/>
+    <w:lsdException w:name="header" w:semiHidden="1" w:uiPriority="99" w:unhideWhenUsed="1"/>
     <w:lsdException w:name="footer" w:semiHidden="1" w:uiPriority="99" w:unhideWhenUsed="1"/>
     <w:lsdException w:name="index heading" w:semiHidden="1" w:unhideWhenUsed="1"/>
     <w:lsdException w:name="caption" w:semiHidden="1" w:unhideWhenUsed="1" w:qFormat="1"/>
@@ -13265,6 +10055,8 @@
   <w:style w:type="paragraph" w:styleId="Header">
     <w:name w:val="header"/>
     <w:basedOn w:val="Normal"/>
+    <w:link w:val="HeaderChar"/>
+    <w:uiPriority w:val="99"/>
     <w:rsid w:val="00AC65B1"/>
     <w:pPr>
       <w:tabs>
@@ -13665,6 +10457,13 @@
       <w:shd w:val="clear" w:color="auto" w:fill="E6E6E6"/>
     </w:rPr>
   </w:style>
+  <w:style w:type="character" w:customStyle="1" w:styleId="HeaderChar">
+    <w:name w:val="Header Char"/>
+    <w:basedOn w:val="DefaultParagraphFont"/>
+    <w:link w:val="Header"/>
+    <w:uiPriority w:val="99"/>
+    <w:rsid w:val="007675DB"/>
+  </w:style>
 </w:styles>
 </file>
 
@@ -13952,59 +10751,16 @@
 </file>
 
 <file path=customXml/item1.xml><?xml version="1.0" encoding="utf-8"?>
-<p:properties xmlns:p="http://schemas.microsoft.com/office/2006/metadata/properties" xmlns:xsi="http://www.w3.org/2001/XMLSchema-instance" xmlns:pc="http://schemas.microsoft.com/office/infopath/2007/PartnerControls">
-  <documentManagement>
-    <b26d xmlns="785685f2-c2e1-4352-89aa-3faca8eaba52" xsi:nil="true"/>
-    <DateCCOReviewed xmlns="785685f2-c2e1-4352-89aa-3faca8eaba52" xsi:nil="true"/>
-    <oawc xmlns="785685f2-c2e1-4352-89aa-3faca8eaba52" xsi:nil="true"/>
-    <sipv xmlns="785685f2-c2e1-4352-89aa-3faca8eaba52" xsi:nil="true"/>
-    <_x0074_mv6 xmlns="785685f2-c2e1-4352-89aa-3faca8eaba52">
-      <UserInfo>
-        <DisplayName/>
-        <AccountId xsi:nil="true"/>
-        <AccountType/>
-      </UserInfo>
-    </_x0074_mv6>
-    <CCOReviewr xmlns="785685f2-c2e1-4352-89aa-3faca8eaba52" xsi:nil="true"/>
-    <SharedWithUsers xmlns="5067c814-4b34-462c-a21d-c185ff6548d2">
-      <UserInfo>
-        <DisplayName>Tam, Danny@Energy</DisplayName>
-        <AccountId>63</AccountId>
-        <AccountType/>
-      </UserInfo>
-      <UserInfo>
-        <DisplayName>Saeed, Muhammad@Energy</DisplayName>
-        <AccountId>494</AccountId>
-        <AccountType/>
-      </UserInfo>
-      <UserInfo>
-        <DisplayName>Geiser, Che@Energy</DisplayName>
-        <AccountId>225</AccountId>
-        <AccountType/>
-      </UserInfo>
-      <UserInfo>
-        <DisplayName>Alhabibi, Haider@Energy</DisplayName>
-        <AccountId>224</AccountId>
-        <AccountType/>
-      </UserInfo>
-      <UserInfo>
-        <DisplayName>Shewmaker, Michael@Energy</DisplayName>
-        <AccountId>13</AccountId>
-        <AccountType/>
-      </UserInfo>
-      <UserInfo>
-        <DisplayName>Tsan, Bach@Energy</DisplayName>
-        <AccountId>362</AccountId>
-        <AccountType/>
-      </UserInfo>
-    </SharedWithUsers>
-  </documentManagement>
-</p:properties>
+<b:Sources xmlns:b="http://schemas.openxmlformats.org/officeDocument/2006/bibliography" xmlns="http://schemas.openxmlformats.org/officeDocument/2006/bibliography" SelectedStyle="\APA.XSL" StyleName="APA Fifth Edition"/>
 </file>
 
 <file path=customXml/item2.xml><?xml version="1.0" encoding="utf-8"?>
-<ct:contentTypeSchema xmlns:ct="http://schemas.microsoft.com/office/2006/metadata/contentType" xmlns:ma="http://schemas.microsoft.com/office/2006/metadata/properties/metaAttributes" ct:_="" ma:_="" ma:contentTypeName="Document" ma:contentTypeID="0x01010061DC9A153AAEEE45BACE06E01F8272AC" ma:contentTypeVersion="17" ma:contentTypeDescription="Create a new document." ma:contentTypeScope="" ma:versionID="fc2579ad1970445b0ba1f5954956792b">
-  <xsd:schema xmlns:xsd="http://www.w3.org/2001/XMLSchema" xmlns:xs="http://www.w3.org/2001/XMLSchema" xmlns:p="http://schemas.microsoft.com/office/2006/metadata/properties" xmlns:ns2="785685f2-c2e1-4352-89aa-3faca8eaba52" xmlns:ns3="5067c814-4b34-462c-a21d-c185ff6548d2" targetNamespace="http://schemas.microsoft.com/office/2006/metadata/properties" ma:root="true" ma:fieldsID="864106e033a537969187528b3c0914e2" ns2:_="" ns3:_="">
+<b:Sources xmlns:b="http://schemas.openxmlformats.org/officeDocument/2006/bibliography" xmlns="http://schemas.openxmlformats.org/officeDocument/2006/bibliography" SelectedStyle="\APA.XSL" StyleName="APA Fifth Edition"/>
+</file>
+
+<file path=customXml/item3.xml><?xml version="1.0" encoding="utf-8"?>
+<ct:contentTypeSchema xmlns:ct="http://schemas.microsoft.com/office/2006/metadata/contentType" xmlns:ma="http://schemas.microsoft.com/office/2006/metadata/properties/metaAttributes" ct:_="" ma:_="" ma:contentTypeName="Document" ma:contentTypeID="0x01010061DC9A153AAEEE45BACE06E01F8272AC" ma:contentTypeVersion="21" ma:contentTypeDescription="Create a new document." ma:contentTypeScope="" ma:versionID="88efdf97b65d09c9d0c7bbf944c2dedf">
+  <xsd:schema xmlns:xsd="http://www.w3.org/2001/XMLSchema" xmlns:xs="http://www.w3.org/2001/XMLSchema" xmlns:p="http://schemas.microsoft.com/office/2006/metadata/properties" xmlns:ns2="785685f2-c2e1-4352-89aa-3faca8eaba52" xmlns:ns3="5067c814-4b34-462c-a21d-c185ff6548d2" targetNamespace="http://schemas.microsoft.com/office/2006/metadata/properties" ma:root="true" ma:fieldsID="ea7966bcb5d37bb36b188e4d473f173a" ns2:_="" ns3:_="">
     <xsd:import namespace="785685f2-c2e1-4352-89aa-3faca8eaba52"/>
     <xsd:import namespace="5067c814-4b34-462c-a21d-c185ff6548d2"/>
     <xsd:element name="properties">
@@ -14030,6 +10786,9 @@
                 <xsd:element ref="ns2:MediaServiceEventHashCode" minOccurs="0"/>
                 <xsd:element ref="ns2:MediaLengthInSeconds" minOccurs="0"/>
                 <xsd:element ref="ns2:MediaServiceLocation" minOccurs="0"/>
+                <xsd:element ref="ns2:lcf76f155ced4ddcb4097134ff3c332f" minOccurs="0"/>
+                <xsd:element ref="ns3:TaxCatchAll" minOccurs="0"/>
+                <xsd:element ref="ns2:MediaServiceObjectDetectorVersions" minOccurs="0"/>
               </xsd:all>
             </xsd:complexType>
           </xsd:element>
@@ -14135,6 +10894,18 @@
         <xsd:restriction base="dms:Text"/>
       </xsd:simpleType>
     </xsd:element>
+    <xsd:element name="lcf76f155ced4ddcb4097134ff3c332f" ma:index="26" nillable="true" ma:taxonomy="true" ma:internalName="lcf76f155ced4ddcb4097134ff3c332f" ma:taxonomyFieldName="MediaServiceImageTags" ma:displayName="Image Tags" ma:readOnly="false" ma:fieldId="{5cf76f15-5ced-4ddc-b409-7134ff3c332f}" ma:taxonomyMulti="true" ma:sspId="96df981b-247c-4b11-954d-40cb19519683" ma:termSetId="09814cd3-568e-fe90-9814-8d621ff8fb84" ma:anchorId="fba54fb3-c3e1-fe81-a776-ca4b69148c4d" ma:open="true" ma:isKeyword="false">
+      <xsd:complexType>
+        <xsd:sequence>
+          <xsd:element ref="pc:Terms" minOccurs="0" maxOccurs="1"/>
+        </xsd:sequence>
+      </xsd:complexType>
+    </xsd:element>
+    <xsd:element name="MediaServiceObjectDetectorVersions" ma:index="28" nillable="true" ma:displayName="MediaServiceObjectDetectorVersions" ma:hidden="true" ma:indexed="true" ma:internalName="MediaServiceObjectDetectorVersions" ma:readOnly="true">
+      <xsd:simpleType>
+        <xsd:restriction base="dms:Text"/>
+      </xsd:simpleType>
+    </xsd:element>
   </xsd:schema>
   <xsd:schema xmlns:xsd="http://www.w3.org/2001/XMLSchema" xmlns:xs="http://www.w3.org/2001/XMLSchema" xmlns:dms="http://schemas.microsoft.com/office/2006/documentManagement/types" xmlns:pc="http://schemas.microsoft.com/office/infopath/2007/PartnerControls" targetNamespace="5067c814-4b34-462c-a21d-c185ff6548d2" elementFormDefault="qualified">
     <xsd:import namespace="http://schemas.microsoft.com/office/2006/documentManagement/types"/>
@@ -14164,6 +10935,17 @@
           <xsd:maxLength value="255"/>
         </xsd:restriction>
       </xsd:simpleType>
+    </xsd:element>
+    <xsd:element name="TaxCatchAll" ma:index="27" nillable="true" ma:displayName="Taxonomy Catch All Column" ma:hidden="true" ma:list="{c93a3eb4-f9b2-4918-8a30-eb81fd3c8322}" ma:internalName="TaxCatchAll" ma:showField="CatchAllData" ma:web="5067c814-4b34-462c-a21d-c185ff6548d2">
+      <xsd:complexType>
+        <xsd:complexContent>
+          <xsd:extension base="dms:MultiChoiceLookup">
+            <xsd:sequence>
+              <xsd:element name="Value" type="dms:Lookup" maxOccurs="unbounded" minOccurs="0" nillable="true"/>
+            </xsd:sequence>
+          </xsd:extension>
+        </xsd:complexContent>
+      </xsd:complexType>
     </xsd:element>
   </xsd:schema>
   <xsd:schema xmlns="http://schemas.openxmlformats.org/package/2006/metadata/core-properties" xmlns:xsd="http://www.w3.org/2001/XMLSchema" xmlns:xsi="http://www.w3.org/2001/XMLSchema-instance" xmlns:dc="http://purl.org/dc/elements/1.1/" xmlns:dcterms="http://purl.org/dc/terms/" xmlns:odoc="http://schemas.microsoft.com/internal/obd" targetNamespace="http://schemas.openxmlformats.org/package/2006/metadata/core-properties" elementFormDefault="qualified" attributeFormDefault="unqualified" blockDefault="#all">
@@ -14265,12 +11047,59 @@
 </ct:contentTypeSchema>
 </file>
 
-<file path=customXml/item3.xml><?xml version="1.0" encoding="utf-8"?>
-<b:Sources xmlns:b="http://schemas.openxmlformats.org/officeDocument/2006/bibliography" xmlns="http://schemas.openxmlformats.org/officeDocument/2006/bibliography" SelectedStyle="\APA.XSL" StyleName="APA Fifth Edition"/>
-</file>
-
 <file path=customXml/item4.xml><?xml version="1.0" encoding="utf-8"?>
-<b:Sources xmlns:b="http://schemas.openxmlformats.org/officeDocument/2006/bibliography" xmlns="http://schemas.openxmlformats.org/officeDocument/2006/bibliography" SelectedStyle="\APA.XSL" StyleName="APA Fifth Edition"/>
+<p:properties xmlns:p="http://schemas.microsoft.com/office/2006/metadata/properties" xmlns:xsi="http://www.w3.org/2001/XMLSchema-instance" xmlns:pc="http://schemas.microsoft.com/office/infopath/2007/PartnerControls">
+  <documentManagement>
+    <b26d xmlns="785685f2-c2e1-4352-89aa-3faca8eaba52" xsi:nil="true"/>
+    <DateCCOReviewed xmlns="785685f2-c2e1-4352-89aa-3faca8eaba52" xsi:nil="true"/>
+    <oawc xmlns="785685f2-c2e1-4352-89aa-3faca8eaba52" xsi:nil="true"/>
+    <sipv xmlns="785685f2-c2e1-4352-89aa-3faca8eaba52" xsi:nil="true"/>
+    <_x0074_mv6 xmlns="785685f2-c2e1-4352-89aa-3faca8eaba52">
+      <UserInfo>
+        <DisplayName/>
+        <AccountId xsi:nil="true"/>
+        <AccountType/>
+      </UserInfo>
+    </_x0074_mv6>
+    <CCOReviewr xmlns="785685f2-c2e1-4352-89aa-3faca8eaba52" xsi:nil="true"/>
+    <SharedWithUsers xmlns="5067c814-4b34-462c-a21d-c185ff6548d2">
+      <UserInfo>
+        <DisplayName>Tam, Danny@Energy</DisplayName>
+        <AccountId>63</AccountId>
+        <AccountType/>
+      </UserInfo>
+      <UserInfo>
+        <DisplayName>Saeed, Muhammad@Energy</DisplayName>
+        <AccountId>494</AccountId>
+        <AccountType/>
+      </UserInfo>
+      <UserInfo>
+        <DisplayName>Geiser, Che@Energy</DisplayName>
+        <AccountId>225</AccountId>
+        <AccountType/>
+      </UserInfo>
+      <UserInfo>
+        <DisplayName>Alhabibi, Haider@Energy</DisplayName>
+        <AccountId>224</AccountId>
+        <AccountType/>
+      </UserInfo>
+      <UserInfo>
+        <DisplayName>Shewmaker, Michael@Energy</DisplayName>
+        <AccountId>13</AccountId>
+        <AccountType/>
+      </UserInfo>
+      <UserInfo>
+        <DisplayName>Tsan, Bach@Energy</DisplayName>
+        <AccountId>362</AccountId>
+        <AccountType/>
+      </UserInfo>
+    </SharedWithUsers>
+    <TaxCatchAll xmlns="5067c814-4b34-462c-a21d-c185ff6548d2" xsi:nil="true"/>
+    <lcf76f155ced4ddcb4097134ff3c332f xmlns="785685f2-c2e1-4352-89aa-3faca8eaba52">
+      <Terms xmlns="http://schemas.microsoft.com/office/infopath/2007/PartnerControls"/>
+    </lcf76f155ced4ddcb4097134ff3c332f>
+  </documentManagement>
+</p:properties>
 </file>
 
 <file path=customXml/item5.xml><?xml version="1.0" encoding="utf-8"?>
@@ -14283,18 +11112,23 @@
 </file>
 
 <file path=customXml/itemProps1.xml><?xml version="1.0" encoding="utf-8"?>
-<ds:datastoreItem xmlns:ds="http://schemas.openxmlformats.org/officeDocument/2006/customXml" ds:itemID="{34DC218D-E50E-4CF5-85DB-9A8C0CFB31BC}">
+<ds:datastoreItem xmlns:ds="http://schemas.openxmlformats.org/officeDocument/2006/customXml" ds:itemID="{E51A32CD-F127-4FDB-8522-9CEA42007ADE}">
   <ds:schemaRefs>
-    <ds:schemaRef ds:uri="http://schemas.microsoft.com/office/2006/metadata/properties"/>
-    <ds:schemaRef ds:uri="http://schemas.microsoft.com/office/infopath/2007/PartnerControls"/>
-    <ds:schemaRef ds:uri="785685f2-c2e1-4352-89aa-3faca8eaba52"/>
-    <ds:schemaRef ds:uri="5067c814-4b34-462c-a21d-c185ff6548d2"/>
+    <ds:schemaRef ds:uri="http://schemas.openxmlformats.org/officeDocument/2006/bibliography"/>
   </ds:schemaRefs>
 </ds:datastoreItem>
 </file>
 
 <file path=customXml/itemProps2.xml><?xml version="1.0" encoding="utf-8"?>
-<ds:datastoreItem xmlns:ds="http://schemas.openxmlformats.org/officeDocument/2006/customXml" ds:itemID="{98EF0C0D-9588-41A2-93B5-8F69F01AB161}">
+<ds:datastoreItem xmlns:ds="http://schemas.openxmlformats.org/officeDocument/2006/customXml" ds:itemID="{0372BA53-05C9-4401-B159-19B0DB22D2D7}">
+  <ds:schemaRefs>
+    <ds:schemaRef ds:uri="http://schemas.openxmlformats.org/officeDocument/2006/bibliography"/>
+  </ds:schemaRefs>
+</ds:datastoreItem>
+</file>
+
+<file path=customXml/itemProps3.xml><?xml version="1.0" encoding="utf-8"?>
+<ds:datastoreItem xmlns:ds="http://schemas.openxmlformats.org/officeDocument/2006/customXml" ds:itemID="{4511AB02-0F79-48E2-BF1E-B3853FDDF67C}">
   <ds:schemaRefs>
     <ds:schemaRef ds:uri="http://schemas.microsoft.com/office/2006/metadata/contentType"/>
     <ds:schemaRef ds:uri="http://schemas.microsoft.com/office/2006/metadata/properties/metaAttributes"/>
@@ -14312,18 +11146,19 @@
 </ds:datastoreItem>
 </file>
 
-<file path=customXml/itemProps3.xml><?xml version="1.0" encoding="utf-8"?>
-<ds:datastoreItem xmlns:ds="http://schemas.openxmlformats.org/officeDocument/2006/customXml" ds:itemID="{0372BA53-05C9-4401-B159-19B0DB22D2D7}">
+<file path=customXml/itemProps4.xml><?xml version="1.0" encoding="utf-8"?>
+<ds:datastoreItem xmlns:ds="http://schemas.openxmlformats.org/officeDocument/2006/customXml" ds:itemID="{34DC218D-E50E-4CF5-85DB-9A8C0CFB31BC}">
   <ds:schemaRefs>
-    <ds:schemaRef ds:uri="http://schemas.openxmlformats.org/officeDocument/2006/bibliography"/>
-  </ds:schemaRefs>
-</ds:datastoreItem>
-</file>
-
-<file path=customXml/itemProps4.xml><?xml version="1.0" encoding="utf-8"?>
-<ds:datastoreItem xmlns:ds="http://schemas.openxmlformats.org/officeDocument/2006/customXml" ds:itemID="{E51A32CD-F127-4FDB-8522-9CEA42007ADE}">
-  <ds:schemaRefs>
-    <ds:schemaRef ds:uri="http://schemas.openxmlformats.org/officeDocument/2006/bibliography"/>
+    <ds:schemaRef ds:uri="http://schemas.microsoft.com/office/2006/metadata/properties"/>
+    <ds:schemaRef ds:uri="http://purl.org/dc/dcmitype/"/>
+    <ds:schemaRef ds:uri="http://www.w3.org/XML/1998/namespace"/>
+    <ds:schemaRef ds:uri="http://schemas.microsoft.com/office/infopath/2007/PartnerControls"/>
+    <ds:schemaRef ds:uri="785685f2-c2e1-4352-89aa-3faca8eaba52"/>
+    <ds:schemaRef ds:uri="http://purl.org/dc/terms/"/>
+    <ds:schemaRef ds:uri="http://purl.org/dc/elements/1.1/"/>
+    <ds:schemaRef ds:uri="http://schemas.microsoft.com/office/2006/documentManagement/types"/>
+    <ds:schemaRef ds:uri="http://schemas.openxmlformats.org/package/2006/metadata/core-properties"/>
+    <ds:schemaRef ds:uri="5067c814-4b34-462c-a21d-c185ff6548d2"/>
   </ds:schemaRefs>
 </ds:datastoreItem>
 </file>
